--- a/docs/eParafia dokumentacja.docx
+++ b/docs/eParafia dokumentacja.docx
@@ -1,6 +1,6 @@
 
 <file path=word/document.xml><?xml version="1.0" encoding="utf-8"?>
-<w:document xmlns:wpc="http://schemas.microsoft.com/office/word/2010/wordprocessingCanvas" xmlns:cx="http://schemas.microsoft.com/office/drawing/2014/chartex" xmlns:cx1="http://schemas.microsoft.com/office/drawing/2015/9/8/chartex" xmlns:cx2="http://schemas.microsoft.com/office/drawing/2015/10/21/chartex" xmlns:cx3="http://schemas.microsoft.com/office/drawing/2016/5/9/chartex" xmlns:cx4="http://schemas.microsoft.com/office/drawing/2016/5/10/chartex" xmlns:cx5="http://schemas.microsoft.com/office/drawing/2016/5/11/chartex" xmlns:cx6="http://schemas.microsoft.com/office/drawing/2016/5/12/chartex" xmlns:cx7="http://schemas.microsoft.com/office/drawing/2016/5/13/chartex" xmlns:cx8="http://schemas.microsoft.com/office/drawing/2016/5/14/chartex" xmlns:mc="http://schemas.openxmlformats.org/markup-compatibility/2006" xmlns:aink="http://schemas.microsoft.com/office/drawing/2016/ink" xmlns:am3d="http://schemas.microsoft.com/office/drawing/2017/model3d" xmlns:o="urn:schemas-microsoft-com:office:office" xmlns:oel="http://schemas.microsoft.com/office/2019/extlst" xmlns:r="http://schemas.openxmlformats.org/officeDocument/2006/relationships" xmlns:m="http://schemas.openxmlformats.org/officeDocument/2006/math" xmlns:v="urn:schemas-microsoft-com:vml" xmlns:wp14="http://schemas.microsoft.com/office/word/2010/wordprocessingDrawing" xmlns:wp="http://schemas.openxmlformats.org/drawingml/2006/wordprocessingDrawing" xmlns:w10="urn:schemas-microsoft-com:office:word" xmlns:w="http://schemas.openxmlformats.org/wordprocessingml/2006/main" xmlns:w14="http://schemas.microsoft.com/office/word/2010/wordml" xmlns:w15="http://schemas.microsoft.com/office/word/2012/wordml" xmlns:w16cex="http://schemas.microsoft.com/office/word/2018/wordml/cex" xmlns:w16cid="http://schemas.microsoft.com/office/word/2016/wordml/cid" xmlns:w16="http://schemas.microsoft.com/office/word/2018/wordml" xmlns:w16du="http://schemas.microsoft.com/office/word/2023/wordml/word16du" xmlns:w16sdtdh="http://schemas.microsoft.com/office/word/2020/wordml/sdtdatahash" xmlns:w16sdtfl="http://schemas.microsoft.com/office/word/2024/wordml/sdtformatlock" xmlns:w16se="http://schemas.microsoft.com/office/word/2015/wordml/symex" xmlns:wpg="http://schemas.microsoft.com/office/word/2010/wordprocessingGroup" xmlns:wpi="http://schemas.microsoft.com/office/word/2010/wordprocessingInk" xmlns:wne="http://schemas.microsoft.com/office/word/2006/wordml" xmlns:wps="http://schemas.microsoft.com/office/word/2010/wordprocessingShape" mc:Ignorable="w14 w15 w16se w16cid w16 w16cex w16sdtdh w16sdtfl w16du wp14">
+<w:document xmlns:wpc="http://schemas.microsoft.com/office/word/2010/wordprocessingCanvas" xmlns:cx="http://schemas.microsoft.com/office/drawing/2014/chartex" xmlns:cx1="http://schemas.microsoft.com/office/drawing/2015/9/8/chartex" xmlns:mc="http://schemas.openxmlformats.org/markup-compatibility/2006" xmlns:o="urn:schemas-microsoft-com:office:office" xmlns:r="http://schemas.openxmlformats.org/officeDocument/2006/relationships" xmlns:m="http://schemas.openxmlformats.org/officeDocument/2006/math" xmlns:v="urn:schemas-microsoft-com:vml" xmlns:wp14="http://schemas.microsoft.com/office/word/2010/wordprocessingDrawing" xmlns:wp="http://schemas.openxmlformats.org/drawingml/2006/wordprocessingDrawing" xmlns:w10="urn:schemas-microsoft-com:office:word" xmlns:w="http://schemas.openxmlformats.org/wordprocessingml/2006/main" xmlns:w14="http://schemas.microsoft.com/office/word/2010/wordml" xmlns:w15="http://schemas.microsoft.com/office/word/2012/wordml" xmlns:w16se="http://schemas.microsoft.com/office/word/2015/wordml/symex" xmlns:wpg="http://schemas.microsoft.com/office/word/2010/wordprocessingGroup" xmlns:wpi="http://schemas.microsoft.com/office/word/2010/wordprocessingInk" xmlns:wne="http://schemas.microsoft.com/office/word/2006/wordml" xmlns:wps="http://schemas.microsoft.com/office/word/2010/wordprocessingShape" mc:Ignorable="w14 w15 w16se wp14">
   <w:body>
     <w:tbl>
       <w:tblPr>
@@ -84,6 +84,7 @@
                 <w:rFonts w:ascii="Calibri" w:hAnsi="Calibri" w:cs="Calibri"/>
                 <w:noProof/>
                 <w:szCs w:val="24"/>
+                <w:lang w:eastAsia="pl-PL"/>
               </w:rPr>
               <w:drawing>
                 <wp:inline distT="0" distB="0" distL="0" distR="0" wp14:anchorId="33A72762" wp14:editId="00C489CA">
@@ -495,7 +496,11 @@
         </w:numPr>
       </w:pPr>
       <w:r>
-        <w:t>Produkty projektanta: model projektowy w stylu D</w:t>
+        <w:t xml:space="preserve">Produkty projektanta: model projektowy w stylu </w:t>
+      </w:r>
+      <w:proofErr w:type="spellStart"/>
+      <w:r>
+        <w:t>D</w:t>
       </w:r>
       <w:r>
         <w:t>omain-</w:t>
@@ -504,7 +509,11 @@
         <w:t>D</w:t>
       </w:r>
       <w:r>
-        <w:t xml:space="preserve">riven </w:t>
+        <w:t>riven</w:t>
+      </w:r>
+      <w:proofErr w:type="spellEnd"/>
+      <w:r>
+        <w:t xml:space="preserve"> </w:t>
       </w:r>
       <w:r>
         <w:t>D</w:t>
@@ -2150,7 +2159,15 @@
     </w:p>
     <w:p>
       <w:r>
-        <w:t>System eParafia wspi</w:t>
+        <w:t xml:space="preserve">System </w:t>
+      </w:r>
+      <w:proofErr w:type="spellStart"/>
+      <w:r>
+        <w:t>eParafia</w:t>
+      </w:r>
+      <w:proofErr w:type="spellEnd"/>
+      <w:r>
+        <w:t xml:space="preserve"> wspi</w:t>
       </w:r>
       <w:r>
         <w:t>era</w:t>
@@ -2182,7 +2199,15 @@
     <w:p>
       <w:bookmarkStart w:id="3" w:name="_Toc224203098"/>
       <w:r>
-        <w:t xml:space="preserve">System eParafia umożliwia kompleksowe zarządzanie działalnością </w:t>
+        <w:t xml:space="preserve">System </w:t>
+      </w:r>
+      <w:proofErr w:type="spellStart"/>
+      <w:r>
+        <w:t>eParafia</w:t>
+      </w:r>
+      <w:proofErr w:type="spellEnd"/>
+      <w:r>
+        <w:t xml:space="preserve"> umożliwia kompleksowe zarządzanie działalnością </w:t>
       </w:r>
       <w:r>
         <w:rPr>
@@ -2358,7 +2383,15 @@
         <w:t>grupami parafialnymi</w:t>
       </w:r>
       <w:r>
-        <w:t xml:space="preserve"> (np. ministranci, schola), do których przypisywani są parafianie.</w:t>
+        <w:t xml:space="preserve"> (np. ministranci, </w:t>
+      </w:r>
+      <w:proofErr w:type="spellStart"/>
+      <w:r>
+        <w:t>schola</w:t>
+      </w:r>
+      <w:proofErr w:type="spellEnd"/>
+      <w:r>
+        <w:t>), do których przypisywani są parafianie.</w:t>
       </w:r>
     </w:p>
     <w:p>
@@ -2605,7 +2638,23 @@
               <w:t xml:space="preserve"> zawiera </w:t>
             </w:r>
             <w:r>
-              <w:t>podstawowe informacje identyfikujące jednostkę, takie jak id_parafii, nazwa, adres, telefon, email oraz data_erygowania.</w:t>
+              <w:t xml:space="preserve">podstawowe informacje identyfikujące jednostkę, takie jak </w:t>
+            </w:r>
+            <w:proofErr w:type="spellStart"/>
+            <w:r>
+              <w:t>id_parafii</w:t>
+            </w:r>
+            <w:proofErr w:type="spellEnd"/>
+            <w:r>
+              <w:t xml:space="preserve">, nazwa, adres, telefon, email oraz </w:t>
+            </w:r>
+            <w:proofErr w:type="spellStart"/>
+            <w:r>
+              <w:t>data_erygowania</w:t>
+            </w:r>
+            <w:proofErr w:type="spellEnd"/>
+            <w:r>
+              <w:t>.</w:t>
             </w:r>
           </w:p>
         </w:tc>
@@ -2694,8 +2743,13 @@
             <w:r>
               <w:t xml:space="preserve"> </w:t>
             </w:r>
-            <w:r>
-              <w:t>id_diecezji, nazwa, siedziba i biskup</w:t>
+            <w:proofErr w:type="spellStart"/>
+            <w:r>
+              <w:t>id_diecezji</w:t>
+            </w:r>
+            <w:proofErr w:type="spellEnd"/>
+            <w:r>
+              <w:t>, nazwa, siedziba i biskup</w:t>
             </w:r>
             <w:r>
               <w:t>.</w:t>
@@ -2869,7 +2923,15 @@
               <w:t xml:space="preserve"> </w:t>
             </w:r>
             <w:r>
-              <w:t>przechowuje dane wiernych, takie jak id_parafianina, imię, nazwisko, PESEL, data urodzenia, telefon i email, a także powiązania z parafią i rodziną.</w:t>
+              <w:t xml:space="preserve">przechowuje dane wiernych, takie jak </w:t>
+            </w:r>
+            <w:proofErr w:type="spellStart"/>
+            <w:r>
+              <w:t>id_parafianina</w:t>
+            </w:r>
+            <w:proofErr w:type="spellEnd"/>
+            <w:r>
+              <w:t>, imię, nazwisko, PESEL, data urodzenia, telefon i email, a także powiązania z parafią i rodziną.</w:t>
             </w:r>
           </w:p>
         </w:tc>
@@ -2910,8 +2972,13 @@
             <w:r>
               <w:t xml:space="preserve"> zawiera </w:t>
             </w:r>
-            <w:r>
-              <w:t>id_kartoteki, datę utworzenia oraz opis.</w:t>
+            <w:proofErr w:type="spellStart"/>
+            <w:r>
+              <w:t>id_kartoteki</w:t>
+            </w:r>
+            <w:proofErr w:type="spellEnd"/>
+            <w:r>
+              <w:t>, datę utworzenia oraz opis.</w:t>
             </w:r>
           </w:p>
         </w:tc>
@@ -2953,7 +3020,15 @@
               <w:t xml:space="preserve"> </w:t>
             </w:r>
             <w:r>
-              <w:t>posiada id_dokumentu, typ, datę wystawienia</w:t>
+              <w:t xml:space="preserve">posiada </w:t>
+            </w:r>
+            <w:proofErr w:type="spellStart"/>
+            <w:r>
+              <w:t>id_dokumentu</w:t>
+            </w:r>
+            <w:proofErr w:type="spellEnd"/>
+            <w:r>
+              <w:t>, typ, datę wystawienia</w:t>
             </w:r>
             <w:r>
               <w:t>,</w:t>
@@ -3004,7 +3079,15 @@
               <w:t xml:space="preserve"> </w:t>
             </w:r>
             <w:r>
-              <w:t>zawiera id_rodziny, nazwisko rodziny oraz liczbę członków.</w:t>
+              <w:t xml:space="preserve">zawiera </w:t>
+            </w:r>
+            <w:proofErr w:type="spellStart"/>
+            <w:r>
+              <w:t>id_rodziny</w:t>
+            </w:r>
+            <w:proofErr w:type="spellEnd"/>
+            <w:r>
+              <w:t>, nazwisko rodziny oraz liczbę członków.</w:t>
             </w:r>
             <w:r>
               <w:t xml:space="preserve"> Każdy parafianin należy do konkretnej rodziny.</w:t>
@@ -3024,6 +3107,7 @@
                 <w:bCs/>
               </w:rPr>
             </w:pPr>
+            <w:proofErr w:type="spellStart"/>
             <w:r>
               <w:rPr>
                 <w:b/>
@@ -3045,6 +3129,7 @@
               </w:rPr>
               <w:t>rodziny</w:t>
             </w:r>
+            <w:proofErr w:type="spellEnd"/>
           </w:p>
         </w:tc>
         <w:tc>
@@ -3058,6 +3143,7 @@
             <w:r>
               <w:t xml:space="preserve"> </w:t>
             </w:r>
+            <w:proofErr w:type="spellStart"/>
             <w:r>
               <w:rPr>
                 <w:b/>
@@ -3065,6 +3151,7 @@
               </w:rPr>
               <w:t>adres_rodziny</w:t>
             </w:r>
+            <w:proofErr w:type="spellEnd"/>
             <w:r>
               <w:t xml:space="preserve">, </w:t>
             </w:r>
@@ -3111,7 +3198,23 @@
               <w:t xml:space="preserve"> </w:t>
             </w:r>
             <w:r>
-              <w:t>określa okres przynależności (data_od_kiedy, data_do_kiedy) oraz powiązania z grupą i parafianinem</w:t>
+              <w:t>określa okres przynależności (</w:t>
+            </w:r>
+            <w:proofErr w:type="spellStart"/>
+            <w:r>
+              <w:t>data_od_kiedy</w:t>
+            </w:r>
+            <w:proofErr w:type="spellEnd"/>
+            <w:r>
+              <w:t xml:space="preserve">, </w:t>
+            </w:r>
+            <w:proofErr w:type="spellStart"/>
+            <w:r>
+              <w:t>data_do_kiedy</w:t>
+            </w:r>
+            <w:proofErr w:type="spellEnd"/>
+            <w:r>
+              <w:t>) oraz powiązania z grupą i parafianinem</w:t>
             </w:r>
             <w:r>
               <w:t>. Poprzez te encję parafianie mogą należeć do różnych grup</w:t>
@@ -3155,8 +3258,13 @@
             <w:r>
               <w:t xml:space="preserve"> posiada </w:t>
             </w:r>
-            <w:r>
-              <w:t>id_grupy, nazwę, opis oraz opiekuna</w:t>
+            <w:proofErr w:type="spellStart"/>
+            <w:r>
+              <w:t>id_grupy</w:t>
+            </w:r>
+            <w:proofErr w:type="spellEnd"/>
+            <w:r>
+              <w:t>, nazwę, opis oraz opiekuna</w:t>
             </w:r>
             <w:r>
               <w:t>.</w:t>
@@ -3215,6 +3323,7 @@
                 <w:bCs/>
               </w:rPr>
             </w:pPr>
+            <w:proofErr w:type="spellStart"/>
             <w:r>
               <w:rPr>
                 <w:b/>
@@ -3222,6 +3331,7 @@
               </w:rPr>
               <w:t>Udzielanie_sakramentu</w:t>
             </w:r>
+            <w:proofErr w:type="spellEnd"/>
           </w:p>
         </w:tc>
         <w:tc>
@@ -3229,6 +3339,7 @@
             <w:tcW w:w="6580" w:type="dxa"/>
           </w:tcPr>
           <w:p>
+            <w:proofErr w:type="spellStart"/>
             <w:r>
               <w:rPr>
                 <w:b/>
@@ -3236,6 +3347,7 @@
               </w:rPr>
               <w:t>Udzielanie_sakramentu</w:t>
             </w:r>
+            <w:proofErr w:type="spellEnd"/>
             <w:r>
               <w:t xml:space="preserve"> </w:t>
             </w:r>
@@ -3344,6 +3456,7 @@
                 <w:bCs/>
               </w:rPr>
             </w:pPr>
+            <w:proofErr w:type="spellStart"/>
             <w:r>
               <w:rPr>
                 <w:b/>
@@ -3351,6 +3464,7 @@
               </w:rPr>
               <w:t>Typ_wydarzenia</w:t>
             </w:r>
+            <w:proofErr w:type="spellEnd"/>
           </w:p>
         </w:tc>
         <w:tc>
@@ -3358,6 +3472,7 @@
             <w:tcW w:w="6580" w:type="dxa"/>
           </w:tcPr>
           <w:p>
+            <w:proofErr w:type="spellStart"/>
             <w:r>
               <w:rPr>
                 <w:b/>
@@ -3379,6 +3494,7 @@
               </w:rPr>
               <w:t>wydarzenia</w:t>
             </w:r>
+            <w:proofErr w:type="spellEnd"/>
             <w:r>
               <w:t xml:space="preserve"> </w:t>
             </w:r>
@@ -3467,7 +3583,15 @@
               <w:t xml:space="preserve"> </w:t>
             </w:r>
             <w:r>
-              <w:t>zawiera id_intencji, treść, datę oraz ofiarodawcę</w:t>
+              <w:t xml:space="preserve">zawiera </w:t>
+            </w:r>
+            <w:proofErr w:type="spellStart"/>
+            <w:r>
+              <w:t>id_intencji</w:t>
+            </w:r>
+            <w:proofErr w:type="spellEnd"/>
+            <w:r>
+              <w:t>, treść, datę oraz ofiarodawcę</w:t>
             </w:r>
             <w:r>
               <w:t xml:space="preserve"> oraz powiązanie z konkretnym wydarzeniem.</w:t>
@@ -3649,14 +3773,27 @@
       <w:r>
         <w:t xml:space="preserve">Tabela </w:t>
       </w:r>
-      <w:fldSimple w:instr=" SEQ Tabela \* ARABIC ">
-        <w:r>
-          <w:rPr>
-            <w:noProof/>
-          </w:rPr>
-          <w:t>1</w:t>
-        </w:r>
-      </w:fldSimple>
+      <w:r>
+        <w:fldChar w:fldCharType="begin"/>
+      </w:r>
+      <w:r>
+        <w:instrText xml:space="preserve"> SEQ Tabela \* ARABIC </w:instrText>
+      </w:r>
+      <w:r>
+        <w:fldChar w:fldCharType="separate"/>
+      </w:r>
+      <w:r>
+        <w:rPr>
+          <w:noProof/>
+        </w:rPr>
+        <w:t>1</w:t>
+      </w:r>
+      <w:r>
+        <w:rPr>
+          <w:noProof/>
+        </w:rPr>
+        <w:fldChar w:fldCharType="end"/>
+      </w:r>
       <w:r>
         <w:t>. Opis encji</w:t>
       </w:r>
@@ -3676,6 +3813,7 @@
       <w:r>
         <w:rPr>
           <w:noProof/>
+          <w:lang w:eastAsia="pl-PL"/>
         </w:rPr>
         <w:drawing>
           <wp:inline distT="0" distB="0" distL="0" distR="0" wp14:anchorId="32DB8C4C" wp14:editId="088E28B2">
@@ -3727,14 +3865,27 @@
       <w:r>
         <w:t xml:space="preserve">Rysunek </w:t>
       </w:r>
-      <w:fldSimple w:instr=" SEQ Rysunek \* ARABIC ">
-        <w:r>
-          <w:rPr>
-            <w:noProof/>
-          </w:rPr>
-          <w:t>1</w:t>
-        </w:r>
-      </w:fldSimple>
+      <w:r>
+        <w:fldChar w:fldCharType="begin"/>
+      </w:r>
+      <w:r>
+        <w:instrText xml:space="preserve"> SEQ Rysunek \* ARABIC </w:instrText>
+      </w:r>
+      <w:r>
+        <w:fldChar w:fldCharType="separate"/>
+      </w:r>
+      <w:r>
+        <w:rPr>
+          <w:noProof/>
+        </w:rPr>
+        <w:t>1</w:t>
+      </w:r>
+      <w:r>
+        <w:rPr>
+          <w:noProof/>
+        </w:rPr>
+        <w:fldChar w:fldCharType="end"/>
+      </w:r>
       <w:r>
         <w:t>. Diagram ERD</w:t>
       </w:r>
@@ -3743,6 +3894,7 @@
       <w:r>
         <w:rPr>
           <w:noProof/>
+          <w:lang w:eastAsia="pl-PL"/>
         </w:rPr>
         <w:lastRenderedPageBreak/>
         <w:drawing>
@@ -3795,14 +3947,27 @@
       <w:r>
         <w:t xml:space="preserve">Rysunek </w:t>
       </w:r>
-      <w:fldSimple w:instr=" SEQ Rysunek \* ARABIC ">
-        <w:r>
-          <w:rPr>
-            <w:noProof/>
-          </w:rPr>
-          <w:t>2</w:t>
-        </w:r>
-      </w:fldSimple>
+      <w:r>
+        <w:fldChar w:fldCharType="begin"/>
+      </w:r>
+      <w:r>
+        <w:instrText xml:space="preserve"> SEQ Rysunek \* ARABIC </w:instrText>
+      </w:r>
+      <w:r>
+        <w:fldChar w:fldCharType="separate"/>
+      </w:r>
+      <w:r>
+        <w:rPr>
+          <w:noProof/>
+        </w:rPr>
+        <w:t>2</w:t>
+      </w:r>
+      <w:r>
+        <w:rPr>
+          <w:noProof/>
+        </w:rPr>
+        <w:fldChar w:fldCharType="end"/>
+      </w:r>
       <w:r>
         <w:t>. Diagram relacyjny</w:t>
       </w:r>
@@ -3838,6 +4003,7 @@
       <w:r>
         <w:rPr>
           <w:noProof/>
+          <w:lang w:eastAsia="pl-PL"/>
         </w:rPr>
         <w:drawing>
           <wp:inline distT="0" distB="0" distL="0" distR="0" wp14:anchorId="2E6665FF" wp14:editId="0F104FD1">
@@ -3889,14 +4055,27 @@
       <w:r>
         <w:t xml:space="preserve">Rysunek </w:t>
       </w:r>
-      <w:fldSimple w:instr=" SEQ Rysunek \* ARABIC ">
-        <w:r>
-          <w:rPr>
-            <w:noProof/>
-          </w:rPr>
-          <w:t>3</w:t>
-        </w:r>
-      </w:fldSimple>
+      <w:r>
+        <w:fldChar w:fldCharType="begin"/>
+      </w:r>
+      <w:r>
+        <w:instrText xml:space="preserve"> SEQ Rysunek \* ARABIC </w:instrText>
+      </w:r>
+      <w:r>
+        <w:fldChar w:fldCharType="separate"/>
+      </w:r>
+      <w:r>
+        <w:rPr>
+          <w:noProof/>
+        </w:rPr>
+        <w:t>3</w:t>
+      </w:r>
+      <w:r>
+        <w:rPr>
+          <w:noProof/>
+        </w:rPr>
+        <w:fldChar w:fldCharType="end"/>
+      </w:r>
       <w:r>
         <w:t>. Diagram relacyjny po podziale na konteksty</w:t>
       </w:r>
@@ -3909,6 +4088,7 @@
       <w:r>
         <w:rPr>
           <w:noProof/>
+          <w:lang w:eastAsia="pl-PL"/>
         </w:rPr>
         <mc:AlternateContent>
           <mc:Choice Requires="wpi">
@@ -3942,7 +4122,7 @@
               </wp:anchor>
             </w:drawing>
           </mc:Choice>
-          <mc:Fallback>
+          <mc:Fallback xmlns:w16sdtfl="http://schemas.microsoft.com/office/word/2024/wordml/sdtformatlock" xmlns:w16sdtdh="http://schemas.microsoft.com/office/word/2020/wordml/sdtdatahash" xmlns:w16du="http://schemas.microsoft.com/office/word/2023/wordml/word16du" xmlns:w16="http://schemas.microsoft.com/office/word/2018/wordml" xmlns:w16cid="http://schemas.microsoft.com/office/word/2016/wordml/cid" xmlns:w16cex="http://schemas.microsoft.com/office/word/2018/wordml/cex" xmlns:oel="http://schemas.microsoft.com/office/2019/extlst" xmlns:am3d="http://schemas.microsoft.com/office/drawing/2017/model3d" xmlns:aink="http://schemas.microsoft.com/office/drawing/2016/ink" xmlns:cx8="http://schemas.microsoft.com/office/drawing/2016/5/14/chartex" xmlns:cx7="http://schemas.microsoft.com/office/drawing/2016/5/13/chartex" xmlns:cx6="http://schemas.microsoft.com/office/drawing/2016/5/12/chartex" xmlns:cx5="http://schemas.microsoft.com/office/drawing/2016/5/11/chartex" xmlns:cx4="http://schemas.microsoft.com/office/drawing/2016/5/10/chartex" xmlns:cx3="http://schemas.microsoft.com/office/drawing/2016/5/9/chartex" xmlns:cx2="http://schemas.microsoft.com/office/drawing/2015/10/21/chartex">
             <w:pict>
               <v:shapetype w14:anchorId="286D09DB" id="_x0000_t75" coordsize="21600,21600" o:spt="75" o:preferrelative="t" path="m@4@5l@4@11@9@11@9@5xe" filled="f" stroked="f">
                 <v:stroke joinstyle="miter"/>
@@ -4411,6 +4591,7 @@
           <w:rFonts w:cs="Times New Roman"/>
           <w:noProof/>
           <w:szCs w:val="24"/>
+          <w:lang w:eastAsia="pl-PL"/>
         </w:rPr>
         <w:drawing>
           <wp:inline distT="0" distB="0" distL="0" distR="0" wp14:anchorId="3EEBB350" wp14:editId="4E7A93E6">
@@ -4499,6 +4680,7 @@
       <w:r>
         <w:rPr>
           <w:noProof/>
+          <w:lang w:eastAsia="pl-PL"/>
         </w:rPr>
         <w:drawing>
           <wp:inline distT="0" distB="0" distL="0" distR="0" wp14:anchorId="6579D4DD" wp14:editId="144CD2D3">
@@ -4594,6 +4776,7 @@
       <w:r>
         <w:rPr>
           <w:noProof/>
+          <w:lang w:eastAsia="pl-PL"/>
         </w:rPr>
         <w:drawing>
           <wp:inline distT="0" distB="0" distL="0" distR="0" wp14:anchorId="18CA6BE0" wp14:editId="368855AD">
@@ -4680,6 +4863,7 @@
           <w:rFonts w:cs="Times New Roman"/>
           <w:noProof/>
           <w:szCs w:val="24"/>
+          <w:lang w:eastAsia="pl-PL"/>
         </w:rPr>
         <w:drawing>
           <wp:inline distT="0" distB="0" distL="0" distR="0" wp14:anchorId="719CC915" wp14:editId="4C6C56B0">
@@ -4795,6 +4979,7 @@
           <w:bCs/>
           <w:noProof/>
           <w:szCs w:val="24"/>
+          <w:lang w:eastAsia="pl-PL"/>
         </w:rPr>
         <w:drawing>
           <wp:inline distT="0" distB="0" distL="0" distR="0" wp14:anchorId="3F5169B7" wp14:editId="777626FD">
@@ -4878,6 +5063,7 @@
       <w:r>
         <w:rPr>
           <w:noProof/>
+          <w:lang w:eastAsia="pl-PL"/>
         </w:rPr>
         <w:drawing>
           <wp:inline distT="0" distB="0" distL="0" distR="0" wp14:anchorId="135759A7" wp14:editId="0B385185">
@@ -5156,8 +5342,13 @@
             <w:tcW w:w="3397" w:type="dxa"/>
           </w:tcPr>
           <w:p>
-            <w:r>
-              <w:t>Adres_rodziny – Rodzina (1:1)</w:t>
+            <w:proofErr w:type="spellStart"/>
+            <w:r>
+              <w:t>Adres_rodziny</w:t>
+            </w:r>
+            <w:proofErr w:type="spellEnd"/>
+            <w:r>
+              <w:t xml:space="preserve"> – Rodzina (1:1)</w:t>
             </w:r>
           </w:p>
         </w:tc>
@@ -5360,8 +5551,13 @@
             <w:tcW w:w="3397" w:type="dxa"/>
           </w:tcPr>
           <w:p>
-            <w:r>
-              <w:t>Typ_wydarzenia – Wydarzenie (1:N)</w:t>
+            <w:proofErr w:type="spellStart"/>
+            <w:r>
+              <w:t>Typ_wydarzenia</w:t>
+            </w:r>
+            <w:proofErr w:type="spellEnd"/>
+            <w:r>
+              <w:t xml:space="preserve"> – Wydarzenie (1:N)</w:t>
             </w:r>
           </w:p>
         </w:tc>
@@ -5394,7 +5590,15 @@
           </w:tcPr>
           <w:p>
             <w:r>
-              <w:t>Konkretny harmonogram może być w ramach wielu wydarzeń, a konkretne wydarzenie ma jeden konkretny hatrmonogram.</w:t>
+              <w:t xml:space="preserve">Konkretny harmonogram może być w ramach wielu wydarzeń, a konkretne wydarzenie ma jeden konkretny </w:t>
+            </w:r>
+            <w:proofErr w:type="spellStart"/>
+            <w:r>
+              <w:t>hatrmonogram</w:t>
+            </w:r>
+            <w:proofErr w:type="spellEnd"/>
+            <w:r>
+              <w:t>.</w:t>
             </w:r>
           </w:p>
         </w:tc>
@@ -5517,14 +5721,27 @@
       <w:r>
         <w:t xml:space="preserve">Tabela </w:t>
       </w:r>
-      <w:fldSimple w:instr=" SEQ Tabela \* ARABIC ">
-        <w:r>
-          <w:rPr>
-            <w:noProof/>
-          </w:rPr>
-          <w:t>2</w:t>
-        </w:r>
-      </w:fldSimple>
+      <w:r>
+        <w:fldChar w:fldCharType="begin"/>
+      </w:r>
+      <w:r>
+        <w:instrText xml:space="preserve"> SEQ Tabela \* ARABIC </w:instrText>
+      </w:r>
+      <w:r>
+        <w:fldChar w:fldCharType="separate"/>
+      </w:r>
+      <w:r>
+        <w:rPr>
+          <w:noProof/>
+        </w:rPr>
+        <w:t>2</w:t>
+      </w:r>
+      <w:r>
+        <w:rPr>
+          <w:noProof/>
+        </w:rPr>
+        <w:fldChar w:fldCharType="end"/>
+      </w:r>
       <w:r>
         <w:t>. Opis relacji</w:t>
       </w:r>
@@ -5610,6 +5827,7 @@
       <w:r>
         <w:rPr>
           <w:noProof/>
+          <w:lang w:eastAsia="pl-PL"/>
         </w:rPr>
         <w:drawing>
           <wp:inline distT="0" distB="0" distL="0" distR="0" wp14:anchorId="15212888" wp14:editId="40B86057">
@@ -5670,14 +5888,27 @@
       <w:r>
         <w:t xml:space="preserve">Rysunek </w:t>
       </w:r>
-      <w:fldSimple w:instr=" SEQ Rysunek \* ARABIC ">
-        <w:r>
-          <w:rPr>
-            <w:noProof/>
-          </w:rPr>
-          <w:t>4</w:t>
-        </w:r>
-      </w:fldSimple>
+      <w:r>
+        <w:fldChar w:fldCharType="begin"/>
+      </w:r>
+      <w:r>
+        <w:instrText xml:space="preserve"> SEQ Rysunek \* ARABIC </w:instrText>
+      </w:r>
+      <w:r>
+        <w:fldChar w:fldCharType="separate"/>
+      </w:r>
+      <w:r>
+        <w:rPr>
+          <w:noProof/>
+        </w:rPr>
+        <w:t>4</w:t>
+      </w:r>
+      <w:r>
+        <w:rPr>
+          <w:noProof/>
+        </w:rPr>
+        <w:fldChar w:fldCharType="end"/>
+      </w:r>
       <w:r>
         <w:t>. Diagram przypadków użycia - organizowanie wydarzeń parafialnych</w:t>
       </w:r>
@@ -5707,6 +5938,7 @@
       <w:r>
         <w:rPr>
           <w:noProof/>
+          <w:lang w:eastAsia="pl-PL"/>
         </w:rPr>
         <w:drawing>
           <wp:inline distT="0" distB="0" distL="0" distR="0" wp14:anchorId="41E62C91" wp14:editId="39A40500">
@@ -5752,14 +5984,27 @@
       <w:r>
         <w:t xml:space="preserve">Rysunek </w:t>
       </w:r>
-      <w:fldSimple w:instr=" SEQ Rysunek \* ARABIC ">
-        <w:r>
-          <w:rPr>
-            <w:noProof/>
-          </w:rPr>
-          <w:t>5</w:t>
-        </w:r>
-      </w:fldSimple>
+      <w:r>
+        <w:fldChar w:fldCharType="begin"/>
+      </w:r>
+      <w:r>
+        <w:instrText xml:space="preserve"> SEQ Rysunek \* ARABIC </w:instrText>
+      </w:r>
+      <w:r>
+        <w:fldChar w:fldCharType="separate"/>
+      </w:r>
+      <w:r>
+        <w:rPr>
+          <w:noProof/>
+        </w:rPr>
+        <w:t>5</w:t>
+      </w:r>
+      <w:r>
+        <w:rPr>
+          <w:noProof/>
+        </w:rPr>
+        <w:fldChar w:fldCharType="end"/>
+      </w:r>
       <w:r>
         <w:t xml:space="preserve">. </w:t>
       </w:r>
@@ -5801,6 +6046,7 @@
       <w:r>
         <w:rPr>
           <w:noProof/>
+          <w:lang w:eastAsia="pl-PL"/>
         </w:rPr>
         <w:drawing>
           <wp:inline distT="0" distB="0" distL="0" distR="0" wp14:anchorId="62CA4C12" wp14:editId="724DC223">
@@ -5856,14 +6102,27 @@
       <w:r>
         <w:t xml:space="preserve">Rysunek </w:t>
       </w:r>
-      <w:fldSimple w:instr=" SEQ Rysunek \* ARABIC ">
-        <w:r>
-          <w:rPr>
-            <w:noProof/>
-          </w:rPr>
-          <w:t>6</w:t>
-        </w:r>
-      </w:fldSimple>
+      <w:r>
+        <w:fldChar w:fldCharType="begin"/>
+      </w:r>
+      <w:r>
+        <w:instrText xml:space="preserve"> SEQ Rysunek \* ARABIC </w:instrText>
+      </w:r>
+      <w:r>
+        <w:fldChar w:fldCharType="separate"/>
+      </w:r>
+      <w:r>
+        <w:rPr>
+          <w:noProof/>
+        </w:rPr>
+        <w:t>6</w:t>
+      </w:r>
+      <w:r>
+        <w:rPr>
+          <w:noProof/>
+        </w:rPr>
+        <w:fldChar w:fldCharType="end"/>
+      </w:r>
       <w:r>
         <w:t xml:space="preserve">. </w:t>
       </w:r>
@@ -5910,6 +6169,7 @@
           <w:b/>
           <w:bCs/>
           <w:noProof/>
+          <w:lang w:eastAsia="pl-PL"/>
         </w:rPr>
         <w:drawing>
           <wp:inline distT="0" distB="0" distL="0" distR="0" wp14:anchorId="69D87BDC" wp14:editId="10FF5557">
@@ -5961,14 +6221,27 @@
       <w:r>
         <w:t xml:space="preserve">Rysunek </w:t>
       </w:r>
-      <w:fldSimple w:instr=" SEQ Rysunek \* ARABIC ">
-        <w:r>
-          <w:rPr>
-            <w:noProof/>
-          </w:rPr>
-          <w:t>7</w:t>
-        </w:r>
-      </w:fldSimple>
+      <w:r>
+        <w:fldChar w:fldCharType="begin"/>
+      </w:r>
+      <w:r>
+        <w:instrText xml:space="preserve"> SEQ Rysunek \* ARABIC </w:instrText>
+      </w:r>
+      <w:r>
+        <w:fldChar w:fldCharType="separate"/>
+      </w:r>
+      <w:r>
+        <w:rPr>
+          <w:noProof/>
+        </w:rPr>
+        <w:t>7</w:t>
+      </w:r>
+      <w:r>
+        <w:rPr>
+          <w:noProof/>
+        </w:rPr>
+        <w:fldChar w:fldCharType="end"/>
+      </w:r>
       <w:r>
         <w:t xml:space="preserve"> </w:t>
       </w:r>
@@ -6009,6 +6282,7 @@
           <w:b/>
           <w:bCs/>
           <w:noProof/>
+          <w:lang w:eastAsia="pl-PL"/>
         </w:rPr>
         <w:drawing>
           <wp:inline distT="0" distB="0" distL="0" distR="0" wp14:anchorId="3B2392CA" wp14:editId="4892E05D">
@@ -6060,14 +6334,27 @@
       <w:r>
         <w:t xml:space="preserve">Rysunek </w:t>
       </w:r>
-      <w:fldSimple w:instr=" SEQ Rysunek \* ARABIC ">
-        <w:r>
-          <w:rPr>
-            <w:noProof/>
-          </w:rPr>
-          <w:t>8</w:t>
-        </w:r>
-      </w:fldSimple>
+      <w:r>
+        <w:fldChar w:fldCharType="begin"/>
+      </w:r>
+      <w:r>
+        <w:instrText xml:space="preserve"> SEQ Rysunek \* ARABIC </w:instrText>
+      </w:r>
+      <w:r>
+        <w:fldChar w:fldCharType="separate"/>
+      </w:r>
+      <w:r>
+        <w:rPr>
+          <w:noProof/>
+        </w:rPr>
+        <w:t>8</w:t>
+      </w:r>
+      <w:r>
+        <w:rPr>
+          <w:noProof/>
+        </w:rPr>
+        <w:fldChar w:fldCharType="end"/>
+      </w:r>
       <w:r>
         <w:t xml:space="preserve"> Diagram przypadków użycia - zarządzanie wspólnotą parafialną</w:t>
       </w:r>
@@ -6112,6 +6399,7 @@
       <w:r>
         <w:rPr>
           <w:noProof/>
+          <w:lang w:eastAsia="pl-PL"/>
         </w:rPr>
         <w:drawing>
           <wp:inline distT="0" distB="0" distL="0" distR="0" wp14:anchorId="6FCF8A37" wp14:editId="07F64A02">
@@ -6158,14 +6446,27 @@
       <w:r>
         <w:t xml:space="preserve">Rysunek </w:t>
       </w:r>
-      <w:fldSimple w:instr=" SEQ Rysunek \* ARABIC ">
-        <w:r>
-          <w:rPr>
-            <w:noProof/>
-          </w:rPr>
-          <w:t>9</w:t>
-        </w:r>
-      </w:fldSimple>
+      <w:r>
+        <w:fldChar w:fldCharType="begin"/>
+      </w:r>
+      <w:r>
+        <w:instrText xml:space="preserve"> SEQ Rysunek \* ARABIC </w:instrText>
+      </w:r>
+      <w:r>
+        <w:fldChar w:fldCharType="separate"/>
+      </w:r>
+      <w:r>
+        <w:rPr>
+          <w:noProof/>
+        </w:rPr>
+        <w:t>9</w:t>
+      </w:r>
+      <w:r>
+        <w:rPr>
+          <w:noProof/>
+        </w:rPr>
+        <w:fldChar w:fldCharType="end"/>
+      </w:r>
       <w:r>
         <w:t xml:space="preserve"> </w:t>
       </w:r>
@@ -6260,7 +6561,15 @@
         <w:t>zarządzanie wydarzeniami parafialnymi</w:t>
       </w:r>
       <w:r>
-        <w:t>, z którego korzysta Organizator. Funkcja ta obejmuje kompleksową obsługę wydarzeń odbywających się w parafii. W jej ramach wyróżniono trzy rozszerzenia (relacje «extends»), które reprezentują dodatkowe, opcjonalne funkcjonalności:</w:t>
+        <w:t>, z którego korzysta Organizator. Funkcja ta obejmuje kompleksową obsługę wydarzeń odbywających się w parafii. W jej ramach wyróżniono trzy rozszerzenia (relacje «</w:t>
+      </w:r>
+      <w:proofErr w:type="spellStart"/>
+      <w:r>
+        <w:t>extends</w:t>
+      </w:r>
+      <w:proofErr w:type="spellEnd"/>
+      <w:r>
+        <w:t>»), które reprezentują dodatkowe, opcjonalne funkcjonalności:</w:t>
       </w:r>
     </w:p>
     <w:p>
@@ -6376,7 +6685,15 @@
         <w:t>zarządzanie personelem parafii</w:t>
       </w:r>
       <w:r>
-        <w:t>, realizowane przez aktora Księdza. Funkcjonalność ta umożliwia kompleksowe administrowanie personelem, w tym przypisywanie ról i obowiązków. W ramach tego przypadku użycia wyróżniono trzy relacje rozszerzenia («extends»), które reprezentują dodatkowe operacje:</w:t>
+        <w:t>, realizowane przez aktora Księdza. Funkcjonalność ta umożliwia kompleksowe administrowanie personelem, w tym przypisywanie ról i obowiązków. W ramach tego przypadku użycia wyróżniono trzy relacje rozszerzenia («</w:t>
+      </w:r>
+      <w:proofErr w:type="spellStart"/>
+      <w:r>
+        <w:t>extends</w:t>
+      </w:r>
+      <w:proofErr w:type="spellEnd"/>
+      <w:r>
+        <w:t>»), które reprezentują dodatkowe operacje:</w:t>
       </w:r>
     </w:p>
     <w:p>
@@ -6492,7 +6809,15 @@
         <w:t>zarządzanie działalnością parafii</w:t>
       </w:r>
       <w:r>
-        <w:t>, realizowane przez aktora Księdza. Funkcjonalność ta obejmuje szeroki zakres działań administracyjnych i organizacyjnych związanych z funkcjonowaniem parafii. W jej ramach wyróżniono kilka relacji rozszerzenia («extends»), które reprezentują szczegółowe operacje:</w:t>
+        <w:t>, realizowane przez aktora Księdza. Funkcjonalność ta obejmuje szeroki zakres działań administracyjnych i organizacyjnych związanych z funkcjonowaniem parafii. W jej ramach wyróżniono kilka relacji rozszerzenia («</w:t>
+      </w:r>
+      <w:proofErr w:type="spellStart"/>
+      <w:r>
+        <w:t>extends</w:t>
+      </w:r>
+      <w:proofErr w:type="spellEnd"/>
+      <w:r>
+        <w:t>»), które reprezentują szczegółowe operacje:</w:t>
       </w:r>
     </w:p>
     <w:p>
@@ -6556,7 +6881,15 @@
         <w:t>rejestrowanie sakramentów</w:t>
       </w:r>
       <w:r>
-        <w:t>, który jest powiązany z główną funkcjonalnością poprzez relację «extends». Oznacza to, że proces ten stanowi rozszerzenie zarządzania działalnością parafii i może być realizowany w określonych sytuacjach.</w:t>
+        <w:t>, który jest powiązany z główną funkcjonalnością poprzez relację «</w:t>
+      </w:r>
+      <w:proofErr w:type="spellStart"/>
+      <w:r>
+        <w:t>extends</w:t>
+      </w:r>
+      <w:proofErr w:type="spellEnd"/>
+      <w:r>
+        <w:t>». Oznacza to, że proces ten stanowi rozszerzenie zarządzania działalnością parafii i może być realizowany w określonych sytuacjach.</w:t>
       </w:r>
     </w:p>
     <w:p>
@@ -6604,7 +6937,15 @@
         <w:jc w:val="left"/>
       </w:pPr>
       <w:r>
-        <w:t>Głównym przypadkiem użycia jest zarządzanie parafią, realizowane przez aktora Księdza. Funkcjonalność ta umożliwia administrowanie podstawowymi danymi parafii oraz jej strukturą administracyjną. W ramach tego przypadku użycia występuje relacja włączenia («includes») do:</w:t>
+        <w:t>Głównym przypadkiem użycia jest zarządzanie parafią, realizowane przez aktora Księdza. Funkcjonalność ta umożliwia administrowanie podstawowymi danymi parafii oraz jej strukturą administracyjną. W ramach tego przypadku użycia występuje relacja włączenia («</w:t>
+      </w:r>
+      <w:proofErr w:type="spellStart"/>
+      <w:r>
+        <w:t>includes</w:t>
+      </w:r>
+      <w:proofErr w:type="spellEnd"/>
+      <w:r>
+        <w:t>») do:</w:t>
       </w:r>
       <w:r>
         <w:br/>
@@ -6617,7 +6958,15 @@
         <w:jc w:val="left"/>
       </w:pPr>
       <w:r>
-        <w:t>która z kolei zawiera relację «includes» do:</w:t>
+        <w:t>która z kolei zawiera relację «</w:t>
+      </w:r>
+      <w:proofErr w:type="spellStart"/>
+      <w:r>
+        <w:t>includes</w:t>
+      </w:r>
+      <w:proofErr w:type="spellEnd"/>
+      <w:r>
+        <w:t>» do:</w:t>
       </w:r>
       <w:r>
         <w:br/>
@@ -6639,7 +6988,15 @@
         <w:jc w:val="left"/>
       </w:pPr>
       <w:r>
-        <w:t>Przypadek użycia dodaj diecezję posiada dodatkowe relacje rozszerzenia («extends»), które reprezentują opcjonalne funkcjonalności:</w:t>
+        <w:t>Przypadek użycia dodaj diecezję posiada dodatkowe relacje rozszerzenia («</w:t>
+      </w:r>
+      <w:proofErr w:type="spellStart"/>
+      <w:r>
+        <w:t>extends</w:t>
+      </w:r>
+      <w:proofErr w:type="spellEnd"/>
+      <w:r>
+        <w:t>»), które reprezentują opcjonalne funkcjonalności:</w:t>
       </w:r>
       <w:r>
         <w:br/>
@@ -6685,7 +7042,15 @@
         <w:jc w:val="left"/>
       </w:pPr>
       <w:r>
-        <w:t>Przypadek ten posiada relację rozszerzenia («extends») do:</w:t>
+        <w:t>Przypadek ten posiada relację rozszerzenia («</w:t>
+      </w:r>
+      <w:proofErr w:type="spellStart"/>
+      <w:r>
+        <w:t>extends</w:t>
+      </w:r>
+      <w:proofErr w:type="spellEnd"/>
+      <w:r>
+        <w:t>») do:</w:t>
       </w:r>
       <w:r>
         <w:br/>
@@ -6707,7 +7072,15 @@
         <w:jc w:val="left"/>
       </w:pPr>
       <w:r>
-        <w:t>Przypadek użycia dodaj dokument zawiera relację włączenia («includes») do:</w:t>
+        <w:t>Przypadek użycia dodaj dokument zawiera relację włączenia («</w:t>
+      </w:r>
+      <w:proofErr w:type="spellStart"/>
+      <w:r>
+        <w:t>includes</w:t>
+      </w:r>
+      <w:proofErr w:type="spellEnd"/>
+      <w:r>
+        <w:t>») do:</w:t>
       </w:r>
       <w:r>
         <w:br/>
@@ -6720,7 +7093,15 @@
         <w:jc w:val="left"/>
       </w:pPr>
       <w:r>
-        <w:t>oraz relacje rozszerzenia («extends») do dodatkowych operacji:</w:t>
+        <w:t>oraz relacje rozszerzenia («</w:t>
+      </w:r>
+      <w:proofErr w:type="spellStart"/>
+      <w:r>
+        <w:t>extends</w:t>
+      </w:r>
+      <w:proofErr w:type="spellEnd"/>
+      <w:r>
+        <w:t>») do dodatkowych operacji:</w:t>
       </w:r>
       <w:r>
         <w:br/>
@@ -6837,7 +7218,15 @@
         <w:jc w:val="left"/>
       </w:pPr>
       <w:r>
-        <w:t>Funkcjonalność ta umożliwia powiązanie parafianina z wybraną rodziną w systemie. Przypadek ten posiada relację rozszerzenia («extends») do:</w:t>
+        <w:t>Funkcjonalność ta umożliwia powiązanie parafianina z wybraną rodziną w systemie. Przypadek ten posiada relację rozszerzenia («</w:t>
+      </w:r>
+      <w:proofErr w:type="spellStart"/>
+      <w:r>
+        <w:t>extends</w:t>
+      </w:r>
+      <w:proofErr w:type="spellEnd"/>
+      <w:r>
+        <w:t>») do:</w:t>
       </w:r>
       <w:r>
         <w:br/>
@@ -6873,7 +7262,15 @@
       </w:pPr>
       <w:r>
         <w:lastRenderedPageBreak/>
-        <w:t>Funkcjonalność ta umożliwia rozszerzenie składu rodziny o nowych członków. Przypadek ten zawiera relację włączenia («includes») do:</w:t>
+        <w:t>Funkcjonalność ta umożliwia rozszerzenie składu rodziny o nowych członków. Przypadek ten zawiera relację włączenia («</w:t>
+      </w:r>
+      <w:proofErr w:type="spellStart"/>
+      <w:r>
+        <w:t>includes</w:t>
+      </w:r>
+      <w:proofErr w:type="spellEnd"/>
+      <w:r>
+        <w:t>») do:</w:t>
       </w:r>
       <w:r>
         <w:br/>
@@ -6905,7 +7302,15 @@
         <w:t>dodanie adresu</w:t>
       </w:r>
       <w:r>
-        <w:t xml:space="preserve"> posiada relację rozszerzenia («extends») do:</w:t>
+        <w:t xml:space="preserve"> posiada relację rozszerzenia («</w:t>
+      </w:r>
+      <w:proofErr w:type="spellStart"/>
+      <w:r>
+        <w:t>extends</w:t>
+      </w:r>
+      <w:proofErr w:type="spellEnd"/>
+      <w:r>
+        <w:t>») do:</w:t>
       </w:r>
       <w:r>
         <w:br/>
@@ -7023,7 +7428,15 @@
     </w:p>
     <w:p>
       <w:r>
-        <w:t>Funkcjonalność ta umożliwia przypisanie parafianina do wybranej grupy parafialnej. Przypadek ten posiada dwie relacje rozszerzenia («extends»), które reprezentują opcjonalne operacje:</w:t>
+        <w:t>Funkcjonalność ta umożliwia przypisanie parafianina do wybranej grupy parafialnej. Przypadek ten posiada dwie relacje rozszerzenia («</w:t>
+      </w:r>
+      <w:proofErr w:type="spellStart"/>
+      <w:r>
+        <w:t>extends</w:t>
+      </w:r>
+      <w:proofErr w:type="spellEnd"/>
+      <w:r>
+        <w:t>»), które reprezentują opcjonalne operacje:</w:t>
       </w:r>
       <w:r>
         <w:br/>
@@ -7050,7 +7463,15 @@
     </w:p>
     <w:p>
       <w:r>
-        <w:t>Funkcjonalność ta umożliwia utworzenie nowej grupy parafialnej w systemie. Przypadek ten posiada relację rozszerzenia («extends») do:</w:t>
+        <w:t>Funkcjonalność ta umożliwia utworzenie nowej grupy parafialnej w systemie. Przypadek ten posiada relację rozszerzenia («</w:t>
+      </w:r>
+      <w:proofErr w:type="spellStart"/>
+      <w:r>
+        <w:t>extends</w:t>
+      </w:r>
+      <w:proofErr w:type="spellEnd"/>
+      <w:r>
+        <w:t>») do:</w:t>
       </w:r>
       <w:r>
         <w:br/>
@@ -7118,26 +7539,3862 @@
       </w:r>
       <w:bookmarkEnd w:id="13"/>
     </w:p>
+    <w:p>
+      <w:pPr>
+        <w:pStyle w:val="Nagwek2"/>
+      </w:pPr>
+      <w:r>
+        <w:t>Cel testów</w:t>
+      </w:r>
+    </w:p>
+    <w:p>
+      <w:r>
+        <w:t xml:space="preserve">Celem testów było sprawdzenie poprawności działania najważniejszych funkcji systemu </w:t>
+      </w:r>
+      <w:proofErr w:type="spellStart"/>
+      <w:r>
+        <w:t>eParafia</w:t>
+      </w:r>
+      <w:proofErr w:type="spellEnd"/>
+      <w:r>
+        <w:t xml:space="preserve"> zgodnie z założeniami biznesowymi oraz logiką relacyjną bazy danych opisaną w dokumentacji projektu. Testy obejmowały m.in. obsługę struktury administracyjnej (parafie, diecezje), zarządzanie personelem, ewidencję wspólnoty (parafianie, kartoteki, rodziny), organizację grup parafialnych, a także koordynację wydarzeń i sakramentów.</w:t>
+      </w:r>
+    </w:p>
+    <w:p>
+      <w:r>
+        <w:t xml:space="preserve">Testy wykonano za pomocą automatycznych żądań do API REST zdefiniowanych w plikach konfiguracji </w:t>
+      </w:r>
+      <w:proofErr w:type="spellStart"/>
+      <w:r>
+        <w:t>OpenCollection</w:t>
+      </w:r>
+      <w:proofErr w:type="spellEnd"/>
+      <w:r>
+        <w:t xml:space="preserve"> (.</w:t>
+      </w:r>
+      <w:proofErr w:type="spellStart"/>
+      <w:r>
+        <w:t>yml</w:t>
+      </w:r>
+      <w:proofErr w:type="spellEnd"/>
+      <w:r>
+        <w:t xml:space="preserve">) oraz uruchamiano poprzez narzędzie testowe bazujące na wbudowanej bazie danych H2 (.\gradlew.bat test), wysyłając żądania HTTP do lokalnie uruchomionego </w:t>
+      </w:r>
+      <w:proofErr w:type="spellStart"/>
+      <w:r>
+        <w:t>backendu</w:t>
+      </w:r>
+      <w:proofErr w:type="spellEnd"/>
+      <w:r>
+        <w:t xml:space="preserve"> aplikacji.</w:t>
+      </w:r>
+    </w:p>
+    <w:p>
+      <w:pPr>
+        <w:pStyle w:val="Nagwek2"/>
+      </w:pPr>
+      <w:r>
+        <w:t>Organizacja testów</w:t>
+      </w:r>
+    </w:p>
+    <w:p>
+      <w:r>
+        <w:t xml:space="preserve">Testy zostały podzielone na foldery odpowiadające głównym obszarom (domenom) działania systemu, zgodnie ze strukturą plików </w:t>
+      </w:r>
+      <w:proofErr w:type="spellStart"/>
+      <w:r>
+        <w:t>OpenCollection</w:t>
+      </w:r>
+      <w:proofErr w:type="spellEnd"/>
+      <w:r>
+        <w:t>:</w:t>
+      </w:r>
+    </w:p>
+    <w:p>
+      <w:pPr>
+        <w:pStyle w:val="Akapitzlist"/>
+        <w:numPr>
+          <w:ilvl w:val="0"/>
+          <w:numId w:val="9"/>
+        </w:numPr>
+      </w:pPr>
+      <w:proofErr w:type="spellStart"/>
+      <w:r>
+        <w:rPr>
+          <w:b/>
+          <w:bCs/>
+        </w:rPr>
+        <w:t>Parish_Information</w:t>
+      </w:r>
+      <w:proofErr w:type="spellEnd"/>
+      <w:r>
+        <w:t xml:space="preserve"> (Zarządzanie strukturą parafii)</w:t>
+      </w:r>
+    </w:p>
+    <w:p>
+      <w:pPr>
+        <w:pStyle w:val="Akapitzlist"/>
+        <w:numPr>
+          <w:ilvl w:val="0"/>
+          <w:numId w:val="9"/>
+        </w:numPr>
+      </w:pPr>
+      <w:proofErr w:type="spellStart"/>
+      <w:r>
+        <w:rPr>
+          <w:b/>
+          <w:bCs/>
+        </w:rPr>
+        <w:t>Staff_Management</w:t>
+      </w:r>
+      <w:proofErr w:type="spellEnd"/>
+      <w:r>
+        <w:t xml:space="preserve"> (Zarządzanie personelem i obowiązkami)</w:t>
+      </w:r>
+    </w:p>
+    <w:p>
+      <w:pPr>
+        <w:pStyle w:val="Akapitzlist"/>
+        <w:numPr>
+          <w:ilvl w:val="0"/>
+          <w:numId w:val="9"/>
+        </w:numPr>
+      </w:pPr>
+      <w:proofErr w:type="spellStart"/>
+      <w:r>
+        <w:rPr>
+          <w:b/>
+          <w:bCs/>
+        </w:rPr>
+        <w:t>Pastoral_Care</w:t>
+      </w:r>
+      <w:proofErr w:type="spellEnd"/>
+      <w:r>
+        <w:t xml:space="preserve"> (Opieka duszpasterska, rodziny i kartoteki)</w:t>
+      </w:r>
+    </w:p>
+    <w:p>
+      <w:pPr>
+        <w:pStyle w:val="Akapitzlist"/>
+        <w:numPr>
+          <w:ilvl w:val="0"/>
+          <w:numId w:val="9"/>
+        </w:numPr>
+      </w:pPr>
+      <w:proofErr w:type="spellStart"/>
+      <w:r>
+        <w:rPr>
+          <w:b/>
+          <w:bCs/>
+        </w:rPr>
+        <w:t>Parish_Groups</w:t>
+      </w:r>
+      <w:proofErr w:type="spellEnd"/>
+      <w:r>
+        <w:t xml:space="preserve"> (Zarządzanie grupami parafialnymi)</w:t>
+      </w:r>
+    </w:p>
+    <w:p>
+      <w:pPr>
+        <w:pStyle w:val="Akapitzlist"/>
+        <w:numPr>
+          <w:ilvl w:val="0"/>
+          <w:numId w:val="9"/>
+        </w:numPr>
+      </w:pPr>
+      <w:proofErr w:type="spellStart"/>
+      <w:r>
+        <w:rPr>
+          <w:b/>
+          <w:bCs/>
+        </w:rPr>
+        <w:t>Event_Coordination</w:t>
+      </w:r>
+      <w:proofErr w:type="spellEnd"/>
+      <w:r>
+        <w:t xml:space="preserve"> (Organizowanie wydarzeń i harmonogramów)</w:t>
+      </w:r>
+    </w:p>
+    <w:p>
+      <w:pPr>
+        <w:pStyle w:val="Akapitzlist"/>
+        <w:numPr>
+          <w:ilvl w:val="0"/>
+          <w:numId w:val="9"/>
+        </w:numPr>
+      </w:pPr>
+      <w:proofErr w:type="spellStart"/>
+      <w:r>
+        <w:rPr>
+          <w:b/>
+          <w:bCs/>
+        </w:rPr>
+        <w:t>Sacramental_Ministry</w:t>
+      </w:r>
+      <w:proofErr w:type="spellEnd"/>
+      <w:r>
+        <w:t xml:space="preserve"> (Posługa sakramentalna)</w:t>
+      </w:r>
+      <w:r>
+        <w:rPr>
+          <w:b/>
+          <w:bCs/>
+        </w:rPr>
+        <w:t xml:space="preserve"> </w:t>
+      </w:r>
+    </w:p>
+    <w:p>
+      <w:pPr>
+        <w:ind w:left="567"/>
+        <w:jc w:val="center"/>
+      </w:pPr>
+      <w:r>
+        <w:rPr>
+          <w:b/>
+          <w:bCs/>
+          <w:noProof/>
+          <w:lang w:eastAsia="pl-PL"/>
+        </w:rPr>
+        <w:lastRenderedPageBreak/>
+        <w:drawing>
+          <wp:inline distT="0" distB="0" distL="0" distR="0" wp14:anchorId="181AF8E6" wp14:editId="7259E32D">
+            <wp:extent cx="4135120" cy="7868920"/>
+            <wp:effectExtent l="0" t="0" r="0" b="0"/>
+            <wp:docPr id="1" name="Obraz 1" descr="C:\Users\ASUS\AppData\Local\Microsoft\Windows\INetCache\Content.Word\Zrzut ekranu 2026-06-07 181659.png"/>
+            <wp:cNvGraphicFramePr>
+              <a:graphicFrameLocks xmlns:a="http://schemas.openxmlformats.org/drawingml/2006/main" noChangeAspect="1"/>
+            </wp:cNvGraphicFramePr>
+            <a:graphic xmlns:a="http://schemas.openxmlformats.org/drawingml/2006/main">
+              <a:graphicData uri="http://schemas.openxmlformats.org/drawingml/2006/picture">
+                <pic:pic xmlns:pic="http://schemas.openxmlformats.org/drawingml/2006/picture">
+                  <pic:nvPicPr>
+                    <pic:cNvPr id="0" name="Picture 3" descr="C:\Users\ASUS\AppData\Local\Microsoft\Windows\INetCache\Content.Word\Zrzut ekranu 2026-06-07 181659.png"/>
+                    <pic:cNvPicPr>
+                      <a:picLocks noChangeAspect="1" noChangeArrowheads="1"/>
+                    </pic:cNvPicPr>
+                  </pic:nvPicPr>
+                  <pic:blipFill>
+                    <a:blip r:embed="rId31">
+                      <a:extLst>
+                        <a:ext uri="{28A0092B-C50C-407E-A947-70E740481C1C}">
+                          <a14:useLocalDpi xmlns:a14="http://schemas.microsoft.com/office/drawing/2010/main" val="0"/>
+                        </a:ext>
+                      </a:extLst>
+                    </a:blip>
+                    <a:srcRect/>
+                    <a:stretch>
+                      <a:fillRect/>
+                    </a:stretch>
+                  </pic:blipFill>
+                  <pic:spPr bwMode="auto">
+                    <a:xfrm>
+                      <a:off x="0" y="0"/>
+                      <a:ext cx="4135120" cy="7868920"/>
+                    </a:xfrm>
+                    <a:prstGeom prst="rect">
+                      <a:avLst/>
+                    </a:prstGeom>
+                    <a:noFill/>
+                    <a:ln>
+                      <a:noFill/>
+                    </a:ln>
+                  </pic:spPr>
+                </pic:pic>
+              </a:graphicData>
+            </a:graphic>
+          </wp:inline>
+        </w:drawing>
+      </w:r>
+    </w:p>
+    <w:p>
+      <w:pPr>
+        <w:spacing w:line="259" w:lineRule="auto"/>
+        <w:jc w:val="left"/>
+        <w:rPr>
+          <w:rFonts w:ascii="Calibri" w:eastAsiaTheme="majorEastAsia" w:hAnsi="Calibri" w:cstheme="majorBidi"/>
+          <w:color w:val="0F4761" w:themeColor="accent1" w:themeShade="BF"/>
+          <w:sz w:val="28"/>
+          <w:szCs w:val="28"/>
+        </w:rPr>
+      </w:pPr>
+      <w:r>
+        <w:br w:type="page"/>
+      </w:r>
+    </w:p>
+    <w:p>
+      <w:pPr>
+        <w:pStyle w:val="Nagwek2"/>
+      </w:pPr>
+      <w:bookmarkStart w:id="14" w:name="_GoBack"/>
+      <w:bookmarkEnd w:id="14"/>
+      <w:r>
+        <w:lastRenderedPageBreak/>
+        <w:t>Przygotowanie danych testowych</w:t>
+      </w:r>
+    </w:p>
+    <w:p>
+      <w:r>
+        <w:t>Przed wykonaniem właściwych scenariuszy, konieczne było zasilenie bazy testowymi danymi początkowymi, wymaganymi do poprawnego mapowania relacji. Dane dodawano przez API.</w:t>
+      </w:r>
+    </w:p>
+    <w:tbl>
+      <w:tblPr>
+        <w:tblW w:w="0" w:type="auto"/>
+        <w:tblCellSpacing w:w="15" w:type="dxa"/>
+        <w:tblCellMar>
+          <w:left w:w="0" w:type="dxa"/>
+          <w:right w:w="0" w:type="dxa"/>
+        </w:tblCellMar>
+        <w:tblLook w:val="04A0" w:firstRow="1" w:lastRow="0" w:firstColumn="1" w:lastColumn="0" w:noHBand="0" w:noVBand="1"/>
+      </w:tblPr>
+      <w:tblGrid>
+        <w:gridCol w:w="789"/>
+        <w:gridCol w:w="1876"/>
+        <w:gridCol w:w="1207"/>
+        <w:gridCol w:w="1714"/>
+        <w:gridCol w:w="3470"/>
+      </w:tblGrid>
+      <w:tr>
+        <w:trPr>
+          <w:tblHeader/>
+          <w:tblCellSpacing w:w="15" w:type="dxa"/>
+        </w:trPr>
+        <w:tc>
+          <w:tcPr>
+            <w:tcW w:w="0" w:type="auto"/>
+            <w:tcBorders>
+              <w:top w:val="single" w:sz="6" w:space="0" w:color="C4C7C5"/>
+              <w:left w:val="single" w:sz="6" w:space="0" w:color="C4C7C5"/>
+              <w:bottom w:val="single" w:sz="6" w:space="0" w:color="C4C7C5"/>
+              <w:right w:val="single" w:sz="6" w:space="0" w:color="C4C7C5"/>
+            </w:tcBorders>
+            <w:tcMar>
+              <w:top w:w="120" w:type="dxa"/>
+              <w:left w:w="180" w:type="dxa"/>
+              <w:bottom w:w="120" w:type="dxa"/>
+              <w:right w:w="180" w:type="dxa"/>
+            </w:tcMar>
+            <w:vAlign w:val="center"/>
+            <w:hideMark/>
+          </w:tcPr>
+          <w:p>
+            <w:r>
+              <w:rPr>
+                <w:b/>
+                <w:bCs/>
+              </w:rPr>
+              <w:t>Lp.</w:t>
+            </w:r>
+          </w:p>
+        </w:tc>
+        <w:tc>
+          <w:tcPr>
+            <w:tcW w:w="0" w:type="auto"/>
+            <w:tcBorders>
+              <w:top w:val="single" w:sz="6" w:space="0" w:color="C4C7C5"/>
+              <w:left w:val="single" w:sz="6" w:space="0" w:color="C4C7C5"/>
+              <w:bottom w:val="single" w:sz="6" w:space="0" w:color="C4C7C5"/>
+              <w:right w:val="single" w:sz="6" w:space="0" w:color="C4C7C5"/>
+            </w:tcBorders>
+            <w:tcMar>
+              <w:top w:w="120" w:type="dxa"/>
+              <w:left w:w="180" w:type="dxa"/>
+              <w:bottom w:w="120" w:type="dxa"/>
+              <w:right w:w="180" w:type="dxa"/>
+            </w:tcMar>
+            <w:vAlign w:val="center"/>
+            <w:hideMark/>
+          </w:tcPr>
+          <w:p>
+            <w:r>
+              <w:rPr>
+                <w:b/>
+                <w:bCs/>
+              </w:rPr>
+              <w:t>Nazwa testu</w:t>
+            </w:r>
+          </w:p>
+        </w:tc>
+        <w:tc>
+          <w:tcPr>
+            <w:tcW w:w="0" w:type="auto"/>
+            <w:tcBorders>
+              <w:top w:val="single" w:sz="6" w:space="0" w:color="C4C7C5"/>
+              <w:left w:val="single" w:sz="6" w:space="0" w:color="C4C7C5"/>
+              <w:bottom w:val="single" w:sz="6" w:space="0" w:color="C4C7C5"/>
+              <w:right w:val="single" w:sz="6" w:space="0" w:color="C4C7C5"/>
+            </w:tcBorders>
+            <w:tcMar>
+              <w:top w:w="120" w:type="dxa"/>
+              <w:left w:w="180" w:type="dxa"/>
+              <w:bottom w:w="120" w:type="dxa"/>
+              <w:right w:w="180" w:type="dxa"/>
+            </w:tcMar>
+            <w:vAlign w:val="center"/>
+            <w:hideMark/>
+          </w:tcPr>
+          <w:p>
+            <w:r>
+              <w:rPr>
+                <w:b/>
+                <w:bCs/>
+              </w:rPr>
+              <w:t>Metoda</w:t>
+            </w:r>
+          </w:p>
+        </w:tc>
+        <w:tc>
+          <w:tcPr>
+            <w:tcW w:w="0" w:type="auto"/>
+            <w:tcBorders>
+              <w:top w:val="single" w:sz="6" w:space="0" w:color="C4C7C5"/>
+              <w:left w:val="single" w:sz="6" w:space="0" w:color="C4C7C5"/>
+              <w:bottom w:val="single" w:sz="6" w:space="0" w:color="C4C7C5"/>
+              <w:right w:val="single" w:sz="6" w:space="0" w:color="C4C7C5"/>
+            </w:tcBorders>
+            <w:tcMar>
+              <w:top w:w="120" w:type="dxa"/>
+              <w:left w:w="180" w:type="dxa"/>
+              <w:bottom w:w="120" w:type="dxa"/>
+              <w:right w:w="180" w:type="dxa"/>
+            </w:tcMar>
+            <w:vAlign w:val="center"/>
+            <w:hideMark/>
+          </w:tcPr>
+          <w:p>
+            <w:proofErr w:type="spellStart"/>
+            <w:r>
+              <w:rPr>
+                <w:b/>
+                <w:bCs/>
+              </w:rPr>
+              <w:t>Endpoint</w:t>
+            </w:r>
+            <w:proofErr w:type="spellEnd"/>
+          </w:p>
+        </w:tc>
+        <w:tc>
+          <w:tcPr>
+            <w:tcW w:w="0" w:type="auto"/>
+            <w:tcBorders>
+              <w:top w:val="single" w:sz="6" w:space="0" w:color="C4C7C5"/>
+              <w:left w:val="single" w:sz="6" w:space="0" w:color="C4C7C5"/>
+              <w:bottom w:val="single" w:sz="6" w:space="0" w:color="C4C7C5"/>
+              <w:right w:val="single" w:sz="6" w:space="0" w:color="C4C7C5"/>
+            </w:tcBorders>
+            <w:tcMar>
+              <w:top w:w="120" w:type="dxa"/>
+              <w:left w:w="180" w:type="dxa"/>
+              <w:bottom w:w="120" w:type="dxa"/>
+              <w:right w:w="180" w:type="dxa"/>
+            </w:tcMar>
+            <w:vAlign w:val="center"/>
+            <w:hideMark/>
+          </w:tcPr>
+          <w:p>
+            <w:r>
+              <w:rPr>
+                <w:b/>
+                <w:bCs/>
+              </w:rPr>
+              <w:t>Cel</w:t>
+            </w:r>
+          </w:p>
+        </w:tc>
+      </w:tr>
+      <w:tr>
+        <w:trPr>
+          <w:tblCellSpacing w:w="15" w:type="dxa"/>
+        </w:trPr>
+        <w:tc>
+          <w:tcPr>
+            <w:tcW w:w="0" w:type="auto"/>
+            <w:tcBorders>
+              <w:top w:val="single" w:sz="6" w:space="0" w:color="C4C7C5"/>
+              <w:left w:val="single" w:sz="6" w:space="0" w:color="C4C7C5"/>
+              <w:bottom w:val="single" w:sz="6" w:space="0" w:color="C4C7C5"/>
+              <w:right w:val="single" w:sz="6" w:space="0" w:color="C4C7C5"/>
+            </w:tcBorders>
+            <w:tcMar>
+              <w:top w:w="120" w:type="dxa"/>
+              <w:left w:w="180" w:type="dxa"/>
+              <w:bottom w:w="120" w:type="dxa"/>
+              <w:right w:w="180" w:type="dxa"/>
+            </w:tcMar>
+            <w:vAlign w:val="center"/>
+            <w:hideMark/>
+          </w:tcPr>
+          <w:p>
+            <w:r>
+              <w:t>1</w:t>
+            </w:r>
+          </w:p>
+        </w:tc>
+        <w:tc>
+          <w:tcPr>
+            <w:tcW w:w="0" w:type="auto"/>
+            <w:tcBorders>
+              <w:top w:val="single" w:sz="6" w:space="0" w:color="C4C7C5"/>
+              <w:left w:val="single" w:sz="6" w:space="0" w:color="C4C7C5"/>
+              <w:bottom w:val="single" w:sz="6" w:space="0" w:color="C4C7C5"/>
+              <w:right w:val="single" w:sz="6" w:space="0" w:color="C4C7C5"/>
+            </w:tcBorders>
+            <w:tcMar>
+              <w:top w:w="120" w:type="dxa"/>
+              <w:left w:w="180" w:type="dxa"/>
+              <w:bottom w:w="120" w:type="dxa"/>
+              <w:right w:w="180" w:type="dxa"/>
+            </w:tcMar>
+            <w:vAlign w:val="center"/>
+            <w:hideMark/>
+          </w:tcPr>
+          <w:p>
+            <w:r>
+              <w:t>Dodaj diecezję</w:t>
+            </w:r>
+          </w:p>
+        </w:tc>
+        <w:tc>
+          <w:tcPr>
+            <w:tcW w:w="0" w:type="auto"/>
+            <w:tcBorders>
+              <w:top w:val="single" w:sz="6" w:space="0" w:color="C4C7C5"/>
+              <w:left w:val="single" w:sz="6" w:space="0" w:color="C4C7C5"/>
+              <w:bottom w:val="single" w:sz="6" w:space="0" w:color="C4C7C5"/>
+              <w:right w:val="single" w:sz="6" w:space="0" w:color="C4C7C5"/>
+            </w:tcBorders>
+            <w:tcMar>
+              <w:top w:w="120" w:type="dxa"/>
+              <w:left w:w="180" w:type="dxa"/>
+              <w:bottom w:w="120" w:type="dxa"/>
+              <w:right w:w="180" w:type="dxa"/>
+            </w:tcMar>
+            <w:vAlign w:val="center"/>
+            <w:hideMark/>
+          </w:tcPr>
+          <w:p>
+            <w:r>
+              <w:t>POST</w:t>
+            </w:r>
+          </w:p>
+        </w:tc>
+        <w:tc>
+          <w:tcPr>
+            <w:tcW w:w="0" w:type="auto"/>
+            <w:tcBorders>
+              <w:top w:val="single" w:sz="6" w:space="0" w:color="C4C7C5"/>
+              <w:left w:val="single" w:sz="6" w:space="0" w:color="C4C7C5"/>
+              <w:bottom w:val="single" w:sz="6" w:space="0" w:color="C4C7C5"/>
+              <w:right w:val="single" w:sz="6" w:space="0" w:color="C4C7C5"/>
+            </w:tcBorders>
+            <w:tcMar>
+              <w:top w:w="120" w:type="dxa"/>
+              <w:left w:w="180" w:type="dxa"/>
+              <w:bottom w:w="120" w:type="dxa"/>
+              <w:right w:w="180" w:type="dxa"/>
+            </w:tcMar>
+            <w:vAlign w:val="center"/>
+            <w:hideMark/>
+          </w:tcPr>
+          <w:p>
+            <w:r>
+              <w:t>/</w:t>
+            </w:r>
+            <w:proofErr w:type="spellStart"/>
+            <w:r>
+              <w:t>api</w:t>
+            </w:r>
+            <w:proofErr w:type="spellEnd"/>
+            <w:r>
+              <w:t>/</w:t>
+            </w:r>
+            <w:proofErr w:type="spellStart"/>
+            <w:r>
+              <w:t>dioceses</w:t>
+            </w:r>
+            <w:proofErr w:type="spellEnd"/>
+          </w:p>
+        </w:tc>
+        <w:tc>
+          <w:tcPr>
+            <w:tcW w:w="0" w:type="auto"/>
+            <w:tcBorders>
+              <w:top w:val="single" w:sz="6" w:space="0" w:color="C4C7C5"/>
+              <w:left w:val="single" w:sz="6" w:space="0" w:color="C4C7C5"/>
+              <w:bottom w:val="single" w:sz="6" w:space="0" w:color="C4C7C5"/>
+              <w:right w:val="single" w:sz="6" w:space="0" w:color="C4C7C5"/>
+            </w:tcBorders>
+            <w:tcMar>
+              <w:top w:w="120" w:type="dxa"/>
+              <w:left w:w="180" w:type="dxa"/>
+              <w:bottom w:w="120" w:type="dxa"/>
+              <w:right w:w="180" w:type="dxa"/>
+            </w:tcMar>
+            <w:vAlign w:val="center"/>
+            <w:hideMark/>
+          </w:tcPr>
+          <w:p>
+            <w:r>
+              <w:t>Utworzenie testowej diecezji</w:t>
+            </w:r>
+          </w:p>
+        </w:tc>
+      </w:tr>
+      <w:tr>
+        <w:trPr>
+          <w:tblCellSpacing w:w="15" w:type="dxa"/>
+        </w:trPr>
+        <w:tc>
+          <w:tcPr>
+            <w:tcW w:w="0" w:type="auto"/>
+            <w:tcBorders>
+              <w:top w:val="single" w:sz="6" w:space="0" w:color="C4C7C5"/>
+              <w:left w:val="single" w:sz="6" w:space="0" w:color="C4C7C5"/>
+              <w:bottom w:val="single" w:sz="6" w:space="0" w:color="C4C7C5"/>
+              <w:right w:val="single" w:sz="6" w:space="0" w:color="C4C7C5"/>
+            </w:tcBorders>
+            <w:tcMar>
+              <w:top w:w="120" w:type="dxa"/>
+              <w:left w:w="180" w:type="dxa"/>
+              <w:bottom w:w="120" w:type="dxa"/>
+              <w:right w:w="180" w:type="dxa"/>
+            </w:tcMar>
+            <w:vAlign w:val="center"/>
+            <w:hideMark/>
+          </w:tcPr>
+          <w:p>
+            <w:r>
+              <w:t>2</w:t>
+            </w:r>
+          </w:p>
+        </w:tc>
+        <w:tc>
+          <w:tcPr>
+            <w:tcW w:w="0" w:type="auto"/>
+            <w:tcBorders>
+              <w:top w:val="single" w:sz="6" w:space="0" w:color="C4C7C5"/>
+              <w:left w:val="single" w:sz="6" w:space="0" w:color="C4C7C5"/>
+              <w:bottom w:val="single" w:sz="6" w:space="0" w:color="C4C7C5"/>
+              <w:right w:val="single" w:sz="6" w:space="0" w:color="C4C7C5"/>
+            </w:tcBorders>
+            <w:tcMar>
+              <w:top w:w="120" w:type="dxa"/>
+              <w:left w:w="180" w:type="dxa"/>
+              <w:bottom w:w="120" w:type="dxa"/>
+              <w:right w:w="180" w:type="dxa"/>
+            </w:tcMar>
+            <w:vAlign w:val="center"/>
+            <w:hideMark/>
+          </w:tcPr>
+          <w:p>
+            <w:r>
+              <w:t>Dodaj parafię</w:t>
+            </w:r>
+          </w:p>
+        </w:tc>
+        <w:tc>
+          <w:tcPr>
+            <w:tcW w:w="0" w:type="auto"/>
+            <w:tcBorders>
+              <w:top w:val="single" w:sz="6" w:space="0" w:color="C4C7C5"/>
+              <w:left w:val="single" w:sz="6" w:space="0" w:color="C4C7C5"/>
+              <w:bottom w:val="single" w:sz="6" w:space="0" w:color="C4C7C5"/>
+              <w:right w:val="single" w:sz="6" w:space="0" w:color="C4C7C5"/>
+            </w:tcBorders>
+            <w:tcMar>
+              <w:top w:w="120" w:type="dxa"/>
+              <w:left w:w="180" w:type="dxa"/>
+              <w:bottom w:w="120" w:type="dxa"/>
+              <w:right w:w="180" w:type="dxa"/>
+            </w:tcMar>
+            <w:vAlign w:val="center"/>
+            <w:hideMark/>
+          </w:tcPr>
+          <w:p>
+            <w:r>
+              <w:t>POST</w:t>
+            </w:r>
+          </w:p>
+        </w:tc>
+        <w:tc>
+          <w:tcPr>
+            <w:tcW w:w="0" w:type="auto"/>
+            <w:tcBorders>
+              <w:top w:val="single" w:sz="6" w:space="0" w:color="C4C7C5"/>
+              <w:left w:val="single" w:sz="6" w:space="0" w:color="C4C7C5"/>
+              <w:bottom w:val="single" w:sz="6" w:space="0" w:color="C4C7C5"/>
+              <w:right w:val="single" w:sz="6" w:space="0" w:color="C4C7C5"/>
+            </w:tcBorders>
+            <w:tcMar>
+              <w:top w:w="120" w:type="dxa"/>
+              <w:left w:w="180" w:type="dxa"/>
+              <w:bottom w:w="120" w:type="dxa"/>
+              <w:right w:w="180" w:type="dxa"/>
+            </w:tcMar>
+            <w:vAlign w:val="center"/>
+            <w:hideMark/>
+          </w:tcPr>
+          <w:p>
+            <w:r>
+              <w:t>/</w:t>
+            </w:r>
+            <w:proofErr w:type="spellStart"/>
+            <w:r>
+              <w:t>api</w:t>
+            </w:r>
+            <w:proofErr w:type="spellEnd"/>
+            <w:r>
+              <w:t>/</w:t>
+            </w:r>
+            <w:proofErr w:type="spellStart"/>
+            <w:r>
+              <w:t>parishes</w:t>
+            </w:r>
+            <w:proofErr w:type="spellEnd"/>
+          </w:p>
+        </w:tc>
+        <w:tc>
+          <w:tcPr>
+            <w:tcW w:w="0" w:type="auto"/>
+            <w:tcBorders>
+              <w:top w:val="single" w:sz="6" w:space="0" w:color="C4C7C5"/>
+              <w:left w:val="single" w:sz="6" w:space="0" w:color="C4C7C5"/>
+              <w:bottom w:val="single" w:sz="6" w:space="0" w:color="C4C7C5"/>
+              <w:right w:val="single" w:sz="6" w:space="0" w:color="C4C7C5"/>
+            </w:tcBorders>
+            <w:tcMar>
+              <w:top w:w="120" w:type="dxa"/>
+              <w:left w:w="180" w:type="dxa"/>
+              <w:bottom w:w="120" w:type="dxa"/>
+              <w:right w:w="180" w:type="dxa"/>
+            </w:tcMar>
+            <w:vAlign w:val="center"/>
+            <w:hideMark/>
+          </w:tcPr>
+          <w:p>
+            <w:r>
+              <w:t>Utworzenie parafii przypisanej do diecezji</w:t>
+            </w:r>
+          </w:p>
+        </w:tc>
+      </w:tr>
+      <w:tr>
+        <w:trPr>
+          <w:tblCellSpacing w:w="15" w:type="dxa"/>
+        </w:trPr>
+        <w:tc>
+          <w:tcPr>
+            <w:tcW w:w="0" w:type="auto"/>
+            <w:tcBorders>
+              <w:top w:val="single" w:sz="6" w:space="0" w:color="C4C7C5"/>
+              <w:left w:val="single" w:sz="6" w:space="0" w:color="C4C7C5"/>
+              <w:bottom w:val="single" w:sz="6" w:space="0" w:color="C4C7C5"/>
+              <w:right w:val="single" w:sz="6" w:space="0" w:color="C4C7C5"/>
+            </w:tcBorders>
+            <w:tcMar>
+              <w:top w:w="120" w:type="dxa"/>
+              <w:left w:w="180" w:type="dxa"/>
+              <w:bottom w:w="120" w:type="dxa"/>
+              <w:right w:w="180" w:type="dxa"/>
+            </w:tcMar>
+            <w:vAlign w:val="center"/>
+            <w:hideMark/>
+          </w:tcPr>
+          <w:p>
+            <w:r>
+              <w:t>3</w:t>
+            </w:r>
+          </w:p>
+        </w:tc>
+        <w:tc>
+          <w:tcPr>
+            <w:tcW w:w="0" w:type="auto"/>
+            <w:tcBorders>
+              <w:top w:val="single" w:sz="6" w:space="0" w:color="C4C7C5"/>
+              <w:left w:val="single" w:sz="6" w:space="0" w:color="C4C7C5"/>
+              <w:bottom w:val="single" w:sz="6" w:space="0" w:color="C4C7C5"/>
+              <w:right w:val="single" w:sz="6" w:space="0" w:color="C4C7C5"/>
+            </w:tcBorders>
+            <w:tcMar>
+              <w:top w:w="120" w:type="dxa"/>
+              <w:left w:w="180" w:type="dxa"/>
+              <w:bottom w:w="120" w:type="dxa"/>
+              <w:right w:w="180" w:type="dxa"/>
+            </w:tcMar>
+            <w:vAlign w:val="center"/>
+            <w:hideMark/>
+          </w:tcPr>
+          <w:p>
+            <w:r>
+              <w:t>Dodaj pracownika</w:t>
+            </w:r>
+          </w:p>
+        </w:tc>
+        <w:tc>
+          <w:tcPr>
+            <w:tcW w:w="0" w:type="auto"/>
+            <w:tcBorders>
+              <w:top w:val="single" w:sz="6" w:space="0" w:color="C4C7C5"/>
+              <w:left w:val="single" w:sz="6" w:space="0" w:color="C4C7C5"/>
+              <w:bottom w:val="single" w:sz="6" w:space="0" w:color="C4C7C5"/>
+              <w:right w:val="single" w:sz="6" w:space="0" w:color="C4C7C5"/>
+            </w:tcBorders>
+            <w:tcMar>
+              <w:top w:w="120" w:type="dxa"/>
+              <w:left w:w="180" w:type="dxa"/>
+              <w:bottom w:w="120" w:type="dxa"/>
+              <w:right w:w="180" w:type="dxa"/>
+            </w:tcMar>
+            <w:vAlign w:val="center"/>
+            <w:hideMark/>
+          </w:tcPr>
+          <w:p>
+            <w:r>
+              <w:t>POST</w:t>
+            </w:r>
+          </w:p>
+        </w:tc>
+        <w:tc>
+          <w:tcPr>
+            <w:tcW w:w="0" w:type="auto"/>
+            <w:tcBorders>
+              <w:top w:val="single" w:sz="6" w:space="0" w:color="C4C7C5"/>
+              <w:left w:val="single" w:sz="6" w:space="0" w:color="C4C7C5"/>
+              <w:bottom w:val="single" w:sz="6" w:space="0" w:color="C4C7C5"/>
+              <w:right w:val="single" w:sz="6" w:space="0" w:color="C4C7C5"/>
+            </w:tcBorders>
+            <w:tcMar>
+              <w:top w:w="120" w:type="dxa"/>
+              <w:left w:w="180" w:type="dxa"/>
+              <w:bottom w:w="120" w:type="dxa"/>
+              <w:right w:w="180" w:type="dxa"/>
+            </w:tcMar>
+            <w:vAlign w:val="center"/>
+            <w:hideMark/>
+          </w:tcPr>
+          <w:p>
+            <w:r>
+              <w:t>/</w:t>
+            </w:r>
+            <w:proofErr w:type="spellStart"/>
+            <w:r>
+              <w:t>api</w:t>
+            </w:r>
+            <w:proofErr w:type="spellEnd"/>
+            <w:r>
+              <w:t>/</w:t>
+            </w:r>
+            <w:proofErr w:type="spellStart"/>
+            <w:r>
+              <w:t>staff</w:t>
+            </w:r>
+            <w:proofErr w:type="spellEnd"/>
+          </w:p>
+        </w:tc>
+        <w:tc>
+          <w:tcPr>
+            <w:tcW w:w="0" w:type="auto"/>
+            <w:tcBorders>
+              <w:top w:val="single" w:sz="6" w:space="0" w:color="C4C7C5"/>
+              <w:left w:val="single" w:sz="6" w:space="0" w:color="C4C7C5"/>
+              <w:bottom w:val="single" w:sz="6" w:space="0" w:color="C4C7C5"/>
+              <w:right w:val="single" w:sz="6" w:space="0" w:color="C4C7C5"/>
+            </w:tcBorders>
+            <w:tcMar>
+              <w:top w:w="120" w:type="dxa"/>
+              <w:left w:w="180" w:type="dxa"/>
+              <w:bottom w:w="120" w:type="dxa"/>
+              <w:right w:w="180" w:type="dxa"/>
+            </w:tcMar>
+            <w:vAlign w:val="center"/>
+            <w:hideMark/>
+          </w:tcPr>
+          <w:p>
+            <w:r>
+              <w:t>Utworzenie profilu księdza/pracownika</w:t>
+            </w:r>
+          </w:p>
+        </w:tc>
+      </w:tr>
+      <w:tr>
+        <w:trPr>
+          <w:tblCellSpacing w:w="15" w:type="dxa"/>
+        </w:trPr>
+        <w:tc>
+          <w:tcPr>
+            <w:tcW w:w="0" w:type="auto"/>
+            <w:tcBorders>
+              <w:top w:val="single" w:sz="6" w:space="0" w:color="C4C7C5"/>
+              <w:left w:val="single" w:sz="6" w:space="0" w:color="C4C7C5"/>
+              <w:bottom w:val="single" w:sz="6" w:space="0" w:color="C4C7C5"/>
+              <w:right w:val="single" w:sz="6" w:space="0" w:color="C4C7C5"/>
+            </w:tcBorders>
+            <w:tcMar>
+              <w:top w:w="120" w:type="dxa"/>
+              <w:left w:w="180" w:type="dxa"/>
+              <w:bottom w:w="120" w:type="dxa"/>
+              <w:right w:w="180" w:type="dxa"/>
+            </w:tcMar>
+            <w:vAlign w:val="center"/>
+            <w:hideMark/>
+          </w:tcPr>
+          <w:p>
+            <w:r>
+              <w:t>4</w:t>
+            </w:r>
+          </w:p>
+        </w:tc>
+        <w:tc>
+          <w:tcPr>
+            <w:tcW w:w="0" w:type="auto"/>
+            <w:tcBorders>
+              <w:top w:val="single" w:sz="6" w:space="0" w:color="C4C7C5"/>
+              <w:left w:val="single" w:sz="6" w:space="0" w:color="C4C7C5"/>
+              <w:bottom w:val="single" w:sz="6" w:space="0" w:color="C4C7C5"/>
+              <w:right w:val="single" w:sz="6" w:space="0" w:color="C4C7C5"/>
+            </w:tcBorders>
+            <w:tcMar>
+              <w:top w:w="120" w:type="dxa"/>
+              <w:left w:w="180" w:type="dxa"/>
+              <w:bottom w:w="120" w:type="dxa"/>
+              <w:right w:w="180" w:type="dxa"/>
+            </w:tcMar>
+            <w:vAlign w:val="center"/>
+            <w:hideMark/>
+          </w:tcPr>
+          <w:p>
+            <w:r>
+              <w:t>Dodaj stanowisko</w:t>
+            </w:r>
+          </w:p>
+        </w:tc>
+        <w:tc>
+          <w:tcPr>
+            <w:tcW w:w="0" w:type="auto"/>
+            <w:tcBorders>
+              <w:top w:val="single" w:sz="6" w:space="0" w:color="C4C7C5"/>
+              <w:left w:val="single" w:sz="6" w:space="0" w:color="C4C7C5"/>
+              <w:bottom w:val="single" w:sz="6" w:space="0" w:color="C4C7C5"/>
+              <w:right w:val="single" w:sz="6" w:space="0" w:color="C4C7C5"/>
+            </w:tcBorders>
+            <w:tcMar>
+              <w:top w:w="120" w:type="dxa"/>
+              <w:left w:w="180" w:type="dxa"/>
+              <w:bottom w:w="120" w:type="dxa"/>
+              <w:right w:w="180" w:type="dxa"/>
+            </w:tcMar>
+            <w:vAlign w:val="center"/>
+            <w:hideMark/>
+          </w:tcPr>
+          <w:p>
+            <w:r>
+              <w:t>POST</w:t>
+            </w:r>
+          </w:p>
+        </w:tc>
+        <w:tc>
+          <w:tcPr>
+            <w:tcW w:w="0" w:type="auto"/>
+            <w:tcBorders>
+              <w:top w:val="single" w:sz="6" w:space="0" w:color="C4C7C5"/>
+              <w:left w:val="single" w:sz="6" w:space="0" w:color="C4C7C5"/>
+              <w:bottom w:val="single" w:sz="6" w:space="0" w:color="C4C7C5"/>
+              <w:right w:val="single" w:sz="6" w:space="0" w:color="C4C7C5"/>
+            </w:tcBorders>
+            <w:tcMar>
+              <w:top w:w="120" w:type="dxa"/>
+              <w:left w:w="180" w:type="dxa"/>
+              <w:bottom w:w="120" w:type="dxa"/>
+              <w:right w:w="180" w:type="dxa"/>
+            </w:tcMar>
+            <w:vAlign w:val="center"/>
+            <w:hideMark/>
+          </w:tcPr>
+          <w:p>
+            <w:r>
+              <w:t>/</w:t>
+            </w:r>
+            <w:proofErr w:type="spellStart"/>
+            <w:r>
+              <w:t>api</w:t>
+            </w:r>
+            <w:proofErr w:type="spellEnd"/>
+            <w:r>
+              <w:t>/</w:t>
+            </w:r>
+            <w:proofErr w:type="spellStart"/>
+            <w:r>
+              <w:t>positions</w:t>
+            </w:r>
+            <w:proofErr w:type="spellEnd"/>
+          </w:p>
+        </w:tc>
+        <w:tc>
+          <w:tcPr>
+            <w:tcW w:w="0" w:type="auto"/>
+            <w:tcBorders>
+              <w:top w:val="single" w:sz="6" w:space="0" w:color="C4C7C5"/>
+              <w:left w:val="single" w:sz="6" w:space="0" w:color="C4C7C5"/>
+              <w:bottom w:val="single" w:sz="6" w:space="0" w:color="C4C7C5"/>
+              <w:right w:val="single" w:sz="6" w:space="0" w:color="C4C7C5"/>
+            </w:tcBorders>
+            <w:tcMar>
+              <w:top w:w="120" w:type="dxa"/>
+              <w:left w:w="180" w:type="dxa"/>
+              <w:bottom w:w="120" w:type="dxa"/>
+              <w:right w:w="180" w:type="dxa"/>
+            </w:tcMar>
+            <w:vAlign w:val="center"/>
+            <w:hideMark/>
+          </w:tcPr>
+          <w:p>
+            <w:r>
+              <w:t>Zdefiniowanie roli (np. Proboszcz)</w:t>
+            </w:r>
+          </w:p>
+        </w:tc>
+      </w:tr>
+    </w:tbl>
+    <w:p>
+      <w:pPr>
+        <w:jc w:val="center"/>
+      </w:pPr>
+      <w:r>
+        <w:pict w14:anchorId="40B84435">
+          <v:shapetype id="_x0000_t75" coordsize="21600,21600" o:spt="75" o:preferrelative="t" path="m@4@5l@4@11@9@11@9@5xe" filled="f" stroked="f">
+            <v:stroke joinstyle="miter"/>
+            <v:formulas>
+              <v:f eqn="if lineDrawn pixelLineWidth 0"/>
+              <v:f eqn="sum @0 1 0"/>
+              <v:f eqn="sum 0 0 @1"/>
+              <v:f eqn="prod @2 1 2"/>
+              <v:f eqn="prod @3 21600 pixelWidth"/>
+              <v:f eqn="prod @3 21600 pixelHeight"/>
+              <v:f eqn="sum @0 0 1"/>
+              <v:f eqn="prod @6 1 2"/>
+              <v:f eqn="prod @7 21600 pixelWidth"/>
+              <v:f eqn="sum @8 21600 0"/>
+              <v:f eqn="prod @7 21600 pixelHeight"/>
+              <v:f eqn="sum @10 21600 0"/>
+            </v:formulas>
+            <v:path o:extrusionok="f" gradientshapeok="t" o:connecttype="rect"/>
+            <o:lock v:ext="edit" aspectratio="t"/>
+          </v:shapetype>
+          <v:shape id="_x0000_i1028" type="#_x0000_t75" style="width:294pt;height:114pt">
+            <v:imagedata r:id="rId32" o:title="Zrzut ekranu 2026-06-07 184329"/>
+          </v:shape>
+        </w:pict>
+      </w:r>
+    </w:p>
+    <w:p>
+      <w:r>
+        <w:t xml:space="preserve">Test polegał na sprawdzeniu działania </w:t>
+      </w:r>
+      <w:proofErr w:type="spellStart"/>
+      <w:r>
+        <w:t>endpointu</w:t>
+      </w:r>
+      <w:proofErr w:type="spellEnd"/>
+      <w:r>
+        <w:t xml:space="preserve"> odpowiedzialnego za dodawanie nowej struktury terytorialnej do systemu. Wysłano żądanie HTTP metodą POST. Po wykonaniu żądania system poprawnie zapisał dane w bazie danych i zwrócił kod odpowiedzi 200 OK/201 </w:t>
+      </w:r>
+      <w:proofErr w:type="spellStart"/>
+      <w:r>
+        <w:t>Created</w:t>
+      </w:r>
+      <w:proofErr w:type="spellEnd"/>
+      <w:r>
+        <w:t xml:space="preserve">. Test potwierdził poprawne działanie </w:t>
+      </w:r>
+      <w:proofErr w:type="spellStart"/>
+      <w:r>
+        <w:t>endpointu</w:t>
+      </w:r>
+      <w:proofErr w:type="spellEnd"/>
+      <w:r>
+        <w:t xml:space="preserve"> REST API oraz komunikację aplikacji z bazą danych H2.</w:t>
+      </w:r>
+    </w:p>
+    <w:p>
+      <w:pPr>
+        <w:pStyle w:val="Nagwek2"/>
+      </w:pPr>
+      <w:r>
+        <w:t>Testy opieki duszpasterskiej i kartotek (</w:t>
+      </w:r>
+      <w:proofErr w:type="spellStart"/>
+      <w:r>
+        <w:t>Pastoral</w:t>
+      </w:r>
+      <w:proofErr w:type="spellEnd"/>
+      <w:r>
+        <w:t xml:space="preserve"> </w:t>
+      </w:r>
+      <w:proofErr w:type="spellStart"/>
+      <w:r>
+        <w:t>Care</w:t>
+      </w:r>
+      <w:proofErr w:type="spellEnd"/>
+      <w:r>
+        <w:t>)</w:t>
+      </w:r>
+    </w:p>
+    <w:tbl>
+      <w:tblPr>
+        <w:tblW w:w="0" w:type="auto"/>
+        <w:tblCellSpacing w:w="15" w:type="dxa"/>
+        <w:tblCellMar>
+          <w:left w:w="0" w:type="dxa"/>
+          <w:right w:w="0" w:type="dxa"/>
+        </w:tblCellMar>
+        <w:tblLook w:val="04A0" w:firstRow="1" w:lastRow="0" w:firstColumn="1" w:lastColumn="0" w:noHBand="0" w:noVBand="1"/>
+      </w:tblPr>
+      <w:tblGrid>
+        <w:gridCol w:w="789"/>
+        <w:gridCol w:w="2045"/>
+        <w:gridCol w:w="1327"/>
+        <w:gridCol w:w="2504"/>
+        <w:gridCol w:w="2391"/>
+      </w:tblGrid>
+      <w:tr>
+        <w:trPr>
+          <w:tblHeader/>
+          <w:tblCellSpacing w:w="15" w:type="dxa"/>
+        </w:trPr>
+        <w:tc>
+          <w:tcPr>
+            <w:tcW w:w="0" w:type="auto"/>
+            <w:tcBorders>
+              <w:top w:val="single" w:sz="6" w:space="0" w:color="C4C7C5"/>
+              <w:left w:val="single" w:sz="6" w:space="0" w:color="C4C7C5"/>
+              <w:bottom w:val="single" w:sz="6" w:space="0" w:color="C4C7C5"/>
+              <w:right w:val="single" w:sz="6" w:space="0" w:color="C4C7C5"/>
+            </w:tcBorders>
+            <w:tcMar>
+              <w:top w:w="120" w:type="dxa"/>
+              <w:left w:w="180" w:type="dxa"/>
+              <w:bottom w:w="120" w:type="dxa"/>
+              <w:right w:w="180" w:type="dxa"/>
+            </w:tcMar>
+            <w:vAlign w:val="center"/>
+            <w:hideMark/>
+          </w:tcPr>
+          <w:p>
+            <w:r>
+              <w:rPr>
+                <w:b/>
+                <w:bCs/>
+              </w:rPr>
+              <w:t>Lp.</w:t>
+            </w:r>
+          </w:p>
+        </w:tc>
+        <w:tc>
+          <w:tcPr>
+            <w:tcW w:w="0" w:type="auto"/>
+            <w:tcBorders>
+              <w:top w:val="single" w:sz="6" w:space="0" w:color="C4C7C5"/>
+              <w:left w:val="single" w:sz="6" w:space="0" w:color="C4C7C5"/>
+              <w:bottom w:val="single" w:sz="6" w:space="0" w:color="C4C7C5"/>
+              <w:right w:val="single" w:sz="6" w:space="0" w:color="C4C7C5"/>
+            </w:tcBorders>
+            <w:tcMar>
+              <w:top w:w="120" w:type="dxa"/>
+              <w:left w:w="180" w:type="dxa"/>
+              <w:bottom w:w="120" w:type="dxa"/>
+              <w:right w:w="180" w:type="dxa"/>
+            </w:tcMar>
+            <w:vAlign w:val="center"/>
+            <w:hideMark/>
+          </w:tcPr>
+          <w:p>
+            <w:r>
+              <w:rPr>
+                <w:b/>
+                <w:bCs/>
+              </w:rPr>
+              <w:t>Nazwa testu</w:t>
+            </w:r>
+          </w:p>
+        </w:tc>
+        <w:tc>
+          <w:tcPr>
+            <w:tcW w:w="0" w:type="auto"/>
+            <w:tcBorders>
+              <w:top w:val="single" w:sz="6" w:space="0" w:color="C4C7C5"/>
+              <w:left w:val="single" w:sz="6" w:space="0" w:color="C4C7C5"/>
+              <w:bottom w:val="single" w:sz="6" w:space="0" w:color="C4C7C5"/>
+              <w:right w:val="single" w:sz="6" w:space="0" w:color="C4C7C5"/>
+            </w:tcBorders>
+            <w:tcMar>
+              <w:top w:w="120" w:type="dxa"/>
+              <w:left w:w="180" w:type="dxa"/>
+              <w:bottom w:w="120" w:type="dxa"/>
+              <w:right w:w="180" w:type="dxa"/>
+            </w:tcMar>
+            <w:vAlign w:val="center"/>
+            <w:hideMark/>
+          </w:tcPr>
+          <w:p>
+            <w:r>
+              <w:rPr>
+                <w:b/>
+                <w:bCs/>
+              </w:rPr>
+              <w:t>Metoda</w:t>
+            </w:r>
+          </w:p>
+        </w:tc>
+        <w:tc>
+          <w:tcPr>
+            <w:tcW w:w="0" w:type="auto"/>
+            <w:tcBorders>
+              <w:top w:val="single" w:sz="6" w:space="0" w:color="C4C7C5"/>
+              <w:left w:val="single" w:sz="6" w:space="0" w:color="C4C7C5"/>
+              <w:bottom w:val="single" w:sz="6" w:space="0" w:color="C4C7C5"/>
+              <w:right w:val="single" w:sz="6" w:space="0" w:color="C4C7C5"/>
+            </w:tcBorders>
+            <w:tcMar>
+              <w:top w:w="120" w:type="dxa"/>
+              <w:left w:w="180" w:type="dxa"/>
+              <w:bottom w:w="120" w:type="dxa"/>
+              <w:right w:w="180" w:type="dxa"/>
+            </w:tcMar>
+            <w:vAlign w:val="center"/>
+            <w:hideMark/>
+          </w:tcPr>
+          <w:p>
+            <w:proofErr w:type="spellStart"/>
+            <w:r>
+              <w:rPr>
+                <w:b/>
+                <w:bCs/>
+              </w:rPr>
+              <w:t>Endpoint</w:t>
+            </w:r>
+            <w:proofErr w:type="spellEnd"/>
+          </w:p>
+        </w:tc>
+        <w:tc>
+          <w:tcPr>
+            <w:tcW w:w="0" w:type="auto"/>
+            <w:tcBorders>
+              <w:top w:val="single" w:sz="6" w:space="0" w:color="C4C7C5"/>
+              <w:left w:val="single" w:sz="6" w:space="0" w:color="C4C7C5"/>
+              <w:bottom w:val="single" w:sz="6" w:space="0" w:color="C4C7C5"/>
+              <w:right w:val="single" w:sz="6" w:space="0" w:color="C4C7C5"/>
+            </w:tcBorders>
+            <w:tcMar>
+              <w:top w:w="120" w:type="dxa"/>
+              <w:left w:w="180" w:type="dxa"/>
+              <w:bottom w:w="120" w:type="dxa"/>
+              <w:right w:w="180" w:type="dxa"/>
+            </w:tcMar>
+            <w:vAlign w:val="center"/>
+            <w:hideMark/>
+          </w:tcPr>
+          <w:p>
+            <w:r>
+              <w:rPr>
+                <w:b/>
+                <w:bCs/>
+              </w:rPr>
+              <w:t>Oczekiwany rezultat</w:t>
+            </w:r>
+          </w:p>
+        </w:tc>
+      </w:tr>
+      <w:tr>
+        <w:trPr>
+          <w:tblCellSpacing w:w="15" w:type="dxa"/>
+        </w:trPr>
+        <w:tc>
+          <w:tcPr>
+            <w:tcW w:w="0" w:type="auto"/>
+            <w:tcBorders>
+              <w:top w:val="single" w:sz="6" w:space="0" w:color="C4C7C5"/>
+              <w:left w:val="single" w:sz="6" w:space="0" w:color="C4C7C5"/>
+              <w:bottom w:val="single" w:sz="6" w:space="0" w:color="C4C7C5"/>
+              <w:right w:val="single" w:sz="6" w:space="0" w:color="C4C7C5"/>
+            </w:tcBorders>
+            <w:tcMar>
+              <w:top w:w="120" w:type="dxa"/>
+              <w:left w:w="180" w:type="dxa"/>
+              <w:bottom w:w="120" w:type="dxa"/>
+              <w:right w:w="180" w:type="dxa"/>
+            </w:tcMar>
+            <w:vAlign w:val="center"/>
+            <w:hideMark/>
+          </w:tcPr>
+          <w:p>
+            <w:r>
+              <w:t>1</w:t>
+            </w:r>
+          </w:p>
+        </w:tc>
+        <w:tc>
+          <w:tcPr>
+            <w:tcW w:w="0" w:type="auto"/>
+            <w:tcBorders>
+              <w:top w:val="single" w:sz="6" w:space="0" w:color="C4C7C5"/>
+              <w:left w:val="single" w:sz="6" w:space="0" w:color="C4C7C5"/>
+              <w:bottom w:val="single" w:sz="6" w:space="0" w:color="C4C7C5"/>
+              <w:right w:val="single" w:sz="6" w:space="0" w:color="C4C7C5"/>
+            </w:tcBorders>
+            <w:tcMar>
+              <w:top w:w="120" w:type="dxa"/>
+              <w:left w:w="180" w:type="dxa"/>
+              <w:bottom w:w="120" w:type="dxa"/>
+              <w:right w:w="180" w:type="dxa"/>
+            </w:tcMar>
+            <w:vAlign w:val="center"/>
+            <w:hideMark/>
+          </w:tcPr>
+          <w:p>
+            <w:r>
+              <w:t>Dodaj parafianina</w:t>
+            </w:r>
+          </w:p>
+        </w:tc>
+        <w:tc>
+          <w:tcPr>
+            <w:tcW w:w="0" w:type="auto"/>
+            <w:tcBorders>
+              <w:top w:val="single" w:sz="6" w:space="0" w:color="C4C7C5"/>
+              <w:left w:val="single" w:sz="6" w:space="0" w:color="C4C7C5"/>
+              <w:bottom w:val="single" w:sz="6" w:space="0" w:color="C4C7C5"/>
+              <w:right w:val="single" w:sz="6" w:space="0" w:color="C4C7C5"/>
+            </w:tcBorders>
+            <w:tcMar>
+              <w:top w:w="120" w:type="dxa"/>
+              <w:left w:w="180" w:type="dxa"/>
+              <w:bottom w:w="120" w:type="dxa"/>
+              <w:right w:w="180" w:type="dxa"/>
+            </w:tcMar>
+            <w:vAlign w:val="center"/>
+            <w:hideMark/>
+          </w:tcPr>
+          <w:p>
+            <w:r>
+              <w:t>POST</w:t>
+            </w:r>
+          </w:p>
+        </w:tc>
+        <w:tc>
+          <w:tcPr>
+            <w:tcW w:w="0" w:type="auto"/>
+            <w:tcBorders>
+              <w:top w:val="single" w:sz="6" w:space="0" w:color="C4C7C5"/>
+              <w:left w:val="single" w:sz="6" w:space="0" w:color="C4C7C5"/>
+              <w:bottom w:val="single" w:sz="6" w:space="0" w:color="C4C7C5"/>
+              <w:right w:val="single" w:sz="6" w:space="0" w:color="C4C7C5"/>
+            </w:tcBorders>
+            <w:tcMar>
+              <w:top w:w="120" w:type="dxa"/>
+              <w:left w:w="180" w:type="dxa"/>
+              <w:bottom w:w="120" w:type="dxa"/>
+              <w:right w:w="180" w:type="dxa"/>
+            </w:tcMar>
+            <w:vAlign w:val="center"/>
+            <w:hideMark/>
+          </w:tcPr>
+          <w:p>
+            <w:r>
+              <w:t>/</w:t>
+            </w:r>
+            <w:proofErr w:type="spellStart"/>
+            <w:r>
+              <w:t>api</w:t>
+            </w:r>
+            <w:proofErr w:type="spellEnd"/>
+            <w:r>
+              <w:t>/</w:t>
+            </w:r>
+            <w:proofErr w:type="spellStart"/>
+            <w:r>
+              <w:t>parishioners</w:t>
+            </w:r>
+            <w:proofErr w:type="spellEnd"/>
+          </w:p>
+        </w:tc>
+        <w:tc>
+          <w:tcPr>
+            <w:tcW w:w="0" w:type="auto"/>
+            <w:tcBorders>
+              <w:top w:val="single" w:sz="6" w:space="0" w:color="C4C7C5"/>
+              <w:left w:val="single" w:sz="6" w:space="0" w:color="C4C7C5"/>
+              <w:bottom w:val="single" w:sz="6" w:space="0" w:color="C4C7C5"/>
+              <w:right w:val="single" w:sz="6" w:space="0" w:color="C4C7C5"/>
+            </w:tcBorders>
+            <w:tcMar>
+              <w:top w:w="120" w:type="dxa"/>
+              <w:left w:w="180" w:type="dxa"/>
+              <w:bottom w:w="120" w:type="dxa"/>
+              <w:right w:w="180" w:type="dxa"/>
+            </w:tcMar>
+            <w:vAlign w:val="center"/>
+            <w:hideMark/>
+          </w:tcPr>
+          <w:p>
+            <w:r>
+              <w:t>System tworzy nowego parafianina</w:t>
+            </w:r>
+          </w:p>
+        </w:tc>
+      </w:tr>
+      <w:tr>
+        <w:trPr>
+          <w:tblCellSpacing w:w="15" w:type="dxa"/>
+        </w:trPr>
+        <w:tc>
+          <w:tcPr>
+            <w:tcW w:w="0" w:type="auto"/>
+            <w:tcBorders>
+              <w:top w:val="single" w:sz="6" w:space="0" w:color="C4C7C5"/>
+              <w:left w:val="single" w:sz="6" w:space="0" w:color="C4C7C5"/>
+              <w:bottom w:val="single" w:sz="6" w:space="0" w:color="C4C7C5"/>
+              <w:right w:val="single" w:sz="6" w:space="0" w:color="C4C7C5"/>
+            </w:tcBorders>
+            <w:tcMar>
+              <w:top w:w="120" w:type="dxa"/>
+              <w:left w:w="180" w:type="dxa"/>
+              <w:bottom w:w="120" w:type="dxa"/>
+              <w:right w:w="180" w:type="dxa"/>
+            </w:tcMar>
+            <w:vAlign w:val="center"/>
+            <w:hideMark/>
+          </w:tcPr>
+          <w:p>
+            <w:r>
+              <w:t>2</w:t>
+            </w:r>
+          </w:p>
+        </w:tc>
+        <w:tc>
+          <w:tcPr>
+            <w:tcW w:w="0" w:type="auto"/>
+            <w:tcBorders>
+              <w:top w:val="single" w:sz="6" w:space="0" w:color="C4C7C5"/>
+              <w:left w:val="single" w:sz="6" w:space="0" w:color="C4C7C5"/>
+              <w:bottom w:val="single" w:sz="6" w:space="0" w:color="C4C7C5"/>
+              <w:right w:val="single" w:sz="6" w:space="0" w:color="C4C7C5"/>
+            </w:tcBorders>
+            <w:tcMar>
+              <w:top w:w="120" w:type="dxa"/>
+              <w:left w:w="180" w:type="dxa"/>
+              <w:bottom w:w="120" w:type="dxa"/>
+              <w:right w:w="180" w:type="dxa"/>
+            </w:tcMar>
+            <w:vAlign w:val="center"/>
+            <w:hideMark/>
+          </w:tcPr>
+          <w:p>
+            <w:r>
+              <w:t>Lista parafian</w:t>
+            </w:r>
+          </w:p>
+        </w:tc>
+        <w:tc>
+          <w:tcPr>
+            <w:tcW w:w="0" w:type="auto"/>
+            <w:tcBorders>
+              <w:top w:val="single" w:sz="6" w:space="0" w:color="C4C7C5"/>
+              <w:left w:val="single" w:sz="6" w:space="0" w:color="C4C7C5"/>
+              <w:bottom w:val="single" w:sz="6" w:space="0" w:color="C4C7C5"/>
+              <w:right w:val="single" w:sz="6" w:space="0" w:color="C4C7C5"/>
+            </w:tcBorders>
+            <w:tcMar>
+              <w:top w:w="120" w:type="dxa"/>
+              <w:left w:w="180" w:type="dxa"/>
+              <w:bottom w:w="120" w:type="dxa"/>
+              <w:right w:w="180" w:type="dxa"/>
+            </w:tcMar>
+            <w:vAlign w:val="center"/>
+            <w:hideMark/>
+          </w:tcPr>
+          <w:p>
+            <w:r>
+              <w:t>GET</w:t>
+            </w:r>
+          </w:p>
+        </w:tc>
+        <w:tc>
+          <w:tcPr>
+            <w:tcW w:w="0" w:type="auto"/>
+            <w:tcBorders>
+              <w:top w:val="single" w:sz="6" w:space="0" w:color="C4C7C5"/>
+              <w:left w:val="single" w:sz="6" w:space="0" w:color="C4C7C5"/>
+              <w:bottom w:val="single" w:sz="6" w:space="0" w:color="C4C7C5"/>
+              <w:right w:val="single" w:sz="6" w:space="0" w:color="C4C7C5"/>
+            </w:tcBorders>
+            <w:tcMar>
+              <w:top w:w="120" w:type="dxa"/>
+              <w:left w:w="180" w:type="dxa"/>
+              <w:bottom w:w="120" w:type="dxa"/>
+              <w:right w:w="180" w:type="dxa"/>
+            </w:tcMar>
+            <w:vAlign w:val="center"/>
+            <w:hideMark/>
+          </w:tcPr>
+          <w:p>
+            <w:r>
+              <w:t>/</w:t>
+            </w:r>
+            <w:proofErr w:type="spellStart"/>
+            <w:r>
+              <w:t>api</w:t>
+            </w:r>
+            <w:proofErr w:type="spellEnd"/>
+            <w:r>
+              <w:t>/</w:t>
+            </w:r>
+            <w:proofErr w:type="spellStart"/>
+            <w:r>
+              <w:t>parishioners</w:t>
+            </w:r>
+            <w:proofErr w:type="spellEnd"/>
+          </w:p>
+        </w:tc>
+        <w:tc>
+          <w:tcPr>
+            <w:tcW w:w="0" w:type="auto"/>
+            <w:tcBorders>
+              <w:top w:val="single" w:sz="6" w:space="0" w:color="C4C7C5"/>
+              <w:left w:val="single" w:sz="6" w:space="0" w:color="C4C7C5"/>
+              <w:bottom w:val="single" w:sz="6" w:space="0" w:color="C4C7C5"/>
+              <w:right w:val="single" w:sz="6" w:space="0" w:color="C4C7C5"/>
+            </w:tcBorders>
+            <w:tcMar>
+              <w:top w:w="120" w:type="dxa"/>
+              <w:left w:w="180" w:type="dxa"/>
+              <w:bottom w:w="120" w:type="dxa"/>
+              <w:right w:w="180" w:type="dxa"/>
+            </w:tcMar>
+            <w:vAlign w:val="center"/>
+            <w:hideMark/>
+          </w:tcPr>
+          <w:p>
+            <w:r>
+              <w:t>System zwraca listę zapisanych parafian</w:t>
+            </w:r>
+          </w:p>
+        </w:tc>
+      </w:tr>
+      <w:tr>
+        <w:trPr>
+          <w:tblCellSpacing w:w="15" w:type="dxa"/>
+        </w:trPr>
+        <w:tc>
+          <w:tcPr>
+            <w:tcW w:w="0" w:type="auto"/>
+            <w:tcBorders>
+              <w:top w:val="single" w:sz="6" w:space="0" w:color="C4C7C5"/>
+              <w:left w:val="single" w:sz="6" w:space="0" w:color="C4C7C5"/>
+              <w:bottom w:val="single" w:sz="6" w:space="0" w:color="C4C7C5"/>
+              <w:right w:val="single" w:sz="6" w:space="0" w:color="C4C7C5"/>
+            </w:tcBorders>
+            <w:tcMar>
+              <w:top w:w="120" w:type="dxa"/>
+              <w:left w:w="180" w:type="dxa"/>
+              <w:bottom w:w="120" w:type="dxa"/>
+              <w:right w:w="180" w:type="dxa"/>
+            </w:tcMar>
+            <w:vAlign w:val="center"/>
+            <w:hideMark/>
+          </w:tcPr>
+          <w:p>
+            <w:r>
+              <w:lastRenderedPageBreak/>
+              <w:t>3</w:t>
+            </w:r>
+          </w:p>
+        </w:tc>
+        <w:tc>
+          <w:tcPr>
+            <w:tcW w:w="0" w:type="auto"/>
+            <w:tcBorders>
+              <w:top w:val="single" w:sz="6" w:space="0" w:color="C4C7C5"/>
+              <w:left w:val="single" w:sz="6" w:space="0" w:color="C4C7C5"/>
+              <w:bottom w:val="single" w:sz="6" w:space="0" w:color="C4C7C5"/>
+              <w:right w:val="single" w:sz="6" w:space="0" w:color="C4C7C5"/>
+            </w:tcBorders>
+            <w:tcMar>
+              <w:top w:w="120" w:type="dxa"/>
+              <w:left w:w="180" w:type="dxa"/>
+              <w:bottom w:w="120" w:type="dxa"/>
+              <w:right w:w="180" w:type="dxa"/>
+            </w:tcMar>
+            <w:vAlign w:val="center"/>
+            <w:hideMark/>
+          </w:tcPr>
+          <w:p>
+            <w:r>
+              <w:t>Utwórz kartotekę</w:t>
+            </w:r>
+          </w:p>
+        </w:tc>
+        <w:tc>
+          <w:tcPr>
+            <w:tcW w:w="0" w:type="auto"/>
+            <w:tcBorders>
+              <w:top w:val="single" w:sz="6" w:space="0" w:color="C4C7C5"/>
+              <w:left w:val="single" w:sz="6" w:space="0" w:color="C4C7C5"/>
+              <w:bottom w:val="single" w:sz="6" w:space="0" w:color="C4C7C5"/>
+              <w:right w:val="single" w:sz="6" w:space="0" w:color="C4C7C5"/>
+            </w:tcBorders>
+            <w:tcMar>
+              <w:top w:w="120" w:type="dxa"/>
+              <w:left w:w="180" w:type="dxa"/>
+              <w:bottom w:w="120" w:type="dxa"/>
+              <w:right w:w="180" w:type="dxa"/>
+            </w:tcMar>
+            <w:vAlign w:val="center"/>
+            <w:hideMark/>
+          </w:tcPr>
+          <w:p>
+            <w:r>
+              <w:t>POST</w:t>
+            </w:r>
+          </w:p>
+        </w:tc>
+        <w:tc>
+          <w:tcPr>
+            <w:tcW w:w="0" w:type="auto"/>
+            <w:tcBorders>
+              <w:top w:val="single" w:sz="6" w:space="0" w:color="C4C7C5"/>
+              <w:left w:val="single" w:sz="6" w:space="0" w:color="C4C7C5"/>
+              <w:bottom w:val="single" w:sz="6" w:space="0" w:color="C4C7C5"/>
+              <w:right w:val="single" w:sz="6" w:space="0" w:color="C4C7C5"/>
+            </w:tcBorders>
+            <w:tcMar>
+              <w:top w:w="120" w:type="dxa"/>
+              <w:left w:w="180" w:type="dxa"/>
+              <w:bottom w:w="120" w:type="dxa"/>
+              <w:right w:w="180" w:type="dxa"/>
+            </w:tcMar>
+            <w:vAlign w:val="center"/>
+            <w:hideMark/>
+          </w:tcPr>
+          <w:p>
+            <w:r>
+              <w:t>/</w:t>
+            </w:r>
+            <w:proofErr w:type="spellStart"/>
+            <w:r>
+              <w:t>api</w:t>
+            </w:r>
+            <w:proofErr w:type="spellEnd"/>
+            <w:r>
+              <w:t>/</w:t>
+            </w:r>
+            <w:proofErr w:type="spellStart"/>
+            <w:r>
+              <w:t>dossiers</w:t>
+            </w:r>
+            <w:proofErr w:type="spellEnd"/>
+          </w:p>
+        </w:tc>
+        <w:tc>
+          <w:tcPr>
+            <w:tcW w:w="0" w:type="auto"/>
+            <w:tcBorders>
+              <w:top w:val="single" w:sz="6" w:space="0" w:color="C4C7C5"/>
+              <w:left w:val="single" w:sz="6" w:space="0" w:color="C4C7C5"/>
+              <w:bottom w:val="single" w:sz="6" w:space="0" w:color="C4C7C5"/>
+              <w:right w:val="single" w:sz="6" w:space="0" w:color="C4C7C5"/>
+            </w:tcBorders>
+            <w:tcMar>
+              <w:top w:w="120" w:type="dxa"/>
+              <w:left w:w="180" w:type="dxa"/>
+              <w:bottom w:w="120" w:type="dxa"/>
+              <w:right w:w="180" w:type="dxa"/>
+            </w:tcMar>
+            <w:vAlign w:val="center"/>
+            <w:hideMark/>
+          </w:tcPr>
+          <w:p>
+            <w:r>
+              <w:t>System przypisuje nową kartotekę do parafianina</w:t>
+            </w:r>
+          </w:p>
+        </w:tc>
+      </w:tr>
+      <w:tr>
+        <w:trPr>
+          <w:tblCellSpacing w:w="15" w:type="dxa"/>
+        </w:trPr>
+        <w:tc>
+          <w:tcPr>
+            <w:tcW w:w="0" w:type="auto"/>
+            <w:tcBorders>
+              <w:top w:val="single" w:sz="6" w:space="0" w:color="C4C7C5"/>
+              <w:left w:val="single" w:sz="6" w:space="0" w:color="C4C7C5"/>
+              <w:bottom w:val="single" w:sz="6" w:space="0" w:color="C4C7C5"/>
+              <w:right w:val="single" w:sz="6" w:space="0" w:color="C4C7C5"/>
+            </w:tcBorders>
+            <w:tcMar>
+              <w:top w:w="120" w:type="dxa"/>
+              <w:left w:w="180" w:type="dxa"/>
+              <w:bottom w:w="120" w:type="dxa"/>
+              <w:right w:w="180" w:type="dxa"/>
+            </w:tcMar>
+            <w:vAlign w:val="center"/>
+            <w:hideMark/>
+          </w:tcPr>
+          <w:p>
+            <w:r>
+              <w:t>4</w:t>
+            </w:r>
+          </w:p>
+        </w:tc>
+        <w:tc>
+          <w:tcPr>
+            <w:tcW w:w="0" w:type="auto"/>
+            <w:tcBorders>
+              <w:top w:val="single" w:sz="6" w:space="0" w:color="C4C7C5"/>
+              <w:left w:val="single" w:sz="6" w:space="0" w:color="C4C7C5"/>
+              <w:bottom w:val="single" w:sz="6" w:space="0" w:color="C4C7C5"/>
+              <w:right w:val="single" w:sz="6" w:space="0" w:color="C4C7C5"/>
+            </w:tcBorders>
+            <w:tcMar>
+              <w:top w:w="120" w:type="dxa"/>
+              <w:left w:w="180" w:type="dxa"/>
+              <w:bottom w:w="120" w:type="dxa"/>
+              <w:right w:w="180" w:type="dxa"/>
+            </w:tcMar>
+            <w:vAlign w:val="center"/>
+            <w:hideMark/>
+          </w:tcPr>
+          <w:p>
+            <w:r>
+              <w:t>Próba usunięcia parafianina z kartoteką</w:t>
+            </w:r>
+          </w:p>
+        </w:tc>
+        <w:tc>
+          <w:tcPr>
+            <w:tcW w:w="0" w:type="auto"/>
+            <w:tcBorders>
+              <w:top w:val="single" w:sz="6" w:space="0" w:color="C4C7C5"/>
+              <w:left w:val="single" w:sz="6" w:space="0" w:color="C4C7C5"/>
+              <w:bottom w:val="single" w:sz="6" w:space="0" w:color="C4C7C5"/>
+              <w:right w:val="single" w:sz="6" w:space="0" w:color="C4C7C5"/>
+            </w:tcBorders>
+            <w:tcMar>
+              <w:top w:w="120" w:type="dxa"/>
+              <w:left w:w="180" w:type="dxa"/>
+              <w:bottom w:w="120" w:type="dxa"/>
+              <w:right w:w="180" w:type="dxa"/>
+            </w:tcMar>
+            <w:vAlign w:val="center"/>
+            <w:hideMark/>
+          </w:tcPr>
+          <w:p>
+            <w:r>
+              <w:t>DELETE</w:t>
+            </w:r>
+          </w:p>
+        </w:tc>
+        <w:tc>
+          <w:tcPr>
+            <w:tcW w:w="0" w:type="auto"/>
+            <w:tcBorders>
+              <w:top w:val="single" w:sz="6" w:space="0" w:color="C4C7C5"/>
+              <w:left w:val="single" w:sz="6" w:space="0" w:color="C4C7C5"/>
+              <w:bottom w:val="single" w:sz="6" w:space="0" w:color="C4C7C5"/>
+              <w:right w:val="single" w:sz="6" w:space="0" w:color="C4C7C5"/>
+            </w:tcBorders>
+            <w:tcMar>
+              <w:top w:w="120" w:type="dxa"/>
+              <w:left w:w="180" w:type="dxa"/>
+              <w:bottom w:w="120" w:type="dxa"/>
+              <w:right w:w="180" w:type="dxa"/>
+            </w:tcMar>
+            <w:vAlign w:val="center"/>
+            <w:hideMark/>
+          </w:tcPr>
+          <w:p>
+            <w:r>
+              <w:t>/</w:t>
+            </w:r>
+            <w:proofErr w:type="spellStart"/>
+            <w:r>
+              <w:t>api</w:t>
+            </w:r>
+            <w:proofErr w:type="spellEnd"/>
+            <w:r>
+              <w:t>/</w:t>
+            </w:r>
+            <w:proofErr w:type="spellStart"/>
+            <w:r>
+              <w:t>parishioners</w:t>
+            </w:r>
+            <w:proofErr w:type="spellEnd"/>
+            <w:r>
+              <w:t>/{id}</w:t>
+            </w:r>
+          </w:p>
+        </w:tc>
+        <w:tc>
+          <w:tcPr>
+            <w:tcW w:w="0" w:type="auto"/>
+            <w:tcBorders>
+              <w:top w:val="single" w:sz="6" w:space="0" w:color="C4C7C5"/>
+              <w:left w:val="single" w:sz="6" w:space="0" w:color="C4C7C5"/>
+              <w:bottom w:val="single" w:sz="6" w:space="0" w:color="C4C7C5"/>
+              <w:right w:val="single" w:sz="6" w:space="0" w:color="C4C7C5"/>
+            </w:tcBorders>
+            <w:tcMar>
+              <w:top w:w="120" w:type="dxa"/>
+              <w:left w:w="180" w:type="dxa"/>
+              <w:bottom w:w="120" w:type="dxa"/>
+              <w:right w:w="180" w:type="dxa"/>
+            </w:tcMar>
+            <w:vAlign w:val="center"/>
+            <w:hideMark/>
+          </w:tcPr>
+          <w:p>
+            <w:r>
+              <w:t>System blokuje operację (błąd 400/409)</w:t>
+            </w:r>
+          </w:p>
+        </w:tc>
+      </w:tr>
+      <w:tr>
+        <w:trPr>
+          <w:tblCellSpacing w:w="15" w:type="dxa"/>
+        </w:trPr>
+        <w:tc>
+          <w:tcPr>
+            <w:tcW w:w="0" w:type="auto"/>
+            <w:tcBorders>
+              <w:top w:val="single" w:sz="6" w:space="0" w:color="C4C7C5"/>
+              <w:left w:val="single" w:sz="6" w:space="0" w:color="C4C7C5"/>
+              <w:bottom w:val="single" w:sz="6" w:space="0" w:color="C4C7C5"/>
+              <w:right w:val="single" w:sz="6" w:space="0" w:color="C4C7C5"/>
+            </w:tcBorders>
+            <w:tcMar>
+              <w:top w:w="120" w:type="dxa"/>
+              <w:left w:w="180" w:type="dxa"/>
+              <w:bottom w:w="120" w:type="dxa"/>
+              <w:right w:w="180" w:type="dxa"/>
+            </w:tcMar>
+            <w:vAlign w:val="center"/>
+            <w:hideMark/>
+          </w:tcPr>
+          <w:p>
+            <w:r>
+              <w:t>5</w:t>
+            </w:r>
+          </w:p>
+        </w:tc>
+        <w:tc>
+          <w:tcPr>
+            <w:tcW w:w="0" w:type="auto"/>
+            <w:tcBorders>
+              <w:top w:val="single" w:sz="6" w:space="0" w:color="C4C7C5"/>
+              <w:left w:val="single" w:sz="6" w:space="0" w:color="C4C7C5"/>
+              <w:bottom w:val="single" w:sz="6" w:space="0" w:color="C4C7C5"/>
+              <w:right w:val="single" w:sz="6" w:space="0" w:color="C4C7C5"/>
+            </w:tcBorders>
+            <w:tcMar>
+              <w:top w:w="120" w:type="dxa"/>
+              <w:left w:w="180" w:type="dxa"/>
+              <w:bottom w:w="120" w:type="dxa"/>
+              <w:right w:w="180" w:type="dxa"/>
+            </w:tcMar>
+            <w:vAlign w:val="center"/>
+            <w:hideMark/>
+          </w:tcPr>
+          <w:p>
+            <w:r>
+              <w:t>Usunięcie kartoteki</w:t>
+            </w:r>
+          </w:p>
+        </w:tc>
+        <w:tc>
+          <w:tcPr>
+            <w:tcW w:w="0" w:type="auto"/>
+            <w:tcBorders>
+              <w:top w:val="single" w:sz="6" w:space="0" w:color="C4C7C5"/>
+              <w:left w:val="single" w:sz="6" w:space="0" w:color="C4C7C5"/>
+              <w:bottom w:val="single" w:sz="6" w:space="0" w:color="C4C7C5"/>
+              <w:right w:val="single" w:sz="6" w:space="0" w:color="C4C7C5"/>
+            </w:tcBorders>
+            <w:tcMar>
+              <w:top w:w="120" w:type="dxa"/>
+              <w:left w:w="180" w:type="dxa"/>
+              <w:bottom w:w="120" w:type="dxa"/>
+              <w:right w:w="180" w:type="dxa"/>
+            </w:tcMar>
+            <w:vAlign w:val="center"/>
+            <w:hideMark/>
+          </w:tcPr>
+          <w:p>
+            <w:r>
+              <w:t>DELETE</w:t>
+            </w:r>
+          </w:p>
+        </w:tc>
+        <w:tc>
+          <w:tcPr>
+            <w:tcW w:w="0" w:type="auto"/>
+            <w:tcBorders>
+              <w:top w:val="single" w:sz="6" w:space="0" w:color="C4C7C5"/>
+              <w:left w:val="single" w:sz="6" w:space="0" w:color="C4C7C5"/>
+              <w:bottom w:val="single" w:sz="6" w:space="0" w:color="C4C7C5"/>
+              <w:right w:val="single" w:sz="6" w:space="0" w:color="C4C7C5"/>
+            </w:tcBorders>
+            <w:tcMar>
+              <w:top w:w="120" w:type="dxa"/>
+              <w:left w:w="180" w:type="dxa"/>
+              <w:bottom w:w="120" w:type="dxa"/>
+              <w:right w:w="180" w:type="dxa"/>
+            </w:tcMar>
+            <w:vAlign w:val="center"/>
+            <w:hideMark/>
+          </w:tcPr>
+          <w:p>
+            <w:r>
+              <w:t>/</w:t>
+            </w:r>
+            <w:proofErr w:type="spellStart"/>
+            <w:r>
+              <w:t>api</w:t>
+            </w:r>
+            <w:proofErr w:type="spellEnd"/>
+            <w:r>
+              <w:t>/</w:t>
+            </w:r>
+            <w:proofErr w:type="spellStart"/>
+            <w:r>
+              <w:t>dossiers</w:t>
+            </w:r>
+            <w:proofErr w:type="spellEnd"/>
+            <w:r>
+              <w:t>/{id}</w:t>
+            </w:r>
+          </w:p>
+        </w:tc>
+        <w:tc>
+          <w:tcPr>
+            <w:tcW w:w="0" w:type="auto"/>
+            <w:tcBorders>
+              <w:top w:val="single" w:sz="6" w:space="0" w:color="C4C7C5"/>
+              <w:left w:val="single" w:sz="6" w:space="0" w:color="C4C7C5"/>
+              <w:bottom w:val="single" w:sz="6" w:space="0" w:color="C4C7C5"/>
+              <w:right w:val="single" w:sz="6" w:space="0" w:color="C4C7C5"/>
+            </w:tcBorders>
+            <w:tcMar>
+              <w:top w:w="120" w:type="dxa"/>
+              <w:left w:w="180" w:type="dxa"/>
+              <w:bottom w:w="120" w:type="dxa"/>
+              <w:right w:w="180" w:type="dxa"/>
+            </w:tcMar>
+            <w:vAlign w:val="center"/>
+            <w:hideMark/>
+          </w:tcPr>
+          <w:p>
+            <w:r>
+              <w:t>System usuwa kartotekę</w:t>
+            </w:r>
+          </w:p>
+        </w:tc>
+      </w:tr>
+      <w:tr>
+        <w:trPr>
+          <w:tblCellSpacing w:w="15" w:type="dxa"/>
+        </w:trPr>
+        <w:tc>
+          <w:tcPr>
+            <w:tcW w:w="0" w:type="auto"/>
+            <w:tcBorders>
+              <w:top w:val="single" w:sz="6" w:space="0" w:color="C4C7C5"/>
+              <w:left w:val="single" w:sz="6" w:space="0" w:color="C4C7C5"/>
+              <w:bottom w:val="single" w:sz="6" w:space="0" w:color="C4C7C5"/>
+              <w:right w:val="single" w:sz="6" w:space="0" w:color="C4C7C5"/>
+            </w:tcBorders>
+            <w:tcMar>
+              <w:top w:w="120" w:type="dxa"/>
+              <w:left w:w="180" w:type="dxa"/>
+              <w:bottom w:w="120" w:type="dxa"/>
+              <w:right w:w="180" w:type="dxa"/>
+            </w:tcMar>
+            <w:vAlign w:val="center"/>
+            <w:hideMark/>
+          </w:tcPr>
+          <w:p>
+            <w:r>
+              <w:t>6</w:t>
+            </w:r>
+          </w:p>
+        </w:tc>
+        <w:tc>
+          <w:tcPr>
+            <w:tcW w:w="0" w:type="auto"/>
+            <w:tcBorders>
+              <w:top w:val="single" w:sz="6" w:space="0" w:color="C4C7C5"/>
+              <w:left w:val="single" w:sz="6" w:space="0" w:color="C4C7C5"/>
+              <w:bottom w:val="single" w:sz="6" w:space="0" w:color="C4C7C5"/>
+              <w:right w:val="single" w:sz="6" w:space="0" w:color="C4C7C5"/>
+            </w:tcBorders>
+            <w:tcMar>
+              <w:top w:w="120" w:type="dxa"/>
+              <w:left w:w="180" w:type="dxa"/>
+              <w:bottom w:w="120" w:type="dxa"/>
+              <w:right w:w="180" w:type="dxa"/>
+            </w:tcMar>
+            <w:vAlign w:val="center"/>
+            <w:hideMark/>
+          </w:tcPr>
+          <w:p>
+            <w:r>
+              <w:t>Usunięcie parafianina (sukces)</w:t>
+            </w:r>
+          </w:p>
+        </w:tc>
+        <w:tc>
+          <w:tcPr>
+            <w:tcW w:w="0" w:type="auto"/>
+            <w:tcBorders>
+              <w:top w:val="single" w:sz="6" w:space="0" w:color="C4C7C5"/>
+              <w:left w:val="single" w:sz="6" w:space="0" w:color="C4C7C5"/>
+              <w:bottom w:val="single" w:sz="6" w:space="0" w:color="C4C7C5"/>
+              <w:right w:val="single" w:sz="6" w:space="0" w:color="C4C7C5"/>
+            </w:tcBorders>
+            <w:tcMar>
+              <w:top w:w="120" w:type="dxa"/>
+              <w:left w:w="180" w:type="dxa"/>
+              <w:bottom w:w="120" w:type="dxa"/>
+              <w:right w:w="180" w:type="dxa"/>
+            </w:tcMar>
+            <w:vAlign w:val="center"/>
+            <w:hideMark/>
+          </w:tcPr>
+          <w:p>
+            <w:r>
+              <w:t>DELETE</w:t>
+            </w:r>
+          </w:p>
+        </w:tc>
+        <w:tc>
+          <w:tcPr>
+            <w:tcW w:w="0" w:type="auto"/>
+            <w:tcBorders>
+              <w:top w:val="single" w:sz="6" w:space="0" w:color="C4C7C5"/>
+              <w:left w:val="single" w:sz="6" w:space="0" w:color="C4C7C5"/>
+              <w:bottom w:val="single" w:sz="6" w:space="0" w:color="C4C7C5"/>
+              <w:right w:val="single" w:sz="6" w:space="0" w:color="C4C7C5"/>
+            </w:tcBorders>
+            <w:tcMar>
+              <w:top w:w="120" w:type="dxa"/>
+              <w:left w:w="180" w:type="dxa"/>
+              <w:bottom w:w="120" w:type="dxa"/>
+              <w:right w:w="180" w:type="dxa"/>
+            </w:tcMar>
+            <w:vAlign w:val="center"/>
+            <w:hideMark/>
+          </w:tcPr>
+          <w:p>
+            <w:r>
+              <w:t>/</w:t>
+            </w:r>
+            <w:proofErr w:type="spellStart"/>
+            <w:r>
+              <w:t>api</w:t>
+            </w:r>
+            <w:proofErr w:type="spellEnd"/>
+            <w:r>
+              <w:t>/</w:t>
+            </w:r>
+            <w:proofErr w:type="spellStart"/>
+            <w:r>
+              <w:t>parishioners</w:t>
+            </w:r>
+            <w:proofErr w:type="spellEnd"/>
+            <w:r>
+              <w:t>/{id}</w:t>
+            </w:r>
+          </w:p>
+        </w:tc>
+        <w:tc>
+          <w:tcPr>
+            <w:tcW w:w="0" w:type="auto"/>
+            <w:tcBorders>
+              <w:top w:val="single" w:sz="6" w:space="0" w:color="C4C7C5"/>
+              <w:left w:val="single" w:sz="6" w:space="0" w:color="C4C7C5"/>
+              <w:bottom w:val="single" w:sz="6" w:space="0" w:color="C4C7C5"/>
+              <w:right w:val="single" w:sz="6" w:space="0" w:color="C4C7C5"/>
+            </w:tcBorders>
+            <w:tcMar>
+              <w:top w:w="120" w:type="dxa"/>
+              <w:left w:w="180" w:type="dxa"/>
+              <w:bottom w:w="120" w:type="dxa"/>
+              <w:right w:w="180" w:type="dxa"/>
+            </w:tcMar>
+            <w:vAlign w:val="center"/>
+            <w:hideMark/>
+          </w:tcPr>
+          <w:p>
+            <w:r>
+              <w:t>System poprawnie usuwa parafianina</w:t>
+            </w:r>
+          </w:p>
+        </w:tc>
+      </w:tr>
+    </w:tbl>
+    <w:p>
+      <w:pPr>
+        <w:jc w:val="center"/>
+      </w:pPr>
+      <w:r>
+        <w:pict w14:anchorId="0F12D3E3">
+          <v:shape id="_x0000_i1029" type="#_x0000_t75" style="width:279.6pt;height:173.4pt">
+            <v:imagedata r:id="rId33" o:title="prowadzenie kartotek parafian1"/>
+          </v:shape>
+        </w:pict>
+      </w:r>
+    </w:p>
+    <w:p>
+      <w:r>
+        <w:t xml:space="preserve">Test dotyczył sprawdzenia działania </w:t>
+      </w:r>
+      <w:proofErr w:type="spellStart"/>
+      <w:r>
+        <w:t>endpointu</w:t>
+      </w:r>
+      <w:proofErr w:type="spellEnd"/>
+      <w:r>
+        <w:t xml:space="preserve"> odpowiedzialnego za dodawanie nowego parafianina. Wysłano dane zawierające imię, nazwisko oraz dane kontaktowe. System poprawnie zapisał osobę i zwrócił status 200 OK.</w:t>
+      </w:r>
+    </w:p>
+    <w:p>
+      <w:r>
+        <w:pict w14:anchorId="2B075B4F">
+          <v:shape id="_x0000_i1030" type="#_x0000_t75" style="width:453pt;height:85.8pt">
+            <v:imagedata r:id="rId34" o:title="prowadzenie kartotek parafian8"/>
+          </v:shape>
+        </w:pict>
+      </w:r>
+      <w:r>
+        <w:rPr>
+          <w:b/>
+          <w:bCs/>
+        </w:rPr>
+        <w:t>Test integralności usuwania:</w:t>
+      </w:r>
+      <w:r>
+        <w:t xml:space="preserve"> </w:t>
+      </w:r>
+      <w:proofErr w:type="spellStart"/>
+      <w:r>
+        <w:t>Endpoint</w:t>
+      </w:r>
+      <w:proofErr w:type="spellEnd"/>
+      <w:r>
+        <w:t xml:space="preserve"> został przetestowany pod kątem rygorystycznej obsługi błędów i relacji referencyjnych. Próba usunięcia parafianina posiadającego aktywną kartotekę została poprawnie zablokowana przez system w celu uniknięcia "osieroconych" rekordów. Właściwe usunięcie parafianina (kod 204 No Content) powiodło się dopiero po wcześniejszym wysłaniu żądania DELETE dla powiązanej z nim kartoteki.</w:t>
+      </w:r>
+    </w:p>
+    <w:p>
+      <w:pPr>
+        <w:pStyle w:val="Nagwek2"/>
+      </w:pPr>
+      <w:r>
+        <w:lastRenderedPageBreak/>
+        <w:t>Testy grup parafialnych (</w:t>
+      </w:r>
+      <w:proofErr w:type="spellStart"/>
+      <w:r>
+        <w:t>Parish</w:t>
+      </w:r>
+      <w:proofErr w:type="spellEnd"/>
+      <w:r>
+        <w:t xml:space="preserve"> </w:t>
+      </w:r>
+      <w:proofErr w:type="spellStart"/>
+      <w:r>
+        <w:t>Groups</w:t>
+      </w:r>
+      <w:proofErr w:type="spellEnd"/>
+      <w:r>
+        <w:t>)</w:t>
+      </w:r>
+    </w:p>
+    <w:tbl>
+      <w:tblPr>
+        <w:tblW w:w="0" w:type="auto"/>
+        <w:tblCellSpacing w:w="15" w:type="dxa"/>
+        <w:tblCellMar>
+          <w:left w:w="0" w:type="dxa"/>
+          <w:right w:w="0" w:type="dxa"/>
+        </w:tblCellMar>
+        <w:tblLook w:val="04A0" w:firstRow="1" w:lastRow="0" w:firstColumn="1" w:lastColumn="0" w:noHBand="0" w:noVBand="1"/>
+      </w:tblPr>
+      <w:tblGrid>
+        <w:gridCol w:w="789"/>
+        <w:gridCol w:w="1682"/>
+        <w:gridCol w:w="1327"/>
+        <w:gridCol w:w="2931"/>
+        <w:gridCol w:w="2327"/>
+      </w:tblGrid>
+      <w:tr>
+        <w:trPr>
+          <w:tblHeader/>
+          <w:tblCellSpacing w:w="15" w:type="dxa"/>
+        </w:trPr>
+        <w:tc>
+          <w:tcPr>
+            <w:tcW w:w="0" w:type="auto"/>
+            <w:tcBorders>
+              <w:top w:val="single" w:sz="6" w:space="0" w:color="C4C7C5"/>
+              <w:left w:val="single" w:sz="6" w:space="0" w:color="C4C7C5"/>
+              <w:bottom w:val="single" w:sz="6" w:space="0" w:color="C4C7C5"/>
+              <w:right w:val="single" w:sz="6" w:space="0" w:color="C4C7C5"/>
+            </w:tcBorders>
+            <w:tcMar>
+              <w:top w:w="120" w:type="dxa"/>
+              <w:left w:w="180" w:type="dxa"/>
+              <w:bottom w:w="120" w:type="dxa"/>
+              <w:right w:w="180" w:type="dxa"/>
+            </w:tcMar>
+            <w:vAlign w:val="center"/>
+            <w:hideMark/>
+          </w:tcPr>
+          <w:p>
+            <w:r>
+              <w:rPr>
+                <w:b/>
+                <w:bCs/>
+              </w:rPr>
+              <w:t>Lp.</w:t>
+            </w:r>
+          </w:p>
+        </w:tc>
+        <w:tc>
+          <w:tcPr>
+            <w:tcW w:w="0" w:type="auto"/>
+            <w:tcBorders>
+              <w:top w:val="single" w:sz="6" w:space="0" w:color="C4C7C5"/>
+              <w:left w:val="single" w:sz="6" w:space="0" w:color="C4C7C5"/>
+              <w:bottom w:val="single" w:sz="6" w:space="0" w:color="C4C7C5"/>
+              <w:right w:val="single" w:sz="6" w:space="0" w:color="C4C7C5"/>
+            </w:tcBorders>
+            <w:tcMar>
+              <w:top w:w="120" w:type="dxa"/>
+              <w:left w:w="180" w:type="dxa"/>
+              <w:bottom w:w="120" w:type="dxa"/>
+              <w:right w:w="180" w:type="dxa"/>
+            </w:tcMar>
+            <w:vAlign w:val="center"/>
+            <w:hideMark/>
+          </w:tcPr>
+          <w:p>
+            <w:r>
+              <w:rPr>
+                <w:b/>
+                <w:bCs/>
+              </w:rPr>
+              <w:t>Nazwa testu</w:t>
+            </w:r>
+          </w:p>
+        </w:tc>
+        <w:tc>
+          <w:tcPr>
+            <w:tcW w:w="0" w:type="auto"/>
+            <w:tcBorders>
+              <w:top w:val="single" w:sz="6" w:space="0" w:color="C4C7C5"/>
+              <w:left w:val="single" w:sz="6" w:space="0" w:color="C4C7C5"/>
+              <w:bottom w:val="single" w:sz="6" w:space="0" w:color="C4C7C5"/>
+              <w:right w:val="single" w:sz="6" w:space="0" w:color="C4C7C5"/>
+            </w:tcBorders>
+            <w:tcMar>
+              <w:top w:w="120" w:type="dxa"/>
+              <w:left w:w="180" w:type="dxa"/>
+              <w:bottom w:w="120" w:type="dxa"/>
+              <w:right w:w="180" w:type="dxa"/>
+            </w:tcMar>
+            <w:vAlign w:val="center"/>
+            <w:hideMark/>
+          </w:tcPr>
+          <w:p>
+            <w:r>
+              <w:rPr>
+                <w:b/>
+                <w:bCs/>
+              </w:rPr>
+              <w:t>Metoda</w:t>
+            </w:r>
+          </w:p>
+        </w:tc>
+        <w:tc>
+          <w:tcPr>
+            <w:tcW w:w="0" w:type="auto"/>
+            <w:tcBorders>
+              <w:top w:val="single" w:sz="6" w:space="0" w:color="C4C7C5"/>
+              <w:left w:val="single" w:sz="6" w:space="0" w:color="C4C7C5"/>
+              <w:bottom w:val="single" w:sz="6" w:space="0" w:color="C4C7C5"/>
+              <w:right w:val="single" w:sz="6" w:space="0" w:color="C4C7C5"/>
+            </w:tcBorders>
+            <w:tcMar>
+              <w:top w:w="120" w:type="dxa"/>
+              <w:left w:w="180" w:type="dxa"/>
+              <w:bottom w:w="120" w:type="dxa"/>
+              <w:right w:w="180" w:type="dxa"/>
+            </w:tcMar>
+            <w:vAlign w:val="center"/>
+            <w:hideMark/>
+          </w:tcPr>
+          <w:p>
+            <w:proofErr w:type="spellStart"/>
+            <w:r>
+              <w:rPr>
+                <w:b/>
+                <w:bCs/>
+              </w:rPr>
+              <w:t>Endpoint</w:t>
+            </w:r>
+            <w:proofErr w:type="spellEnd"/>
+          </w:p>
+        </w:tc>
+        <w:tc>
+          <w:tcPr>
+            <w:tcW w:w="0" w:type="auto"/>
+            <w:tcBorders>
+              <w:top w:val="single" w:sz="6" w:space="0" w:color="C4C7C5"/>
+              <w:left w:val="single" w:sz="6" w:space="0" w:color="C4C7C5"/>
+              <w:bottom w:val="single" w:sz="6" w:space="0" w:color="C4C7C5"/>
+              <w:right w:val="single" w:sz="6" w:space="0" w:color="C4C7C5"/>
+            </w:tcBorders>
+            <w:tcMar>
+              <w:top w:w="120" w:type="dxa"/>
+              <w:left w:w="180" w:type="dxa"/>
+              <w:bottom w:w="120" w:type="dxa"/>
+              <w:right w:w="180" w:type="dxa"/>
+            </w:tcMar>
+            <w:vAlign w:val="center"/>
+            <w:hideMark/>
+          </w:tcPr>
+          <w:p>
+            <w:r>
+              <w:rPr>
+                <w:b/>
+                <w:bCs/>
+              </w:rPr>
+              <w:t>Oczekiwany rezultat</w:t>
+            </w:r>
+          </w:p>
+        </w:tc>
+      </w:tr>
+      <w:tr>
+        <w:trPr>
+          <w:tblCellSpacing w:w="15" w:type="dxa"/>
+        </w:trPr>
+        <w:tc>
+          <w:tcPr>
+            <w:tcW w:w="0" w:type="auto"/>
+            <w:tcBorders>
+              <w:top w:val="single" w:sz="6" w:space="0" w:color="C4C7C5"/>
+              <w:left w:val="single" w:sz="6" w:space="0" w:color="C4C7C5"/>
+              <w:bottom w:val="single" w:sz="6" w:space="0" w:color="C4C7C5"/>
+              <w:right w:val="single" w:sz="6" w:space="0" w:color="C4C7C5"/>
+            </w:tcBorders>
+            <w:tcMar>
+              <w:top w:w="120" w:type="dxa"/>
+              <w:left w:w="180" w:type="dxa"/>
+              <w:bottom w:w="120" w:type="dxa"/>
+              <w:right w:w="180" w:type="dxa"/>
+            </w:tcMar>
+            <w:vAlign w:val="center"/>
+            <w:hideMark/>
+          </w:tcPr>
+          <w:p>
+            <w:r>
+              <w:t>1</w:t>
+            </w:r>
+          </w:p>
+        </w:tc>
+        <w:tc>
+          <w:tcPr>
+            <w:tcW w:w="0" w:type="auto"/>
+            <w:tcBorders>
+              <w:top w:val="single" w:sz="6" w:space="0" w:color="C4C7C5"/>
+              <w:left w:val="single" w:sz="6" w:space="0" w:color="C4C7C5"/>
+              <w:bottom w:val="single" w:sz="6" w:space="0" w:color="C4C7C5"/>
+              <w:right w:val="single" w:sz="6" w:space="0" w:color="C4C7C5"/>
+            </w:tcBorders>
+            <w:tcMar>
+              <w:top w:w="120" w:type="dxa"/>
+              <w:left w:w="180" w:type="dxa"/>
+              <w:bottom w:w="120" w:type="dxa"/>
+              <w:right w:w="180" w:type="dxa"/>
+            </w:tcMar>
+            <w:vAlign w:val="center"/>
+            <w:hideMark/>
+          </w:tcPr>
+          <w:p>
+            <w:r>
+              <w:t>Utwórz grupę</w:t>
+            </w:r>
+          </w:p>
+        </w:tc>
+        <w:tc>
+          <w:tcPr>
+            <w:tcW w:w="0" w:type="auto"/>
+            <w:tcBorders>
+              <w:top w:val="single" w:sz="6" w:space="0" w:color="C4C7C5"/>
+              <w:left w:val="single" w:sz="6" w:space="0" w:color="C4C7C5"/>
+              <w:bottom w:val="single" w:sz="6" w:space="0" w:color="C4C7C5"/>
+              <w:right w:val="single" w:sz="6" w:space="0" w:color="C4C7C5"/>
+            </w:tcBorders>
+            <w:tcMar>
+              <w:top w:w="120" w:type="dxa"/>
+              <w:left w:w="180" w:type="dxa"/>
+              <w:bottom w:w="120" w:type="dxa"/>
+              <w:right w:w="180" w:type="dxa"/>
+            </w:tcMar>
+            <w:vAlign w:val="center"/>
+            <w:hideMark/>
+          </w:tcPr>
+          <w:p>
+            <w:r>
+              <w:t>POST</w:t>
+            </w:r>
+          </w:p>
+        </w:tc>
+        <w:tc>
+          <w:tcPr>
+            <w:tcW w:w="0" w:type="auto"/>
+            <w:tcBorders>
+              <w:top w:val="single" w:sz="6" w:space="0" w:color="C4C7C5"/>
+              <w:left w:val="single" w:sz="6" w:space="0" w:color="C4C7C5"/>
+              <w:bottom w:val="single" w:sz="6" w:space="0" w:color="C4C7C5"/>
+              <w:right w:val="single" w:sz="6" w:space="0" w:color="C4C7C5"/>
+            </w:tcBorders>
+            <w:tcMar>
+              <w:top w:w="120" w:type="dxa"/>
+              <w:left w:w="180" w:type="dxa"/>
+              <w:bottom w:w="120" w:type="dxa"/>
+              <w:right w:w="180" w:type="dxa"/>
+            </w:tcMar>
+            <w:vAlign w:val="center"/>
+            <w:hideMark/>
+          </w:tcPr>
+          <w:p>
+            <w:r>
+              <w:t>/</w:t>
+            </w:r>
+            <w:proofErr w:type="spellStart"/>
+            <w:r>
+              <w:t>api</w:t>
+            </w:r>
+            <w:proofErr w:type="spellEnd"/>
+            <w:r>
+              <w:t>/</w:t>
+            </w:r>
+            <w:proofErr w:type="spellStart"/>
+            <w:r>
+              <w:t>groups</w:t>
+            </w:r>
+            <w:proofErr w:type="spellEnd"/>
+          </w:p>
+        </w:tc>
+        <w:tc>
+          <w:tcPr>
+            <w:tcW w:w="0" w:type="auto"/>
+            <w:tcBorders>
+              <w:top w:val="single" w:sz="6" w:space="0" w:color="C4C7C5"/>
+              <w:left w:val="single" w:sz="6" w:space="0" w:color="C4C7C5"/>
+              <w:bottom w:val="single" w:sz="6" w:space="0" w:color="C4C7C5"/>
+              <w:right w:val="single" w:sz="6" w:space="0" w:color="C4C7C5"/>
+            </w:tcBorders>
+            <w:tcMar>
+              <w:top w:w="120" w:type="dxa"/>
+              <w:left w:w="180" w:type="dxa"/>
+              <w:bottom w:w="120" w:type="dxa"/>
+              <w:right w:w="180" w:type="dxa"/>
+            </w:tcMar>
+            <w:vAlign w:val="center"/>
+            <w:hideMark/>
+          </w:tcPr>
+          <w:p>
+            <w:r>
+              <w:t>System tworzy nową grupę parafialną</w:t>
+            </w:r>
+          </w:p>
+        </w:tc>
+      </w:tr>
+      <w:tr>
+        <w:trPr>
+          <w:tblCellSpacing w:w="15" w:type="dxa"/>
+        </w:trPr>
+        <w:tc>
+          <w:tcPr>
+            <w:tcW w:w="0" w:type="auto"/>
+            <w:tcBorders>
+              <w:top w:val="single" w:sz="6" w:space="0" w:color="C4C7C5"/>
+              <w:left w:val="single" w:sz="6" w:space="0" w:color="C4C7C5"/>
+              <w:bottom w:val="single" w:sz="6" w:space="0" w:color="C4C7C5"/>
+              <w:right w:val="single" w:sz="6" w:space="0" w:color="C4C7C5"/>
+            </w:tcBorders>
+            <w:tcMar>
+              <w:top w:w="120" w:type="dxa"/>
+              <w:left w:w="180" w:type="dxa"/>
+              <w:bottom w:w="120" w:type="dxa"/>
+              <w:right w:w="180" w:type="dxa"/>
+            </w:tcMar>
+            <w:vAlign w:val="center"/>
+            <w:hideMark/>
+          </w:tcPr>
+          <w:p>
+            <w:r>
+              <w:t>2</w:t>
+            </w:r>
+          </w:p>
+        </w:tc>
+        <w:tc>
+          <w:tcPr>
+            <w:tcW w:w="0" w:type="auto"/>
+            <w:tcBorders>
+              <w:top w:val="single" w:sz="6" w:space="0" w:color="C4C7C5"/>
+              <w:left w:val="single" w:sz="6" w:space="0" w:color="C4C7C5"/>
+              <w:bottom w:val="single" w:sz="6" w:space="0" w:color="C4C7C5"/>
+              <w:right w:val="single" w:sz="6" w:space="0" w:color="C4C7C5"/>
+            </w:tcBorders>
+            <w:tcMar>
+              <w:top w:w="120" w:type="dxa"/>
+              <w:left w:w="180" w:type="dxa"/>
+              <w:bottom w:w="120" w:type="dxa"/>
+              <w:right w:w="180" w:type="dxa"/>
+            </w:tcMar>
+            <w:vAlign w:val="center"/>
+            <w:hideMark/>
+          </w:tcPr>
+          <w:p>
+            <w:r>
+              <w:t>Dodaj członka do grupy</w:t>
+            </w:r>
+          </w:p>
+        </w:tc>
+        <w:tc>
+          <w:tcPr>
+            <w:tcW w:w="0" w:type="auto"/>
+            <w:tcBorders>
+              <w:top w:val="single" w:sz="6" w:space="0" w:color="C4C7C5"/>
+              <w:left w:val="single" w:sz="6" w:space="0" w:color="C4C7C5"/>
+              <w:bottom w:val="single" w:sz="6" w:space="0" w:color="C4C7C5"/>
+              <w:right w:val="single" w:sz="6" w:space="0" w:color="C4C7C5"/>
+            </w:tcBorders>
+            <w:tcMar>
+              <w:top w:w="120" w:type="dxa"/>
+              <w:left w:w="180" w:type="dxa"/>
+              <w:bottom w:w="120" w:type="dxa"/>
+              <w:right w:w="180" w:type="dxa"/>
+            </w:tcMar>
+            <w:vAlign w:val="center"/>
+            <w:hideMark/>
+          </w:tcPr>
+          <w:p>
+            <w:r>
+              <w:t>POST</w:t>
+            </w:r>
+          </w:p>
+        </w:tc>
+        <w:tc>
+          <w:tcPr>
+            <w:tcW w:w="0" w:type="auto"/>
+            <w:tcBorders>
+              <w:top w:val="single" w:sz="6" w:space="0" w:color="C4C7C5"/>
+              <w:left w:val="single" w:sz="6" w:space="0" w:color="C4C7C5"/>
+              <w:bottom w:val="single" w:sz="6" w:space="0" w:color="C4C7C5"/>
+              <w:right w:val="single" w:sz="6" w:space="0" w:color="C4C7C5"/>
+            </w:tcBorders>
+            <w:tcMar>
+              <w:top w:w="120" w:type="dxa"/>
+              <w:left w:w="180" w:type="dxa"/>
+              <w:bottom w:w="120" w:type="dxa"/>
+              <w:right w:w="180" w:type="dxa"/>
+            </w:tcMar>
+            <w:vAlign w:val="center"/>
+            <w:hideMark/>
+          </w:tcPr>
+          <w:p>
+            <w:r>
+              <w:t>/</w:t>
+            </w:r>
+            <w:proofErr w:type="spellStart"/>
+            <w:r>
+              <w:t>api</w:t>
+            </w:r>
+            <w:proofErr w:type="spellEnd"/>
+            <w:r>
+              <w:t>/</w:t>
+            </w:r>
+            <w:proofErr w:type="spellStart"/>
+            <w:r>
+              <w:t>groups</w:t>
+            </w:r>
+            <w:proofErr w:type="spellEnd"/>
+            <w:r>
+              <w:t>/{id}/</w:t>
+            </w:r>
+            <w:proofErr w:type="spellStart"/>
+            <w:r>
+              <w:t>members</w:t>
+            </w:r>
+            <w:proofErr w:type="spellEnd"/>
+          </w:p>
+        </w:tc>
+        <w:tc>
+          <w:tcPr>
+            <w:tcW w:w="0" w:type="auto"/>
+            <w:tcBorders>
+              <w:top w:val="single" w:sz="6" w:space="0" w:color="C4C7C5"/>
+              <w:left w:val="single" w:sz="6" w:space="0" w:color="C4C7C5"/>
+              <w:bottom w:val="single" w:sz="6" w:space="0" w:color="C4C7C5"/>
+              <w:right w:val="single" w:sz="6" w:space="0" w:color="C4C7C5"/>
+            </w:tcBorders>
+            <w:tcMar>
+              <w:top w:w="120" w:type="dxa"/>
+              <w:left w:w="180" w:type="dxa"/>
+              <w:bottom w:w="120" w:type="dxa"/>
+              <w:right w:w="180" w:type="dxa"/>
+            </w:tcMar>
+            <w:vAlign w:val="center"/>
+            <w:hideMark/>
+          </w:tcPr>
+          <w:p>
+            <w:r>
+              <w:t>System przypisuje osobę do grupy</w:t>
+            </w:r>
+          </w:p>
+        </w:tc>
+      </w:tr>
+      <w:tr>
+        <w:trPr>
+          <w:tblCellSpacing w:w="15" w:type="dxa"/>
+        </w:trPr>
+        <w:tc>
+          <w:tcPr>
+            <w:tcW w:w="0" w:type="auto"/>
+            <w:tcBorders>
+              <w:top w:val="single" w:sz="6" w:space="0" w:color="C4C7C5"/>
+              <w:left w:val="single" w:sz="6" w:space="0" w:color="C4C7C5"/>
+              <w:bottom w:val="single" w:sz="6" w:space="0" w:color="C4C7C5"/>
+              <w:right w:val="single" w:sz="6" w:space="0" w:color="C4C7C5"/>
+            </w:tcBorders>
+            <w:tcMar>
+              <w:top w:w="120" w:type="dxa"/>
+              <w:left w:w="180" w:type="dxa"/>
+              <w:bottom w:w="120" w:type="dxa"/>
+              <w:right w:w="180" w:type="dxa"/>
+            </w:tcMar>
+            <w:vAlign w:val="center"/>
+            <w:hideMark/>
+          </w:tcPr>
+          <w:p>
+            <w:r>
+              <w:t>3</w:t>
+            </w:r>
+          </w:p>
+        </w:tc>
+        <w:tc>
+          <w:tcPr>
+            <w:tcW w:w="0" w:type="auto"/>
+            <w:tcBorders>
+              <w:top w:val="single" w:sz="6" w:space="0" w:color="C4C7C5"/>
+              <w:left w:val="single" w:sz="6" w:space="0" w:color="C4C7C5"/>
+              <w:bottom w:val="single" w:sz="6" w:space="0" w:color="C4C7C5"/>
+              <w:right w:val="single" w:sz="6" w:space="0" w:color="C4C7C5"/>
+            </w:tcBorders>
+            <w:tcMar>
+              <w:top w:w="120" w:type="dxa"/>
+              <w:left w:w="180" w:type="dxa"/>
+              <w:bottom w:w="120" w:type="dxa"/>
+              <w:right w:w="180" w:type="dxa"/>
+            </w:tcMar>
+            <w:vAlign w:val="center"/>
+            <w:hideMark/>
+          </w:tcPr>
+          <w:p>
+            <w:r>
+              <w:t>Próba usunięcia pełnej grupy</w:t>
+            </w:r>
+          </w:p>
+        </w:tc>
+        <w:tc>
+          <w:tcPr>
+            <w:tcW w:w="0" w:type="auto"/>
+            <w:tcBorders>
+              <w:top w:val="single" w:sz="6" w:space="0" w:color="C4C7C5"/>
+              <w:left w:val="single" w:sz="6" w:space="0" w:color="C4C7C5"/>
+              <w:bottom w:val="single" w:sz="6" w:space="0" w:color="C4C7C5"/>
+              <w:right w:val="single" w:sz="6" w:space="0" w:color="C4C7C5"/>
+            </w:tcBorders>
+            <w:tcMar>
+              <w:top w:w="120" w:type="dxa"/>
+              <w:left w:w="180" w:type="dxa"/>
+              <w:bottom w:w="120" w:type="dxa"/>
+              <w:right w:w="180" w:type="dxa"/>
+            </w:tcMar>
+            <w:vAlign w:val="center"/>
+            <w:hideMark/>
+          </w:tcPr>
+          <w:p>
+            <w:r>
+              <w:t>DELETE</w:t>
+            </w:r>
+          </w:p>
+        </w:tc>
+        <w:tc>
+          <w:tcPr>
+            <w:tcW w:w="0" w:type="auto"/>
+            <w:tcBorders>
+              <w:top w:val="single" w:sz="6" w:space="0" w:color="C4C7C5"/>
+              <w:left w:val="single" w:sz="6" w:space="0" w:color="C4C7C5"/>
+              <w:bottom w:val="single" w:sz="6" w:space="0" w:color="C4C7C5"/>
+              <w:right w:val="single" w:sz="6" w:space="0" w:color="C4C7C5"/>
+            </w:tcBorders>
+            <w:tcMar>
+              <w:top w:w="120" w:type="dxa"/>
+              <w:left w:w="180" w:type="dxa"/>
+              <w:bottom w:w="120" w:type="dxa"/>
+              <w:right w:w="180" w:type="dxa"/>
+            </w:tcMar>
+            <w:vAlign w:val="center"/>
+            <w:hideMark/>
+          </w:tcPr>
+          <w:p>
+            <w:r>
+              <w:t>/</w:t>
+            </w:r>
+            <w:proofErr w:type="spellStart"/>
+            <w:r>
+              <w:t>api</w:t>
+            </w:r>
+            <w:proofErr w:type="spellEnd"/>
+            <w:r>
+              <w:t>/</w:t>
+            </w:r>
+            <w:proofErr w:type="spellStart"/>
+            <w:r>
+              <w:t>groups</w:t>
+            </w:r>
+            <w:proofErr w:type="spellEnd"/>
+            <w:r>
+              <w:t>/{id}</w:t>
+            </w:r>
+          </w:p>
+        </w:tc>
+        <w:tc>
+          <w:tcPr>
+            <w:tcW w:w="0" w:type="auto"/>
+            <w:tcBorders>
+              <w:top w:val="single" w:sz="6" w:space="0" w:color="C4C7C5"/>
+              <w:left w:val="single" w:sz="6" w:space="0" w:color="C4C7C5"/>
+              <w:bottom w:val="single" w:sz="6" w:space="0" w:color="C4C7C5"/>
+              <w:right w:val="single" w:sz="6" w:space="0" w:color="C4C7C5"/>
+            </w:tcBorders>
+            <w:tcMar>
+              <w:top w:w="120" w:type="dxa"/>
+              <w:left w:w="180" w:type="dxa"/>
+              <w:bottom w:w="120" w:type="dxa"/>
+              <w:right w:w="180" w:type="dxa"/>
+            </w:tcMar>
+            <w:vAlign w:val="center"/>
+            <w:hideMark/>
+          </w:tcPr>
+          <w:p>
+            <w:r>
+              <w:t>System odrzuca żądanie usunięcia grupy z członkami</w:t>
+            </w:r>
+          </w:p>
+        </w:tc>
+      </w:tr>
+      <w:tr>
+        <w:trPr>
+          <w:tblCellSpacing w:w="15" w:type="dxa"/>
+        </w:trPr>
+        <w:tc>
+          <w:tcPr>
+            <w:tcW w:w="0" w:type="auto"/>
+            <w:tcBorders>
+              <w:top w:val="single" w:sz="6" w:space="0" w:color="C4C7C5"/>
+              <w:left w:val="single" w:sz="6" w:space="0" w:color="C4C7C5"/>
+              <w:bottom w:val="single" w:sz="6" w:space="0" w:color="C4C7C5"/>
+              <w:right w:val="single" w:sz="6" w:space="0" w:color="C4C7C5"/>
+            </w:tcBorders>
+            <w:tcMar>
+              <w:top w:w="120" w:type="dxa"/>
+              <w:left w:w="180" w:type="dxa"/>
+              <w:bottom w:w="120" w:type="dxa"/>
+              <w:right w:w="180" w:type="dxa"/>
+            </w:tcMar>
+            <w:vAlign w:val="center"/>
+            <w:hideMark/>
+          </w:tcPr>
+          <w:p>
+            <w:r>
+              <w:t>4</w:t>
+            </w:r>
+          </w:p>
+        </w:tc>
+        <w:tc>
+          <w:tcPr>
+            <w:tcW w:w="0" w:type="auto"/>
+            <w:tcBorders>
+              <w:top w:val="single" w:sz="6" w:space="0" w:color="C4C7C5"/>
+              <w:left w:val="single" w:sz="6" w:space="0" w:color="C4C7C5"/>
+              <w:bottom w:val="single" w:sz="6" w:space="0" w:color="C4C7C5"/>
+              <w:right w:val="single" w:sz="6" w:space="0" w:color="C4C7C5"/>
+            </w:tcBorders>
+            <w:tcMar>
+              <w:top w:w="120" w:type="dxa"/>
+              <w:left w:w="180" w:type="dxa"/>
+              <w:bottom w:w="120" w:type="dxa"/>
+              <w:right w:w="180" w:type="dxa"/>
+            </w:tcMar>
+            <w:vAlign w:val="center"/>
+            <w:hideMark/>
+          </w:tcPr>
+          <w:p>
+            <w:r>
+              <w:t>Usunięcie pustej grupy</w:t>
+            </w:r>
+          </w:p>
+        </w:tc>
+        <w:tc>
+          <w:tcPr>
+            <w:tcW w:w="0" w:type="auto"/>
+            <w:tcBorders>
+              <w:top w:val="single" w:sz="6" w:space="0" w:color="C4C7C5"/>
+              <w:left w:val="single" w:sz="6" w:space="0" w:color="C4C7C5"/>
+              <w:bottom w:val="single" w:sz="6" w:space="0" w:color="C4C7C5"/>
+              <w:right w:val="single" w:sz="6" w:space="0" w:color="C4C7C5"/>
+            </w:tcBorders>
+            <w:tcMar>
+              <w:top w:w="120" w:type="dxa"/>
+              <w:left w:w="180" w:type="dxa"/>
+              <w:bottom w:w="120" w:type="dxa"/>
+              <w:right w:w="180" w:type="dxa"/>
+            </w:tcMar>
+            <w:vAlign w:val="center"/>
+            <w:hideMark/>
+          </w:tcPr>
+          <w:p>
+            <w:r>
+              <w:t>DELETE</w:t>
+            </w:r>
+          </w:p>
+        </w:tc>
+        <w:tc>
+          <w:tcPr>
+            <w:tcW w:w="0" w:type="auto"/>
+            <w:tcBorders>
+              <w:top w:val="single" w:sz="6" w:space="0" w:color="C4C7C5"/>
+              <w:left w:val="single" w:sz="6" w:space="0" w:color="C4C7C5"/>
+              <w:bottom w:val="single" w:sz="6" w:space="0" w:color="C4C7C5"/>
+              <w:right w:val="single" w:sz="6" w:space="0" w:color="C4C7C5"/>
+            </w:tcBorders>
+            <w:tcMar>
+              <w:top w:w="120" w:type="dxa"/>
+              <w:left w:w="180" w:type="dxa"/>
+              <w:bottom w:w="120" w:type="dxa"/>
+              <w:right w:w="180" w:type="dxa"/>
+            </w:tcMar>
+            <w:vAlign w:val="center"/>
+            <w:hideMark/>
+          </w:tcPr>
+          <w:p>
+            <w:r>
+              <w:t>/</w:t>
+            </w:r>
+            <w:proofErr w:type="spellStart"/>
+            <w:r>
+              <w:t>api</w:t>
+            </w:r>
+            <w:proofErr w:type="spellEnd"/>
+            <w:r>
+              <w:t>/</w:t>
+            </w:r>
+            <w:proofErr w:type="spellStart"/>
+            <w:r>
+              <w:t>groups</w:t>
+            </w:r>
+            <w:proofErr w:type="spellEnd"/>
+            <w:r>
+              <w:t>/{id}</w:t>
+            </w:r>
+          </w:p>
+        </w:tc>
+        <w:tc>
+          <w:tcPr>
+            <w:tcW w:w="0" w:type="auto"/>
+            <w:tcBorders>
+              <w:top w:val="single" w:sz="6" w:space="0" w:color="C4C7C5"/>
+              <w:left w:val="single" w:sz="6" w:space="0" w:color="C4C7C5"/>
+              <w:bottom w:val="single" w:sz="6" w:space="0" w:color="C4C7C5"/>
+              <w:right w:val="single" w:sz="6" w:space="0" w:color="C4C7C5"/>
+            </w:tcBorders>
+            <w:tcMar>
+              <w:top w:w="120" w:type="dxa"/>
+              <w:left w:w="180" w:type="dxa"/>
+              <w:bottom w:w="120" w:type="dxa"/>
+              <w:right w:w="180" w:type="dxa"/>
+            </w:tcMar>
+            <w:vAlign w:val="center"/>
+            <w:hideMark/>
+          </w:tcPr>
+          <w:p>
+            <w:r>
+              <w:t>System poprawnie usuwa grupę</w:t>
+            </w:r>
+          </w:p>
+        </w:tc>
+      </w:tr>
+    </w:tbl>
+    <w:p>
+      <w:pPr>
+        <w:jc w:val="center"/>
+      </w:pPr>
+      <w:r>
+        <w:pict w14:anchorId="6A97C41F">
+          <v:shape id="_x0000_i1031" type="#_x0000_t75" style="width:297.6pt;height:112.8pt">
+            <v:imagedata r:id="rId35" o:title="Zrzut ekranu 2026-06-07 185032"/>
+          </v:shape>
+        </w:pict>
+      </w:r>
+    </w:p>
+    <w:p>
+      <w:proofErr w:type="spellStart"/>
+      <w:r>
+        <w:t>Endpoint</w:t>
+      </w:r>
+      <w:proofErr w:type="spellEnd"/>
+      <w:r>
+        <w:t xml:space="preserve"> służy do utworzenia grupy zrzeszającej wiernych. Test polegał na dodaniu grupy, a następnie przypisaniu do niej członków.</w:t>
+      </w:r>
+    </w:p>
+    <w:p>
+      <w:r>
+        <w:pict w14:anchorId="26973C46">
+          <v:shape id="_x0000_i1034" type="#_x0000_t75" style="width:453pt;height:95.4pt">
+            <v:imagedata r:id="rId36" o:title="Zrzut ekranu 2026-06-07 185142"/>
+          </v:shape>
+        </w:pict>
+      </w:r>
+      <w:r>
+        <w:rPr>
+          <w:b/>
+          <w:bCs/>
+        </w:rPr>
+        <w:t>Test walidacji usuwania grupy:</w:t>
+      </w:r>
+      <w:r>
+        <w:t xml:space="preserve"> Sprawdzono zabezpieczenie bazy danych. Wysłano żądanie HTTP DELETE dla identyfikatora grupy, która posiadała przypisanych członków. Zgodnie z założeniami biznesowymi, system zwrócił błąd walidacji i zablokował transakcję. Następnie przetestowano ścieżkę pozytywną na nowo utworzonej, pustej grupie – usunięcie zakończyło się sukcesem (kod 200 OK).</w:t>
+      </w:r>
+    </w:p>
+    <w:p>
+      <w:pPr>
+        <w:pStyle w:val="Nagwek2"/>
+      </w:pPr>
+      <w:r>
+        <w:lastRenderedPageBreak/>
+        <w:t xml:space="preserve">Testy organizacji wydarzeń i harmonogramów (Event </w:t>
+      </w:r>
+      <w:proofErr w:type="spellStart"/>
+      <w:r>
+        <w:t>Coordination</w:t>
+      </w:r>
+      <w:proofErr w:type="spellEnd"/>
+      <w:r>
+        <w:t>)</w:t>
+      </w:r>
+    </w:p>
+    <w:tbl>
+      <w:tblPr>
+        <w:tblW w:w="0" w:type="auto"/>
+        <w:tblCellSpacing w:w="15" w:type="dxa"/>
+        <w:tblCellMar>
+          <w:left w:w="0" w:type="dxa"/>
+          <w:right w:w="0" w:type="dxa"/>
+        </w:tblCellMar>
+        <w:tblLook w:val="04A0" w:firstRow="1" w:lastRow="0" w:firstColumn="1" w:lastColumn="0" w:noHBand="0" w:noVBand="1"/>
+      </w:tblPr>
+      <w:tblGrid>
+        <w:gridCol w:w="789"/>
+        <w:gridCol w:w="2214"/>
+        <w:gridCol w:w="1327"/>
+        <w:gridCol w:w="2264"/>
+        <w:gridCol w:w="2462"/>
+      </w:tblGrid>
+      <w:tr>
+        <w:trPr>
+          <w:tblHeader/>
+          <w:tblCellSpacing w:w="15" w:type="dxa"/>
+        </w:trPr>
+        <w:tc>
+          <w:tcPr>
+            <w:tcW w:w="0" w:type="auto"/>
+            <w:tcBorders>
+              <w:top w:val="single" w:sz="6" w:space="0" w:color="C4C7C5"/>
+              <w:left w:val="single" w:sz="6" w:space="0" w:color="C4C7C5"/>
+              <w:bottom w:val="single" w:sz="6" w:space="0" w:color="C4C7C5"/>
+              <w:right w:val="single" w:sz="6" w:space="0" w:color="C4C7C5"/>
+            </w:tcBorders>
+            <w:tcMar>
+              <w:top w:w="120" w:type="dxa"/>
+              <w:left w:w="180" w:type="dxa"/>
+              <w:bottom w:w="120" w:type="dxa"/>
+              <w:right w:w="180" w:type="dxa"/>
+            </w:tcMar>
+            <w:vAlign w:val="center"/>
+            <w:hideMark/>
+          </w:tcPr>
+          <w:p>
+            <w:r>
+              <w:rPr>
+                <w:b/>
+                <w:bCs/>
+              </w:rPr>
+              <w:t>Lp.</w:t>
+            </w:r>
+          </w:p>
+        </w:tc>
+        <w:tc>
+          <w:tcPr>
+            <w:tcW w:w="0" w:type="auto"/>
+            <w:tcBorders>
+              <w:top w:val="single" w:sz="6" w:space="0" w:color="C4C7C5"/>
+              <w:left w:val="single" w:sz="6" w:space="0" w:color="C4C7C5"/>
+              <w:bottom w:val="single" w:sz="6" w:space="0" w:color="C4C7C5"/>
+              <w:right w:val="single" w:sz="6" w:space="0" w:color="C4C7C5"/>
+            </w:tcBorders>
+            <w:tcMar>
+              <w:top w:w="120" w:type="dxa"/>
+              <w:left w:w="180" w:type="dxa"/>
+              <w:bottom w:w="120" w:type="dxa"/>
+              <w:right w:w="180" w:type="dxa"/>
+            </w:tcMar>
+            <w:vAlign w:val="center"/>
+            <w:hideMark/>
+          </w:tcPr>
+          <w:p>
+            <w:r>
+              <w:rPr>
+                <w:b/>
+                <w:bCs/>
+              </w:rPr>
+              <w:t>Nazwa testu</w:t>
+            </w:r>
+          </w:p>
+        </w:tc>
+        <w:tc>
+          <w:tcPr>
+            <w:tcW w:w="0" w:type="auto"/>
+            <w:tcBorders>
+              <w:top w:val="single" w:sz="6" w:space="0" w:color="C4C7C5"/>
+              <w:left w:val="single" w:sz="6" w:space="0" w:color="C4C7C5"/>
+              <w:bottom w:val="single" w:sz="6" w:space="0" w:color="C4C7C5"/>
+              <w:right w:val="single" w:sz="6" w:space="0" w:color="C4C7C5"/>
+            </w:tcBorders>
+            <w:tcMar>
+              <w:top w:w="120" w:type="dxa"/>
+              <w:left w:w="180" w:type="dxa"/>
+              <w:bottom w:w="120" w:type="dxa"/>
+              <w:right w:w="180" w:type="dxa"/>
+            </w:tcMar>
+            <w:vAlign w:val="center"/>
+            <w:hideMark/>
+          </w:tcPr>
+          <w:p>
+            <w:r>
+              <w:rPr>
+                <w:b/>
+                <w:bCs/>
+              </w:rPr>
+              <w:t>Metoda</w:t>
+            </w:r>
+          </w:p>
+        </w:tc>
+        <w:tc>
+          <w:tcPr>
+            <w:tcW w:w="0" w:type="auto"/>
+            <w:tcBorders>
+              <w:top w:val="single" w:sz="6" w:space="0" w:color="C4C7C5"/>
+              <w:left w:val="single" w:sz="6" w:space="0" w:color="C4C7C5"/>
+              <w:bottom w:val="single" w:sz="6" w:space="0" w:color="C4C7C5"/>
+              <w:right w:val="single" w:sz="6" w:space="0" w:color="C4C7C5"/>
+            </w:tcBorders>
+            <w:tcMar>
+              <w:top w:w="120" w:type="dxa"/>
+              <w:left w:w="180" w:type="dxa"/>
+              <w:bottom w:w="120" w:type="dxa"/>
+              <w:right w:w="180" w:type="dxa"/>
+            </w:tcMar>
+            <w:vAlign w:val="center"/>
+            <w:hideMark/>
+          </w:tcPr>
+          <w:p>
+            <w:proofErr w:type="spellStart"/>
+            <w:r>
+              <w:rPr>
+                <w:b/>
+                <w:bCs/>
+              </w:rPr>
+              <w:t>Endpoint</w:t>
+            </w:r>
+            <w:proofErr w:type="spellEnd"/>
+          </w:p>
+        </w:tc>
+        <w:tc>
+          <w:tcPr>
+            <w:tcW w:w="0" w:type="auto"/>
+            <w:tcBorders>
+              <w:top w:val="single" w:sz="6" w:space="0" w:color="C4C7C5"/>
+              <w:left w:val="single" w:sz="6" w:space="0" w:color="C4C7C5"/>
+              <w:bottom w:val="single" w:sz="6" w:space="0" w:color="C4C7C5"/>
+              <w:right w:val="single" w:sz="6" w:space="0" w:color="C4C7C5"/>
+            </w:tcBorders>
+            <w:tcMar>
+              <w:top w:w="120" w:type="dxa"/>
+              <w:left w:w="180" w:type="dxa"/>
+              <w:bottom w:w="120" w:type="dxa"/>
+              <w:right w:w="180" w:type="dxa"/>
+            </w:tcMar>
+            <w:vAlign w:val="center"/>
+            <w:hideMark/>
+          </w:tcPr>
+          <w:p>
+            <w:r>
+              <w:rPr>
+                <w:b/>
+                <w:bCs/>
+              </w:rPr>
+              <w:t>Oczekiwany rezultat</w:t>
+            </w:r>
+          </w:p>
+        </w:tc>
+      </w:tr>
+      <w:tr>
+        <w:trPr>
+          <w:tblCellSpacing w:w="15" w:type="dxa"/>
+        </w:trPr>
+        <w:tc>
+          <w:tcPr>
+            <w:tcW w:w="0" w:type="auto"/>
+            <w:tcBorders>
+              <w:top w:val="single" w:sz="6" w:space="0" w:color="C4C7C5"/>
+              <w:left w:val="single" w:sz="6" w:space="0" w:color="C4C7C5"/>
+              <w:bottom w:val="single" w:sz="6" w:space="0" w:color="C4C7C5"/>
+              <w:right w:val="single" w:sz="6" w:space="0" w:color="C4C7C5"/>
+            </w:tcBorders>
+            <w:tcMar>
+              <w:top w:w="120" w:type="dxa"/>
+              <w:left w:w="180" w:type="dxa"/>
+              <w:bottom w:w="120" w:type="dxa"/>
+              <w:right w:w="180" w:type="dxa"/>
+            </w:tcMar>
+            <w:vAlign w:val="center"/>
+            <w:hideMark/>
+          </w:tcPr>
+          <w:p>
+            <w:r>
+              <w:t>1</w:t>
+            </w:r>
+          </w:p>
+        </w:tc>
+        <w:tc>
+          <w:tcPr>
+            <w:tcW w:w="0" w:type="auto"/>
+            <w:tcBorders>
+              <w:top w:val="single" w:sz="6" w:space="0" w:color="C4C7C5"/>
+              <w:left w:val="single" w:sz="6" w:space="0" w:color="C4C7C5"/>
+              <w:bottom w:val="single" w:sz="6" w:space="0" w:color="C4C7C5"/>
+              <w:right w:val="single" w:sz="6" w:space="0" w:color="C4C7C5"/>
+            </w:tcBorders>
+            <w:tcMar>
+              <w:top w:w="120" w:type="dxa"/>
+              <w:left w:w="180" w:type="dxa"/>
+              <w:bottom w:w="120" w:type="dxa"/>
+              <w:right w:w="180" w:type="dxa"/>
+            </w:tcMar>
+            <w:vAlign w:val="center"/>
+            <w:hideMark/>
+          </w:tcPr>
+          <w:p>
+            <w:r>
+              <w:t>Zarejestruj intencję</w:t>
+            </w:r>
+          </w:p>
+        </w:tc>
+        <w:tc>
+          <w:tcPr>
+            <w:tcW w:w="0" w:type="auto"/>
+            <w:tcBorders>
+              <w:top w:val="single" w:sz="6" w:space="0" w:color="C4C7C5"/>
+              <w:left w:val="single" w:sz="6" w:space="0" w:color="C4C7C5"/>
+              <w:bottom w:val="single" w:sz="6" w:space="0" w:color="C4C7C5"/>
+              <w:right w:val="single" w:sz="6" w:space="0" w:color="C4C7C5"/>
+            </w:tcBorders>
+            <w:tcMar>
+              <w:top w:w="120" w:type="dxa"/>
+              <w:left w:w="180" w:type="dxa"/>
+              <w:bottom w:w="120" w:type="dxa"/>
+              <w:right w:w="180" w:type="dxa"/>
+            </w:tcMar>
+            <w:vAlign w:val="center"/>
+            <w:hideMark/>
+          </w:tcPr>
+          <w:p>
+            <w:r>
+              <w:t>POST</w:t>
+            </w:r>
+          </w:p>
+        </w:tc>
+        <w:tc>
+          <w:tcPr>
+            <w:tcW w:w="0" w:type="auto"/>
+            <w:tcBorders>
+              <w:top w:val="single" w:sz="6" w:space="0" w:color="C4C7C5"/>
+              <w:left w:val="single" w:sz="6" w:space="0" w:color="C4C7C5"/>
+              <w:bottom w:val="single" w:sz="6" w:space="0" w:color="C4C7C5"/>
+              <w:right w:val="single" w:sz="6" w:space="0" w:color="C4C7C5"/>
+            </w:tcBorders>
+            <w:tcMar>
+              <w:top w:w="120" w:type="dxa"/>
+              <w:left w:w="180" w:type="dxa"/>
+              <w:bottom w:w="120" w:type="dxa"/>
+              <w:right w:w="180" w:type="dxa"/>
+            </w:tcMar>
+            <w:vAlign w:val="center"/>
+            <w:hideMark/>
+          </w:tcPr>
+          <w:p>
+            <w:r>
+              <w:t>/</w:t>
+            </w:r>
+            <w:proofErr w:type="spellStart"/>
+            <w:r>
+              <w:t>api</w:t>
+            </w:r>
+            <w:proofErr w:type="spellEnd"/>
+            <w:r>
+              <w:t>/</w:t>
+            </w:r>
+            <w:proofErr w:type="spellStart"/>
+            <w:r>
+              <w:t>intentions</w:t>
+            </w:r>
+            <w:proofErr w:type="spellEnd"/>
+          </w:p>
+        </w:tc>
+        <w:tc>
+          <w:tcPr>
+            <w:tcW w:w="0" w:type="auto"/>
+            <w:tcBorders>
+              <w:top w:val="single" w:sz="6" w:space="0" w:color="C4C7C5"/>
+              <w:left w:val="single" w:sz="6" w:space="0" w:color="C4C7C5"/>
+              <w:bottom w:val="single" w:sz="6" w:space="0" w:color="C4C7C5"/>
+              <w:right w:val="single" w:sz="6" w:space="0" w:color="C4C7C5"/>
+            </w:tcBorders>
+            <w:tcMar>
+              <w:top w:w="120" w:type="dxa"/>
+              <w:left w:w="180" w:type="dxa"/>
+              <w:bottom w:w="120" w:type="dxa"/>
+              <w:right w:w="180" w:type="dxa"/>
+            </w:tcMar>
+            <w:vAlign w:val="center"/>
+            <w:hideMark/>
+          </w:tcPr>
+          <w:p>
+            <w:r>
+              <w:t>System zapisuje intencję mszalną</w:t>
+            </w:r>
+          </w:p>
+        </w:tc>
+      </w:tr>
+      <w:tr>
+        <w:trPr>
+          <w:tblCellSpacing w:w="15" w:type="dxa"/>
+        </w:trPr>
+        <w:tc>
+          <w:tcPr>
+            <w:tcW w:w="0" w:type="auto"/>
+            <w:tcBorders>
+              <w:top w:val="single" w:sz="6" w:space="0" w:color="C4C7C5"/>
+              <w:left w:val="single" w:sz="6" w:space="0" w:color="C4C7C5"/>
+              <w:bottom w:val="single" w:sz="6" w:space="0" w:color="C4C7C5"/>
+              <w:right w:val="single" w:sz="6" w:space="0" w:color="C4C7C5"/>
+            </w:tcBorders>
+            <w:tcMar>
+              <w:top w:w="120" w:type="dxa"/>
+              <w:left w:w="180" w:type="dxa"/>
+              <w:bottom w:w="120" w:type="dxa"/>
+              <w:right w:w="180" w:type="dxa"/>
+            </w:tcMar>
+            <w:vAlign w:val="center"/>
+            <w:hideMark/>
+          </w:tcPr>
+          <w:p>
+            <w:r>
+              <w:t>2</w:t>
+            </w:r>
+          </w:p>
+        </w:tc>
+        <w:tc>
+          <w:tcPr>
+            <w:tcW w:w="0" w:type="auto"/>
+            <w:tcBorders>
+              <w:top w:val="single" w:sz="6" w:space="0" w:color="C4C7C5"/>
+              <w:left w:val="single" w:sz="6" w:space="0" w:color="C4C7C5"/>
+              <w:bottom w:val="single" w:sz="6" w:space="0" w:color="C4C7C5"/>
+              <w:right w:val="single" w:sz="6" w:space="0" w:color="C4C7C5"/>
+            </w:tcBorders>
+            <w:tcMar>
+              <w:top w:w="120" w:type="dxa"/>
+              <w:left w:w="180" w:type="dxa"/>
+              <w:bottom w:w="120" w:type="dxa"/>
+              <w:right w:w="180" w:type="dxa"/>
+            </w:tcMar>
+            <w:vAlign w:val="center"/>
+            <w:hideMark/>
+          </w:tcPr>
+          <w:p>
+            <w:r>
+              <w:t>Utwórz harmonogram</w:t>
+            </w:r>
+          </w:p>
+        </w:tc>
+        <w:tc>
+          <w:tcPr>
+            <w:tcW w:w="0" w:type="auto"/>
+            <w:tcBorders>
+              <w:top w:val="single" w:sz="6" w:space="0" w:color="C4C7C5"/>
+              <w:left w:val="single" w:sz="6" w:space="0" w:color="C4C7C5"/>
+              <w:bottom w:val="single" w:sz="6" w:space="0" w:color="C4C7C5"/>
+              <w:right w:val="single" w:sz="6" w:space="0" w:color="C4C7C5"/>
+            </w:tcBorders>
+            <w:tcMar>
+              <w:top w:w="120" w:type="dxa"/>
+              <w:left w:w="180" w:type="dxa"/>
+              <w:bottom w:w="120" w:type="dxa"/>
+              <w:right w:w="180" w:type="dxa"/>
+            </w:tcMar>
+            <w:vAlign w:val="center"/>
+            <w:hideMark/>
+          </w:tcPr>
+          <w:p>
+            <w:r>
+              <w:t>POST</w:t>
+            </w:r>
+          </w:p>
+        </w:tc>
+        <w:tc>
+          <w:tcPr>
+            <w:tcW w:w="0" w:type="auto"/>
+            <w:tcBorders>
+              <w:top w:val="single" w:sz="6" w:space="0" w:color="C4C7C5"/>
+              <w:left w:val="single" w:sz="6" w:space="0" w:color="C4C7C5"/>
+              <w:bottom w:val="single" w:sz="6" w:space="0" w:color="C4C7C5"/>
+              <w:right w:val="single" w:sz="6" w:space="0" w:color="C4C7C5"/>
+            </w:tcBorders>
+            <w:tcMar>
+              <w:top w:w="120" w:type="dxa"/>
+              <w:left w:w="180" w:type="dxa"/>
+              <w:bottom w:w="120" w:type="dxa"/>
+              <w:right w:w="180" w:type="dxa"/>
+            </w:tcMar>
+            <w:vAlign w:val="center"/>
+            <w:hideMark/>
+          </w:tcPr>
+          <w:p>
+            <w:r>
+              <w:t>/</w:t>
+            </w:r>
+            <w:proofErr w:type="spellStart"/>
+            <w:r>
+              <w:t>api</w:t>
+            </w:r>
+            <w:proofErr w:type="spellEnd"/>
+            <w:r>
+              <w:t>/</w:t>
+            </w:r>
+            <w:proofErr w:type="spellStart"/>
+            <w:r>
+              <w:t>schedules</w:t>
+            </w:r>
+            <w:proofErr w:type="spellEnd"/>
+          </w:p>
+        </w:tc>
+        <w:tc>
+          <w:tcPr>
+            <w:tcW w:w="0" w:type="auto"/>
+            <w:tcBorders>
+              <w:top w:val="single" w:sz="6" w:space="0" w:color="C4C7C5"/>
+              <w:left w:val="single" w:sz="6" w:space="0" w:color="C4C7C5"/>
+              <w:bottom w:val="single" w:sz="6" w:space="0" w:color="C4C7C5"/>
+              <w:right w:val="single" w:sz="6" w:space="0" w:color="C4C7C5"/>
+            </w:tcBorders>
+            <w:tcMar>
+              <w:top w:w="120" w:type="dxa"/>
+              <w:left w:w="180" w:type="dxa"/>
+              <w:bottom w:w="120" w:type="dxa"/>
+              <w:right w:w="180" w:type="dxa"/>
+            </w:tcMar>
+            <w:vAlign w:val="center"/>
+            <w:hideMark/>
+          </w:tcPr>
+          <w:p>
+            <w:r>
+              <w:t>System dodaje nowy slot w harmonogramie</w:t>
+            </w:r>
+          </w:p>
+        </w:tc>
+      </w:tr>
+      <w:tr>
+        <w:trPr>
+          <w:tblCellSpacing w:w="15" w:type="dxa"/>
+        </w:trPr>
+        <w:tc>
+          <w:tcPr>
+            <w:tcW w:w="0" w:type="auto"/>
+            <w:tcBorders>
+              <w:top w:val="single" w:sz="6" w:space="0" w:color="C4C7C5"/>
+              <w:left w:val="single" w:sz="6" w:space="0" w:color="C4C7C5"/>
+              <w:bottom w:val="single" w:sz="6" w:space="0" w:color="C4C7C5"/>
+              <w:right w:val="single" w:sz="6" w:space="0" w:color="C4C7C5"/>
+            </w:tcBorders>
+            <w:tcMar>
+              <w:top w:w="120" w:type="dxa"/>
+              <w:left w:w="180" w:type="dxa"/>
+              <w:bottom w:w="120" w:type="dxa"/>
+              <w:right w:w="180" w:type="dxa"/>
+            </w:tcMar>
+            <w:vAlign w:val="center"/>
+            <w:hideMark/>
+          </w:tcPr>
+          <w:p>
+            <w:r>
+              <w:t>3</w:t>
+            </w:r>
+          </w:p>
+        </w:tc>
+        <w:tc>
+          <w:tcPr>
+            <w:tcW w:w="0" w:type="auto"/>
+            <w:tcBorders>
+              <w:top w:val="single" w:sz="6" w:space="0" w:color="C4C7C5"/>
+              <w:left w:val="single" w:sz="6" w:space="0" w:color="C4C7C5"/>
+              <w:bottom w:val="single" w:sz="6" w:space="0" w:color="C4C7C5"/>
+              <w:right w:val="single" w:sz="6" w:space="0" w:color="C4C7C5"/>
+            </w:tcBorders>
+            <w:tcMar>
+              <w:top w:w="120" w:type="dxa"/>
+              <w:left w:w="180" w:type="dxa"/>
+              <w:bottom w:w="120" w:type="dxa"/>
+              <w:right w:w="180" w:type="dxa"/>
+            </w:tcMar>
+            <w:vAlign w:val="center"/>
+            <w:hideMark/>
+          </w:tcPr>
+          <w:p>
+            <w:r>
+              <w:t>Przypisz wydarzenie</w:t>
+            </w:r>
+          </w:p>
+        </w:tc>
+        <w:tc>
+          <w:tcPr>
+            <w:tcW w:w="0" w:type="auto"/>
+            <w:tcBorders>
+              <w:top w:val="single" w:sz="6" w:space="0" w:color="C4C7C5"/>
+              <w:left w:val="single" w:sz="6" w:space="0" w:color="C4C7C5"/>
+              <w:bottom w:val="single" w:sz="6" w:space="0" w:color="C4C7C5"/>
+              <w:right w:val="single" w:sz="6" w:space="0" w:color="C4C7C5"/>
+            </w:tcBorders>
+            <w:tcMar>
+              <w:top w:w="120" w:type="dxa"/>
+              <w:left w:w="180" w:type="dxa"/>
+              <w:bottom w:w="120" w:type="dxa"/>
+              <w:right w:w="180" w:type="dxa"/>
+            </w:tcMar>
+            <w:vAlign w:val="center"/>
+            <w:hideMark/>
+          </w:tcPr>
+          <w:p>
+            <w:r>
+              <w:t>POST</w:t>
+            </w:r>
+          </w:p>
+        </w:tc>
+        <w:tc>
+          <w:tcPr>
+            <w:tcW w:w="0" w:type="auto"/>
+            <w:tcBorders>
+              <w:top w:val="single" w:sz="6" w:space="0" w:color="C4C7C5"/>
+              <w:left w:val="single" w:sz="6" w:space="0" w:color="C4C7C5"/>
+              <w:bottom w:val="single" w:sz="6" w:space="0" w:color="C4C7C5"/>
+              <w:right w:val="single" w:sz="6" w:space="0" w:color="C4C7C5"/>
+            </w:tcBorders>
+            <w:tcMar>
+              <w:top w:w="120" w:type="dxa"/>
+              <w:left w:w="180" w:type="dxa"/>
+              <w:bottom w:w="120" w:type="dxa"/>
+              <w:right w:w="180" w:type="dxa"/>
+            </w:tcMar>
+            <w:vAlign w:val="center"/>
+            <w:hideMark/>
+          </w:tcPr>
+          <w:p>
+            <w:r>
+              <w:t>/</w:t>
+            </w:r>
+            <w:proofErr w:type="spellStart"/>
+            <w:r>
+              <w:t>api</w:t>
+            </w:r>
+            <w:proofErr w:type="spellEnd"/>
+            <w:r>
+              <w:t>/</w:t>
+            </w:r>
+            <w:proofErr w:type="spellStart"/>
+            <w:r>
+              <w:t>events</w:t>
+            </w:r>
+            <w:proofErr w:type="spellEnd"/>
+          </w:p>
+        </w:tc>
+        <w:tc>
+          <w:tcPr>
+            <w:tcW w:w="0" w:type="auto"/>
+            <w:tcBorders>
+              <w:top w:val="single" w:sz="6" w:space="0" w:color="C4C7C5"/>
+              <w:left w:val="single" w:sz="6" w:space="0" w:color="C4C7C5"/>
+              <w:bottom w:val="single" w:sz="6" w:space="0" w:color="C4C7C5"/>
+              <w:right w:val="single" w:sz="6" w:space="0" w:color="C4C7C5"/>
+            </w:tcBorders>
+            <w:tcMar>
+              <w:top w:w="120" w:type="dxa"/>
+              <w:left w:w="180" w:type="dxa"/>
+              <w:bottom w:w="120" w:type="dxa"/>
+              <w:right w:w="180" w:type="dxa"/>
+            </w:tcMar>
+            <w:vAlign w:val="center"/>
+            <w:hideMark/>
+          </w:tcPr>
+          <w:p>
+            <w:r>
+              <w:t>System tworzy wydarzenie podpięte pod harmonogram</w:t>
+            </w:r>
+          </w:p>
+        </w:tc>
+      </w:tr>
+      <w:tr>
+        <w:trPr>
+          <w:tblCellSpacing w:w="15" w:type="dxa"/>
+        </w:trPr>
+        <w:tc>
+          <w:tcPr>
+            <w:tcW w:w="0" w:type="auto"/>
+            <w:tcBorders>
+              <w:top w:val="single" w:sz="6" w:space="0" w:color="C4C7C5"/>
+              <w:left w:val="single" w:sz="6" w:space="0" w:color="C4C7C5"/>
+              <w:bottom w:val="single" w:sz="6" w:space="0" w:color="C4C7C5"/>
+              <w:right w:val="single" w:sz="6" w:space="0" w:color="C4C7C5"/>
+            </w:tcBorders>
+            <w:tcMar>
+              <w:top w:w="120" w:type="dxa"/>
+              <w:left w:w="180" w:type="dxa"/>
+              <w:bottom w:w="120" w:type="dxa"/>
+              <w:right w:w="180" w:type="dxa"/>
+            </w:tcMar>
+            <w:vAlign w:val="center"/>
+            <w:hideMark/>
+          </w:tcPr>
+          <w:p>
+            <w:r>
+              <w:t>4</w:t>
+            </w:r>
+          </w:p>
+        </w:tc>
+        <w:tc>
+          <w:tcPr>
+            <w:tcW w:w="0" w:type="auto"/>
+            <w:tcBorders>
+              <w:top w:val="single" w:sz="6" w:space="0" w:color="C4C7C5"/>
+              <w:left w:val="single" w:sz="6" w:space="0" w:color="C4C7C5"/>
+              <w:bottom w:val="single" w:sz="6" w:space="0" w:color="C4C7C5"/>
+              <w:right w:val="single" w:sz="6" w:space="0" w:color="C4C7C5"/>
+            </w:tcBorders>
+            <w:tcMar>
+              <w:top w:w="120" w:type="dxa"/>
+              <w:left w:w="180" w:type="dxa"/>
+              <w:bottom w:w="120" w:type="dxa"/>
+              <w:right w:w="180" w:type="dxa"/>
+            </w:tcMar>
+            <w:vAlign w:val="center"/>
+            <w:hideMark/>
+          </w:tcPr>
+          <w:p>
+            <w:r>
+              <w:t>Próba usunięcia zajętego harmonogramu</w:t>
+            </w:r>
+          </w:p>
+        </w:tc>
+        <w:tc>
+          <w:tcPr>
+            <w:tcW w:w="0" w:type="auto"/>
+            <w:tcBorders>
+              <w:top w:val="single" w:sz="6" w:space="0" w:color="C4C7C5"/>
+              <w:left w:val="single" w:sz="6" w:space="0" w:color="C4C7C5"/>
+              <w:bottom w:val="single" w:sz="6" w:space="0" w:color="C4C7C5"/>
+              <w:right w:val="single" w:sz="6" w:space="0" w:color="C4C7C5"/>
+            </w:tcBorders>
+            <w:tcMar>
+              <w:top w:w="120" w:type="dxa"/>
+              <w:left w:w="180" w:type="dxa"/>
+              <w:bottom w:w="120" w:type="dxa"/>
+              <w:right w:w="180" w:type="dxa"/>
+            </w:tcMar>
+            <w:vAlign w:val="center"/>
+            <w:hideMark/>
+          </w:tcPr>
+          <w:p>
+            <w:r>
+              <w:t>DELETE</w:t>
+            </w:r>
+          </w:p>
+        </w:tc>
+        <w:tc>
+          <w:tcPr>
+            <w:tcW w:w="0" w:type="auto"/>
+            <w:tcBorders>
+              <w:top w:val="single" w:sz="6" w:space="0" w:color="C4C7C5"/>
+              <w:left w:val="single" w:sz="6" w:space="0" w:color="C4C7C5"/>
+              <w:bottom w:val="single" w:sz="6" w:space="0" w:color="C4C7C5"/>
+              <w:right w:val="single" w:sz="6" w:space="0" w:color="C4C7C5"/>
+            </w:tcBorders>
+            <w:tcMar>
+              <w:top w:w="120" w:type="dxa"/>
+              <w:left w:w="180" w:type="dxa"/>
+              <w:bottom w:w="120" w:type="dxa"/>
+              <w:right w:w="180" w:type="dxa"/>
+            </w:tcMar>
+            <w:vAlign w:val="center"/>
+            <w:hideMark/>
+          </w:tcPr>
+          <w:p>
+            <w:r>
+              <w:t>/</w:t>
+            </w:r>
+            <w:proofErr w:type="spellStart"/>
+            <w:r>
+              <w:t>api</w:t>
+            </w:r>
+            <w:proofErr w:type="spellEnd"/>
+            <w:r>
+              <w:t>/</w:t>
+            </w:r>
+            <w:proofErr w:type="spellStart"/>
+            <w:r>
+              <w:t>schedules</w:t>
+            </w:r>
+            <w:proofErr w:type="spellEnd"/>
+            <w:r>
+              <w:t>/{id}</w:t>
+            </w:r>
+          </w:p>
+        </w:tc>
+        <w:tc>
+          <w:tcPr>
+            <w:tcW w:w="0" w:type="auto"/>
+            <w:tcBorders>
+              <w:top w:val="single" w:sz="6" w:space="0" w:color="C4C7C5"/>
+              <w:left w:val="single" w:sz="6" w:space="0" w:color="C4C7C5"/>
+              <w:bottom w:val="single" w:sz="6" w:space="0" w:color="C4C7C5"/>
+              <w:right w:val="single" w:sz="6" w:space="0" w:color="C4C7C5"/>
+            </w:tcBorders>
+            <w:tcMar>
+              <w:top w:w="120" w:type="dxa"/>
+              <w:left w:w="180" w:type="dxa"/>
+              <w:bottom w:w="120" w:type="dxa"/>
+              <w:right w:w="180" w:type="dxa"/>
+            </w:tcMar>
+            <w:vAlign w:val="center"/>
+            <w:hideMark/>
+          </w:tcPr>
+          <w:p>
+            <w:r>
+              <w:t>Operacja usunięcia zostaje zablokowana</w:t>
+            </w:r>
+          </w:p>
+        </w:tc>
+      </w:tr>
+    </w:tbl>
     <w:p/>
     <w:p>
       <w:pPr>
+        <w:jc w:val="center"/>
+      </w:pPr>
+      <w:r>
+        <w:pict w14:anchorId="5E780C59">
+          <v:shape id="_x0000_i1037" type="#_x0000_t75" style="width:300.6pt;height:147pt">
+            <v:imagedata r:id="rId37" o:title="Zrzut ekranu 2026-06-07 182448"/>
+          </v:shape>
+        </w:pict>
+      </w:r>
+    </w:p>
+    <w:p>
+      <w:r>
+        <w:t xml:space="preserve">Test dotyczył sprawdzenia </w:t>
+      </w:r>
+      <w:proofErr w:type="spellStart"/>
+      <w:r>
+        <w:t>endpointu</w:t>
+      </w:r>
+      <w:proofErr w:type="spellEnd"/>
+      <w:r>
+        <w:t xml:space="preserve"> rejestrującego intencje parafialne. System poprawnie odczytał przekazane parametry JSON i zapisał je w relacyjnej bazie danych.</w:t>
+      </w:r>
+    </w:p>
+    <w:p>
+      <w:pPr>
+        <w:jc w:val="center"/>
+      </w:pPr>
+      <w:r>
+        <w:pict w14:anchorId="484FA7CA">
+          <v:shape id="_x0000_i1038" type="#_x0000_t75" style="width:300.6pt;height:115.8pt">
+            <v:imagedata r:id="rId38" o:title="Zrzut ekranu 2026-06-07 182737"/>
+          </v:shape>
+        </w:pict>
+      </w:r>
+    </w:p>
+    <w:p>
+      <w:pPr>
+        <w:jc w:val="center"/>
+      </w:pPr>
+      <w:r>
+        <w:rPr>
+          <w:noProof/>
+          <w:lang w:eastAsia="pl-PL"/>
+        </w:rPr>
+        <w:lastRenderedPageBreak/>
+        <w:drawing>
+          <wp:inline distT="0" distB="0" distL="0" distR="0" wp14:anchorId="24A01C20" wp14:editId="007B714D">
+            <wp:extent cx="5760720" cy="1234440"/>
+            <wp:effectExtent l="0" t="0" r="0" b="3810"/>
+            <wp:docPr id="2" name="Obraz 2" descr="C:\Users\ASUS\AppData\Local\Microsoft\Windows\INetCache\Content.Word\Zrzut ekranu 2026-06-07 182808.png"/>
+            <wp:cNvGraphicFramePr>
+              <a:graphicFrameLocks xmlns:a="http://schemas.openxmlformats.org/drawingml/2006/main" noChangeAspect="1"/>
+            </wp:cNvGraphicFramePr>
+            <a:graphic xmlns:a="http://schemas.openxmlformats.org/drawingml/2006/main">
+              <a:graphicData uri="http://schemas.openxmlformats.org/drawingml/2006/picture">
+                <pic:pic xmlns:pic="http://schemas.openxmlformats.org/drawingml/2006/picture">
+                  <pic:nvPicPr>
+                    <pic:cNvPr id="0" name="Picture 17" descr="C:\Users\ASUS\AppData\Local\Microsoft\Windows\INetCache\Content.Word\Zrzut ekranu 2026-06-07 182808.png"/>
+                    <pic:cNvPicPr>
+                      <a:picLocks noChangeAspect="1" noChangeArrowheads="1"/>
+                    </pic:cNvPicPr>
+                  </pic:nvPicPr>
+                  <pic:blipFill>
+                    <a:blip r:embed="rId39" cstate="print">
+                      <a:extLst>
+                        <a:ext uri="{28A0092B-C50C-407E-A947-70E740481C1C}">
+                          <a14:useLocalDpi xmlns:a14="http://schemas.microsoft.com/office/drawing/2010/main" val="0"/>
+                        </a:ext>
+                      </a:extLst>
+                    </a:blip>
+                    <a:srcRect/>
+                    <a:stretch>
+                      <a:fillRect/>
+                    </a:stretch>
+                  </pic:blipFill>
+                  <pic:spPr bwMode="auto">
+                    <a:xfrm>
+                      <a:off x="0" y="0"/>
+                      <a:ext cx="5760720" cy="1234440"/>
+                    </a:xfrm>
+                    <a:prstGeom prst="rect">
+                      <a:avLst/>
+                    </a:prstGeom>
+                    <a:noFill/>
+                    <a:ln>
+                      <a:noFill/>
+                    </a:ln>
+                  </pic:spPr>
+                </pic:pic>
+              </a:graphicData>
+            </a:graphic>
+          </wp:inline>
+        </w:drawing>
+      </w:r>
+    </w:p>
+    <w:p>
+      <w:r>
+        <w:rPr>
+          <w:b/>
+          <w:bCs/>
+        </w:rPr>
+        <w:t>Test walidacji użycia harmonogramu:</w:t>
+      </w:r>
+      <w:r>
+        <w:t xml:space="preserve"> Przeprowadzono test negatywny w celu weryfikacji blokady usuwania zajętych slotów. Wysłano żądanie DELETE na </w:t>
+      </w:r>
+      <w:proofErr w:type="spellStart"/>
+      <w:r>
+        <w:t>endpoint</w:t>
+      </w:r>
+      <w:proofErr w:type="spellEnd"/>
+      <w:r>
+        <w:t xml:space="preserve"> harmonogramu, do którego uprzednio przypisano wydarzenie parafialne. System, w trosce o integralność zdarzeń, zablokował usunięcie rekordu. Udane usunięcie wykonano jedynie na pustym (wolnym) obiekcie harmonogramu.</w:t>
+      </w:r>
+    </w:p>
+    <w:p>
+      <w:pPr>
+        <w:pStyle w:val="Nagwek2"/>
+      </w:pPr>
+      <w:r>
+        <w:t>Podsumowanie</w:t>
+      </w:r>
+    </w:p>
+    <w:p>
+      <w:r>
+        <w:t>Przeprowadzone testy potwierdziły poprawne działanie wszystkich najważniejszych funkcji systemu zarządzania parafią. Zweryfikowano procedury ewidencyjne, duszpasterskie i kancelaryjne. Testy w sposób szczególny uwzględniły restrykcyjne zasady walidacji biznesowej (takie jak ograniczenia przy usuwaniu kartotek, grup i harmonogramów).</w:t>
+      </w:r>
+    </w:p>
+    <w:p>
+      <w:r>
+        <w:t xml:space="preserve">Wszystkie zależności i wymogi dotyczące kolejności wykonywania operacji zostały poprawnie obsłużone przez aplikację. System właściwie komunikował błędy, uniemożliwiając powstawanie tzw. "osieroconych" rekordów w bazie danych. Na podstawie wykonanych scenariuszy stwierdzono, że aplikacja </w:t>
+      </w:r>
+      <w:proofErr w:type="spellStart"/>
+      <w:r>
+        <w:t>eParafia</w:t>
+      </w:r>
+      <w:proofErr w:type="spellEnd"/>
+      <w:r>
+        <w:t xml:space="preserve"> działa stabilnie i w pełni realizuje złożone założenia architektoniczne.</w:t>
+      </w:r>
+    </w:p>
+    <w:p/>
+    <w:p>
+      <w:pPr>
         <w:pStyle w:val="Nagwek1"/>
       </w:pPr>
-      <w:bookmarkStart w:id="14" w:name="_Toc224203109"/>
+      <w:bookmarkStart w:id="15" w:name="_Toc224203109"/>
       <w:r>
         <w:t>Informacje dodatkowe</w:t>
       </w:r>
-      <w:bookmarkEnd w:id="14"/>
+      <w:bookmarkEnd w:id="15"/>
     </w:p>
     <w:p>
       <w:pPr>
         <w:pStyle w:val="Nagwek2"/>
       </w:pPr>
-      <w:bookmarkStart w:id="15" w:name="_Toc224203110"/>
+      <w:bookmarkStart w:id="16" w:name="_Toc224203110"/>
       <w:r>
         <w:t>Role w projekcie</w:t>
       </w:r>
-      <w:bookmarkEnd w:id="15"/>
+      <w:bookmarkEnd w:id="16"/>
     </w:p>
     <w:p/>
     <w:sectPr>
@@ -7151,7 +11408,7 @@
 </file>
 
 <file path=word/endnotes.xml><?xml version="1.0" encoding="utf-8"?>
-<w:endnotes xmlns:wpc="http://schemas.microsoft.com/office/word/2010/wordprocessingCanvas" xmlns:cx="http://schemas.microsoft.com/office/drawing/2014/chartex" xmlns:cx1="http://schemas.microsoft.com/office/drawing/2015/9/8/chartex" xmlns:cx2="http://schemas.microsoft.com/office/drawing/2015/10/21/chartex" xmlns:cx3="http://schemas.microsoft.com/office/drawing/2016/5/9/chartex" xmlns:cx4="http://schemas.microsoft.com/office/drawing/2016/5/10/chartex" xmlns:cx5="http://schemas.microsoft.com/office/drawing/2016/5/11/chartex" xmlns:cx6="http://schemas.microsoft.com/office/drawing/2016/5/12/chartex" xmlns:cx7="http://schemas.microsoft.com/office/drawing/2016/5/13/chartex" xmlns:cx8="http://schemas.microsoft.com/office/drawing/2016/5/14/chartex" xmlns:mc="http://schemas.openxmlformats.org/markup-compatibility/2006" xmlns:aink="http://schemas.microsoft.com/office/drawing/2016/ink" xmlns:am3d="http://schemas.microsoft.com/office/drawing/2017/model3d" xmlns:o="urn:schemas-microsoft-com:office:office" xmlns:oel="http://schemas.microsoft.com/office/2019/extlst" xmlns:r="http://schemas.openxmlformats.org/officeDocument/2006/relationships" xmlns:m="http://schemas.openxmlformats.org/officeDocument/2006/math" xmlns:v="urn:schemas-microsoft-com:vml" xmlns:wp14="http://schemas.microsoft.com/office/word/2010/wordprocessingDrawing" xmlns:wp="http://schemas.openxmlformats.org/drawingml/2006/wordprocessingDrawing" xmlns:w10="urn:schemas-microsoft-com:office:word" xmlns:w="http://schemas.openxmlformats.org/wordprocessingml/2006/main" xmlns:w14="http://schemas.microsoft.com/office/word/2010/wordml" xmlns:w15="http://schemas.microsoft.com/office/word/2012/wordml" xmlns:w16cex="http://schemas.microsoft.com/office/word/2018/wordml/cex" xmlns:w16cid="http://schemas.microsoft.com/office/word/2016/wordml/cid" xmlns:w16="http://schemas.microsoft.com/office/word/2018/wordml" xmlns:w16du="http://schemas.microsoft.com/office/word/2023/wordml/word16du" xmlns:w16sdtdh="http://schemas.microsoft.com/office/word/2020/wordml/sdtdatahash" xmlns:w16sdtfl="http://schemas.microsoft.com/office/word/2024/wordml/sdtformatlock" xmlns:w16se="http://schemas.microsoft.com/office/word/2015/wordml/symex" xmlns:wpg="http://schemas.microsoft.com/office/word/2010/wordprocessingGroup" xmlns:wpi="http://schemas.microsoft.com/office/word/2010/wordprocessingInk" xmlns:wne="http://schemas.microsoft.com/office/word/2006/wordml" xmlns:wps="http://schemas.microsoft.com/office/word/2010/wordprocessingShape" mc:Ignorable="w14 w15 w16se w16cid w16 w16cex w16sdtdh w16sdtfl w16du wp14">
+<w:endnotes xmlns:wpc="http://schemas.microsoft.com/office/word/2010/wordprocessingCanvas" xmlns:cx="http://schemas.microsoft.com/office/drawing/2014/chartex" xmlns:cx1="http://schemas.microsoft.com/office/drawing/2015/9/8/chartex" xmlns:mc="http://schemas.openxmlformats.org/markup-compatibility/2006" xmlns:o="urn:schemas-microsoft-com:office:office" xmlns:r="http://schemas.openxmlformats.org/officeDocument/2006/relationships" xmlns:m="http://schemas.openxmlformats.org/officeDocument/2006/math" xmlns:v="urn:schemas-microsoft-com:vml" xmlns:wp14="http://schemas.microsoft.com/office/word/2010/wordprocessingDrawing" xmlns:wp="http://schemas.openxmlformats.org/drawingml/2006/wordprocessingDrawing" xmlns:w10="urn:schemas-microsoft-com:office:word" xmlns:w="http://schemas.openxmlformats.org/wordprocessingml/2006/main" xmlns:w14="http://schemas.microsoft.com/office/word/2010/wordml" xmlns:w15="http://schemas.microsoft.com/office/word/2012/wordml" xmlns:w16se="http://schemas.microsoft.com/office/word/2015/wordml/symex" xmlns:wpg="http://schemas.microsoft.com/office/word/2010/wordprocessingGroup" xmlns:wpi="http://schemas.microsoft.com/office/word/2010/wordprocessingInk" xmlns:wne="http://schemas.microsoft.com/office/word/2006/wordml" xmlns:wps="http://schemas.microsoft.com/office/word/2010/wordprocessingShape" mc:Ignorable="w14 w15 w16se wp14">
   <w:endnote w:type="separator" w:id="-1">
     <w:p>
       <w:pPr>
@@ -7176,7 +11433,7 @@
 </file>
 
 <file path=word/footer1.xml><?xml version="1.0" encoding="utf-8"?>
-<w:ftr xmlns:wpc="http://schemas.microsoft.com/office/word/2010/wordprocessingCanvas" xmlns:cx="http://schemas.microsoft.com/office/drawing/2014/chartex" xmlns:cx1="http://schemas.microsoft.com/office/drawing/2015/9/8/chartex" xmlns:cx2="http://schemas.microsoft.com/office/drawing/2015/10/21/chartex" xmlns:cx3="http://schemas.microsoft.com/office/drawing/2016/5/9/chartex" xmlns:cx4="http://schemas.microsoft.com/office/drawing/2016/5/10/chartex" xmlns:cx5="http://schemas.microsoft.com/office/drawing/2016/5/11/chartex" xmlns:cx6="http://schemas.microsoft.com/office/drawing/2016/5/12/chartex" xmlns:cx7="http://schemas.microsoft.com/office/drawing/2016/5/13/chartex" xmlns:cx8="http://schemas.microsoft.com/office/drawing/2016/5/14/chartex" xmlns:mc="http://schemas.openxmlformats.org/markup-compatibility/2006" xmlns:aink="http://schemas.microsoft.com/office/drawing/2016/ink" xmlns:am3d="http://schemas.microsoft.com/office/drawing/2017/model3d" xmlns:o="urn:schemas-microsoft-com:office:office" xmlns:oel="http://schemas.microsoft.com/office/2019/extlst" xmlns:r="http://schemas.openxmlformats.org/officeDocument/2006/relationships" xmlns:m="http://schemas.openxmlformats.org/officeDocument/2006/math" xmlns:v="urn:schemas-microsoft-com:vml" xmlns:wp14="http://schemas.microsoft.com/office/word/2010/wordprocessingDrawing" xmlns:wp="http://schemas.openxmlformats.org/drawingml/2006/wordprocessingDrawing" xmlns:w10="urn:schemas-microsoft-com:office:word" xmlns:w="http://schemas.openxmlformats.org/wordprocessingml/2006/main" xmlns:w14="http://schemas.microsoft.com/office/word/2010/wordml" xmlns:w15="http://schemas.microsoft.com/office/word/2012/wordml" xmlns:w16cex="http://schemas.microsoft.com/office/word/2018/wordml/cex" xmlns:w16cid="http://schemas.microsoft.com/office/word/2016/wordml/cid" xmlns:w16="http://schemas.microsoft.com/office/word/2018/wordml" xmlns:w16du="http://schemas.microsoft.com/office/word/2023/wordml/word16du" xmlns:w16sdtdh="http://schemas.microsoft.com/office/word/2020/wordml/sdtdatahash" xmlns:w16sdtfl="http://schemas.microsoft.com/office/word/2024/wordml/sdtformatlock" xmlns:w16se="http://schemas.microsoft.com/office/word/2015/wordml/symex" xmlns:wpg="http://schemas.microsoft.com/office/word/2010/wordprocessingGroup" xmlns:wpi="http://schemas.microsoft.com/office/word/2010/wordprocessingInk" xmlns:wne="http://schemas.microsoft.com/office/word/2006/wordml" xmlns:wps="http://schemas.microsoft.com/office/word/2010/wordprocessingShape" mc:Ignorable="w14 w15 w16se w16cid w16 w16cex w16sdtdh w16sdtfl w16du wp14">
+<w:ftr xmlns:wpc="http://schemas.microsoft.com/office/word/2010/wordprocessingCanvas" xmlns:cx="http://schemas.microsoft.com/office/drawing/2014/chartex" xmlns:cx1="http://schemas.microsoft.com/office/drawing/2015/9/8/chartex" xmlns:mc="http://schemas.openxmlformats.org/markup-compatibility/2006" xmlns:o="urn:schemas-microsoft-com:office:office" xmlns:r="http://schemas.openxmlformats.org/officeDocument/2006/relationships" xmlns:m="http://schemas.openxmlformats.org/officeDocument/2006/math" xmlns:v="urn:schemas-microsoft-com:vml" xmlns:wp14="http://schemas.microsoft.com/office/word/2010/wordprocessingDrawing" xmlns:wp="http://schemas.openxmlformats.org/drawingml/2006/wordprocessingDrawing" xmlns:w10="urn:schemas-microsoft-com:office:word" xmlns:w="http://schemas.openxmlformats.org/wordprocessingml/2006/main" xmlns:w14="http://schemas.microsoft.com/office/word/2010/wordml" xmlns:w15="http://schemas.microsoft.com/office/word/2012/wordml" xmlns:w16se="http://schemas.microsoft.com/office/word/2015/wordml/symex" xmlns:wpg="http://schemas.microsoft.com/office/word/2010/wordprocessingGroup" xmlns:wpi="http://schemas.microsoft.com/office/word/2010/wordprocessingInk" xmlns:wne="http://schemas.microsoft.com/office/word/2006/wordml" xmlns:wps="http://schemas.microsoft.com/office/word/2010/wordprocessingShape" mc:Ignorable="w14 w15 w16se wp14">
   <w:tbl>
     <w:tblPr>
       <w:tblW w:w="0" w:type="auto"/>
@@ -7236,7 +11493,7 @@
 </file>
 
 <file path=word/footnotes.xml><?xml version="1.0" encoding="utf-8"?>
-<w:footnotes xmlns:wpc="http://schemas.microsoft.com/office/word/2010/wordprocessingCanvas" xmlns:cx="http://schemas.microsoft.com/office/drawing/2014/chartex" xmlns:cx1="http://schemas.microsoft.com/office/drawing/2015/9/8/chartex" xmlns:cx2="http://schemas.microsoft.com/office/drawing/2015/10/21/chartex" xmlns:cx3="http://schemas.microsoft.com/office/drawing/2016/5/9/chartex" xmlns:cx4="http://schemas.microsoft.com/office/drawing/2016/5/10/chartex" xmlns:cx5="http://schemas.microsoft.com/office/drawing/2016/5/11/chartex" xmlns:cx6="http://schemas.microsoft.com/office/drawing/2016/5/12/chartex" xmlns:cx7="http://schemas.microsoft.com/office/drawing/2016/5/13/chartex" xmlns:cx8="http://schemas.microsoft.com/office/drawing/2016/5/14/chartex" xmlns:mc="http://schemas.openxmlformats.org/markup-compatibility/2006" xmlns:aink="http://schemas.microsoft.com/office/drawing/2016/ink" xmlns:am3d="http://schemas.microsoft.com/office/drawing/2017/model3d" xmlns:o="urn:schemas-microsoft-com:office:office" xmlns:oel="http://schemas.microsoft.com/office/2019/extlst" xmlns:r="http://schemas.openxmlformats.org/officeDocument/2006/relationships" xmlns:m="http://schemas.openxmlformats.org/officeDocument/2006/math" xmlns:v="urn:schemas-microsoft-com:vml" xmlns:wp14="http://schemas.microsoft.com/office/word/2010/wordprocessingDrawing" xmlns:wp="http://schemas.openxmlformats.org/drawingml/2006/wordprocessingDrawing" xmlns:w10="urn:schemas-microsoft-com:office:word" xmlns:w="http://schemas.openxmlformats.org/wordprocessingml/2006/main" xmlns:w14="http://schemas.microsoft.com/office/word/2010/wordml" xmlns:w15="http://schemas.microsoft.com/office/word/2012/wordml" xmlns:w16cex="http://schemas.microsoft.com/office/word/2018/wordml/cex" xmlns:w16cid="http://schemas.microsoft.com/office/word/2016/wordml/cid" xmlns:w16="http://schemas.microsoft.com/office/word/2018/wordml" xmlns:w16du="http://schemas.microsoft.com/office/word/2023/wordml/word16du" xmlns:w16sdtdh="http://schemas.microsoft.com/office/word/2020/wordml/sdtdatahash" xmlns:w16sdtfl="http://schemas.microsoft.com/office/word/2024/wordml/sdtformatlock" xmlns:w16se="http://schemas.microsoft.com/office/word/2015/wordml/symex" xmlns:wpg="http://schemas.microsoft.com/office/word/2010/wordprocessingGroup" xmlns:wpi="http://schemas.microsoft.com/office/word/2010/wordprocessingInk" xmlns:wne="http://schemas.microsoft.com/office/word/2006/wordml" xmlns:wps="http://schemas.microsoft.com/office/word/2010/wordprocessingShape" mc:Ignorable="w14 w15 w16se w16cid w16 w16cex w16sdtdh w16sdtfl w16du wp14">
+<w:footnotes xmlns:wpc="http://schemas.microsoft.com/office/word/2010/wordprocessingCanvas" xmlns:cx="http://schemas.microsoft.com/office/drawing/2014/chartex" xmlns:cx1="http://schemas.microsoft.com/office/drawing/2015/9/8/chartex" xmlns:mc="http://schemas.openxmlformats.org/markup-compatibility/2006" xmlns:o="urn:schemas-microsoft-com:office:office" xmlns:r="http://schemas.openxmlformats.org/officeDocument/2006/relationships" xmlns:m="http://schemas.openxmlformats.org/officeDocument/2006/math" xmlns:v="urn:schemas-microsoft-com:vml" xmlns:wp14="http://schemas.microsoft.com/office/word/2010/wordprocessingDrawing" xmlns:wp="http://schemas.openxmlformats.org/drawingml/2006/wordprocessingDrawing" xmlns:w10="urn:schemas-microsoft-com:office:word" xmlns:w="http://schemas.openxmlformats.org/wordprocessingml/2006/main" xmlns:w14="http://schemas.microsoft.com/office/word/2010/wordml" xmlns:w15="http://schemas.microsoft.com/office/word/2012/wordml" xmlns:w16se="http://schemas.microsoft.com/office/word/2015/wordml/symex" xmlns:wpg="http://schemas.microsoft.com/office/word/2010/wordprocessingGroup" xmlns:wpi="http://schemas.microsoft.com/office/word/2010/wordprocessingInk" xmlns:wne="http://schemas.microsoft.com/office/word/2006/wordml" xmlns:wps="http://schemas.microsoft.com/office/word/2010/wordprocessingShape" mc:Ignorable="w14 w15 w16se wp14">
   <w:footnote w:type="separator" w:id="-1">
     <w:p>
       <w:pPr>
@@ -7261,7 +11518,7 @@
 </file>
 
 <file path=word/header1.xml><?xml version="1.0" encoding="utf-8"?>
-<w:hdr xmlns:wpc="http://schemas.microsoft.com/office/word/2010/wordprocessingCanvas" xmlns:cx="http://schemas.microsoft.com/office/drawing/2014/chartex" xmlns:cx1="http://schemas.microsoft.com/office/drawing/2015/9/8/chartex" xmlns:cx2="http://schemas.microsoft.com/office/drawing/2015/10/21/chartex" xmlns:cx3="http://schemas.microsoft.com/office/drawing/2016/5/9/chartex" xmlns:cx4="http://schemas.microsoft.com/office/drawing/2016/5/10/chartex" xmlns:cx5="http://schemas.microsoft.com/office/drawing/2016/5/11/chartex" xmlns:cx6="http://schemas.microsoft.com/office/drawing/2016/5/12/chartex" xmlns:cx7="http://schemas.microsoft.com/office/drawing/2016/5/13/chartex" xmlns:cx8="http://schemas.microsoft.com/office/drawing/2016/5/14/chartex" xmlns:mc="http://schemas.openxmlformats.org/markup-compatibility/2006" xmlns:aink="http://schemas.microsoft.com/office/drawing/2016/ink" xmlns:am3d="http://schemas.microsoft.com/office/drawing/2017/model3d" xmlns:o="urn:schemas-microsoft-com:office:office" xmlns:oel="http://schemas.microsoft.com/office/2019/extlst" xmlns:r="http://schemas.openxmlformats.org/officeDocument/2006/relationships" xmlns:m="http://schemas.openxmlformats.org/officeDocument/2006/math" xmlns:v="urn:schemas-microsoft-com:vml" xmlns:wp14="http://schemas.microsoft.com/office/word/2010/wordprocessingDrawing" xmlns:wp="http://schemas.openxmlformats.org/drawingml/2006/wordprocessingDrawing" xmlns:w10="urn:schemas-microsoft-com:office:word" xmlns:w="http://schemas.openxmlformats.org/wordprocessingml/2006/main" xmlns:w14="http://schemas.microsoft.com/office/word/2010/wordml" xmlns:w15="http://schemas.microsoft.com/office/word/2012/wordml" xmlns:w16cex="http://schemas.microsoft.com/office/word/2018/wordml/cex" xmlns:w16cid="http://schemas.microsoft.com/office/word/2016/wordml/cid" xmlns:w16="http://schemas.microsoft.com/office/word/2018/wordml" xmlns:w16du="http://schemas.microsoft.com/office/word/2023/wordml/word16du" xmlns:w16sdtdh="http://schemas.microsoft.com/office/word/2020/wordml/sdtdatahash" xmlns:w16sdtfl="http://schemas.microsoft.com/office/word/2024/wordml/sdtformatlock" xmlns:w16se="http://schemas.microsoft.com/office/word/2015/wordml/symex" xmlns:wpg="http://schemas.microsoft.com/office/word/2010/wordprocessingGroup" xmlns:wpi="http://schemas.microsoft.com/office/word/2010/wordprocessingInk" xmlns:wne="http://schemas.microsoft.com/office/word/2006/wordml" xmlns:wps="http://schemas.microsoft.com/office/word/2010/wordprocessingShape" mc:Ignorable="w14 w15 w16se w16cid w16 w16cex w16sdtdh w16sdtfl w16du wp14">
+<w:hdr xmlns:wpc="http://schemas.microsoft.com/office/word/2010/wordprocessingCanvas" xmlns:cx="http://schemas.microsoft.com/office/drawing/2014/chartex" xmlns:cx1="http://schemas.microsoft.com/office/drawing/2015/9/8/chartex" xmlns:mc="http://schemas.openxmlformats.org/markup-compatibility/2006" xmlns:o="urn:schemas-microsoft-com:office:office" xmlns:r="http://schemas.openxmlformats.org/officeDocument/2006/relationships" xmlns:m="http://schemas.openxmlformats.org/officeDocument/2006/math" xmlns:v="urn:schemas-microsoft-com:vml" xmlns:wp14="http://schemas.microsoft.com/office/word/2010/wordprocessingDrawing" xmlns:wp="http://schemas.openxmlformats.org/drawingml/2006/wordprocessingDrawing" xmlns:w10="urn:schemas-microsoft-com:office:word" xmlns:w="http://schemas.openxmlformats.org/wordprocessingml/2006/main" xmlns:w14="http://schemas.microsoft.com/office/word/2010/wordml" xmlns:w15="http://schemas.microsoft.com/office/word/2012/wordml" xmlns:w16se="http://schemas.microsoft.com/office/word/2015/wordml/symex" xmlns:wpg="http://schemas.microsoft.com/office/word/2010/wordprocessingGroup" xmlns:wpi="http://schemas.microsoft.com/office/word/2010/wordprocessingInk" xmlns:wne="http://schemas.microsoft.com/office/word/2006/wordml" xmlns:wps="http://schemas.microsoft.com/office/word/2010/wordprocessingShape" mc:Ignorable="w14 w15 w16se wp14">
   <w:tbl>
     <w:tblPr>
       <w:tblW w:w="0" w:type="auto"/>
@@ -7321,7 +11578,7 @@
 </file>
 
 <file path=word/numbering.xml><?xml version="1.0" encoding="utf-8"?>
-<w:numbering xmlns:wpc="http://schemas.microsoft.com/office/word/2010/wordprocessingCanvas" xmlns:cx="http://schemas.microsoft.com/office/drawing/2014/chartex" xmlns:cx1="http://schemas.microsoft.com/office/drawing/2015/9/8/chartex" xmlns:cx2="http://schemas.microsoft.com/office/drawing/2015/10/21/chartex" xmlns:cx3="http://schemas.microsoft.com/office/drawing/2016/5/9/chartex" xmlns:cx4="http://schemas.microsoft.com/office/drawing/2016/5/10/chartex" xmlns:cx5="http://schemas.microsoft.com/office/drawing/2016/5/11/chartex" xmlns:cx6="http://schemas.microsoft.com/office/drawing/2016/5/12/chartex" xmlns:cx7="http://schemas.microsoft.com/office/drawing/2016/5/13/chartex" xmlns:cx8="http://schemas.microsoft.com/office/drawing/2016/5/14/chartex" xmlns:mc="http://schemas.openxmlformats.org/markup-compatibility/2006" xmlns:aink="http://schemas.microsoft.com/office/drawing/2016/ink" xmlns:am3d="http://schemas.microsoft.com/office/drawing/2017/model3d" xmlns:o="urn:schemas-microsoft-com:office:office" xmlns:oel="http://schemas.microsoft.com/office/2019/extlst" xmlns:r="http://schemas.openxmlformats.org/officeDocument/2006/relationships" xmlns:m="http://schemas.openxmlformats.org/officeDocument/2006/math" xmlns:v="urn:schemas-microsoft-com:vml" xmlns:wp14="http://schemas.microsoft.com/office/word/2010/wordprocessingDrawing" xmlns:wp="http://schemas.openxmlformats.org/drawingml/2006/wordprocessingDrawing" xmlns:w10="urn:schemas-microsoft-com:office:word" xmlns:w="http://schemas.openxmlformats.org/wordprocessingml/2006/main" xmlns:w14="http://schemas.microsoft.com/office/word/2010/wordml" xmlns:w15="http://schemas.microsoft.com/office/word/2012/wordml" xmlns:w16cex="http://schemas.microsoft.com/office/word/2018/wordml/cex" xmlns:w16cid="http://schemas.microsoft.com/office/word/2016/wordml/cid" xmlns:w16="http://schemas.microsoft.com/office/word/2018/wordml" xmlns:w16du="http://schemas.microsoft.com/office/word/2023/wordml/word16du" xmlns:w16sdtdh="http://schemas.microsoft.com/office/word/2020/wordml/sdtdatahash" xmlns:w16sdtfl="http://schemas.microsoft.com/office/word/2024/wordml/sdtformatlock" xmlns:w16se="http://schemas.microsoft.com/office/word/2015/wordml/symex" xmlns:wpg="http://schemas.microsoft.com/office/word/2010/wordprocessingGroup" xmlns:wpi="http://schemas.microsoft.com/office/word/2010/wordprocessingInk" xmlns:wne="http://schemas.microsoft.com/office/word/2006/wordml" xmlns:wps="http://schemas.microsoft.com/office/word/2010/wordprocessingShape" mc:Ignorable="w14 w15 w16se w16cid w16 w16cex w16sdtdh w16sdtfl w16du wp14">
+<w:numbering xmlns:wpc="http://schemas.microsoft.com/office/word/2010/wordprocessingCanvas" xmlns:cx="http://schemas.microsoft.com/office/drawing/2014/chartex" xmlns:cx1="http://schemas.microsoft.com/office/drawing/2015/9/8/chartex" xmlns:mc="http://schemas.openxmlformats.org/markup-compatibility/2006" xmlns:o="urn:schemas-microsoft-com:office:office" xmlns:r="http://schemas.openxmlformats.org/officeDocument/2006/relationships" xmlns:m="http://schemas.openxmlformats.org/officeDocument/2006/math" xmlns:v="urn:schemas-microsoft-com:vml" xmlns:wp14="http://schemas.microsoft.com/office/word/2010/wordprocessingDrawing" xmlns:wp="http://schemas.openxmlformats.org/drawingml/2006/wordprocessingDrawing" xmlns:w10="urn:schemas-microsoft-com:office:word" xmlns:w="http://schemas.openxmlformats.org/wordprocessingml/2006/main" xmlns:w14="http://schemas.microsoft.com/office/word/2010/wordml" xmlns:w15="http://schemas.microsoft.com/office/word/2012/wordml" xmlns:w16se="http://schemas.microsoft.com/office/word/2015/wordml/symex" xmlns:wpg="http://schemas.microsoft.com/office/word/2010/wordprocessingGroup" xmlns:wpi="http://schemas.microsoft.com/office/word/2010/wordprocessingInk" xmlns:wne="http://schemas.microsoft.com/office/word/2006/wordml" xmlns:wps="http://schemas.microsoft.com/office/word/2010/wordprocessingShape" mc:Ignorable="w14 w15 w16se wp14">
   <w:abstractNum w:abstractNumId="0" w15:restartNumberingAfterBreak="0">
     <w:nsid w:val="16FF5D21"/>
     <w:multiLevelType w:val="multilevel"/>
@@ -7621,303 +11878,9 @@
     </w:lvl>
   </w:abstractNum>
   <w:abstractNum w:abstractNumId="2" w15:restartNumberingAfterBreak="0">
-    <w:nsid w:val="3CE00D2B"/>
-    <w:multiLevelType w:val="hybridMultilevel"/>
-    <w:tmpl w:val="A448E240"/>
-    <w:lvl w:ilvl="0" w:tplc="0415000F">
-      <w:start w:val="1"/>
-      <w:numFmt w:val="decimal"/>
-      <w:lvlText w:val="%1."/>
-      <w:lvlJc w:val="left"/>
-      <w:pPr>
-        <w:ind w:left="720" w:hanging="360"/>
-      </w:pPr>
-    </w:lvl>
-    <w:lvl w:ilvl="1" w:tplc="04150019" w:tentative="1">
-      <w:start w:val="1"/>
-      <w:numFmt w:val="lowerLetter"/>
-      <w:lvlText w:val="%2."/>
-      <w:lvlJc w:val="left"/>
-      <w:pPr>
-        <w:ind w:left="1440" w:hanging="360"/>
-      </w:pPr>
-    </w:lvl>
-    <w:lvl w:ilvl="2" w:tplc="0415001B" w:tentative="1">
-      <w:start w:val="1"/>
-      <w:numFmt w:val="lowerRoman"/>
-      <w:lvlText w:val="%3."/>
-      <w:lvlJc w:val="right"/>
-      <w:pPr>
-        <w:ind w:left="2160" w:hanging="180"/>
-      </w:pPr>
-    </w:lvl>
-    <w:lvl w:ilvl="3" w:tplc="0415000F" w:tentative="1">
-      <w:start w:val="1"/>
-      <w:numFmt w:val="decimal"/>
-      <w:lvlText w:val="%4."/>
-      <w:lvlJc w:val="left"/>
-      <w:pPr>
-        <w:ind w:left="2880" w:hanging="360"/>
-      </w:pPr>
-    </w:lvl>
-    <w:lvl w:ilvl="4" w:tplc="04150019" w:tentative="1">
-      <w:start w:val="1"/>
-      <w:numFmt w:val="lowerLetter"/>
-      <w:lvlText w:val="%5."/>
-      <w:lvlJc w:val="left"/>
-      <w:pPr>
-        <w:ind w:left="3600" w:hanging="360"/>
-      </w:pPr>
-    </w:lvl>
-    <w:lvl w:ilvl="5" w:tplc="0415001B" w:tentative="1">
-      <w:start w:val="1"/>
-      <w:numFmt w:val="lowerRoman"/>
-      <w:lvlText w:val="%6."/>
-      <w:lvlJc w:val="right"/>
-      <w:pPr>
-        <w:ind w:left="4320" w:hanging="180"/>
-      </w:pPr>
-    </w:lvl>
-    <w:lvl w:ilvl="6" w:tplc="0415000F" w:tentative="1">
-      <w:start w:val="1"/>
-      <w:numFmt w:val="decimal"/>
-      <w:lvlText w:val="%7."/>
-      <w:lvlJc w:val="left"/>
-      <w:pPr>
-        <w:ind w:left="5040" w:hanging="360"/>
-      </w:pPr>
-    </w:lvl>
-    <w:lvl w:ilvl="7" w:tplc="04150019" w:tentative="1">
-      <w:start w:val="1"/>
-      <w:numFmt w:val="lowerLetter"/>
-      <w:lvlText w:val="%8."/>
-      <w:lvlJc w:val="left"/>
-      <w:pPr>
-        <w:ind w:left="5760" w:hanging="360"/>
-      </w:pPr>
-    </w:lvl>
-    <w:lvl w:ilvl="8" w:tplc="0415001B" w:tentative="1">
-      <w:start w:val="1"/>
-      <w:numFmt w:val="lowerRoman"/>
-      <w:lvlText w:val="%9."/>
-      <w:lvlJc w:val="right"/>
-      <w:pPr>
-        <w:ind w:left="6480" w:hanging="180"/>
-      </w:pPr>
-    </w:lvl>
-  </w:abstractNum>
-  <w:abstractNum w:abstractNumId="3" w15:restartNumberingAfterBreak="0">
-    <w:nsid w:val="453D7F1D"/>
-    <w:multiLevelType w:val="hybridMultilevel"/>
-    <w:tmpl w:val="9040725E"/>
-    <w:lvl w:ilvl="0" w:tplc="04150001">
-      <w:start w:val="1"/>
-      <w:numFmt w:val="bullet"/>
-      <w:lvlText w:val=""/>
-      <w:lvlJc w:val="left"/>
-      <w:pPr>
-        <w:ind w:left="3600" w:hanging="360"/>
-      </w:pPr>
-      <w:rPr>
-        <w:rFonts w:ascii="Symbol" w:hAnsi="Symbol" w:hint="default"/>
-      </w:rPr>
-    </w:lvl>
-    <w:lvl w:ilvl="1" w:tplc="04150003" w:tentative="1">
-      <w:start w:val="1"/>
-      <w:numFmt w:val="bullet"/>
-      <w:lvlText w:val="o"/>
-      <w:lvlJc w:val="left"/>
-      <w:pPr>
-        <w:ind w:left="4320" w:hanging="360"/>
-      </w:pPr>
-      <w:rPr>
-        <w:rFonts w:ascii="Courier New" w:hAnsi="Courier New" w:cs="Courier New" w:hint="default"/>
-      </w:rPr>
-    </w:lvl>
-    <w:lvl w:ilvl="2" w:tplc="04150005" w:tentative="1">
-      <w:start w:val="1"/>
-      <w:numFmt w:val="bullet"/>
-      <w:lvlText w:val=""/>
-      <w:lvlJc w:val="left"/>
-      <w:pPr>
-        <w:ind w:left="5040" w:hanging="360"/>
-      </w:pPr>
-      <w:rPr>
-        <w:rFonts w:ascii="Wingdings" w:hAnsi="Wingdings" w:hint="default"/>
-      </w:rPr>
-    </w:lvl>
-    <w:lvl w:ilvl="3" w:tplc="04150001" w:tentative="1">
-      <w:start w:val="1"/>
-      <w:numFmt w:val="bullet"/>
-      <w:lvlText w:val=""/>
-      <w:lvlJc w:val="left"/>
-      <w:pPr>
-        <w:ind w:left="5760" w:hanging="360"/>
-      </w:pPr>
-      <w:rPr>
-        <w:rFonts w:ascii="Symbol" w:hAnsi="Symbol" w:hint="default"/>
-      </w:rPr>
-    </w:lvl>
-    <w:lvl w:ilvl="4" w:tplc="04150003" w:tentative="1">
-      <w:start w:val="1"/>
-      <w:numFmt w:val="bullet"/>
-      <w:lvlText w:val="o"/>
-      <w:lvlJc w:val="left"/>
-      <w:pPr>
-        <w:ind w:left="6480" w:hanging="360"/>
-      </w:pPr>
-      <w:rPr>
-        <w:rFonts w:ascii="Courier New" w:hAnsi="Courier New" w:cs="Courier New" w:hint="default"/>
-      </w:rPr>
-    </w:lvl>
-    <w:lvl w:ilvl="5" w:tplc="04150005" w:tentative="1">
-      <w:start w:val="1"/>
-      <w:numFmt w:val="bullet"/>
-      <w:lvlText w:val=""/>
-      <w:lvlJc w:val="left"/>
-      <w:pPr>
-        <w:ind w:left="7200" w:hanging="360"/>
-      </w:pPr>
-      <w:rPr>
-        <w:rFonts w:ascii="Wingdings" w:hAnsi="Wingdings" w:hint="default"/>
-      </w:rPr>
-    </w:lvl>
-    <w:lvl w:ilvl="6" w:tplc="04150001" w:tentative="1">
-      <w:start w:val="1"/>
-      <w:numFmt w:val="bullet"/>
-      <w:lvlText w:val=""/>
-      <w:lvlJc w:val="left"/>
-      <w:pPr>
-        <w:ind w:left="7920" w:hanging="360"/>
-      </w:pPr>
-      <w:rPr>
-        <w:rFonts w:ascii="Symbol" w:hAnsi="Symbol" w:hint="default"/>
-      </w:rPr>
-    </w:lvl>
-    <w:lvl w:ilvl="7" w:tplc="04150003" w:tentative="1">
-      <w:start w:val="1"/>
-      <w:numFmt w:val="bullet"/>
-      <w:lvlText w:val="o"/>
-      <w:lvlJc w:val="left"/>
-      <w:pPr>
-        <w:ind w:left="8640" w:hanging="360"/>
-      </w:pPr>
-      <w:rPr>
-        <w:rFonts w:ascii="Courier New" w:hAnsi="Courier New" w:cs="Courier New" w:hint="default"/>
-      </w:rPr>
-    </w:lvl>
-    <w:lvl w:ilvl="8" w:tplc="04150005" w:tentative="1">
-      <w:start w:val="1"/>
-      <w:numFmt w:val="bullet"/>
-      <w:lvlText w:val=""/>
-      <w:lvlJc w:val="left"/>
-      <w:pPr>
-        <w:ind w:left="9360" w:hanging="360"/>
-      </w:pPr>
-      <w:rPr>
-        <w:rFonts w:ascii="Wingdings" w:hAnsi="Wingdings" w:hint="default"/>
-      </w:rPr>
-    </w:lvl>
-  </w:abstractNum>
-  <w:abstractNum w:abstractNumId="4" w15:restartNumberingAfterBreak="0">
-    <w:nsid w:val="48F9312D"/>
+    <w:nsid w:val="36AA5265"/>
     <w:multiLevelType w:val="multilevel"/>
-    <w:tmpl w:val="04150025"/>
-    <w:lvl w:ilvl="0">
-      <w:start w:val="1"/>
-      <w:numFmt w:val="decimal"/>
-      <w:pStyle w:val="Nagwek1"/>
-      <w:lvlText w:val="%1"/>
-      <w:lvlJc w:val="left"/>
-      <w:pPr>
-        <w:ind w:left="432" w:hanging="432"/>
-      </w:pPr>
-    </w:lvl>
-    <w:lvl w:ilvl="1">
-      <w:start w:val="1"/>
-      <w:numFmt w:val="decimal"/>
-      <w:pStyle w:val="Nagwek2"/>
-      <w:lvlText w:val="%1.%2"/>
-      <w:lvlJc w:val="left"/>
-      <w:pPr>
-        <w:ind w:left="576" w:hanging="576"/>
-      </w:pPr>
-    </w:lvl>
-    <w:lvl w:ilvl="2">
-      <w:start w:val="1"/>
-      <w:numFmt w:val="decimal"/>
-      <w:pStyle w:val="Nagwek3"/>
-      <w:lvlText w:val="%1.%2.%3"/>
-      <w:lvlJc w:val="left"/>
-      <w:pPr>
-        <w:ind w:left="720" w:hanging="720"/>
-      </w:pPr>
-    </w:lvl>
-    <w:lvl w:ilvl="3">
-      <w:start w:val="1"/>
-      <w:numFmt w:val="decimal"/>
-      <w:pStyle w:val="Nagwek4"/>
-      <w:lvlText w:val="%1.%2.%3.%4"/>
-      <w:lvlJc w:val="left"/>
-      <w:pPr>
-        <w:ind w:left="864" w:hanging="864"/>
-      </w:pPr>
-    </w:lvl>
-    <w:lvl w:ilvl="4">
-      <w:start w:val="1"/>
-      <w:numFmt w:val="decimal"/>
-      <w:pStyle w:val="Nagwek5"/>
-      <w:lvlText w:val="%1.%2.%3.%4.%5"/>
-      <w:lvlJc w:val="left"/>
-      <w:pPr>
-        <w:ind w:left="1008" w:hanging="1008"/>
-      </w:pPr>
-    </w:lvl>
-    <w:lvl w:ilvl="5">
-      <w:start w:val="1"/>
-      <w:numFmt w:val="decimal"/>
-      <w:pStyle w:val="Nagwek6"/>
-      <w:lvlText w:val="%1.%2.%3.%4.%5.%6"/>
-      <w:lvlJc w:val="left"/>
-      <w:pPr>
-        <w:ind w:left="1152" w:hanging="1152"/>
-      </w:pPr>
-    </w:lvl>
-    <w:lvl w:ilvl="6">
-      <w:start w:val="1"/>
-      <w:numFmt w:val="decimal"/>
-      <w:pStyle w:val="Nagwek7"/>
-      <w:lvlText w:val="%1.%2.%3.%4.%5.%6.%7"/>
-      <w:lvlJc w:val="left"/>
-      <w:pPr>
-        <w:ind w:left="1296" w:hanging="1296"/>
-      </w:pPr>
-    </w:lvl>
-    <w:lvl w:ilvl="7">
-      <w:start w:val="1"/>
-      <w:numFmt w:val="decimal"/>
-      <w:pStyle w:val="Nagwek8"/>
-      <w:lvlText w:val="%1.%2.%3.%4.%5.%6.%7.%8"/>
-      <w:lvlJc w:val="left"/>
-      <w:pPr>
-        <w:ind w:left="1440" w:hanging="1440"/>
-      </w:pPr>
-    </w:lvl>
-    <w:lvl w:ilvl="8">
-      <w:start w:val="1"/>
-      <w:numFmt w:val="decimal"/>
-      <w:pStyle w:val="Nagwek9"/>
-      <w:lvlText w:val="%1.%2.%3.%4.%5.%6.%7.%8.%9"/>
-      <w:lvlJc w:val="left"/>
-      <w:pPr>
-        <w:ind w:left="1584" w:hanging="1584"/>
-      </w:pPr>
-    </w:lvl>
-  </w:abstractNum>
-  <w:abstractNum w:abstractNumId="5" w15:restartNumberingAfterBreak="0">
-    <w:nsid w:val="55CE08F7"/>
-    <w:multiLevelType w:val="multilevel"/>
-    <w:tmpl w:val="300CC87A"/>
+    <w:tmpl w:val="41D01920"/>
     <w:lvl w:ilvl="0">
       <w:start w:val="1"/>
       <w:numFmt w:val="bullet"/>
@@ -7925,9 +11888,9 @@
       <w:lvlJc w:val="left"/>
       <w:pPr>
         <w:tabs>
-          <w:tab w:val="num" w:pos="720"/>
+          <w:tab w:val="num" w:pos="927"/>
         </w:tabs>
-        <w:ind w:left="720" w:hanging="360"/>
+        <w:ind w:left="927" w:hanging="360"/>
       </w:pPr>
       <w:rPr>
         <w:rFonts w:ascii="Symbol" w:hAnsi="Symbol" w:hint="default"/>
@@ -8063,7 +12026,599 @@
       </w:rPr>
     </w:lvl>
   </w:abstractNum>
+  <w:abstractNum w:abstractNumId="3" w15:restartNumberingAfterBreak="0">
+    <w:nsid w:val="3CE00D2B"/>
+    <w:multiLevelType w:val="hybridMultilevel"/>
+    <w:tmpl w:val="A448E240"/>
+    <w:lvl w:ilvl="0" w:tplc="0415000F">
+      <w:start w:val="1"/>
+      <w:numFmt w:val="decimal"/>
+      <w:lvlText w:val="%1."/>
+      <w:lvlJc w:val="left"/>
+      <w:pPr>
+        <w:ind w:left="720" w:hanging="360"/>
+      </w:pPr>
+    </w:lvl>
+    <w:lvl w:ilvl="1" w:tplc="04150019" w:tentative="1">
+      <w:start w:val="1"/>
+      <w:numFmt w:val="lowerLetter"/>
+      <w:lvlText w:val="%2."/>
+      <w:lvlJc w:val="left"/>
+      <w:pPr>
+        <w:ind w:left="1440" w:hanging="360"/>
+      </w:pPr>
+    </w:lvl>
+    <w:lvl w:ilvl="2" w:tplc="0415001B" w:tentative="1">
+      <w:start w:val="1"/>
+      <w:numFmt w:val="lowerRoman"/>
+      <w:lvlText w:val="%3."/>
+      <w:lvlJc w:val="right"/>
+      <w:pPr>
+        <w:ind w:left="2160" w:hanging="180"/>
+      </w:pPr>
+    </w:lvl>
+    <w:lvl w:ilvl="3" w:tplc="0415000F" w:tentative="1">
+      <w:start w:val="1"/>
+      <w:numFmt w:val="decimal"/>
+      <w:lvlText w:val="%4."/>
+      <w:lvlJc w:val="left"/>
+      <w:pPr>
+        <w:ind w:left="2880" w:hanging="360"/>
+      </w:pPr>
+    </w:lvl>
+    <w:lvl w:ilvl="4" w:tplc="04150019" w:tentative="1">
+      <w:start w:val="1"/>
+      <w:numFmt w:val="lowerLetter"/>
+      <w:lvlText w:val="%5."/>
+      <w:lvlJc w:val="left"/>
+      <w:pPr>
+        <w:ind w:left="3600" w:hanging="360"/>
+      </w:pPr>
+    </w:lvl>
+    <w:lvl w:ilvl="5" w:tplc="0415001B" w:tentative="1">
+      <w:start w:val="1"/>
+      <w:numFmt w:val="lowerRoman"/>
+      <w:lvlText w:val="%6."/>
+      <w:lvlJc w:val="right"/>
+      <w:pPr>
+        <w:ind w:left="4320" w:hanging="180"/>
+      </w:pPr>
+    </w:lvl>
+    <w:lvl w:ilvl="6" w:tplc="0415000F" w:tentative="1">
+      <w:start w:val="1"/>
+      <w:numFmt w:val="decimal"/>
+      <w:lvlText w:val="%7."/>
+      <w:lvlJc w:val="left"/>
+      <w:pPr>
+        <w:ind w:left="5040" w:hanging="360"/>
+      </w:pPr>
+    </w:lvl>
+    <w:lvl w:ilvl="7" w:tplc="04150019" w:tentative="1">
+      <w:start w:val="1"/>
+      <w:numFmt w:val="lowerLetter"/>
+      <w:lvlText w:val="%8."/>
+      <w:lvlJc w:val="left"/>
+      <w:pPr>
+        <w:ind w:left="5760" w:hanging="360"/>
+      </w:pPr>
+    </w:lvl>
+    <w:lvl w:ilvl="8" w:tplc="0415001B" w:tentative="1">
+      <w:start w:val="1"/>
+      <w:numFmt w:val="lowerRoman"/>
+      <w:lvlText w:val="%9."/>
+      <w:lvlJc w:val="right"/>
+      <w:pPr>
+        <w:ind w:left="6480" w:hanging="180"/>
+      </w:pPr>
+    </w:lvl>
+  </w:abstractNum>
+  <w:abstractNum w:abstractNumId="4" w15:restartNumberingAfterBreak="0">
+    <w:nsid w:val="453D7F1D"/>
+    <w:multiLevelType w:val="hybridMultilevel"/>
+    <w:tmpl w:val="9040725E"/>
+    <w:lvl w:ilvl="0" w:tplc="04150001">
+      <w:start w:val="1"/>
+      <w:numFmt w:val="bullet"/>
+      <w:lvlText w:val=""/>
+      <w:lvlJc w:val="left"/>
+      <w:pPr>
+        <w:ind w:left="3600" w:hanging="360"/>
+      </w:pPr>
+      <w:rPr>
+        <w:rFonts w:ascii="Symbol" w:hAnsi="Symbol" w:hint="default"/>
+      </w:rPr>
+    </w:lvl>
+    <w:lvl w:ilvl="1" w:tplc="04150003" w:tentative="1">
+      <w:start w:val="1"/>
+      <w:numFmt w:val="bullet"/>
+      <w:lvlText w:val="o"/>
+      <w:lvlJc w:val="left"/>
+      <w:pPr>
+        <w:ind w:left="4320" w:hanging="360"/>
+      </w:pPr>
+      <w:rPr>
+        <w:rFonts w:ascii="Courier New" w:hAnsi="Courier New" w:cs="Courier New" w:hint="default"/>
+      </w:rPr>
+    </w:lvl>
+    <w:lvl w:ilvl="2" w:tplc="04150005" w:tentative="1">
+      <w:start w:val="1"/>
+      <w:numFmt w:val="bullet"/>
+      <w:lvlText w:val=""/>
+      <w:lvlJc w:val="left"/>
+      <w:pPr>
+        <w:ind w:left="5040" w:hanging="360"/>
+      </w:pPr>
+      <w:rPr>
+        <w:rFonts w:ascii="Wingdings" w:hAnsi="Wingdings" w:hint="default"/>
+      </w:rPr>
+    </w:lvl>
+    <w:lvl w:ilvl="3" w:tplc="04150001" w:tentative="1">
+      <w:start w:val="1"/>
+      <w:numFmt w:val="bullet"/>
+      <w:lvlText w:val=""/>
+      <w:lvlJc w:val="left"/>
+      <w:pPr>
+        <w:ind w:left="5760" w:hanging="360"/>
+      </w:pPr>
+      <w:rPr>
+        <w:rFonts w:ascii="Symbol" w:hAnsi="Symbol" w:hint="default"/>
+      </w:rPr>
+    </w:lvl>
+    <w:lvl w:ilvl="4" w:tplc="04150003" w:tentative="1">
+      <w:start w:val="1"/>
+      <w:numFmt w:val="bullet"/>
+      <w:lvlText w:val="o"/>
+      <w:lvlJc w:val="left"/>
+      <w:pPr>
+        <w:ind w:left="6480" w:hanging="360"/>
+      </w:pPr>
+      <w:rPr>
+        <w:rFonts w:ascii="Courier New" w:hAnsi="Courier New" w:cs="Courier New" w:hint="default"/>
+      </w:rPr>
+    </w:lvl>
+    <w:lvl w:ilvl="5" w:tplc="04150005" w:tentative="1">
+      <w:start w:val="1"/>
+      <w:numFmt w:val="bullet"/>
+      <w:lvlText w:val=""/>
+      <w:lvlJc w:val="left"/>
+      <w:pPr>
+        <w:ind w:left="7200" w:hanging="360"/>
+      </w:pPr>
+      <w:rPr>
+        <w:rFonts w:ascii="Wingdings" w:hAnsi="Wingdings" w:hint="default"/>
+      </w:rPr>
+    </w:lvl>
+    <w:lvl w:ilvl="6" w:tplc="04150001" w:tentative="1">
+      <w:start w:val="1"/>
+      <w:numFmt w:val="bullet"/>
+      <w:lvlText w:val=""/>
+      <w:lvlJc w:val="left"/>
+      <w:pPr>
+        <w:ind w:left="7920" w:hanging="360"/>
+      </w:pPr>
+      <w:rPr>
+        <w:rFonts w:ascii="Symbol" w:hAnsi="Symbol" w:hint="default"/>
+      </w:rPr>
+    </w:lvl>
+    <w:lvl w:ilvl="7" w:tplc="04150003" w:tentative="1">
+      <w:start w:val="1"/>
+      <w:numFmt w:val="bullet"/>
+      <w:lvlText w:val="o"/>
+      <w:lvlJc w:val="left"/>
+      <w:pPr>
+        <w:ind w:left="8640" w:hanging="360"/>
+      </w:pPr>
+      <w:rPr>
+        <w:rFonts w:ascii="Courier New" w:hAnsi="Courier New" w:cs="Courier New" w:hint="default"/>
+      </w:rPr>
+    </w:lvl>
+    <w:lvl w:ilvl="8" w:tplc="04150005" w:tentative="1">
+      <w:start w:val="1"/>
+      <w:numFmt w:val="bullet"/>
+      <w:lvlText w:val=""/>
+      <w:lvlJc w:val="left"/>
+      <w:pPr>
+        <w:ind w:left="9360" w:hanging="360"/>
+      </w:pPr>
+      <w:rPr>
+        <w:rFonts w:ascii="Wingdings" w:hAnsi="Wingdings" w:hint="default"/>
+      </w:rPr>
+    </w:lvl>
+  </w:abstractNum>
+  <w:abstractNum w:abstractNumId="5" w15:restartNumberingAfterBreak="0">
+    <w:nsid w:val="48F9312D"/>
+    <w:multiLevelType w:val="multilevel"/>
+    <w:tmpl w:val="04150025"/>
+    <w:lvl w:ilvl="0">
+      <w:start w:val="1"/>
+      <w:numFmt w:val="decimal"/>
+      <w:pStyle w:val="Nagwek1"/>
+      <w:lvlText w:val="%1"/>
+      <w:lvlJc w:val="left"/>
+      <w:pPr>
+        <w:ind w:left="432" w:hanging="432"/>
+      </w:pPr>
+    </w:lvl>
+    <w:lvl w:ilvl="1">
+      <w:start w:val="1"/>
+      <w:numFmt w:val="decimal"/>
+      <w:pStyle w:val="Nagwek2"/>
+      <w:lvlText w:val="%1.%2"/>
+      <w:lvlJc w:val="left"/>
+      <w:pPr>
+        <w:ind w:left="576" w:hanging="576"/>
+      </w:pPr>
+    </w:lvl>
+    <w:lvl w:ilvl="2">
+      <w:start w:val="1"/>
+      <w:numFmt w:val="decimal"/>
+      <w:pStyle w:val="Nagwek3"/>
+      <w:lvlText w:val="%1.%2.%3"/>
+      <w:lvlJc w:val="left"/>
+      <w:pPr>
+        <w:ind w:left="720" w:hanging="720"/>
+      </w:pPr>
+    </w:lvl>
+    <w:lvl w:ilvl="3">
+      <w:start w:val="1"/>
+      <w:numFmt w:val="decimal"/>
+      <w:pStyle w:val="Nagwek4"/>
+      <w:lvlText w:val="%1.%2.%3.%4"/>
+      <w:lvlJc w:val="left"/>
+      <w:pPr>
+        <w:ind w:left="864" w:hanging="864"/>
+      </w:pPr>
+    </w:lvl>
+    <w:lvl w:ilvl="4">
+      <w:start w:val="1"/>
+      <w:numFmt w:val="decimal"/>
+      <w:pStyle w:val="Nagwek5"/>
+      <w:lvlText w:val="%1.%2.%3.%4.%5"/>
+      <w:lvlJc w:val="left"/>
+      <w:pPr>
+        <w:ind w:left="1008" w:hanging="1008"/>
+      </w:pPr>
+    </w:lvl>
+    <w:lvl w:ilvl="5">
+      <w:start w:val="1"/>
+      <w:numFmt w:val="decimal"/>
+      <w:pStyle w:val="Nagwek6"/>
+      <w:lvlText w:val="%1.%2.%3.%4.%5.%6"/>
+      <w:lvlJc w:val="left"/>
+      <w:pPr>
+        <w:ind w:left="1152" w:hanging="1152"/>
+      </w:pPr>
+    </w:lvl>
+    <w:lvl w:ilvl="6">
+      <w:start w:val="1"/>
+      <w:numFmt w:val="decimal"/>
+      <w:pStyle w:val="Nagwek7"/>
+      <w:lvlText w:val="%1.%2.%3.%4.%5.%6.%7"/>
+      <w:lvlJc w:val="left"/>
+      <w:pPr>
+        <w:ind w:left="1296" w:hanging="1296"/>
+      </w:pPr>
+    </w:lvl>
+    <w:lvl w:ilvl="7">
+      <w:start w:val="1"/>
+      <w:numFmt w:val="decimal"/>
+      <w:pStyle w:val="Nagwek8"/>
+      <w:lvlText w:val="%1.%2.%3.%4.%5.%6.%7.%8"/>
+      <w:lvlJc w:val="left"/>
+      <w:pPr>
+        <w:ind w:left="1440" w:hanging="1440"/>
+      </w:pPr>
+    </w:lvl>
+    <w:lvl w:ilvl="8">
+      <w:start w:val="1"/>
+      <w:numFmt w:val="decimal"/>
+      <w:pStyle w:val="Nagwek9"/>
+      <w:lvlText w:val="%1.%2.%3.%4.%5.%6.%7.%8.%9"/>
+      <w:lvlJc w:val="left"/>
+      <w:pPr>
+        <w:ind w:left="1584" w:hanging="1584"/>
+      </w:pPr>
+    </w:lvl>
+  </w:abstractNum>
   <w:abstractNum w:abstractNumId="6" w15:restartNumberingAfterBreak="0">
+    <w:nsid w:val="55CE08F7"/>
+    <w:multiLevelType w:val="multilevel"/>
+    <w:tmpl w:val="300CC87A"/>
+    <w:lvl w:ilvl="0">
+      <w:start w:val="1"/>
+      <w:numFmt w:val="bullet"/>
+      <w:lvlText w:val=""/>
+      <w:lvlJc w:val="left"/>
+      <w:pPr>
+        <w:tabs>
+          <w:tab w:val="num" w:pos="720"/>
+        </w:tabs>
+        <w:ind w:left="720" w:hanging="360"/>
+      </w:pPr>
+      <w:rPr>
+        <w:rFonts w:ascii="Symbol" w:hAnsi="Symbol" w:hint="default"/>
+        <w:sz w:val="20"/>
+      </w:rPr>
+    </w:lvl>
+    <w:lvl w:ilvl="1" w:tentative="1">
+      <w:start w:val="1"/>
+      <w:numFmt w:val="bullet"/>
+      <w:lvlText w:val="o"/>
+      <w:lvlJc w:val="left"/>
+      <w:pPr>
+        <w:tabs>
+          <w:tab w:val="num" w:pos="1440"/>
+        </w:tabs>
+        <w:ind w:left="1440" w:hanging="360"/>
+      </w:pPr>
+      <w:rPr>
+        <w:rFonts w:ascii="Courier New" w:hAnsi="Courier New" w:hint="default"/>
+        <w:sz w:val="20"/>
+      </w:rPr>
+    </w:lvl>
+    <w:lvl w:ilvl="2" w:tentative="1">
+      <w:start w:val="1"/>
+      <w:numFmt w:val="bullet"/>
+      <w:lvlText w:val=""/>
+      <w:lvlJc w:val="left"/>
+      <w:pPr>
+        <w:tabs>
+          <w:tab w:val="num" w:pos="2160"/>
+        </w:tabs>
+        <w:ind w:left="2160" w:hanging="360"/>
+      </w:pPr>
+      <w:rPr>
+        <w:rFonts w:ascii="Wingdings" w:hAnsi="Wingdings" w:hint="default"/>
+        <w:sz w:val="20"/>
+      </w:rPr>
+    </w:lvl>
+    <w:lvl w:ilvl="3" w:tentative="1">
+      <w:start w:val="1"/>
+      <w:numFmt w:val="bullet"/>
+      <w:lvlText w:val=""/>
+      <w:lvlJc w:val="left"/>
+      <w:pPr>
+        <w:tabs>
+          <w:tab w:val="num" w:pos="2880"/>
+        </w:tabs>
+        <w:ind w:left="2880" w:hanging="360"/>
+      </w:pPr>
+      <w:rPr>
+        <w:rFonts w:ascii="Wingdings" w:hAnsi="Wingdings" w:hint="default"/>
+        <w:sz w:val="20"/>
+      </w:rPr>
+    </w:lvl>
+    <w:lvl w:ilvl="4" w:tentative="1">
+      <w:start w:val="1"/>
+      <w:numFmt w:val="bullet"/>
+      <w:lvlText w:val=""/>
+      <w:lvlJc w:val="left"/>
+      <w:pPr>
+        <w:tabs>
+          <w:tab w:val="num" w:pos="3600"/>
+        </w:tabs>
+        <w:ind w:left="3600" w:hanging="360"/>
+      </w:pPr>
+      <w:rPr>
+        <w:rFonts w:ascii="Wingdings" w:hAnsi="Wingdings" w:hint="default"/>
+        <w:sz w:val="20"/>
+      </w:rPr>
+    </w:lvl>
+    <w:lvl w:ilvl="5" w:tentative="1">
+      <w:start w:val="1"/>
+      <w:numFmt w:val="bullet"/>
+      <w:lvlText w:val=""/>
+      <w:lvlJc w:val="left"/>
+      <w:pPr>
+        <w:tabs>
+          <w:tab w:val="num" w:pos="4320"/>
+        </w:tabs>
+        <w:ind w:left="4320" w:hanging="360"/>
+      </w:pPr>
+      <w:rPr>
+        <w:rFonts w:ascii="Wingdings" w:hAnsi="Wingdings" w:hint="default"/>
+        <w:sz w:val="20"/>
+      </w:rPr>
+    </w:lvl>
+    <w:lvl w:ilvl="6" w:tentative="1">
+      <w:start w:val="1"/>
+      <w:numFmt w:val="bullet"/>
+      <w:lvlText w:val=""/>
+      <w:lvlJc w:val="left"/>
+      <w:pPr>
+        <w:tabs>
+          <w:tab w:val="num" w:pos="5040"/>
+        </w:tabs>
+        <w:ind w:left="5040" w:hanging="360"/>
+      </w:pPr>
+      <w:rPr>
+        <w:rFonts w:ascii="Wingdings" w:hAnsi="Wingdings" w:hint="default"/>
+        <w:sz w:val="20"/>
+      </w:rPr>
+    </w:lvl>
+    <w:lvl w:ilvl="7" w:tentative="1">
+      <w:start w:val="1"/>
+      <w:numFmt w:val="bullet"/>
+      <w:lvlText w:val=""/>
+      <w:lvlJc w:val="left"/>
+      <w:pPr>
+        <w:tabs>
+          <w:tab w:val="num" w:pos="5760"/>
+        </w:tabs>
+        <w:ind w:left="5760" w:hanging="360"/>
+      </w:pPr>
+      <w:rPr>
+        <w:rFonts w:ascii="Wingdings" w:hAnsi="Wingdings" w:hint="default"/>
+        <w:sz w:val="20"/>
+      </w:rPr>
+    </w:lvl>
+    <w:lvl w:ilvl="8" w:tentative="1">
+      <w:start w:val="1"/>
+      <w:numFmt w:val="bullet"/>
+      <w:lvlText w:val=""/>
+      <w:lvlJc w:val="left"/>
+      <w:pPr>
+        <w:tabs>
+          <w:tab w:val="num" w:pos="6480"/>
+        </w:tabs>
+        <w:ind w:left="6480" w:hanging="360"/>
+      </w:pPr>
+      <w:rPr>
+        <w:rFonts w:ascii="Wingdings" w:hAnsi="Wingdings" w:hint="default"/>
+        <w:sz w:val="20"/>
+      </w:rPr>
+    </w:lvl>
+  </w:abstractNum>
+  <w:abstractNum w:abstractNumId="7" w15:restartNumberingAfterBreak="0">
+    <w:nsid w:val="571F08CC"/>
+    <w:multiLevelType w:val="multilevel"/>
+    <w:tmpl w:val="41D01920"/>
+    <w:lvl w:ilvl="0">
+      <w:start w:val="1"/>
+      <w:numFmt w:val="bullet"/>
+      <w:lvlText w:val=""/>
+      <w:lvlJc w:val="left"/>
+      <w:pPr>
+        <w:tabs>
+          <w:tab w:val="num" w:pos="927"/>
+        </w:tabs>
+        <w:ind w:left="927" w:hanging="360"/>
+      </w:pPr>
+      <w:rPr>
+        <w:rFonts w:ascii="Symbol" w:hAnsi="Symbol" w:hint="default"/>
+        <w:sz w:val="20"/>
+      </w:rPr>
+    </w:lvl>
+    <w:lvl w:ilvl="1" w:tentative="1">
+      <w:start w:val="1"/>
+      <w:numFmt w:val="bullet"/>
+      <w:lvlText w:val="o"/>
+      <w:lvlJc w:val="left"/>
+      <w:pPr>
+        <w:tabs>
+          <w:tab w:val="num" w:pos="1440"/>
+        </w:tabs>
+        <w:ind w:left="1440" w:hanging="360"/>
+      </w:pPr>
+      <w:rPr>
+        <w:rFonts w:ascii="Courier New" w:hAnsi="Courier New" w:hint="default"/>
+        <w:sz w:val="20"/>
+      </w:rPr>
+    </w:lvl>
+    <w:lvl w:ilvl="2" w:tentative="1">
+      <w:start w:val="1"/>
+      <w:numFmt w:val="bullet"/>
+      <w:lvlText w:val=""/>
+      <w:lvlJc w:val="left"/>
+      <w:pPr>
+        <w:tabs>
+          <w:tab w:val="num" w:pos="2160"/>
+        </w:tabs>
+        <w:ind w:left="2160" w:hanging="360"/>
+      </w:pPr>
+      <w:rPr>
+        <w:rFonts w:ascii="Wingdings" w:hAnsi="Wingdings" w:hint="default"/>
+        <w:sz w:val="20"/>
+      </w:rPr>
+    </w:lvl>
+    <w:lvl w:ilvl="3" w:tentative="1">
+      <w:start w:val="1"/>
+      <w:numFmt w:val="bullet"/>
+      <w:lvlText w:val=""/>
+      <w:lvlJc w:val="left"/>
+      <w:pPr>
+        <w:tabs>
+          <w:tab w:val="num" w:pos="2880"/>
+        </w:tabs>
+        <w:ind w:left="2880" w:hanging="360"/>
+      </w:pPr>
+      <w:rPr>
+        <w:rFonts w:ascii="Wingdings" w:hAnsi="Wingdings" w:hint="default"/>
+        <w:sz w:val="20"/>
+      </w:rPr>
+    </w:lvl>
+    <w:lvl w:ilvl="4" w:tentative="1">
+      <w:start w:val="1"/>
+      <w:numFmt w:val="bullet"/>
+      <w:lvlText w:val=""/>
+      <w:lvlJc w:val="left"/>
+      <w:pPr>
+        <w:tabs>
+          <w:tab w:val="num" w:pos="3600"/>
+        </w:tabs>
+        <w:ind w:left="3600" w:hanging="360"/>
+      </w:pPr>
+      <w:rPr>
+        <w:rFonts w:ascii="Wingdings" w:hAnsi="Wingdings" w:hint="default"/>
+        <w:sz w:val="20"/>
+      </w:rPr>
+    </w:lvl>
+    <w:lvl w:ilvl="5" w:tentative="1">
+      <w:start w:val="1"/>
+      <w:numFmt w:val="bullet"/>
+      <w:lvlText w:val=""/>
+      <w:lvlJc w:val="left"/>
+      <w:pPr>
+        <w:tabs>
+          <w:tab w:val="num" w:pos="4320"/>
+        </w:tabs>
+        <w:ind w:left="4320" w:hanging="360"/>
+      </w:pPr>
+      <w:rPr>
+        <w:rFonts w:ascii="Wingdings" w:hAnsi="Wingdings" w:hint="default"/>
+        <w:sz w:val="20"/>
+      </w:rPr>
+    </w:lvl>
+    <w:lvl w:ilvl="6" w:tentative="1">
+      <w:start w:val="1"/>
+      <w:numFmt w:val="bullet"/>
+      <w:lvlText w:val=""/>
+      <w:lvlJc w:val="left"/>
+      <w:pPr>
+        <w:tabs>
+          <w:tab w:val="num" w:pos="5040"/>
+        </w:tabs>
+        <w:ind w:left="5040" w:hanging="360"/>
+      </w:pPr>
+      <w:rPr>
+        <w:rFonts w:ascii="Wingdings" w:hAnsi="Wingdings" w:hint="default"/>
+        <w:sz w:val="20"/>
+      </w:rPr>
+    </w:lvl>
+    <w:lvl w:ilvl="7" w:tentative="1">
+      <w:start w:val="1"/>
+      <w:numFmt w:val="bullet"/>
+      <w:lvlText w:val=""/>
+      <w:lvlJc w:val="left"/>
+      <w:pPr>
+        <w:tabs>
+          <w:tab w:val="num" w:pos="5760"/>
+        </w:tabs>
+        <w:ind w:left="5760" w:hanging="360"/>
+      </w:pPr>
+      <w:rPr>
+        <w:rFonts w:ascii="Wingdings" w:hAnsi="Wingdings" w:hint="default"/>
+        <w:sz w:val="20"/>
+      </w:rPr>
+    </w:lvl>
+    <w:lvl w:ilvl="8" w:tentative="1">
+      <w:start w:val="1"/>
+      <w:numFmt w:val="bullet"/>
+      <w:lvlText w:val=""/>
+      <w:lvlJc w:val="left"/>
+      <w:pPr>
+        <w:tabs>
+          <w:tab w:val="num" w:pos="6480"/>
+        </w:tabs>
+        <w:ind w:left="6480" w:hanging="360"/>
+      </w:pPr>
+      <w:rPr>
+        <w:rFonts w:ascii="Wingdings" w:hAnsi="Wingdings" w:hint="default"/>
+        <w:sz w:val="20"/>
+      </w:rPr>
+    </w:lvl>
+  </w:abstractNum>
+  <w:abstractNum w:abstractNumId="8" w15:restartNumberingAfterBreak="0">
     <w:nsid w:val="773D4378"/>
     <w:multiLevelType w:val="hybridMultilevel"/>
     <w:tmpl w:val="8CBEE09C"/>
@@ -8152,32 +12707,38 @@
       </w:pPr>
     </w:lvl>
   </w:abstractNum>
-  <w:num w:numId="1" w16cid:durableId="1709257362">
+  <w:num w:numId="1">
+    <w:abstractNumId w:val="5"/>
+  </w:num>
+  <w:num w:numId="2">
+    <w:abstractNumId w:val="3"/>
+  </w:num>
+  <w:num w:numId="3">
+    <w:abstractNumId w:val="0"/>
+  </w:num>
+  <w:num w:numId="4">
+    <w:abstractNumId w:val="6"/>
+  </w:num>
+  <w:num w:numId="5">
+    <w:abstractNumId w:val="1"/>
+  </w:num>
+  <w:num w:numId="6">
     <w:abstractNumId w:val="4"/>
   </w:num>
-  <w:num w:numId="2" w16cid:durableId="727071145">
+  <w:num w:numId="7">
+    <w:abstractNumId w:val="8"/>
+  </w:num>
+  <w:num w:numId="8">
+    <w:abstractNumId w:val="7"/>
+  </w:num>
+  <w:num w:numId="9">
     <w:abstractNumId w:val="2"/>
-  </w:num>
-  <w:num w:numId="3" w16cid:durableId="284238210">
-    <w:abstractNumId w:val="0"/>
-  </w:num>
-  <w:num w:numId="4" w16cid:durableId="1213270175">
-    <w:abstractNumId w:val="5"/>
-  </w:num>
-  <w:num w:numId="5" w16cid:durableId="2118717163">
-    <w:abstractNumId w:val="1"/>
-  </w:num>
-  <w:num w:numId="6" w16cid:durableId="1497988272">
-    <w:abstractNumId w:val="3"/>
-  </w:num>
-  <w:num w:numId="7" w16cid:durableId="830372837">
-    <w:abstractNumId w:val="6"/>
   </w:num>
 </w:numbering>
 </file>
 
 <file path=word/styles.xml><?xml version="1.0" encoding="utf-8"?>
-<w:styles xmlns:mc="http://schemas.openxmlformats.org/markup-compatibility/2006" xmlns:r="http://schemas.openxmlformats.org/officeDocument/2006/relationships" xmlns:w="http://schemas.openxmlformats.org/wordprocessingml/2006/main" xmlns:w14="http://schemas.microsoft.com/office/word/2010/wordml" xmlns:w15="http://schemas.microsoft.com/office/word/2012/wordml" xmlns:w16cex="http://schemas.microsoft.com/office/word/2018/wordml/cex" xmlns:w16cid="http://schemas.microsoft.com/office/word/2016/wordml/cid" xmlns:w16="http://schemas.microsoft.com/office/word/2018/wordml" xmlns:w16du="http://schemas.microsoft.com/office/word/2023/wordml/word16du" xmlns:w16sdtdh="http://schemas.microsoft.com/office/word/2020/wordml/sdtdatahash" xmlns:w16sdtfl="http://schemas.microsoft.com/office/word/2024/wordml/sdtformatlock" xmlns:w16se="http://schemas.microsoft.com/office/word/2015/wordml/symex" mc:Ignorable="w14 w15 w16se w16cid w16 w16cex w16sdtdh w16sdtfl w16du">
+<w:styles xmlns:mc="http://schemas.openxmlformats.org/markup-compatibility/2006" xmlns:r="http://schemas.openxmlformats.org/officeDocument/2006/relationships" xmlns:w="http://schemas.openxmlformats.org/wordprocessingml/2006/main" xmlns:w14="http://schemas.microsoft.com/office/word/2010/wordml" xmlns:w15="http://schemas.microsoft.com/office/word/2012/wordml" xmlns:w16se="http://schemas.microsoft.com/office/word/2015/wordml/symex" mc:Ignorable="w14 w15 w16se">
   <w:docDefaults>
     <w:rPrDefault>
       <w:rPr>
@@ -8195,7 +12756,7 @@
       </w:pPr>
     </w:pPrDefault>
   </w:docDefaults>
-  <w:latentStyles w:defLockedState="0" w:defUIPriority="99" w:defSemiHidden="0" w:defUnhideWhenUsed="0" w:defQFormat="0" w:count="376">
+  <w:latentStyles w:defLockedState="0" w:defUIPriority="99" w:defSemiHidden="0" w:defUnhideWhenUsed="0" w:defQFormat="0" w:count="371">
     <w:lsdException w:name="Normal" w:uiPriority="0" w:qFormat="1"/>
     <w:lsdException w:name="heading 1" w:uiPriority="9" w:qFormat="1"/>
     <w:lsdException w:name="heading 2" w:semiHidden="1" w:uiPriority="9" w:unhideWhenUsed="1" w:qFormat="1"/>
@@ -8567,11 +13128,6 @@
     <w:lsdException w:name="List Table 5 Dark Accent 6" w:uiPriority="50"/>
     <w:lsdException w:name="List Table 6 Colorful Accent 6" w:uiPriority="51"/>
     <w:lsdException w:name="List Table 7 Colorful Accent 6" w:uiPriority="52"/>
-    <w:lsdException w:name="Mention" w:semiHidden="1" w:unhideWhenUsed="1"/>
-    <w:lsdException w:name="Smart Hyperlink" w:semiHidden="1" w:unhideWhenUsed="1"/>
-    <w:lsdException w:name="Hashtag" w:semiHidden="1" w:unhideWhenUsed="1"/>
-    <w:lsdException w:name="Unresolved Mention" w:semiHidden="1" w:unhideWhenUsed="1"/>
-    <w:lsdException w:name="Smart Link" w:semiHidden="1" w:unhideWhenUsed="1"/>
   </w:latentStyles>
   <w:style w:type="paragraph" w:default="1" w:styleId="Normalny">
     <w:name w:val="Normal"/>
@@ -8802,7 +13358,6 @@
   <w:style w:type="character" w:default="1" w:styleId="Domylnaczcionkaakapitu">
     <w:name w:val="Default Paragraph Font"/>
     <w:uiPriority w:val="1"/>
-    <w:semiHidden/>
     <w:unhideWhenUsed/>
   </w:style>
   <w:style w:type="table" w:default="1" w:styleId="Standardowy">
@@ -9655,12 +14210,6 @@
 </file>
 
 <file path=customXml/item1.xml><?xml version="1.0" encoding="utf-8"?>
-<p:properties xmlns:p="http://schemas.microsoft.com/office/2006/metadata/properties" xmlns:xsi="http://www.w3.org/2001/XMLSchema-instance" xmlns:pc="http://schemas.microsoft.com/office/infopath/2007/PartnerControls">
-  <documentManagement/>
-</p:properties>
-</file>
-
-<file path=customXml/item2.xml><?xml version="1.0" encoding="utf-8"?>
 <ct:contentTypeSchema xmlns:ct="http://schemas.microsoft.com/office/2006/metadata/contentType" xmlns:ma="http://schemas.microsoft.com/office/2006/metadata/properties/metaAttributes" ct:_="" ma:_="" ma:contentTypeName="Dokument" ma:contentTypeID="0x010100598298FDFD8AEB40A027713C0F245956" ma:contentTypeVersion="3" ma:contentTypeDescription="Utwórz nowy dokument." ma:contentTypeScope="" ma:versionID="8a5d1e7024cd28f41b9f7e249bd655f2">
   <xsd:schema xmlns:xsd="http://www.w3.org/2001/XMLSchema" xmlns:xs="http://www.w3.org/2001/XMLSchema" xmlns:p="http://schemas.microsoft.com/office/2006/metadata/properties" xmlns:ns2="c06174c6-5321-458e-8456-046322437e1f" targetNamespace="http://schemas.microsoft.com/office/2006/metadata/properties" ma:root="true" ma:fieldsID="999d59ea67ffb96c2d16a27609d6f263" ns2:_="">
     <xsd:import namespace="c06174c6-5321-458e-8456-046322437e1f"/>
@@ -9798,11 +14347,13 @@
 </ct:contentTypeSchema>
 </file>
 
-<file path=customXml/item3.xml><?xml version="1.0" encoding="utf-8"?>
-<b:Sources xmlns:b="http://schemas.openxmlformats.org/officeDocument/2006/bibliography" xmlns="http://schemas.openxmlformats.org/officeDocument/2006/bibliography" SelectedStyle="\APASixthEditionOfficeOnline.xsl" StyleName="APA" Version="6"/>
+<file path=customXml/item2.xml><?xml version="1.0" encoding="utf-8"?>
+<p:properties xmlns:p="http://schemas.microsoft.com/office/2006/metadata/properties" xmlns:xsi="http://www.w3.org/2001/XMLSchema-instance" xmlns:pc="http://schemas.microsoft.com/office/infopath/2007/PartnerControls">
+  <documentManagement/>
+</p:properties>
 </file>
 
-<file path=customXml/item4.xml><?xml version="1.0" encoding="utf-8"?>
+<file path=customXml/item3.xml><?xml version="1.0" encoding="utf-8"?>
 <?mso-contentType ?>
 <FormTemplates xmlns="http://schemas.microsoft.com/sharepoint/v3/contenttype/forms">
   <Display>DocumentLibraryForm</Display>
@@ -9811,16 +14362,11 @@
 </FormTemplates>
 </file>
 
-<file path=customXml/itemProps1.xml><?xml version="1.0" encoding="utf-8"?>
-<ds:datastoreItem xmlns:ds="http://schemas.openxmlformats.org/officeDocument/2006/customXml" ds:itemID="{14B73347-0DC7-43EE-8D49-DD80FBA90EA0}">
-  <ds:schemaRefs>
-    <ds:schemaRef ds:uri="http://schemas.microsoft.com/office/2006/metadata/properties"/>
-    <ds:schemaRef ds:uri="http://schemas.microsoft.com/office/infopath/2007/PartnerControls"/>
-  </ds:schemaRefs>
-</ds:datastoreItem>
+<file path=customXml/item4.xml><?xml version="1.0" encoding="utf-8"?>
+<b:Sources xmlns:b="http://schemas.openxmlformats.org/officeDocument/2006/bibliography" xmlns="http://schemas.openxmlformats.org/officeDocument/2006/bibliography" SelectedStyle="\APASixthEditionOfficeOnline.xsl" StyleName="APA" Version="6"/>
 </file>
 
-<file path=customXml/itemProps2.xml><?xml version="1.0" encoding="utf-8"?>
+<file path=customXml/itemProps1.xml><?xml version="1.0" encoding="utf-8"?>
 <ds:datastoreItem xmlns:ds="http://schemas.openxmlformats.org/officeDocument/2006/customXml" ds:itemID="{5C394E00-BA43-4C60-AF16-02D9981819CF}">
   <ds:schemaRefs>
     <ds:schemaRef ds:uri="http://schemas.microsoft.com/office/2006/metadata/contentType"/>
@@ -9838,18 +14384,27 @@
 </ds:datastoreItem>
 </file>
 
+<file path=customXml/itemProps2.xml><?xml version="1.0" encoding="utf-8"?>
+<ds:datastoreItem xmlns:ds="http://schemas.openxmlformats.org/officeDocument/2006/customXml" ds:itemID="{14B73347-0DC7-43EE-8D49-DD80FBA90EA0}">
+  <ds:schemaRefs>
+    <ds:schemaRef ds:uri="http://schemas.microsoft.com/office/2006/metadata/properties"/>
+    <ds:schemaRef ds:uri="http://schemas.microsoft.com/office/infopath/2007/PartnerControls"/>
+  </ds:schemaRefs>
+</ds:datastoreItem>
+</file>
+
 <file path=customXml/itemProps3.xml><?xml version="1.0" encoding="utf-8"?>
-<ds:datastoreItem xmlns:ds="http://schemas.openxmlformats.org/officeDocument/2006/customXml" ds:itemID="{43415F06-4A2D-4120-B28B-51C48E309E79}">
+<ds:datastoreItem xmlns:ds="http://schemas.openxmlformats.org/officeDocument/2006/customXml" ds:itemID="{797410FD-B46D-4767-BC79-2D1A3EE0D0F8}">
   <ds:schemaRefs>
-    <ds:schemaRef ds:uri="http://schemas.openxmlformats.org/officeDocument/2006/bibliography"/>
+    <ds:schemaRef ds:uri="http://schemas.microsoft.com/sharepoint/v3/contenttype/forms"/>
   </ds:schemaRefs>
 </ds:datastoreItem>
 </file>
 
 <file path=customXml/itemProps4.xml><?xml version="1.0" encoding="utf-8"?>
-<ds:datastoreItem xmlns:ds="http://schemas.openxmlformats.org/officeDocument/2006/customXml" ds:itemID="{797410FD-B46D-4767-BC79-2D1A3EE0D0F8}">
+<ds:datastoreItem xmlns:ds="http://schemas.openxmlformats.org/officeDocument/2006/customXml" ds:itemID="{1D272626-4DED-4B30-BC9E-7B2DF307E968}">
   <ds:schemaRefs>
-    <ds:schemaRef ds:uri="http://schemas.microsoft.com/sharepoint/v3/contenttype/forms"/>
+    <ds:schemaRef ds:uri="http://schemas.openxmlformats.org/officeDocument/2006/bibliography"/>
   </ds:schemaRefs>
 </ds:datastoreItem>
 </file>

--- a/docs/eParafia dokumentacja.docx
+++ b/docs/eParafia dokumentacja.docx
@@ -1,6 +1,6 @@
 
 <file path=word/document.xml><?xml version="1.0" encoding="utf-8"?>
-<w:document xmlns:wpc="http://schemas.microsoft.com/office/word/2010/wordprocessingCanvas" xmlns:cx="http://schemas.microsoft.com/office/drawing/2014/chartex" xmlns:cx1="http://schemas.microsoft.com/office/drawing/2015/9/8/chartex" xmlns:mc="http://schemas.openxmlformats.org/markup-compatibility/2006" xmlns:o="urn:schemas-microsoft-com:office:office" xmlns:r="http://schemas.openxmlformats.org/officeDocument/2006/relationships" xmlns:m="http://schemas.openxmlformats.org/officeDocument/2006/math" xmlns:v="urn:schemas-microsoft-com:vml" xmlns:wp14="http://schemas.microsoft.com/office/word/2010/wordprocessingDrawing" xmlns:wp="http://schemas.openxmlformats.org/drawingml/2006/wordprocessingDrawing" xmlns:w10="urn:schemas-microsoft-com:office:word" xmlns:w="http://schemas.openxmlformats.org/wordprocessingml/2006/main" xmlns:w14="http://schemas.microsoft.com/office/word/2010/wordml" xmlns:w15="http://schemas.microsoft.com/office/word/2012/wordml" xmlns:w16se="http://schemas.microsoft.com/office/word/2015/wordml/symex" xmlns:wpg="http://schemas.microsoft.com/office/word/2010/wordprocessingGroup" xmlns:wpi="http://schemas.microsoft.com/office/word/2010/wordprocessingInk" xmlns:wne="http://schemas.microsoft.com/office/word/2006/wordml" xmlns:wps="http://schemas.microsoft.com/office/word/2010/wordprocessingShape" mc:Ignorable="w14 w15 w16se wp14">
+<w:document xmlns:wpc="http://schemas.microsoft.com/office/word/2010/wordprocessingCanvas" xmlns:cx="http://schemas.microsoft.com/office/drawing/2014/chartex" xmlns:cx1="http://schemas.microsoft.com/office/drawing/2015/9/8/chartex" xmlns:cx2="http://schemas.microsoft.com/office/drawing/2015/10/21/chartex" xmlns:cx3="http://schemas.microsoft.com/office/drawing/2016/5/9/chartex" xmlns:cx4="http://schemas.microsoft.com/office/drawing/2016/5/10/chartex" xmlns:cx5="http://schemas.microsoft.com/office/drawing/2016/5/11/chartex" xmlns:cx6="http://schemas.microsoft.com/office/drawing/2016/5/12/chartex" xmlns:cx7="http://schemas.microsoft.com/office/drawing/2016/5/13/chartex" xmlns:cx8="http://schemas.microsoft.com/office/drawing/2016/5/14/chartex" xmlns:mc="http://schemas.openxmlformats.org/markup-compatibility/2006" xmlns:aink="http://schemas.microsoft.com/office/drawing/2016/ink" xmlns:am3d="http://schemas.microsoft.com/office/drawing/2017/model3d" xmlns:o="urn:schemas-microsoft-com:office:office" xmlns:oel="http://schemas.microsoft.com/office/2019/extlst" xmlns:r="http://schemas.openxmlformats.org/officeDocument/2006/relationships" xmlns:m="http://schemas.openxmlformats.org/officeDocument/2006/math" xmlns:v="urn:schemas-microsoft-com:vml" xmlns:wp14="http://schemas.microsoft.com/office/word/2010/wordprocessingDrawing" xmlns:wp="http://schemas.openxmlformats.org/drawingml/2006/wordprocessingDrawing" xmlns:w10="urn:schemas-microsoft-com:office:word" xmlns:w="http://schemas.openxmlformats.org/wordprocessingml/2006/main" xmlns:w14="http://schemas.microsoft.com/office/word/2010/wordml" xmlns:w15="http://schemas.microsoft.com/office/word/2012/wordml" xmlns:w16cex="http://schemas.microsoft.com/office/word/2018/wordml/cex" xmlns:w16cid="http://schemas.microsoft.com/office/word/2016/wordml/cid" xmlns:w16="http://schemas.microsoft.com/office/word/2018/wordml" xmlns:w16du="http://schemas.microsoft.com/office/word/2023/wordml/word16du" xmlns:w16sdtdh="http://schemas.microsoft.com/office/word/2020/wordml/sdtdatahash" xmlns:w16sdtfl="http://schemas.microsoft.com/office/word/2024/wordml/sdtformatlock" xmlns:w16se="http://schemas.microsoft.com/office/word/2015/wordml/symex" xmlns:wpg="http://schemas.microsoft.com/office/word/2010/wordprocessingGroup" xmlns:wpi="http://schemas.microsoft.com/office/word/2010/wordprocessingInk" xmlns:wne="http://schemas.microsoft.com/office/word/2006/wordml" xmlns:wps="http://schemas.microsoft.com/office/word/2010/wordprocessingShape" mc:Ignorable="w14 w15 w16se w16cid w16 w16cex w16sdtdh w16sdtfl w16du wp14">
   <w:body>
     <w:tbl>
       <w:tblPr>
@@ -332,6 +332,13 @@
                 <w:szCs w:val="24"/>
               </w:rPr>
             </w:pPr>
+            <w:r>
+              <w:rPr>
+                <w:rFonts w:ascii="Calibri" w:hAnsi="Calibri" w:cs="Calibri"/>
+                <w:szCs w:val="24"/>
+              </w:rPr>
+              <w:t>09.06.2026</w:t>
+            </w:r>
           </w:p>
         </w:tc>
         <w:tc>
@@ -707,6 +714,7 @@
             <w:rPr>
               <w:rFonts w:eastAsiaTheme="minorEastAsia"/>
               <w:noProof/>
+              <w:sz w:val="24"/>
               <w:szCs w:val="24"/>
               <w:lang w:eastAsia="pl-PL"/>
             </w:rPr>
@@ -720,7 +728,7 @@
           <w:r>
             <w:fldChar w:fldCharType="separate"/>
           </w:r>
-          <w:hyperlink w:anchor="_Toc224203095" w:history="1">
+          <w:hyperlink w:anchor="_Toc232014349" w:history="1">
             <w:r>
               <w:rPr>
                 <w:rStyle w:val="Hipercze"/>
@@ -732,6 +740,7 @@
               <w:rPr>
                 <w:rFonts w:eastAsiaTheme="minorEastAsia"/>
                 <w:noProof/>
+                <w:sz w:val="24"/>
                 <w:szCs w:val="24"/>
                 <w:lang w:eastAsia="pl-PL"/>
               </w:rPr>
@@ -763,7 +772,7 @@
                 <w:noProof/>
                 <w:webHidden/>
               </w:rPr>
-              <w:instrText xml:space="preserve"> PAGEREF _Toc224203095 \h </w:instrText>
+              <w:instrText xml:space="preserve"> PAGEREF _Toc232014349 \h </w:instrText>
             </w:r>
             <w:r>
               <w:rPr>
@@ -783,7 +792,7 @@
                 <w:noProof/>
                 <w:webHidden/>
               </w:rPr>
-              <w:t>2</w:t>
+              <w:t>3</w:t>
             </w:r>
             <w:r>
               <w:rPr>
@@ -804,11 +813,12 @@
             <w:rPr>
               <w:rFonts w:eastAsiaTheme="minorEastAsia"/>
               <w:noProof/>
+              <w:sz w:val="24"/>
               <w:szCs w:val="24"/>
               <w:lang w:eastAsia="pl-PL"/>
             </w:rPr>
           </w:pPr>
-          <w:hyperlink w:anchor="_Toc224203096" w:history="1">
+          <w:hyperlink w:anchor="_Toc232014350" w:history="1">
             <w:r>
               <w:rPr>
                 <w:rStyle w:val="Hipercze"/>
@@ -820,6 +830,7 @@
               <w:rPr>
                 <w:rFonts w:eastAsiaTheme="minorEastAsia"/>
                 <w:noProof/>
+                <w:sz w:val="24"/>
                 <w:szCs w:val="24"/>
                 <w:lang w:eastAsia="pl-PL"/>
               </w:rPr>
@@ -851,7 +862,7 @@
                 <w:noProof/>
                 <w:webHidden/>
               </w:rPr>
-              <w:instrText xml:space="preserve"> PAGEREF _Toc224203096 \h </w:instrText>
+              <w:instrText xml:space="preserve"> PAGEREF _Toc232014350 \h </w:instrText>
             </w:r>
             <w:r>
               <w:rPr>
@@ -871,7 +882,7 @@
                 <w:noProof/>
                 <w:webHidden/>
               </w:rPr>
-              <w:t>2</w:t>
+              <w:t>3</w:t>
             </w:r>
             <w:r>
               <w:rPr>
@@ -892,11 +903,12 @@
             <w:rPr>
               <w:rFonts w:eastAsiaTheme="minorEastAsia"/>
               <w:noProof/>
+              <w:sz w:val="24"/>
               <w:szCs w:val="24"/>
               <w:lang w:eastAsia="pl-PL"/>
             </w:rPr>
           </w:pPr>
-          <w:hyperlink w:anchor="_Toc224203097" w:history="1">
+          <w:hyperlink w:anchor="_Toc232014351" w:history="1">
             <w:r>
               <w:rPr>
                 <w:rStyle w:val="Hipercze"/>
@@ -908,6 +920,7 @@
               <w:rPr>
                 <w:rFonts w:eastAsiaTheme="minorEastAsia"/>
                 <w:noProof/>
+                <w:sz w:val="24"/>
                 <w:szCs w:val="24"/>
                 <w:lang w:eastAsia="pl-PL"/>
               </w:rPr>
@@ -939,7 +952,7 @@
                 <w:noProof/>
                 <w:webHidden/>
               </w:rPr>
-              <w:instrText xml:space="preserve"> PAGEREF _Toc224203097 \h </w:instrText>
+              <w:instrText xml:space="preserve"> PAGEREF _Toc232014351 \h </w:instrText>
             </w:r>
             <w:r>
               <w:rPr>
@@ -959,7 +972,7 @@
                 <w:noProof/>
                 <w:webHidden/>
               </w:rPr>
-              <w:t>2</w:t>
+              <w:t>3</w:t>
             </w:r>
             <w:r>
               <w:rPr>
@@ -980,11 +993,12 @@
             <w:rPr>
               <w:rFonts w:eastAsiaTheme="minorEastAsia"/>
               <w:noProof/>
+              <w:sz w:val="24"/>
               <w:szCs w:val="24"/>
               <w:lang w:eastAsia="pl-PL"/>
             </w:rPr>
           </w:pPr>
-          <w:hyperlink w:anchor="_Toc224203098" w:history="1">
+          <w:hyperlink w:anchor="_Toc232014352" w:history="1">
             <w:r>
               <w:rPr>
                 <w:rStyle w:val="Hipercze"/>
@@ -996,6 +1010,7 @@
               <w:rPr>
                 <w:rFonts w:eastAsiaTheme="minorEastAsia"/>
                 <w:noProof/>
+                <w:sz w:val="24"/>
                 <w:szCs w:val="24"/>
                 <w:lang w:eastAsia="pl-PL"/>
               </w:rPr>
@@ -1027,7 +1042,7 @@
                 <w:noProof/>
                 <w:webHidden/>
               </w:rPr>
-              <w:instrText xml:space="preserve"> PAGEREF _Toc224203098 \h </w:instrText>
+              <w:instrText xml:space="preserve"> PAGEREF _Toc232014352 \h </w:instrText>
             </w:r>
             <w:r>
               <w:rPr>
@@ -1047,7 +1062,7 @@
                 <w:noProof/>
                 <w:webHidden/>
               </w:rPr>
-              <w:t>3</w:t>
+              <w:t>4</w:t>
             </w:r>
             <w:r>
               <w:rPr>
@@ -1062,17 +1077,18 @@
           <w:pPr>
             <w:pStyle w:val="Spistreci3"/>
             <w:tabs>
-              <w:tab w:val="left" w:pos="1440"/>
+              <w:tab w:val="left" w:pos="1200"/>
               <w:tab w:val="right" w:leader="dot" w:pos="9062"/>
             </w:tabs>
             <w:rPr>
               <w:rFonts w:eastAsiaTheme="minorEastAsia"/>
               <w:noProof/>
+              <w:sz w:val="24"/>
               <w:szCs w:val="24"/>
               <w:lang w:eastAsia="pl-PL"/>
             </w:rPr>
           </w:pPr>
-          <w:hyperlink w:anchor="_Toc224203099" w:history="1">
+          <w:hyperlink w:anchor="_Toc232014353" w:history="1">
             <w:r>
               <w:rPr>
                 <w:rStyle w:val="Hipercze"/>
@@ -1084,6 +1100,7 @@
               <w:rPr>
                 <w:rFonts w:eastAsiaTheme="minorEastAsia"/>
                 <w:noProof/>
+                <w:sz w:val="24"/>
                 <w:szCs w:val="24"/>
                 <w:lang w:eastAsia="pl-PL"/>
               </w:rPr>
@@ -1115,7 +1132,7 @@
                 <w:noProof/>
                 <w:webHidden/>
               </w:rPr>
-              <w:instrText xml:space="preserve"> PAGEREF _Toc224203099 \h </w:instrText>
+              <w:instrText xml:space="preserve"> PAGEREF _Toc232014353 \h </w:instrText>
             </w:r>
             <w:r>
               <w:rPr>
@@ -1135,7 +1152,7 @@
                 <w:noProof/>
                 <w:webHidden/>
               </w:rPr>
-              <w:t>3</w:t>
+              <w:t>4</w:t>
             </w:r>
             <w:r>
               <w:rPr>
@@ -1150,17 +1167,18 @@
           <w:pPr>
             <w:pStyle w:val="Spistreci3"/>
             <w:tabs>
-              <w:tab w:val="left" w:pos="1440"/>
+              <w:tab w:val="left" w:pos="1200"/>
               <w:tab w:val="right" w:leader="dot" w:pos="9062"/>
             </w:tabs>
             <w:rPr>
               <w:rFonts w:eastAsiaTheme="minorEastAsia"/>
               <w:noProof/>
+              <w:sz w:val="24"/>
               <w:szCs w:val="24"/>
               <w:lang w:eastAsia="pl-PL"/>
             </w:rPr>
           </w:pPr>
-          <w:hyperlink w:anchor="_Toc224203100" w:history="1">
+          <w:hyperlink w:anchor="_Toc232014354" w:history="1">
             <w:r>
               <w:rPr>
                 <w:rStyle w:val="Hipercze"/>
@@ -1172,6 +1190,7 @@
               <w:rPr>
                 <w:rFonts w:eastAsiaTheme="minorEastAsia"/>
                 <w:noProof/>
+                <w:sz w:val="24"/>
                 <w:szCs w:val="24"/>
                 <w:lang w:eastAsia="pl-PL"/>
               </w:rPr>
@@ -1203,7 +1222,7 @@
                 <w:noProof/>
                 <w:webHidden/>
               </w:rPr>
-              <w:instrText xml:space="preserve"> PAGEREF _Toc224203100 \h </w:instrText>
+              <w:instrText xml:space="preserve"> PAGEREF _Toc232014354 \h </w:instrText>
             </w:r>
             <w:r>
               <w:rPr>
@@ -1223,7 +1242,7 @@
                 <w:noProof/>
                 <w:webHidden/>
               </w:rPr>
-              <w:t>4</w:t>
+              <w:t>6</w:t>
             </w:r>
             <w:r>
               <w:rPr>
@@ -1238,17 +1257,18 @@
           <w:pPr>
             <w:pStyle w:val="Spistreci3"/>
             <w:tabs>
-              <w:tab w:val="left" w:pos="1440"/>
+              <w:tab w:val="left" w:pos="1200"/>
               <w:tab w:val="right" w:leader="dot" w:pos="9062"/>
             </w:tabs>
             <w:rPr>
               <w:rFonts w:eastAsiaTheme="minorEastAsia"/>
               <w:noProof/>
+              <w:sz w:val="24"/>
               <w:szCs w:val="24"/>
               <w:lang w:eastAsia="pl-PL"/>
             </w:rPr>
           </w:pPr>
-          <w:hyperlink w:anchor="_Toc224203101" w:history="1">
+          <w:hyperlink w:anchor="_Toc232014355" w:history="1">
             <w:r>
               <w:rPr>
                 <w:rStyle w:val="Hipercze"/>
@@ -1260,6 +1280,7 @@
               <w:rPr>
                 <w:rFonts w:eastAsiaTheme="minorEastAsia"/>
                 <w:noProof/>
+                <w:sz w:val="24"/>
                 <w:szCs w:val="24"/>
                 <w:lang w:eastAsia="pl-PL"/>
               </w:rPr>
@@ -1291,7 +1312,7 @@
                 <w:noProof/>
                 <w:webHidden/>
               </w:rPr>
-              <w:instrText xml:space="preserve"> PAGEREF _Toc224203101 \h </w:instrText>
+              <w:instrText xml:space="preserve"> PAGEREF _Toc232014355 \h </w:instrText>
             </w:r>
             <w:r>
               <w:rPr>
@@ -1311,7 +1332,7 @@
                 <w:noProof/>
                 <w:webHidden/>
               </w:rPr>
-              <w:t>4</w:t>
+              <w:t>12</w:t>
             </w:r>
             <w:r>
               <w:rPr>
@@ -1332,11 +1353,12 @@
             <w:rPr>
               <w:rFonts w:eastAsiaTheme="minorEastAsia"/>
               <w:noProof/>
+              <w:sz w:val="24"/>
               <w:szCs w:val="24"/>
               <w:lang w:eastAsia="pl-PL"/>
             </w:rPr>
           </w:pPr>
-          <w:hyperlink w:anchor="_Toc224203102" w:history="1">
+          <w:hyperlink w:anchor="_Toc232014356" w:history="1">
             <w:r>
               <w:rPr>
                 <w:rStyle w:val="Hipercze"/>
@@ -1348,6 +1370,7 @@
               <w:rPr>
                 <w:rFonts w:eastAsiaTheme="minorEastAsia"/>
                 <w:noProof/>
+                <w:sz w:val="24"/>
                 <w:szCs w:val="24"/>
                 <w:lang w:eastAsia="pl-PL"/>
               </w:rPr>
@@ -1379,7 +1402,7 @@
                 <w:noProof/>
                 <w:webHidden/>
               </w:rPr>
-              <w:instrText xml:space="preserve"> PAGEREF _Toc224203102 \h </w:instrText>
+              <w:instrText xml:space="preserve"> PAGEREF _Toc232014356 \h </w:instrText>
             </w:r>
             <w:r>
               <w:rPr>
@@ -1399,7 +1422,7 @@
                 <w:noProof/>
                 <w:webHidden/>
               </w:rPr>
-              <w:t>4</w:t>
+              <w:t>14</w:t>
             </w:r>
             <w:r>
               <w:rPr>
@@ -1414,17 +1437,18 @@
           <w:pPr>
             <w:pStyle w:val="Spistreci3"/>
             <w:tabs>
-              <w:tab w:val="left" w:pos="1440"/>
+              <w:tab w:val="left" w:pos="1200"/>
               <w:tab w:val="right" w:leader="dot" w:pos="9062"/>
             </w:tabs>
             <w:rPr>
               <w:rFonts w:eastAsiaTheme="minorEastAsia"/>
               <w:noProof/>
+              <w:sz w:val="24"/>
               <w:szCs w:val="24"/>
               <w:lang w:eastAsia="pl-PL"/>
             </w:rPr>
           </w:pPr>
-          <w:hyperlink w:anchor="_Toc224203103" w:history="1">
+          <w:hyperlink w:anchor="_Toc232014357" w:history="1">
             <w:r>
               <w:rPr>
                 <w:rStyle w:val="Hipercze"/>
@@ -1436,6 +1460,7 @@
               <w:rPr>
                 <w:rFonts w:eastAsiaTheme="minorEastAsia"/>
                 <w:noProof/>
+                <w:sz w:val="24"/>
                 <w:szCs w:val="24"/>
                 <w:lang w:eastAsia="pl-PL"/>
               </w:rPr>
@@ -1467,7 +1492,7 @@
                 <w:noProof/>
                 <w:webHidden/>
               </w:rPr>
-              <w:instrText xml:space="preserve"> PAGEREF _Toc224203103 \h </w:instrText>
+              <w:instrText xml:space="preserve"> PAGEREF _Toc232014357 \h </w:instrText>
             </w:r>
             <w:r>
               <w:rPr>
@@ -1487,7 +1512,7 @@
                 <w:noProof/>
                 <w:webHidden/>
               </w:rPr>
-              <w:t>4</w:t>
+              <w:t>14</w:t>
             </w:r>
             <w:r>
               <w:rPr>
@@ -1502,17 +1527,18 @@
           <w:pPr>
             <w:pStyle w:val="Spistreci3"/>
             <w:tabs>
-              <w:tab w:val="left" w:pos="1440"/>
+              <w:tab w:val="left" w:pos="1200"/>
               <w:tab w:val="right" w:leader="dot" w:pos="9062"/>
             </w:tabs>
             <w:rPr>
               <w:rFonts w:eastAsiaTheme="minorEastAsia"/>
               <w:noProof/>
+              <w:sz w:val="24"/>
               <w:szCs w:val="24"/>
               <w:lang w:eastAsia="pl-PL"/>
             </w:rPr>
           </w:pPr>
-          <w:hyperlink w:anchor="_Toc224203104" w:history="1">
+          <w:hyperlink w:anchor="_Toc232014358" w:history="1">
             <w:r>
               <w:rPr>
                 <w:rStyle w:val="Hipercze"/>
@@ -1524,6 +1550,7 @@
               <w:rPr>
                 <w:rFonts w:eastAsiaTheme="minorEastAsia"/>
                 <w:noProof/>
+                <w:sz w:val="24"/>
                 <w:szCs w:val="24"/>
                 <w:lang w:eastAsia="pl-PL"/>
               </w:rPr>
@@ -1555,7 +1582,7 @@
                 <w:noProof/>
                 <w:webHidden/>
               </w:rPr>
-              <w:instrText xml:space="preserve"> PAGEREF _Toc224203104 \h </w:instrText>
+              <w:instrText xml:space="preserve"> PAGEREF _Toc232014358 \h </w:instrText>
             </w:r>
             <w:r>
               <w:rPr>
@@ -1575,7 +1602,7 @@
                 <w:noProof/>
                 <w:webHidden/>
               </w:rPr>
-              <w:t>5</w:t>
+              <w:t>14</w:t>
             </w:r>
             <w:r>
               <w:rPr>
@@ -1590,17 +1617,18 @@
           <w:pPr>
             <w:pStyle w:val="Spistreci3"/>
             <w:tabs>
-              <w:tab w:val="left" w:pos="1440"/>
+              <w:tab w:val="left" w:pos="1200"/>
               <w:tab w:val="right" w:leader="dot" w:pos="9062"/>
             </w:tabs>
             <w:rPr>
               <w:rFonts w:eastAsiaTheme="minorEastAsia"/>
               <w:noProof/>
+              <w:sz w:val="24"/>
               <w:szCs w:val="24"/>
               <w:lang w:eastAsia="pl-PL"/>
             </w:rPr>
           </w:pPr>
-          <w:hyperlink w:anchor="_Toc224203105" w:history="1">
+          <w:hyperlink w:anchor="_Toc232014359" w:history="1">
             <w:r>
               <w:rPr>
                 <w:rStyle w:val="Hipercze"/>
@@ -1612,6 +1640,7 @@
               <w:rPr>
                 <w:rFonts w:eastAsiaTheme="minorEastAsia"/>
                 <w:noProof/>
+                <w:sz w:val="24"/>
                 <w:szCs w:val="24"/>
                 <w:lang w:eastAsia="pl-PL"/>
               </w:rPr>
@@ -1643,7 +1672,7 @@
                 <w:noProof/>
                 <w:webHidden/>
               </w:rPr>
-              <w:instrText xml:space="preserve"> PAGEREF _Toc224203105 \h </w:instrText>
+              <w:instrText xml:space="preserve"> PAGEREF _Toc232014359 \h </w:instrText>
             </w:r>
             <w:r>
               <w:rPr>
@@ -1663,7 +1692,7 @@
                 <w:noProof/>
                 <w:webHidden/>
               </w:rPr>
-              <w:t>5</w:t>
+              <w:t>17</w:t>
             </w:r>
             <w:r>
               <w:rPr>
@@ -1684,11 +1713,12 @@
             <w:rPr>
               <w:rFonts w:eastAsiaTheme="minorEastAsia"/>
               <w:noProof/>
+              <w:sz w:val="24"/>
               <w:szCs w:val="24"/>
               <w:lang w:eastAsia="pl-PL"/>
             </w:rPr>
           </w:pPr>
-          <w:hyperlink w:anchor="_Toc224203106" w:history="1">
+          <w:hyperlink w:anchor="_Toc232014360" w:history="1">
             <w:r>
               <w:rPr>
                 <w:rStyle w:val="Hipercze"/>
@@ -1700,6 +1730,7 @@
               <w:rPr>
                 <w:rFonts w:eastAsiaTheme="minorEastAsia"/>
                 <w:noProof/>
+                <w:sz w:val="24"/>
                 <w:szCs w:val="24"/>
                 <w:lang w:eastAsia="pl-PL"/>
               </w:rPr>
@@ -1731,7 +1762,7 @@
                 <w:noProof/>
                 <w:webHidden/>
               </w:rPr>
-              <w:instrText xml:space="preserve"> PAGEREF _Toc224203106 \h </w:instrText>
+              <w:instrText xml:space="preserve"> PAGEREF _Toc232014360 \h </w:instrText>
             </w:r>
             <w:r>
               <w:rPr>
@@ -1751,7 +1782,7 @@
                 <w:noProof/>
                 <w:webHidden/>
               </w:rPr>
-              <w:t>5</w:t>
+              <w:t>22</w:t>
             </w:r>
             <w:r>
               <w:rPr>
@@ -1772,11 +1803,12 @@
             <w:rPr>
               <w:rFonts w:eastAsiaTheme="minorEastAsia"/>
               <w:noProof/>
+              <w:sz w:val="24"/>
               <w:szCs w:val="24"/>
               <w:lang w:eastAsia="pl-PL"/>
             </w:rPr>
           </w:pPr>
-          <w:hyperlink w:anchor="_Toc224203107" w:history="1">
+          <w:hyperlink w:anchor="_Toc232014361" w:history="1">
             <w:r>
               <w:rPr>
                 <w:rStyle w:val="Hipercze"/>
@@ -1788,6 +1820,7 @@
               <w:rPr>
                 <w:rFonts w:eastAsiaTheme="minorEastAsia"/>
                 <w:noProof/>
+                <w:sz w:val="24"/>
                 <w:szCs w:val="24"/>
                 <w:lang w:eastAsia="pl-PL"/>
               </w:rPr>
@@ -1819,7 +1852,7 @@
                 <w:noProof/>
                 <w:webHidden/>
               </w:rPr>
-              <w:instrText xml:space="preserve"> PAGEREF _Toc224203107 \h </w:instrText>
+              <w:instrText xml:space="preserve"> PAGEREF _Toc232014361 \h </w:instrText>
             </w:r>
             <w:r>
               <w:rPr>
@@ -1839,7 +1872,727 @@
                 <w:noProof/>
                 <w:webHidden/>
               </w:rPr>
-              <w:t>5</w:t>
+              <w:t>22</w:t>
+            </w:r>
+            <w:r>
+              <w:rPr>
+                <w:noProof/>
+                <w:webHidden/>
+              </w:rPr>
+              <w:fldChar w:fldCharType="end"/>
+            </w:r>
+          </w:hyperlink>
+        </w:p>
+        <w:p>
+          <w:pPr>
+            <w:pStyle w:val="Spistreci2"/>
+            <w:tabs>
+              <w:tab w:val="left" w:pos="960"/>
+              <w:tab w:val="right" w:leader="dot" w:pos="9062"/>
+            </w:tabs>
+            <w:rPr>
+              <w:rFonts w:eastAsiaTheme="minorEastAsia"/>
+              <w:noProof/>
+              <w:sz w:val="24"/>
+              <w:szCs w:val="24"/>
+              <w:lang w:eastAsia="pl-PL"/>
+            </w:rPr>
+          </w:pPr>
+          <w:hyperlink w:anchor="_Toc232014362" w:history="1">
+            <w:r>
+              <w:rPr>
+                <w:rStyle w:val="Hipercze"/>
+                <w:noProof/>
+              </w:rPr>
+              <w:t>4.1</w:t>
+            </w:r>
+            <w:r>
+              <w:rPr>
+                <w:rFonts w:eastAsiaTheme="minorEastAsia"/>
+                <w:noProof/>
+                <w:sz w:val="24"/>
+                <w:szCs w:val="24"/>
+                <w:lang w:eastAsia="pl-PL"/>
+              </w:rPr>
+              <w:tab/>
+            </w:r>
+            <w:r>
+              <w:rPr>
+                <w:rStyle w:val="Hipercze"/>
+                <w:noProof/>
+              </w:rPr>
+              <w:t>Architektura aplikacji</w:t>
+            </w:r>
+            <w:r>
+              <w:rPr>
+                <w:noProof/>
+                <w:webHidden/>
+              </w:rPr>
+              <w:tab/>
+            </w:r>
+            <w:r>
+              <w:rPr>
+                <w:noProof/>
+                <w:webHidden/>
+              </w:rPr>
+              <w:fldChar w:fldCharType="begin"/>
+            </w:r>
+            <w:r>
+              <w:rPr>
+                <w:noProof/>
+                <w:webHidden/>
+              </w:rPr>
+              <w:instrText xml:space="preserve"> PAGEREF _Toc232014362 \h </w:instrText>
+            </w:r>
+            <w:r>
+              <w:rPr>
+                <w:noProof/>
+                <w:webHidden/>
+              </w:rPr>
+            </w:r>
+            <w:r>
+              <w:rPr>
+                <w:noProof/>
+                <w:webHidden/>
+              </w:rPr>
+              <w:fldChar w:fldCharType="separate"/>
+            </w:r>
+            <w:r>
+              <w:rPr>
+                <w:noProof/>
+                <w:webHidden/>
+              </w:rPr>
+              <w:t>22</w:t>
+            </w:r>
+            <w:r>
+              <w:rPr>
+                <w:noProof/>
+                <w:webHidden/>
+              </w:rPr>
+              <w:fldChar w:fldCharType="end"/>
+            </w:r>
+          </w:hyperlink>
+        </w:p>
+        <w:p>
+          <w:pPr>
+            <w:pStyle w:val="Spistreci2"/>
+            <w:tabs>
+              <w:tab w:val="left" w:pos="960"/>
+              <w:tab w:val="right" w:leader="dot" w:pos="9062"/>
+            </w:tabs>
+            <w:rPr>
+              <w:rFonts w:eastAsiaTheme="minorEastAsia"/>
+              <w:noProof/>
+              <w:sz w:val="24"/>
+              <w:szCs w:val="24"/>
+              <w:lang w:eastAsia="pl-PL"/>
+            </w:rPr>
+          </w:pPr>
+          <w:hyperlink w:anchor="_Toc232014363" w:history="1">
+            <w:r>
+              <w:rPr>
+                <w:rStyle w:val="Hipercze"/>
+                <w:noProof/>
+              </w:rPr>
+              <w:t>4.2</w:t>
+            </w:r>
+            <w:r>
+              <w:rPr>
+                <w:rFonts w:eastAsiaTheme="minorEastAsia"/>
+                <w:noProof/>
+                <w:sz w:val="24"/>
+                <w:szCs w:val="24"/>
+                <w:lang w:eastAsia="pl-PL"/>
+              </w:rPr>
+              <w:tab/>
+            </w:r>
+            <w:r>
+              <w:rPr>
+                <w:rStyle w:val="Hipercze"/>
+                <w:noProof/>
+              </w:rPr>
+              <w:t>Konteksty domenowe</w:t>
+            </w:r>
+            <w:r>
+              <w:rPr>
+                <w:noProof/>
+                <w:webHidden/>
+              </w:rPr>
+              <w:tab/>
+            </w:r>
+            <w:r>
+              <w:rPr>
+                <w:noProof/>
+                <w:webHidden/>
+              </w:rPr>
+              <w:fldChar w:fldCharType="begin"/>
+            </w:r>
+            <w:r>
+              <w:rPr>
+                <w:noProof/>
+                <w:webHidden/>
+              </w:rPr>
+              <w:instrText xml:space="preserve"> PAGEREF _Toc232014363 \h </w:instrText>
+            </w:r>
+            <w:r>
+              <w:rPr>
+                <w:noProof/>
+                <w:webHidden/>
+              </w:rPr>
+            </w:r>
+            <w:r>
+              <w:rPr>
+                <w:noProof/>
+                <w:webHidden/>
+              </w:rPr>
+              <w:fldChar w:fldCharType="separate"/>
+            </w:r>
+            <w:r>
+              <w:rPr>
+                <w:noProof/>
+                <w:webHidden/>
+              </w:rPr>
+              <w:t>22</w:t>
+            </w:r>
+            <w:r>
+              <w:rPr>
+                <w:noProof/>
+                <w:webHidden/>
+              </w:rPr>
+              <w:fldChar w:fldCharType="end"/>
+            </w:r>
+          </w:hyperlink>
+        </w:p>
+        <w:p>
+          <w:pPr>
+            <w:pStyle w:val="Spistreci2"/>
+            <w:tabs>
+              <w:tab w:val="left" w:pos="960"/>
+              <w:tab w:val="right" w:leader="dot" w:pos="9062"/>
+            </w:tabs>
+            <w:rPr>
+              <w:rFonts w:eastAsiaTheme="minorEastAsia"/>
+              <w:noProof/>
+              <w:sz w:val="24"/>
+              <w:szCs w:val="24"/>
+              <w:lang w:eastAsia="pl-PL"/>
+            </w:rPr>
+          </w:pPr>
+          <w:hyperlink w:anchor="_Toc232014364" w:history="1">
+            <w:r>
+              <w:rPr>
+                <w:rStyle w:val="Hipercze"/>
+                <w:noProof/>
+              </w:rPr>
+              <w:t>4.3</w:t>
+            </w:r>
+            <w:r>
+              <w:rPr>
+                <w:rFonts w:eastAsiaTheme="minorEastAsia"/>
+                <w:noProof/>
+                <w:sz w:val="24"/>
+                <w:szCs w:val="24"/>
+                <w:lang w:eastAsia="pl-PL"/>
+              </w:rPr>
+              <w:tab/>
+            </w:r>
+            <w:r>
+              <w:rPr>
+                <w:rStyle w:val="Hipercze"/>
+                <w:noProof/>
+              </w:rPr>
+              <w:t>Encje JPA i persystencja danych</w:t>
+            </w:r>
+            <w:r>
+              <w:rPr>
+                <w:noProof/>
+                <w:webHidden/>
+              </w:rPr>
+              <w:tab/>
+            </w:r>
+            <w:r>
+              <w:rPr>
+                <w:noProof/>
+                <w:webHidden/>
+              </w:rPr>
+              <w:fldChar w:fldCharType="begin"/>
+            </w:r>
+            <w:r>
+              <w:rPr>
+                <w:noProof/>
+                <w:webHidden/>
+              </w:rPr>
+              <w:instrText xml:space="preserve"> PAGEREF _Toc232014364 \h </w:instrText>
+            </w:r>
+            <w:r>
+              <w:rPr>
+                <w:noProof/>
+                <w:webHidden/>
+              </w:rPr>
+            </w:r>
+            <w:r>
+              <w:rPr>
+                <w:noProof/>
+                <w:webHidden/>
+              </w:rPr>
+              <w:fldChar w:fldCharType="separate"/>
+            </w:r>
+            <w:r>
+              <w:rPr>
+                <w:noProof/>
+                <w:webHidden/>
+              </w:rPr>
+              <w:t>22</w:t>
+            </w:r>
+            <w:r>
+              <w:rPr>
+                <w:noProof/>
+                <w:webHidden/>
+              </w:rPr>
+              <w:fldChar w:fldCharType="end"/>
+            </w:r>
+          </w:hyperlink>
+        </w:p>
+        <w:p>
+          <w:pPr>
+            <w:pStyle w:val="Spistreci2"/>
+            <w:tabs>
+              <w:tab w:val="left" w:pos="960"/>
+              <w:tab w:val="right" w:leader="dot" w:pos="9062"/>
+            </w:tabs>
+            <w:rPr>
+              <w:rFonts w:eastAsiaTheme="minorEastAsia"/>
+              <w:noProof/>
+              <w:sz w:val="24"/>
+              <w:szCs w:val="24"/>
+              <w:lang w:eastAsia="pl-PL"/>
+            </w:rPr>
+          </w:pPr>
+          <w:hyperlink w:anchor="_Toc232014365" w:history="1">
+            <w:r>
+              <w:rPr>
+                <w:rStyle w:val="Hipercze"/>
+                <w:noProof/>
+              </w:rPr>
+              <w:t>4.4</w:t>
+            </w:r>
+            <w:r>
+              <w:rPr>
+                <w:rFonts w:eastAsiaTheme="minorEastAsia"/>
+                <w:noProof/>
+                <w:sz w:val="24"/>
+                <w:szCs w:val="24"/>
+                <w:lang w:eastAsia="pl-PL"/>
+              </w:rPr>
+              <w:tab/>
+            </w:r>
+            <w:r>
+              <w:rPr>
+                <w:rStyle w:val="Hipercze"/>
+                <w:noProof/>
+              </w:rPr>
+              <w:t>Agregaty domenowe</w:t>
+            </w:r>
+            <w:r>
+              <w:rPr>
+                <w:noProof/>
+                <w:webHidden/>
+              </w:rPr>
+              <w:tab/>
+            </w:r>
+            <w:r>
+              <w:rPr>
+                <w:noProof/>
+                <w:webHidden/>
+              </w:rPr>
+              <w:fldChar w:fldCharType="begin"/>
+            </w:r>
+            <w:r>
+              <w:rPr>
+                <w:noProof/>
+                <w:webHidden/>
+              </w:rPr>
+              <w:instrText xml:space="preserve"> PAGEREF _Toc232014365 \h </w:instrText>
+            </w:r>
+            <w:r>
+              <w:rPr>
+                <w:noProof/>
+                <w:webHidden/>
+              </w:rPr>
+            </w:r>
+            <w:r>
+              <w:rPr>
+                <w:noProof/>
+                <w:webHidden/>
+              </w:rPr>
+              <w:fldChar w:fldCharType="separate"/>
+            </w:r>
+            <w:r>
+              <w:rPr>
+                <w:noProof/>
+                <w:webHidden/>
+              </w:rPr>
+              <w:t>23</w:t>
+            </w:r>
+            <w:r>
+              <w:rPr>
+                <w:noProof/>
+                <w:webHidden/>
+              </w:rPr>
+              <w:fldChar w:fldCharType="end"/>
+            </w:r>
+          </w:hyperlink>
+        </w:p>
+        <w:p>
+          <w:pPr>
+            <w:pStyle w:val="Spistreci2"/>
+            <w:tabs>
+              <w:tab w:val="left" w:pos="960"/>
+              <w:tab w:val="right" w:leader="dot" w:pos="9062"/>
+            </w:tabs>
+            <w:rPr>
+              <w:rFonts w:eastAsiaTheme="minorEastAsia"/>
+              <w:noProof/>
+              <w:sz w:val="24"/>
+              <w:szCs w:val="24"/>
+              <w:lang w:eastAsia="pl-PL"/>
+            </w:rPr>
+          </w:pPr>
+          <w:hyperlink w:anchor="_Toc232014366" w:history="1">
+            <w:r>
+              <w:rPr>
+                <w:rStyle w:val="Hipercze"/>
+                <w:noProof/>
+              </w:rPr>
+              <w:t>4.5</w:t>
+            </w:r>
+            <w:r>
+              <w:rPr>
+                <w:rFonts w:eastAsiaTheme="minorEastAsia"/>
+                <w:noProof/>
+                <w:sz w:val="24"/>
+                <w:szCs w:val="24"/>
+                <w:lang w:eastAsia="pl-PL"/>
+              </w:rPr>
+              <w:tab/>
+            </w:r>
+            <w:r>
+              <w:rPr>
+                <w:rStyle w:val="Hipercze"/>
+                <w:noProof/>
+              </w:rPr>
+              <w:t>Interfejs REST API</w:t>
+            </w:r>
+            <w:r>
+              <w:rPr>
+                <w:noProof/>
+                <w:webHidden/>
+              </w:rPr>
+              <w:tab/>
+            </w:r>
+            <w:r>
+              <w:rPr>
+                <w:noProof/>
+                <w:webHidden/>
+              </w:rPr>
+              <w:fldChar w:fldCharType="begin"/>
+            </w:r>
+            <w:r>
+              <w:rPr>
+                <w:noProof/>
+                <w:webHidden/>
+              </w:rPr>
+              <w:instrText xml:space="preserve"> PAGEREF _Toc232014366 \h </w:instrText>
+            </w:r>
+            <w:r>
+              <w:rPr>
+                <w:noProof/>
+                <w:webHidden/>
+              </w:rPr>
+            </w:r>
+            <w:r>
+              <w:rPr>
+                <w:noProof/>
+                <w:webHidden/>
+              </w:rPr>
+              <w:fldChar w:fldCharType="separate"/>
+            </w:r>
+            <w:r>
+              <w:rPr>
+                <w:noProof/>
+                <w:webHidden/>
+              </w:rPr>
+              <w:t>23</w:t>
+            </w:r>
+            <w:r>
+              <w:rPr>
+                <w:noProof/>
+                <w:webHidden/>
+              </w:rPr>
+              <w:fldChar w:fldCharType="end"/>
+            </w:r>
+          </w:hyperlink>
+        </w:p>
+        <w:p>
+          <w:pPr>
+            <w:pStyle w:val="Spistreci2"/>
+            <w:tabs>
+              <w:tab w:val="left" w:pos="960"/>
+              <w:tab w:val="right" w:leader="dot" w:pos="9062"/>
+            </w:tabs>
+            <w:rPr>
+              <w:rFonts w:eastAsiaTheme="minorEastAsia"/>
+              <w:noProof/>
+              <w:sz w:val="24"/>
+              <w:szCs w:val="24"/>
+              <w:lang w:eastAsia="pl-PL"/>
+            </w:rPr>
+          </w:pPr>
+          <w:hyperlink w:anchor="_Toc232014367" w:history="1">
+            <w:r>
+              <w:rPr>
+                <w:rStyle w:val="Hipercze"/>
+                <w:noProof/>
+              </w:rPr>
+              <w:t>4.6</w:t>
+            </w:r>
+            <w:r>
+              <w:rPr>
+                <w:rFonts w:eastAsiaTheme="minorEastAsia"/>
+                <w:noProof/>
+                <w:sz w:val="24"/>
+                <w:szCs w:val="24"/>
+                <w:lang w:eastAsia="pl-PL"/>
+              </w:rPr>
+              <w:tab/>
+            </w:r>
+            <w:r>
+              <w:rPr>
+                <w:rStyle w:val="Hipercze"/>
+                <w:noProof/>
+              </w:rPr>
+              <w:t>Obsługa błędów</w:t>
+            </w:r>
+            <w:r>
+              <w:rPr>
+                <w:noProof/>
+                <w:webHidden/>
+              </w:rPr>
+              <w:tab/>
+            </w:r>
+            <w:r>
+              <w:rPr>
+                <w:noProof/>
+                <w:webHidden/>
+              </w:rPr>
+              <w:fldChar w:fldCharType="begin"/>
+            </w:r>
+            <w:r>
+              <w:rPr>
+                <w:noProof/>
+                <w:webHidden/>
+              </w:rPr>
+              <w:instrText xml:space="preserve"> PAGEREF _Toc232014367 \h </w:instrText>
+            </w:r>
+            <w:r>
+              <w:rPr>
+                <w:noProof/>
+                <w:webHidden/>
+              </w:rPr>
+            </w:r>
+            <w:r>
+              <w:rPr>
+                <w:noProof/>
+                <w:webHidden/>
+              </w:rPr>
+              <w:fldChar w:fldCharType="separate"/>
+            </w:r>
+            <w:r>
+              <w:rPr>
+                <w:noProof/>
+                <w:webHidden/>
+              </w:rPr>
+              <w:t>24</w:t>
+            </w:r>
+            <w:r>
+              <w:rPr>
+                <w:noProof/>
+                <w:webHidden/>
+              </w:rPr>
+              <w:fldChar w:fldCharType="end"/>
+            </w:r>
+          </w:hyperlink>
+        </w:p>
+        <w:p>
+          <w:pPr>
+            <w:pStyle w:val="Spistreci2"/>
+            <w:tabs>
+              <w:tab w:val="left" w:pos="960"/>
+              <w:tab w:val="right" w:leader="dot" w:pos="9062"/>
+            </w:tabs>
+            <w:rPr>
+              <w:rFonts w:eastAsiaTheme="minorEastAsia"/>
+              <w:noProof/>
+              <w:sz w:val="24"/>
+              <w:szCs w:val="24"/>
+              <w:lang w:eastAsia="pl-PL"/>
+            </w:rPr>
+          </w:pPr>
+          <w:hyperlink w:anchor="_Toc232014368" w:history="1">
+            <w:r>
+              <w:rPr>
+                <w:rStyle w:val="Hipercze"/>
+                <w:noProof/>
+              </w:rPr>
+              <w:t>4.7</w:t>
+            </w:r>
+            <w:r>
+              <w:rPr>
+                <w:rFonts w:eastAsiaTheme="minorEastAsia"/>
+                <w:noProof/>
+                <w:sz w:val="24"/>
+                <w:szCs w:val="24"/>
+                <w:lang w:eastAsia="pl-PL"/>
+              </w:rPr>
+              <w:tab/>
+            </w:r>
+            <w:r>
+              <w:rPr>
+                <w:rStyle w:val="Hipercze"/>
+                <w:noProof/>
+              </w:rPr>
+              <w:t>Inicjalizacja i konfiguracja</w:t>
+            </w:r>
+            <w:r>
+              <w:rPr>
+                <w:noProof/>
+                <w:webHidden/>
+              </w:rPr>
+              <w:tab/>
+            </w:r>
+            <w:r>
+              <w:rPr>
+                <w:noProof/>
+                <w:webHidden/>
+              </w:rPr>
+              <w:fldChar w:fldCharType="begin"/>
+            </w:r>
+            <w:r>
+              <w:rPr>
+                <w:noProof/>
+                <w:webHidden/>
+              </w:rPr>
+              <w:instrText xml:space="preserve"> PAGEREF _Toc232014368 \h </w:instrText>
+            </w:r>
+            <w:r>
+              <w:rPr>
+                <w:noProof/>
+                <w:webHidden/>
+              </w:rPr>
+            </w:r>
+            <w:r>
+              <w:rPr>
+                <w:noProof/>
+                <w:webHidden/>
+              </w:rPr>
+              <w:fldChar w:fldCharType="separate"/>
+            </w:r>
+            <w:r>
+              <w:rPr>
+                <w:noProof/>
+                <w:webHidden/>
+              </w:rPr>
+              <w:t>24</w:t>
+            </w:r>
+            <w:r>
+              <w:rPr>
+                <w:noProof/>
+                <w:webHidden/>
+              </w:rPr>
+              <w:fldChar w:fldCharType="end"/>
+            </w:r>
+          </w:hyperlink>
+        </w:p>
+        <w:p>
+          <w:pPr>
+            <w:pStyle w:val="Spistreci2"/>
+            <w:tabs>
+              <w:tab w:val="left" w:pos="960"/>
+              <w:tab w:val="right" w:leader="dot" w:pos="9062"/>
+            </w:tabs>
+            <w:rPr>
+              <w:rFonts w:eastAsiaTheme="minorEastAsia"/>
+              <w:noProof/>
+              <w:sz w:val="24"/>
+              <w:szCs w:val="24"/>
+              <w:lang w:eastAsia="pl-PL"/>
+            </w:rPr>
+          </w:pPr>
+          <w:hyperlink w:anchor="_Toc232014369" w:history="1">
+            <w:r>
+              <w:rPr>
+                <w:rStyle w:val="Hipercze"/>
+                <w:noProof/>
+              </w:rPr>
+              <w:t>4.8</w:t>
+            </w:r>
+            <w:r>
+              <w:rPr>
+                <w:rFonts w:eastAsiaTheme="minorEastAsia"/>
+                <w:noProof/>
+                <w:sz w:val="24"/>
+                <w:szCs w:val="24"/>
+                <w:lang w:eastAsia="pl-PL"/>
+              </w:rPr>
+              <w:tab/>
+            </w:r>
+            <w:r>
+              <w:rPr>
+                <w:rStyle w:val="Hipercze"/>
+                <w:noProof/>
+              </w:rPr>
+              <w:t>Dokumentacja interaktywna API</w:t>
+            </w:r>
+            <w:r>
+              <w:rPr>
+                <w:noProof/>
+                <w:webHidden/>
+              </w:rPr>
+              <w:tab/>
+            </w:r>
+            <w:r>
+              <w:rPr>
+                <w:noProof/>
+                <w:webHidden/>
+              </w:rPr>
+              <w:fldChar w:fldCharType="begin"/>
+            </w:r>
+            <w:r>
+              <w:rPr>
+                <w:noProof/>
+                <w:webHidden/>
+              </w:rPr>
+              <w:instrText xml:space="preserve"> PAGEREF _Toc232014369 \h </w:instrText>
+            </w:r>
+            <w:r>
+              <w:rPr>
+                <w:noProof/>
+                <w:webHidden/>
+              </w:rPr>
+            </w:r>
+            <w:r>
+              <w:rPr>
+                <w:noProof/>
+                <w:webHidden/>
+              </w:rPr>
+              <w:fldChar w:fldCharType="separate"/>
+            </w:r>
+            <w:r>
+              <w:rPr>
+                <w:noProof/>
+                <w:webHidden/>
+              </w:rPr>
+              <w:t>24</w:t>
             </w:r>
             <w:r>
               <w:rPr>
@@ -1860,11 +2613,12 @@
             <w:rPr>
               <w:rFonts w:eastAsiaTheme="minorEastAsia"/>
               <w:noProof/>
+              <w:sz w:val="24"/>
               <w:szCs w:val="24"/>
               <w:lang w:eastAsia="pl-PL"/>
             </w:rPr>
           </w:pPr>
-          <w:hyperlink w:anchor="_Toc224203108" w:history="1">
+          <w:hyperlink w:anchor="_Toc232014370" w:history="1">
             <w:r>
               <w:rPr>
                 <w:rStyle w:val="Hipercze"/>
@@ -1876,6 +2630,7 @@
               <w:rPr>
                 <w:rFonts w:eastAsiaTheme="minorEastAsia"/>
                 <w:noProof/>
+                <w:sz w:val="24"/>
                 <w:szCs w:val="24"/>
                 <w:lang w:eastAsia="pl-PL"/>
               </w:rPr>
@@ -1907,7 +2662,7 @@
                 <w:noProof/>
                 <w:webHidden/>
               </w:rPr>
-              <w:instrText xml:space="preserve"> PAGEREF _Toc224203108 \h </w:instrText>
+              <w:instrText xml:space="preserve"> PAGEREF _Toc232014370 \h </w:instrText>
             </w:r>
             <w:r>
               <w:rPr>
@@ -1927,7 +2682,637 @@
                 <w:noProof/>
                 <w:webHidden/>
               </w:rPr>
-              <w:t>6</w:t>
+              <w:t>24</w:t>
+            </w:r>
+            <w:r>
+              <w:rPr>
+                <w:noProof/>
+                <w:webHidden/>
+              </w:rPr>
+              <w:fldChar w:fldCharType="end"/>
+            </w:r>
+          </w:hyperlink>
+        </w:p>
+        <w:p>
+          <w:pPr>
+            <w:pStyle w:val="Spistreci2"/>
+            <w:tabs>
+              <w:tab w:val="left" w:pos="960"/>
+              <w:tab w:val="right" w:leader="dot" w:pos="9062"/>
+            </w:tabs>
+            <w:rPr>
+              <w:rFonts w:eastAsiaTheme="minorEastAsia"/>
+              <w:noProof/>
+              <w:sz w:val="24"/>
+              <w:szCs w:val="24"/>
+              <w:lang w:eastAsia="pl-PL"/>
+            </w:rPr>
+          </w:pPr>
+          <w:hyperlink w:anchor="_Toc232014371" w:history="1">
+            <w:r>
+              <w:rPr>
+                <w:rStyle w:val="Hipercze"/>
+                <w:noProof/>
+              </w:rPr>
+              <w:t>5.1</w:t>
+            </w:r>
+            <w:r>
+              <w:rPr>
+                <w:rFonts w:eastAsiaTheme="minorEastAsia"/>
+                <w:noProof/>
+                <w:sz w:val="24"/>
+                <w:szCs w:val="24"/>
+                <w:lang w:eastAsia="pl-PL"/>
+              </w:rPr>
+              <w:tab/>
+            </w:r>
+            <w:r>
+              <w:rPr>
+                <w:rStyle w:val="Hipercze"/>
+                <w:noProof/>
+              </w:rPr>
+              <w:t>Cel testów</w:t>
+            </w:r>
+            <w:r>
+              <w:rPr>
+                <w:noProof/>
+                <w:webHidden/>
+              </w:rPr>
+              <w:tab/>
+            </w:r>
+            <w:r>
+              <w:rPr>
+                <w:noProof/>
+                <w:webHidden/>
+              </w:rPr>
+              <w:fldChar w:fldCharType="begin"/>
+            </w:r>
+            <w:r>
+              <w:rPr>
+                <w:noProof/>
+                <w:webHidden/>
+              </w:rPr>
+              <w:instrText xml:space="preserve"> PAGEREF _Toc232014371 \h </w:instrText>
+            </w:r>
+            <w:r>
+              <w:rPr>
+                <w:noProof/>
+                <w:webHidden/>
+              </w:rPr>
+            </w:r>
+            <w:r>
+              <w:rPr>
+                <w:noProof/>
+                <w:webHidden/>
+              </w:rPr>
+              <w:fldChar w:fldCharType="separate"/>
+            </w:r>
+            <w:r>
+              <w:rPr>
+                <w:noProof/>
+                <w:webHidden/>
+              </w:rPr>
+              <w:t>24</w:t>
+            </w:r>
+            <w:r>
+              <w:rPr>
+                <w:noProof/>
+                <w:webHidden/>
+              </w:rPr>
+              <w:fldChar w:fldCharType="end"/>
+            </w:r>
+          </w:hyperlink>
+        </w:p>
+        <w:p>
+          <w:pPr>
+            <w:pStyle w:val="Spistreci2"/>
+            <w:tabs>
+              <w:tab w:val="left" w:pos="960"/>
+              <w:tab w:val="right" w:leader="dot" w:pos="9062"/>
+            </w:tabs>
+            <w:rPr>
+              <w:rFonts w:eastAsiaTheme="minorEastAsia"/>
+              <w:noProof/>
+              <w:sz w:val="24"/>
+              <w:szCs w:val="24"/>
+              <w:lang w:eastAsia="pl-PL"/>
+            </w:rPr>
+          </w:pPr>
+          <w:hyperlink w:anchor="_Toc232014372" w:history="1">
+            <w:r>
+              <w:rPr>
+                <w:rStyle w:val="Hipercze"/>
+                <w:noProof/>
+              </w:rPr>
+              <w:t>5.2</w:t>
+            </w:r>
+            <w:r>
+              <w:rPr>
+                <w:rFonts w:eastAsiaTheme="minorEastAsia"/>
+                <w:noProof/>
+                <w:sz w:val="24"/>
+                <w:szCs w:val="24"/>
+                <w:lang w:eastAsia="pl-PL"/>
+              </w:rPr>
+              <w:tab/>
+            </w:r>
+            <w:r>
+              <w:rPr>
+                <w:rStyle w:val="Hipercze"/>
+                <w:noProof/>
+              </w:rPr>
+              <w:t>Organizacja testów</w:t>
+            </w:r>
+            <w:r>
+              <w:rPr>
+                <w:noProof/>
+                <w:webHidden/>
+              </w:rPr>
+              <w:tab/>
+            </w:r>
+            <w:r>
+              <w:rPr>
+                <w:noProof/>
+                <w:webHidden/>
+              </w:rPr>
+              <w:fldChar w:fldCharType="begin"/>
+            </w:r>
+            <w:r>
+              <w:rPr>
+                <w:noProof/>
+                <w:webHidden/>
+              </w:rPr>
+              <w:instrText xml:space="preserve"> PAGEREF _Toc232014372 \h </w:instrText>
+            </w:r>
+            <w:r>
+              <w:rPr>
+                <w:noProof/>
+                <w:webHidden/>
+              </w:rPr>
+            </w:r>
+            <w:r>
+              <w:rPr>
+                <w:noProof/>
+                <w:webHidden/>
+              </w:rPr>
+              <w:fldChar w:fldCharType="separate"/>
+            </w:r>
+            <w:r>
+              <w:rPr>
+                <w:noProof/>
+                <w:webHidden/>
+              </w:rPr>
+              <w:t>25</w:t>
+            </w:r>
+            <w:r>
+              <w:rPr>
+                <w:noProof/>
+                <w:webHidden/>
+              </w:rPr>
+              <w:fldChar w:fldCharType="end"/>
+            </w:r>
+          </w:hyperlink>
+        </w:p>
+        <w:p>
+          <w:pPr>
+            <w:pStyle w:val="Spistreci2"/>
+            <w:tabs>
+              <w:tab w:val="left" w:pos="960"/>
+              <w:tab w:val="right" w:leader="dot" w:pos="9062"/>
+            </w:tabs>
+            <w:rPr>
+              <w:rFonts w:eastAsiaTheme="minorEastAsia"/>
+              <w:noProof/>
+              <w:sz w:val="24"/>
+              <w:szCs w:val="24"/>
+              <w:lang w:eastAsia="pl-PL"/>
+            </w:rPr>
+          </w:pPr>
+          <w:hyperlink w:anchor="_Toc232014373" w:history="1">
+            <w:r>
+              <w:rPr>
+                <w:rStyle w:val="Hipercze"/>
+                <w:noProof/>
+              </w:rPr>
+              <w:t>5.3</w:t>
+            </w:r>
+            <w:r>
+              <w:rPr>
+                <w:rFonts w:eastAsiaTheme="minorEastAsia"/>
+                <w:noProof/>
+                <w:sz w:val="24"/>
+                <w:szCs w:val="24"/>
+                <w:lang w:eastAsia="pl-PL"/>
+              </w:rPr>
+              <w:tab/>
+            </w:r>
+            <w:r>
+              <w:rPr>
+                <w:rStyle w:val="Hipercze"/>
+                <w:noProof/>
+              </w:rPr>
+              <w:t>Przygotowanie danych testowych</w:t>
+            </w:r>
+            <w:r>
+              <w:rPr>
+                <w:noProof/>
+                <w:webHidden/>
+              </w:rPr>
+              <w:tab/>
+            </w:r>
+            <w:r>
+              <w:rPr>
+                <w:noProof/>
+                <w:webHidden/>
+              </w:rPr>
+              <w:fldChar w:fldCharType="begin"/>
+            </w:r>
+            <w:r>
+              <w:rPr>
+                <w:noProof/>
+                <w:webHidden/>
+              </w:rPr>
+              <w:instrText xml:space="preserve"> PAGEREF _Toc232014373 \h </w:instrText>
+            </w:r>
+            <w:r>
+              <w:rPr>
+                <w:noProof/>
+                <w:webHidden/>
+              </w:rPr>
+            </w:r>
+            <w:r>
+              <w:rPr>
+                <w:noProof/>
+                <w:webHidden/>
+              </w:rPr>
+              <w:fldChar w:fldCharType="separate"/>
+            </w:r>
+            <w:r>
+              <w:rPr>
+                <w:noProof/>
+                <w:webHidden/>
+              </w:rPr>
+              <w:t>27</w:t>
+            </w:r>
+            <w:r>
+              <w:rPr>
+                <w:noProof/>
+                <w:webHidden/>
+              </w:rPr>
+              <w:fldChar w:fldCharType="end"/>
+            </w:r>
+          </w:hyperlink>
+        </w:p>
+        <w:p>
+          <w:pPr>
+            <w:pStyle w:val="Spistreci2"/>
+            <w:tabs>
+              <w:tab w:val="left" w:pos="960"/>
+              <w:tab w:val="right" w:leader="dot" w:pos="9062"/>
+            </w:tabs>
+            <w:rPr>
+              <w:rFonts w:eastAsiaTheme="minorEastAsia"/>
+              <w:noProof/>
+              <w:sz w:val="24"/>
+              <w:szCs w:val="24"/>
+              <w:lang w:eastAsia="pl-PL"/>
+            </w:rPr>
+          </w:pPr>
+          <w:hyperlink w:anchor="_Toc232014374" w:history="1">
+            <w:r>
+              <w:rPr>
+                <w:rStyle w:val="Hipercze"/>
+                <w:noProof/>
+              </w:rPr>
+              <w:t>5.4</w:t>
+            </w:r>
+            <w:r>
+              <w:rPr>
+                <w:rFonts w:eastAsiaTheme="minorEastAsia"/>
+                <w:noProof/>
+                <w:sz w:val="24"/>
+                <w:szCs w:val="24"/>
+                <w:lang w:eastAsia="pl-PL"/>
+              </w:rPr>
+              <w:tab/>
+            </w:r>
+            <w:r>
+              <w:rPr>
+                <w:rStyle w:val="Hipercze"/>
+                <w:noProof/>
+              </w:rPr>
+              <w:t>Testy opieki duszpasterskiej i kartotek (Pastoral Care)</w:t>
+            </w:r>
+            <w:r>
+              <w:rPr>
+                <w:noProof/>
+                <w:webHidden/>
+              </w:rPr>
+              <w:tab/>
+            </w:r>
+            <w:r>
+              <w:rPr>
+                <w:noProof/>
+                <w:webHidden/>
+              </w:rPr>
+              <w:fldChar w:fldCharType="begin"/>
+            </w:r>
+            <w:r>
+              <w:rPr>
+                <w:noProof/>
+                <w:webHidden/>
+              </w:rPr>
+              <w:instrText xml:space="preserve"> PAGEREF _Toc232014374 \h </w:instrText>
+            </w:r>
+            <w:r>
+              <w:rPr>
+                <w:noProof/>
+                <w:webHidden/>
+              </w:rPr>
+            </w:r>
+            <w:r>
+              <w:rPr>
+                <w:noProof/>
+                <w:webHidden/>
+              </w:rPr>
+              <w:fldChar w:fldCharType="separate"/>
+            </w:r>
+            <w:r>
+              <w:rPr>
+                <w:noProof/>
+                <w:webHidden/>
+              </w:rPr>
+              <w:t>27</w:t>
+            </w:r>
+            <w:r>
+              <w:rPr>
+                <w:noProof/>
+                <w:webHidden/>
+              </w:rPr>
+              <w:fldChar w:fldCharType="end"/>
+            </w:r>
+          </w:hyperlink>
+        </w:p>
+        <w:p>
+          <w:pPr>
+            <w:pStyle w:val="Spistreci2"/>
+            <w:tabs>
+              <w:tab w:val="left" w:pos="960"/>
+              <w:tab w:val="right" w:leader="dot" w:pos="9062"/>
+            </w:tabs>
+            <w:rPr>
+              <w:rFonts w:eastAsiaTheme="minorEastAsia"/>
+              <w:noProof/>
+              <w:sz w:val="24"/>
+              <w:szCs w:val="24"/>
+              <w:lang w:eastAsia="pl-PL"/>
+            </w:rPr>
+          </w:pPr>
+          <w:hyperlink w:anchor="_Toc232014375" w:history="1">
+            <w:r>
+              <w:rPr>
+                <w:rStyle w:val="Hipercze"/>
+                <w:noProof/>
+              </w:rPr>
+              <w:t>5.5</w:t>
+            </w:r>
+            <w:r>
+              <w:rPr>
+                <w:rFonts w:eastAsiaTheme="minorEastAsia"/>
+                <w:noProof/>
+                <w:sz w:val="24"/>
+                <w:szCs w:val="24"/>
+                <w:lang w:eastAsia="pl-PL"/>
+              </w:rPr>
+              <w:tab/>
+            </w:r>
+            <w:r>
+              <w:rPr>
+                <w:rStyle w:val="Hipercze"/>
+                <w:noProof/>
+              </w:rPr>
+              <w:t>Testy grup parafialnych (Parish Groups)</w:t>
+            </w:r>
+            <w:r>
+              <w:rPr>
+                <w:noProof/>
+                <w:webHidden/>
+              </w:rPr>
+              <w:tab/>
+            </w:r>
+            <w:r>
+              <w:rPr>
+                <w:noProof/>
+                <w:webHidden/>
+              </w:rPr>
+              <w:fldChar w:fldCharType="begin"/>
+            </w:r>
+            <w:r>
+              <w:rPr>
+                <w:noProof/>
+                <w:webHidden/>
+              </w:rPr>
+              <w:instrText xml:space="preserve"> PAGEREF _Toc232014375 \h </w:instrText>
+            </w:r>
+            <w:r>
+              <w:rPr>
+                <w:noProof/>
+                <w:webHidden/>
+              </w:rPr>
+            </w:r>
+            <w:r>
+              <w:rPr>
+                <w:noProof/>
+                <w:webHidden/>
+              </w:rPr>
+              <w:fldChar w:fldCharType="separate"/>
+            </w:r>
+            <w:r>
+              <w:rPr>
+                <w:noProof/>
+                <w:webHidden/>
+              </w:rPr>
+              <w:t>29</w:t>
+            </w:r>
+            <w:r>
+              <w:rPr>
+                <w:noProof/>
+                <w:webHidden/>
+              </w:rPr>
+              <w:fldChar w:fldCharType="end"/>
+            </w:r>
+          </w:hyperlink>
+        </w:p>
+        <w:p>
+          <w:pPr>
+            <w:pStyle w:val="Spistreci2"/>
+            <w:tabs>
+              <w:tab w:val="left" w:pos="960"/>
+              <w:tab w:val="right" w:leader="dot" w:pos="9062"/>
+            </w:tabs>
+            <w:rPr>
+              <w:rFonts w:eastAsiaTheme="minorEastAsia"/>
+              <w:noProof/>
+              <w:sz w:val="24"/>
+              <w:szCs w:val="24"/>
+              <w:lang w:eastAsia="pl-PL"/>
+            </w:rPr>
+          </w:pPr>
+          <w:hyperlink w:anchor="_Toc232014376" w:history="1">
+            <w:r>
+              <w:rPr>
+                <w:rStyle w:val="Hipercze"/>
+                <w:noProof/>
+              </w:rPr>
+              <w:t>5.6</w:t>
+            </w:r>
+            <w:r>
+              <w:rPr>
+                <w:rFonts w:eastAsiaTheme="minorEastAsia"/>
+                <w:noProof/>
+                <w:sz w:val="24"/>
+                <w:szCs w:val="24"/>
+                <w:lang w:eastAsia="pl-PL"/>
+              </w:rPr>
+              <w:tab/>
+            </w:r>
+            <w:r>
+              <w:rPr>
+                <w:rStyle w:val="Hipercze"/>
+                <w:noProof/>
+              </w:rPr>
+              <w:t>Testy organizacji wydarzeń i harmonogramów (Event Coordination)</w:t>
+            </w:r>
+            <w:r>
+              <w:rPr>
+                <w:noProof/>
+                <w:webHidden/>
+              </w:rPr>
+              <w:tab/>
+            </w:r>
+            <w:r>
+              <w:rPr>
+                <w:noProof/>
+                <w:webHidden/>
+              </w:rPr>
+              <w:fldChar w:fldCharType="begin"/>
+            </w:r>
+            <w:r>
+              <w:rPr>
+                <w:noProof/>
+                <w:webHidden/>
+              </w:rPr>
+              <w:instrText xml:space="preserve"> PAGEREF _Toc232014376 \h </w:instrText>
+            </w:r>
+            <w:r>
+              <w:rPr>
+                <w:noProof/>
+                <w:webHidden/>
+              </w:rPr>
+            </w:r>
+            <w:r>
+              <w:rPr>
+                <w:noProof/>
+                <w:webHidden/>
+              </w:rPr>
+              <w:fldChar w:fldCharType="separate"/>
+            </w:r>
+            <w:r>
+              <w:rPr>
+                <w:noProof/>
+                <w:webHidden/>
+              </w:rPr>
+              <w:t>30</w:t>
+            </w:r>
+            <w:r>
+              <w:rPr>
+                <w:noProof/>
+                <w:webHidden/>
+              </w:rPr>
+              <w:fldChar w:fldCharType="end"/>
+            </w:r>
+          </w:hyperlink>
+        </w:p>
+        <w:p>
+          <w:pPr>
+            <w:pStyle w:val="Spistreci2"/>
+            <w:tabs>
+              <w:tab w:val="left" w:pos="960"/>
+              <w:tab w:val="right" w:leader="dot" w:pos="9062"/>
+            </w:tabs>
+            <w:rPr>
+              <w:rFonts w:eastAsiaTheme="minorEastAsia"/>
+              <w:noProof/>
+              <w:sz w:val="24"/>
+              <w:szCs w:val="24"/>
+              <w:lang w:eastAsia="pl-PL"/>
+            </w:rPr>
+          </w:pPr>
+          <w:hyperlink w:anchor="_Toc232014377" w:history="1">
+            <w:r>
+              <w:rPr>
+                <w:rStyle w:val="Hipercze"/>
+                <w:noProof/>
+              </w:rPr>
+              <w:t>5.7</w:t>
+            </w:r>
+            <w:r>
+              <w:rPr>
+                <w:rFonts w:eastAsiaTheme="minorEastAsia"/>
+                <w:noProof/>
+                <w:sz w:val="24"/>
+                <w:szCs w:val="24"/>
+                <w:lang w:eastAsia="pl-PL"/>
+              </w:rPr>
+              <w:tab/>
+            </w:r>
+            <w:r>
+              <w:rPr>
+                <w:rStyle w:val="Hipercze"/>
+                <w:noProof/>
+              </w:rPr>
+              <w:t>Podsumowanie</w:t>
+            </w:r>
+            <w:r>
+              <w:rPr>
+                <w:noProof/>
+                <w:webHidden/>
+              </w:rPr>
+              <w:tab/>
+            </w:r>
+            <w:r>
+              <w:rPr>
+                <w:noProof/>
+                <w:webHidden/>
+              </w:rPr>
+              <w:fldChar w:fldCharType="begin"/>
+            </w:r>
+            <w:r>
+              <w:rPr>
+                <w:noProof/>
+                <w:webHidden/>
+              </w:rPr>
+              <w:instrText xml:space="preserve"> PAGEREF _Toc232014377 \h </w:instrText>
+            </w:r>
+            <w:r>
+              <w:rPr>
+                <w:noProof/>
+                <w:webHidden/>
+              </w:rPr>
+            </w:r>
+            <w:r>
+              <w:rPr>
+                <w:noProof/>
+                <w:webHidden/>
+              </w:rPr>
+              <w:fldChar w:fldCharType="separate"/>
+            </w:r>
+            <w:r>
+              <w:rPr>
+                <w:noProof/>
+                <w:webHidden/>
+              </w:rPr>
+              <w:t>31</w:t>
             </w:r>
             <w:r>
               <w:rPr>
@@ -1948,11 +3333,12 @@
             <w:rPr>
               <w:rFonts w:eastAsiaTheme="minorEastAsia"/>
               <w:noProof/>
+              <w:sz w:val="24"/>
               <w:szCs w:val="24"/>
               <w:lang w:eastAsia="pl-PL"/>
             </w:rPr>
           </w:pPr>
-          <w:hyperlink w:anchor="_Toc224203109" w:history="1">
+          <w:hyperlink w:anchor="_Toc232014378" w:history="1">
             <w:r>
               <w:rPr>
                 <w:rStyle w:val="Hipercze"/>
@@ -1964,6 +3350,7 @@
               <w:rPr>
                 <w:rFonts w:eastAsiaTheme="minorEastAsia"/>
                 <w:noProof/>
+                <w:sz w:val="24"/>
                 <w:szCs w:val="24"/>
                 <w:lang w:eastAsia="pl-PL"/>
               </w:rPr>
@@ -1995,7 +3382,7 @@
                 <w:noProof/>
                 <w:webHidden/>
               </w:rPr>
-              <w:instrText xml:space="preserve"> PAGEREF _Toc224203109 \h </w:instrText>
+              <w:instrText xml:space="preserve"> PAGEREF _Toc232014378 \h </w:instrText>
             </w:r>
             <w:r>
               <w:rPr>
@@ -2015,7 +3402,7 @@
                 <w:noProof/>
                 <w:webHidden/>
               </w:rPr>
-              <w:t>6</w:t>
+              <w:t>31</w:t>
             </w:r>
             <w:r>
               <w:rPr>
@@ -2036,11 +3423,12 @@
             <w:rPr>
               <w:rFonts w:eastAsiaTheme="minorEastAsia"/>
               <w:noProof/>
+              <w:sz w:val="24"/>
               <w:szCs w:val="24"/>
               <w:lang w:eastAsia="pl-PL"/>
             </w:rPr>
           </w:pPr>
-          <w:hyperlink w:anchor="_Toc224203110" w:history="1">
+          <w:hyperlink w:anchor="_Toc232014379" w:history="1">
             <w:r>
               <w:rPr>
                 <w:rStyle w:val="Hipercze"/>
@@ -2052,6 +3440,7 @@
               <w:rPr>
                 <w:rFonts w:eastAsiaTheme="minorEastAsia"/>
                 <w:noProof/>
+                <w:sz w:val="24"/>
                 <w:szCs w:val="24"/>
                 <w:lang w:eastAsia="pl-PL"/>
               </w:rPr>
@@ -2083,7 +3472,7 @@
                 <w:noProof/>
                 <w:webHidden/>
               </w:rPr>
-              <w:instrText xml:space="preserve"> PAGEREF _Toc224203110 \h </w:instrText>
+              <w:instrText xml:space="preserve"> PAGEREF _Toc232014379 \h </w:instrText>
             </w:r>
             <w:r>
               <w:rPr>
@@ -2103,7 +3492,7 @@
                 <w:noProof/>
                 <w:webHidden/>
               </w:rPr>
-              <w:t>6</w:t>
+              <w:t>31</w:t>
             </w:r>
             <w:r>
               <w:rPr>
@@ -2142,7 +3531,6 @@
           <w:szCs w:val="32"/>
         </w:rPr>
       </w:pPr>
-      <w:bookmarkStart w:id="0" w:name="_Toc224203095"/>
       <w:r>
         <w:br w:type="page"/>
       </w:r>
@@ -2151,6 +3539,7 @@
       <w:pPr>
         <w:pStyle w:val="Nagwek1"/>
       </w:pPr>
+      <w:bookmarkStart w:id="0" w:name="_Toc232014349"/>
       <w:r>
         <w:lastRenderedPageBreak/>
         <w:t>Wprowadzenie</w:t>
@@ -2180,7 +3569,7 @@
       <w:pPr>
         <w:pStyle w:val="Nagwek1"/>
       </w:pPr>
-      <w:bookmarkStart w:id="1" w:name="_Toc224203096"/>
+      <w:bookmarkStart w:id="1" w:name="_Toc232014350"/>
       <w:r>
         <w:t>Analiza</w:t>
       </w:r>
@@ -2190,14 +3579,13 @@
       <w:pPr>
         <w:pStyle w:val="Nagwek2"/>
       </w:pPr>
-      <w:bookmarkStart w:id="2" w:name="_Toc224203097"/>
+      <w:bookmarkStart w:id="2" w:name="_Toc232014351"/>
       <w:r>
         <w:t>Opis wymagań</w:t>
       </w:r>
       <w:bookmarkEnd w:id="2"/>
     </w:p>
     <w:p>
-      <w:bookmarkStart w:id="3" w:name="_Toc224203098"/>
       <w:r>
         <w:t xml:space="preserve">System </w:t>
       </w:r>
@@ -2508,6 +3896,7 @@
       <w:pPr>
         <w:pStyle w:val="Nagwek2"/>
       </w:pPr>
+      <w:bookmarkStart w:id="3" w:name="_Toc232014352"/>
       <w:r>
         <w:lastRenderedPageBreak/>
         <w:t xml:space="preserve">Model </w:t>
@@ -2524,7 +3913,7 @@
       <w:pPr>
         <w:pStyle w:val="Nagwek3"/>
       </w:pPr>
-      <w:bookmarkStart w:id="4" w:name="_Toc224203099"/>
+      <w:bookmarkStart w:id="4" w:name="_Toc232014353"/>
       <w:r>
         <w:t>Odk</w:t>
       </w:r>
@@ -2537,7 +3926,6 @@
       <w:r>
         <w:t>pojęć</w:t>
       </w:r>
-      <w:bookmarkStart w:id="5" w:name="_Toc224203100"/>
       <w:bookmarkEnd w:id="4"/>
     </w:p>
     <w:p>
@@ -3773,27 +5161,14 @@
       <w:r>
         <w:t xml:space="preserve">Tabela </w:t>
       </w:r>
-      <w:r>
-        <w:fldChar w:fldCharType="begin"/>
-      </w:r>
-      <w:r>
-        <w:instrText xml:space="preserve"> SEQ Tabela \* ARABIC </w:instrText>
-      </w:r>
-      <w:r>
-        <w:fldChar w:fldCharType="separate"/>
-      </w:r>
-      <w:r>
-        <w:rPr>
-          <w:noProof/>
-        </w:rPr>
-        <w:t>1</w:t>
-      </w:r>
-      <w:r>
-        <w:rPr>
-          <w:noProof/>
-        </w:rPr>
-        <w:fldChar w:fldCharType="end"/>
-      </w:r>
+      <w:fldSimple w:instr=" SEQ Tabela \* ARABIC ">
+        <w:r>
+          <w:rPr>
+            <w:noProof/>
+          </w:rPr>
+          <w:t>1</w:t>
+        </w:r>
+      </w:fldSimple>
       <w:r>
         <w:t>. Opis encji</w:t>
       </w:r>
@@ -3802,11 +5177,11 @@
       <w:pPr>
         <w:pStyle w:val="Nagwek3"/>
       </w:pPr>
+      <w:bookmarkStart w:id="5" w:name="_Toc232014354"/>
       <w:r>
         <w:lastRenderedPageBreak/>
         <w:t>Szkic modelu dziedziny</w:t>
       </w:r>
-      <w:bookmarkStart w:id="6" w:name="_Toc224203101"/>
       <w:bookmarkEnd w:id="5"/>
     </w:p>
     <w:p>
@@ -3865,27 +5240,14 @@
       <w:r>
         <w:t xml:space="preserve">Rysunek </w:t>
       </w:r>
-      <w:r>
-        <w:fldChar w:fldCharType="begin"/>
-      </w:r>
-      <w:r>
-        <w:instrText xml:space="preserve"> SEQ Rysunek \* ARABIC </w:instrText>
-      </w:r>
-      <w:r>
-        <w:fldChar w:fldCharType="separate"/>
-      </w:r>
-      <w:r>
-        <w:rPr>
-          <w:noProof/>
-        </w:rPr>
-        <w:t>1</w:t>
-      </w:r>
-      <w:r>
-        <w:rPr>
-          <w:noProof/>
-        </w:rPr>
-        <w:fldChar w:fldCharType="end"/>
-      </w:r>
+      <w:fldSimple w:instr=" SEQ Rysunek \* ARABIC ">
+        <w:r>
+          <w:rPr>
+            <w:noProof/>
+          </w:rPr>
+          <w:t>1</w:t>
+        </w:r>
+      </w:fldSimple>
       <w:r>
         <w:t>. Diagram ERD</w:t>
       </w:r>
@@ -3947,27 +5309,14 @@
       <w:r>
         <w:t xml:space="preserve">Rysunek </w:t>
       </w:r>
-      <w:r>
-        <w:fldChar w:fldCharType="begin"/>
-      </w:r>
-      <w:r>
-        <w:instrText xml:space="preserve"> SEQ Rysunek \* ARABIC </w:instrText>
-      </w:r>
-      <w:r>
-        <w:fldChar w:fldCharType="separate"/>
-      </w:r>
-      <w:r>
-        <w:rPr>
-          <w:noProof/>
-        </w:rPr>
-        <w:t>2</w:t>
-      </w:r>
-      <w:r>
-        <w:rPr>
-          <w:noProof/>
-        </w:rPr>
-        <w:fldChar w:fldCharType="end"/>
-      </w:r>
+      <w:fldSimple w:instr=" SEQ Rysunek \* ARABIC ">
+        <w:r>
+          <w:rPr>
+            <w:noProof/>
+          </w:rPr>
+          <w:t>2</w:t>
+        </w:r>
+      </w:fldSimple>
       <w:r>
         <w:t>. Diagram relacyjny</w:t>
       </w:r>
@@ -4055,27 +5404,14 @@
       <w:r>
         <w:t xml:space="preserve">Rysunek </w:t>
       </w:r>
-      <w:r>
-        <w:fldChar w:fldCharType="begin"/>
-      </w:r>
-      <w:r>
-        <w:instrText xml:space="preserve"> SEQ Rysunek \* ARABIC </w:instrText>
-      </w:r>
-      <w:r>
-        <w:fldChar w:fldCharType="separate"/>
-      </w:r>
-      <w:r>
-        <w:rPr>
-          <w:noProof/>
-        </w:rPr>
-        <w:t>3</w:t>
-      </w:r>
-      <w:r>
-        <w:rPr>
-          <w:noProof/>
-        </w:rPr>
-        <w:fldChar w:fldCharType="end"/>
-      </w:r>
+      <w:fldSimple w:instr=" SEQ Rysunek \* ARABIC ">
+        <w:r>
+          <w:rPr>
+            <w:noProof/>
+          </w:rPr>
+          <w:t>3</w:t>
+        </w:r>
+      </w:fldSimple>
       <w:r>
         <w:t>. Diagram relacyjny po podziale na konteksty</w:t>
       </w:r>
@@ -4122,7 +5458,7 @@
               </wp:anchor>
             </w:drawing>
           </mc:Choice>
-          <mc:Fallback xmlns:w16sdtfl="http://schemas.microsoft.com/office/word/2024/wordml/sdtformatlock" xmlns:w16sdtdh="http://schemas.microsoft.com/office/word/2020/wordml/sdtdatahash" xmlns:w16du="http://schemas.microsoft.com/office/word/2023/wordml/word16du" xmlns:w16="http://schemas.microsoft.com/office/word/2018/wordml" xmlns:w16cid="http://schemas.microsoft.com/office/word/2016/wordml/cid" xmlns:w16cex="http://schemas.microsoft.com/office/word/2018/wordml/cex" xmlns:oel="http://schemas.microsoft.com/office/2019/extlst" xmlns:am3d="http://schemas.microsoft.com/office/drawing/2017/model3d" xmlns:aink="http://schemas.microsoft.com/office/drawing/2016/ink" xmlns:cx8="http://schemas.microsoft.com/office/drawing/2016/5/14/chartex" xmlns:cx7="http://schemas.microsoft.com/office/drawing/2016/5/13/chartex" xmlns:cx6="http://schemas.microsoft.com/office/drawing/2016/5/12/chartex" xmlns:cx5="http://schemas.microsoft.com/office/drawing/2016/5/11/chartex" xmlns:cx4="http://schemas.microsoft.com/office/drawing/2016/5/10/chartex" xmlns:cx3="http://schemas.microsoft.com/office/drawing/2016/5/9/chartex" xmlns:cx2="http://schemas.microsoft.com/office/drawing/2015/10/21/chartex">
+          <mc:Fallback>
             <w:pict>
               <v:shapetype w14:anchorId="286D09DB" id="_x0000_t75" coordsize="21600,21600" o:spt="75" o:preferrelative="t" path="m@4@5l@4@11@9@11@9@5xe" filled="f" stroked="f">
                 <v:stroke joinstyle="miter"/>
@@ -5115,6 +6451,7 @@
       <w:pPr>
         <w:pStyle w:val="Nagwek3"/>
       </w:pPr>
+      <w:bookmarkStart w:id="6" w:name="_Toc232014355"/>
       <w:r>
         <w:lastRenderedPageBreak/>
         <w:t>Wyjaśnienie modelu</w:t>
@@ -5189,7 +6526,15 @@
           </w:tcPr>
           <w:p>
             <w:r>
-              <w:t>Parafia – Pracownik (1:N)</w:t>
+              <w:t>Parafia – Pracownik (</w:t>
+            </w:r>
+            <w:proofErr w:type="gramStart"/>
+            <w:r>
+              <w:t>1:N</w:t>
+            </w:r>
+            <w:proofErr w:type="gramEnd"/>
+            <w:r>
+              <w:t>)</w:t>
             </w:r>
           </w:p>
         </w:tc>
@@ -5211,7 +6556,15 @@
           </w:tcPr>
           <w:p>
             <w:r>
-              <w:t>Pracownik – Stanowisko (1:N)</w:t>
+              <w:t>Pracownik – Stanowisko (</w:t>
+            </w:r>
+            <w:proofErr w:type="gramStart"/>
+            <w:r>
+              <w:t>1:N</w:t>
+            </w:r>
+            <w:proofErr w:type="gramEnd"/>
+            <w:r>
+              <w:t>)</w:t>
             </w:r>
           </w:p>
         </w:tc>
@@ -5233,7 +6586,15 @@
           </w:tcPr>
           <w:p>
             <w:r>
-              <w:t>Stanowisko – Obowiązek (1:N)</w:t>
+              <w:t>Stanowisko – Obowiązek (</w:t>
+            </w:r>
+            <w:proofErr w:type="gramStart"/>
+            <w:r>
+              <w:t>1:N</w:t>
+            </w:r>
+            <w:proofErr w:type="gramEnd"/>
+            <w:r>
+              <w:t>)</w:t>
             </w:r>
           </w:p>
         </w:tc>
@@ -5255,7 +6616,15 @@
           </w:tcPr>
           <w:p>
             <w:r>
-              <w:t>Parafia – Parafianin (1:N)</w:t>
+              <w:t>Parafia – Parafianin (</w:t>
+            </w:r>
+            <w:proofErr w:type="gramStart"/>
+            <w:r>
+              <w:t>1:N</w:t>
+            </w:r>
+            <w:proofErr w:type="gramEnd"/>
+            <w:r>
+              <w:t>)</w:t>
             </w:r>
           </w:p>
         </w:tc>
@@ -5277,7 +6646,15 @@
           </w:tcPr>
           <w:p>
             <w:r>
-              <w:t>Parafianin – Członkostwo (1:N)</w:t>
+              <w:t>Parafianin – Członkostwo (</w:t>
+            </w:r>
+            <w:proofErr w:type="gramStart"/>
+            <w:r>
+              <w:t>1:N</w:t>
+            </w:r>
+            <w:proofErr w:type="gramEnd"/>
+            <w:r>
+              <w:t>)</w:t>
             </w:r>
           </w:p>
         </w:tc>
@@ -5299,7 +6676,15 @@
           </w:tcPr>
           <w:p>
             <w:r>
-              <w:t>Grupa – Członkostwo (1:N)</w:t>
+              <w:t>Grupa – Członkostwo (</w:t>
+            </w:r>
+            <w:proofErr w:type="gramStart"/>
+            <w:r>
+              <w:t>1:N</w:t>
+            </w:r>
+            <w:proofErr w:type="gramEnd"/>
+            <w:r>
+              <w:t>)</w:t>
             </w:r>
           </w:p>
         </w:tc>
@@ -5321,7 +6706,15 @@
           </w:tcPr>
           <w:p>
             <w:r>
-              <w:t>Rodzina – Parafianin (1:N)</w:t>
+              <w:t>Rodzina – Parafianin (</w:t>
+            </w:r>
+            <w:proofErr w:type="gramStart"/>
+            <w:r>
+              <w:t>1:N</w:t>
+            </w:r>
+            <w:proofErr w:type="gramEnd"/>
+            <w:r>
+              <w:t>)</w:t>
             </w:r>
           </w:p>
         </w:tc>
@@ -5392,7 +6785,15 @@
           </w:tcPr>
           <w:p>
             <w:r>
-              <w:t>Kartoteka – Dokument (1:N)</w:t>
+              <w:t>Kartoteka – Dokument (</w:t>
+            </w:r>
+            <w:proofErr w:type="gramStart"/>
+            <w:r>
+              <w:t>1:N</w:t>
+            </w:r>
+            <w:proofErr w:type="gramEnd"/>
+            <w:r>
+              <w:t>)</w:t>
             </w:r>
           </w:p>
         </w:tc>
@@ -5439,7 +6840,15 @@
               <w:t xml:space="preserve">Diecezja – Miejscowość </w:t>
             </w:r>
             <w:r>
-              <w:t>(1:N)</w:t>
+              <w:t>(</w:t>
+            </w:r>
+            <w:proofErr w:type="gramStart"/>
+            <w:r>
+              <w:t>1:N</w:t>
+            </w:r>
+            <w:proofErr w:type="gramEnd"/>
+            <w:r>
+              <w:t>)</w:t>
             </w:r>
           </w:p>
         </w:tc>
@@ -5464,7 +6873,15 @@
           </w:tcPr>
           <w:p>
             <w:r>
-              <w:t>Parafia – Ksiądz (1:N)</w:t>
+              <w:t>Parafia – Ksiądz (</w:t>
+            </w:r>
+            <w:proofErr w:type="gramStart"/>
+            <w:r>
+              <w:t>1:N</w:t>
+            </w:r>
+            <w:proofErr w:type="gramEnd"/>
+            <w:r>
+              <w:t>)</w:t>
             </w:r>
           </w:p>
         </w:tc>
@@ -5486,7 +6903,15 @@
           </w:tcPr>
           <w:p>
             <w:r>
-              <w:t>Ksiądz – Udzielanie sakramentu (1:N)</w:t>
+              <w:t>Ksiądz – Udzielanie sakramentu (</w:t>
+            </w:r>
+            <w:proofErr w:type="gramStart"/>
+            <w:r>
+              <w:t>1:N</w:t>
+            </w:r>
+            <w:proofErr w:type="gramEnd"/>
+            <w:r>
+              <w:t>)</w:t>
             </w:r>
           </w:p>
         </w:tc>
@@ -5508,7 +6933,15 @@
           </w:tcPr>
           <w:p>
             <w:r>
-              <w:t>Sakrament – Udzielanie sakramentu (1:N)</w:t>
+              <w:t>Sakrament – Udzielanie sakramentu (</w:t>
+            </w:r>
+            <w:proofErr w:type="gramStart"/>
+            <w:r>
+              <w:t>1:N</w:t>
+            </w:r>
+            <w:proofErr w:type="gramEnd"/>
+            <w:r>
+              <w:t>)</w:t>
             </w:r>
           </w:p>
         </w:tc>
@@ -5530,7 +6963,15 @@
           </w:tcPr>
           <w:p>
             <w:r>
-              <w:t>Parafia – Wydarzenie (1:N)</w:t>
+              <w:t>Parafia – Wydarzenie (</w:t>
+            </w:r>
+            <w:proofErr w:type="gramStart"/>
+            <w:r>
+              <w:t>1:N</w:t>
+            </w:r>
+            <w:proofErr w:type="gramEnd"/>
+            <w:r>
+              <w:t>)</w:t>
             </w:r>
           </w:p>
         </w:tc>
@@ -5557,7 +6998,15 @@
             </w:r>
             <w:proofErr w:type="spellEnd"/>
             <w:r>
-              <w:t xml:space="preserve"> – Wydarzenie (1:N)</w:t>
+              <w:t xml:space="preserve"> – Wydarzenie (</w:t>
+            </w:r>
+            <w:proofErr w:type="gramStart"/>
+            <w:r>
+              <w:t>1:N</w:t>
+            </w:r>
+            <w:proofErr w:type="gramEnd"/>
+            <w:r>
+              <w:t>)</w:t>
             </w:r>
           </w:p>
         </w:tc>
@@ -5580,7 +7029,15 @@
           <w:p>
             <w:r>
               <w:lastRenderedPageBreak/>
-              <w:t>Harmonogram – Wydarzenie (1:N)</w:t>
+              <w:t>Harmonogram – Wydarzenie (</w:t>
+            </w:r>
+            <w:proofErr w:type="gramStart"/>
+            <w:r>
+              <w:t>1:N</w:t>
+            </w:r>
+            <w:proofErr w:type="gramEnd"/>
+            <w:r>
+              <w:t>)</w:t>
             </w:r>
           </w:p>
         </w:tc>
@@ -5610,7 +7067,15 @@
           </w:tcPr>
           <w:p>
             <w:r>
-              <w:t>Wydarzenie – Intencja (1:N)</w:t>
+              <w:t>Wydarzenie – Intencja (</w:t>
+            </w:r>
+            <w:proofErr w:type="gramStart"/>
+            <w:r>
+              <w:t>1:N</w:t>
+            </w:r>
+            <w:proofErr w:type="gramEnd"/>
+            <w:r>
+              <w:t>)</w:t>
             </w:r>
           </w:p>
         </w:tc>
@@ -5632,7 +7097,15 @@
           </w:tcPr>
           <w:p>
             <w:r>
-              <w:t>Wydarzenie – Ofiara (1:N)</w:t>
+              <w:t>Wydarzenie – Ofiara (</w:t>
+            </w:r>
+            <w:proofErr w:type="gramStart"/>
+            <w:r>
+              <w:t>1:N</w:t>
+            </w:r>
+            <w:proofErr w:type="gramEnd"/>
+            <w:r>
+              <w:t>)</w:t>
             </w:r>
           </w:p>
         </w:tc>
@@ -5654,7 +7127,15 @@
           </w:tcPr>
           <w:p>
             <w:r>
-              <w:t>Wydarzenie – Ogłoszenie (1:N)</w:t>
+              <w:t>Wydarzenie – Ogłoszenie (</w:t>
+            </w:r>
+            <w:proofErr w:type="gramStart"/>
+            <w:r>
+              <w:t>1:N</w:t>
+            </w:r>
+            <w:proofErr w:type="gramEnd"/>
+            <w:r>
+              <w:t>)</w:t>
             </w:r>
           </w:p>
         </w:tc>
@@ -5676,7 +7157,15 @@
           </w:tcPr>
           <w:p>
             <w:r>
-              <w:t>Wydarzenie – Organizator (1:N)</w:t>
+              <w:t>Wydarzenie – Organizator (</w:t>
+            </w:r>
+            <w:proofErr w:type="gramStart"/>
+            <w:r>
+              <w:t>1:N</w:t>
+            </w:r>
+            <w:proofErr w:type="gramEnd"/>
+            <w:r>
+              <w:t>)</w:t>
             </w:r>
           </w:p>
         </w:tc>
@@ -5698,7 +7187,15 @@
           </w:tcPr>
           <w:p>
             <w:r>
-              <w:t>Wydarzenie – Uczestnik (1:N)</w:t>
+              <w:t>Wydarzenie – Uczestnik (</w:t>
+            </w:r>
+            <w:proofErr w:type="gramStart"/>
+            <w:r>
+              <w:t>1:N</w:t>
+            </w:r>
+            <w:proofErr w:type="gramEnd"/>
+            <w:r>
+              <w:t>)</w:t>
             </w:r>
           </w:p>
         </w:tc>
@@ -5721,27 +7218,14 @@
       <w:r>
         <w:t xml:space="preserve">Tabela </w:t>
       </w:r>
-      <w:r>
-        <w:fldChar w:fldCharType="begin"/>
-      </w:r>
-      <w:r>
-        <w:instrText xml:space="preserve"> SEQ Tabela \* ARABIC </w:instrText>
-      </w:r>
-      <w:r>
-        <w:fldChar w:fldCharType="separate"/>
-      </w:r>
-      <w:r>
-        <w:rPr>
-          <w:noProof/>
-        </w:rPr>
-        <w:t>2</w:t>
-      </w:r>
-      <w:r>
-        <w:rPr>
-          <w:noProof/>
-        </w:rPr>
-        <w:fldChar w:fldCharType="end"/>
-      </w:r>
+      <w:fldSimple w:instr=" SEQ Tabela \* ARABIC ">
+        <w:r>
+          <w:rPr>
+            <w:noProof/>
+          </w:rPr>
+          <w:t>2</w:t>
+        </w:r>
+      </w:fldSimple>
       <w:r>
         <w:t>. Opis relacji</w:t>
       </w:r>
@@ -5757,7 +7241,6 @@
           <w:szCs w:val="28"/>
         </w:rPr>
       </w:pPr>
-      <w:bookmarkStart w:id="7" w:name="_Toc224203102"/>
       <w:r>
         <w:br w:type="page"/>
       </w:r>
@@ -5766,6 +7249,7 @@
       <w:pPr>
         <w:pStyle w:val="Nagwek2"/>
       </w:pPr>
+      <w:bookmarkStart w:id="7" w:name="_Toc232014356"/>
       <w:r>
         <w:lastRenderedPageBreak/>
         <w:t>Model przypadków użycia</w:t>
@@ -5776,7 +7260,7 @@
       <w:pPr>
         <w:pStyle w:val="Nagwek3"/>
       </w:pPr>
-      <w:bookmarkStart w:id="8" w:name="_Toc224203103"/>
+      <w:bookmarkStart w:id="8" w:name="_Toc232014357"/>
       <w:r>
         <w:t>Odkrywanie przypadków użycia</w:t>
       </w:r>
@@ -5794,7 +7278,7 @@
       <w:pPr>
         <w:pStyle w:val="Nagwek3"/>
       </w:pPr>
-      <w:bookmarkStart w:id="9" w:name="_Toc224203104"/>
+      <w:bookmarkStart w:id="9" w:name="_Toc232014358"/>
       <w:r>
         <w:t>Diagram przypadków użycia</w:t>
       </w:r>
@@ -5888,27 +7372,14 @@
       <w:r>
         <w:t xml:space="preserve">Rysunek </w:t>
       </w:r>
-      <w:r>
-        <w:fldChar w:fldCharType="begin"/>
-      </w:r>
-      <w:r>
-        <w:instrText xml:space="preserve"> SEQ Rysunek \* ARABIC </w:instrText>
-      </w:r>
-      <w:r>
-        <w:fldChar w:fldCharType="separate"/>
-      </w:r>
-      <w:r>
-        <w:rPr>
-          <w:noProof/>
-        </w:rPr>
-        <w:t>4</w:t>
-      </w:r>
-      <w:r>
-        <w:rPr>
-          <w:noProof/>
-        </w:rPr>
-        <w:fldChar w:fldCharType="end"/>
-      </w:r>
+      <w:fldSimple w:instr=" SEQ Rysunek \* ARABIC ">
+        <w:r>
+          <w:rPr>
+            <w:noProof/>
+          </w:rPr>
+          <w:t>4</w:t>
+        </w:r>
+      </w:fldSimple>
       <w:r>
         <w:t>. Diagram przypadków użycia - organizowanie wydarzeń parafialnych</w:t>
       </w:r>
@@ -5984,27 +7455,14 @@
       <w:r>
         <w:t xml:space="preserve">Rysunek </w:t>
       </w:r>
-      <w:r>
-        <w:fldChar w:fldCharType="begin"/>
-      </w:r>
-      <w:r>
-        <w:instrText xml:space="preserve"> SEQ Rysunek \* ARABIC </w:instrText>
-      </w:r>
-      <w:r>
-        <w:fldChar w:fldCharType="separate"/>
-      </w:r>
-      <w:r>
-        <w:rPr>
-          <w:noProof/>
-        </w:rPr>
-        <w:t>5</w:t>
-      </w:r>
-      <w:r>
-        <w:rPr>
-          <w:noProof/>
-        </w:rPr>
-        <w:fldChar w:fldCharType="end"/>
-      </w:r>
+      <w:fldSimple w:instr=" SEQ Rysunek \* ARABIC ">
+        <w:r>
+          <w:rPr>
+            <w:noProof/>
+          </w:rPr>
+          <w:t>5</w:t>
+        </w:r>
+      </w:fldSimple>
       <w:r>
         <w:t xml:space="preserve">. </w:t>
       </w:r>
@@ -6102,34 +7560,20 @@
       <w:r>
         <w:t xml:space="preserve">Rysunek </w:t>
       </w:r>
-      <w:r>
-        <w:fldChar w:fldCharType="begin"/>
-      </w:r>
-      <w:r>
-        <w:instrText xml:space="preserve"> SEQ Rysunek \* ARABIC </w:instrText>
-      </w:r>
-      <w:r>
-        <w:fldChar w:fldCharType="separate"/>
-      </w:r>
-      <w:r>
-        <w:rPr>
-          <w:noProof/>
-        </w:rPr>
-        <w:t>6</w:t>
-      </w:r>
-      <w:r>
-        <w:rPr>
-          <w:noProof/>
-        </w:rPr>
-        <w:fldChar w:fldCharType="end"/>
-      </w:r>
+      <w:fldSimple w:instr=" SEQ Rysunek \* ARABIC ">
+        <w:r>
+          <w:rPr>
+            <w:noProof/>
+          </w:rPr>
+          <w:t>6</w:t>
+        </w:r>
+      </w:fldSimple>
       <w:r>
         <w:t xml:space="preserve">. </w:t>
       </w:r>
       <w:r>
         <w:t>Diagram przypadków użycia – zarządzanie parafianami</w:t>
       </w:r>
-      <w:bookmarkStart w:id="10" w:name="_Toc224203105"/>
     </w:p>
     <w:p>
       <w:pPr>
@@ -6221,27 +7665,14 @@
       <w:r>
         <w:t xml:space="preserve">Rysunek </w:t>
       </w:r>
-      <w:r>
-        <w:fldChar w:fldCharType="begin"/>
-      </w:r>
-      <w:r>
-        <w:instrText xml:space="preserve"> SEQ Rysunek \* ARABIC </w:instrText>
-      </w:r>
-      <w:r>
-        <w:fldChar w:fldCharType="separate"/>
-      </w:r>
-      <w:r>
-        <w:rPr>
-          <w:noProof/>
-        </w:rPr>
-        <w:t>7</w:t>
-      </w:r>
-      <w:r>
-        <w:rPr>
-          <w:noProof/>
-        </w:rPr>
-        <w:fldChar w:fldCharType="end"/>
-      </w:r>
+      <w:fldSimple w:instr=" SEQ Rysunek \* ARABIC ">
+        <w:r>
+          <w:rPr>
+            <w:noProof/>
+          </w:rPr>
+          <w:t>7</w:t>
+        </w:r>
+      </w:fldSimple>
       <w:r>
         <w:t xml:space="preserve"> </w:t>
       </w:r>
@@ -6334,27 +7765,14 @@
       <w:r>
         <w:t xml:space="preserve">Rysunek </w:t>
       </w:r>
-      <w:r>
-        <w:fldChar w:fldCharType="begin"/>
-      </w:r>
-      <w:r>
-        <w:instrText xml:space="preserve"> SEQ Rysunek \* ARABIC </w:instrText>
-      </w:r>
-      <w:r>
-        <w:fldChar w:fldCharType="separate"/>
-      </w:r>
-      <w:r>
-        <w:rPr>
-          <w:noProof/>
-        </w:rPr>
-        <w:t>8</w:t>
-      </w:r>
-      <w:r>
-        <w:rPr>
-          <w:noProof/>
-        </w:rPr>
-        <w:fldChar w:fldCharType="end"/>
-      </w:r>
+      <w:fldSimple w:instr=" SEQ Rysunek \* ARABIC ">
+        <w:r>
+          <w:rPr>
+            <w:noProof/>
+          </w:rPr>
+          <w:t>8</w:t>
+        </w:r>
+      </w:fldSimple>
       <w:r>
         <w:t xml:space="preserve"> Diagram przypadków użycia - zarządzanie wspólnotą parafialną</w:t>
       </w:r>
@@ -6446,27 +7864,14 @@
       <w:r>
         <w:t xml:space="preserve">Rysunek </w:t>
       </w:r>
-      <w:r>
-        <w:fldChar w:fldCharType="begin"/>
-      </w:r>
-      <w:r>
-        <w:instrText xml:space="preserve"> SEQ Rysunek \* ARABIC </w:instrText>
-      </w:r>
-      <w:r>
-        <w:fldChar w:fldCharType="separate"/>
-      </w:r>
-      <w:r>
-        <w:rPr>
-          <w:noProof/>
-        </w:rPr>
-        <w:t>9</w:t>
-      </w:r>
-      <w:r>
-        <w:rPr>
-          <w:noProof/>
-        </w:rPr>
-        <w:fldChar w:fldCharType="end"/>
-      </w:r>
+      <w:fldSimple w:instr=" SEQ Rysunek \* ARABIC ">
+        <w:r>
+          <w:rPr>
+            <w:noProof/>
+          </w:rPr>
+          <w:t>9</w:t>
+        </w:r>
+      </w:fldSimple>
       <w:r>
         <w:t xml:space="preserve"> </w:t>
       </w:r>
@@ -6498,6 +7903,7 @@
       <w:pPr>
         <w:pStyle w:val="Nagwek3"/>
       </w:pPr>
+      <w:bookmarkStart w:id="10" w:name="_Toc232014359"/>
       <w:r>
         <w:lastRenderedPageBreak/>
         <w:t>Opis przypadków użycia</w:t>
@@ -7502,7 +8908,6 @@
           <w:szCs w:val="32"/>
         </w:rPr>
       </w:pPr>
-      <w:bookmarkStart w:id="11" w:name="_Toc224203106"/>
       <w:r>
         <w:br w:type="page"/>
       </w:r>
@@ -7511,41 +8916,1387 @@
       <w:pPr>
         <w:pStyle w:val="Nagwek1"/>
       </w:pPr>
+      <w:bookmarkStart w:id="11" w:name="_Toc232014360"/>
       <w:r>
         <w:lastRenderedPageBreak/>
         <w:t>Projekt</w:t>
       </w:r>
       <w:bookmarkEnd w:id="11"/>
     </w:p>
-    <w:p/>
     <w:p>
       <w:pPr>
         <w:pStyle w:val="Nagwek1"/>
       </w:pPr>
-      <w:bookmarkStart w:id="12" w:name="_Toc224203107"/>
+      <w:bookmarkStart w:id="12" w:name="_Toc232014361"/>
       <w:r>
         <w:t>Implementacja</w:t>
       </w:r>
       <w:bookmarkEnd w:id="12"/>
     </w:p>
-    <w:p/>
+    <w:p>
+      <w:r>
+        <w:t xml:space="preserve">System </w:t>
+      </w:r>
+      <w:proofErr w:type="spellStart"/>
+      <w:r>
+        <w:t>eParafia</w:t>
+      </w:r>
+      <w:proofErr w:type="spellEnd"/>
+      <w:r>
+        <w:t xml:space="preserve"> został zrealizowany jako aplikacja </w:t>
+      </w:r>
+      <w:proofErr w:type="spellStart"/>
+      <w:r>
+        <w:t>backendowa</w:t>
+      </w:r>
+      <w:proofErr w:type="spellEnd"/>
+      <w:r>
+        <w:t xml:space="preserve"> w języku Java 21 z wykorzystaniem </w:t>
+      </w:r>
+      <w:proofErr w:type="spellStart"/>
+      <w:r>
+        <w:t>frameworka</w:t>
+      </w:r>
+      <w:proofErr w:type="spellEnd"/>
+      <w:r>
+        <w:t xml:space="preserve"> Spring </w:t>
+      </w:r>
+      <w:proofErr w:type="spellStart"/>
+      <w:r>
+        <w:t>Boot</w:t>
+      </w:r>
+      <w:proofErr w:type="spellEnd"/>
+      <w:r>
+        <w:t xml:space="preserve"> 4.0.6. </w:t>
+      </w:r>
+      <w:proofErr w:type="spellStart"/>
+      <w:r>
+        <w:t>Persystencja</w:t>
+      </w:r>
+      <w:proofErr w:type="spellEnd"/>
+      <w:r>
+        <w:t xml:space="preserve"> danych oparta jest na Spring Data JPA z implementacją </w:t>
+      </w:r>
+      <w:proofErr w:type="spellStart"/>
+      <w:r>
+        <w:t>Hibernate</w:t>
+      </w:r>
+      <w:proofErr w:type="spellEnd"/>
+      <w:r>
+        <w:t xml:space="preserve"> 7 oraz bazą danych H2 w trybie plikowym (</w:t>
+      </w:r>
+      <w:proofErr w:type="gramStart"/>
+      <w:r>
+        <w:t>plik .</w:t>
+      </w:r>
+      <w:proofErr w:type="gramEnd"/>
+      <w:r>
+        <w:t>/data/</w:t>
+      </w:r>
+      <w:proofErr w:type="spellStart"/>
+      <w:r>
+        <w:t>eparish</w:t>
+      </w:r>
+      <w:proofErr w:type="spellEnd"/>
+      <w:r>
+        <w:t xml:space="preserve">). Do generowania kodu szablonowego encji i serwisów użyto biblioteki Lombok. Projekt jest budowany narzędziem </w:t>
+      </w:r>
+      <w:proofErr w:type="spellStart"/>
+      <w:r>
+        <w:t>Gradle</w:t>
+      </w:r>
+      <w:proofErr w:type="spellEnd"/>
+      <w:r>
+        <w:t xml:space="preserve"> (</w:t>
+      </w:r>
+      <w:proofErr w:type="spellStart"/>
+      <w:r>
+        <w:t>wrapper</w:t>
+      </w:r>
+      <w:proofErr w:type="spellEnd"/>
+      <w:r>
+        <w:t xml:space="preserve"> 9.4). Dokumentacja interaktywna API udostępniana jest przez bibliotekę </w:t>
+      </w:r>
+      <w:proofErr w:type="spellStart"/>
+      <w:r>
+        <w:t>springdoc-openapi</w:t>
+      </w:r>
+      <w:proofErr w:type="spellEnd"/>
+      <w:r>
+        <w:t xml:space="preserve"> 2.8.9 pod adresem /</w:t>
+      </w:r>
+      <w:proofErr w:type="spellStart"/>
+      <w:r>
+        <w:t>swagger-ui</w:t>
+      </w:r>
+      <w:proofErr w:type="spellEnd"/>
+      <w:r>
+        <w:t xml:space="preserve">/index.html. </w:t>
+      </w:r>
+      <w:proofErr w:type="spellStart"/>
+      <w:r>
+        <w:t>Serializacja</w:t>
+      </w:r>
+      <w:proofErr w:type="spellEnd"/>
+      <w:r>
+        <w:t xml:space="preserve"> JSON realizowana jest przez Jackson 3 (pakiet </w:t>
+      </w:r>
+      <w:proofErr w:type="spellStart"/>
+      <w:proofErr w:type="gramStart"/>
+      <w:r>
+        <w:t>tools.jackson</w:t>
+      </w:r>
+      <w:proofErr w:type="spellEnd"/>
+      <w:proofErr w:type="gramEnd"/>
+      <w:r>
+        <w:t>).</w:t>
+      </w:r>
+    </w:p>
+    <w:p>
+      <w:pPr>
+        <w:pStyle w:val="Nagwek2"/>
+      </w:pPr>
+      <w:bookmarkStart w:id="13" w:name="_Toc232014362"/>
+      <w:r>
+        <w:t>Architektura aplikacji</w:t>
+      </w:r>
+      <w:bookmarkEnd w:id="13"/>
+    </w:p>
+    <w:p>
+      <w:r>
+        <w:t xml:space="preserve">Projekt stosuje podejście </w:t>
+      </w:r>
+      <w:proofErr w:type="spellStart"/>
+      <w:r>
+        <w:t>Domain-Driven</w:t>
+      </w:r>
+      <w:proofErr w:type="spellEnd"/>
+      <w:r>
+        <w:t xml:space="preserve"> Design (DDD) z czystym podziałem na cztery warstwy. Kontrolery (pakiet </w:t>
+      </w:r>
+      <w:proofErr w:type="spellStart"/>
+      <w:r>
+        <w:t>api</w:t>
+      </w:r>
+      <w:proofErr w:type="spellEnd"/>
+      <w:r>
+        <w:t>) pełnią wyłącznie rolę mapowania żądań HTTP na obiekty poleceń (</w:t>
+      </w:r>
+      <w:proofErr w:type="spellStart"/>
+      <w:r>
+        <w:t>Command</w:t>
+      </w:r>
+      <w:proofErr w:type="spellEnd"/>
+      <w:r>
+        <w:t xml:space="preserve"> </w:t>
+      </w:r>
+      <w:proofErr w:type="spellStart"/>
+      <w:r>
+        <w:t>Records</w:t>
+      </w:r>
+      <w:proofErr w:type="spellEnd"/>
+      <w:r>
+        <w:t xml:space="preserve">) i odpowiedzi JSON – nie zawierają żadnej logiki biznesowej. Serwisy (pakiet </w:t>
+      </w:r>
+      <w:proofErr w:type="spellStart"/>
+      <w:r>
+        <w:t>application</w:t>
+      </w:r>
+      <w:proofErr w:type="spellEnd"/>
+      <w:r>
+        <w:t xml:space="preserve">) realizują przypadki użycia, walidują dane wejściowe, obsługują wyjątki i orkiestrują operacje na fabrykach i repozytoriach. Fabryki (pakiet </w:t>
+      </w:r>
+      <w:proofErr w:type="spellStart"/>
+      <w:r>
+        <w:t>application</w:t>
+      </w:r>
+      <w:proofErr w:type="spellEnd"/>
+      <w:r>
+        <w:t xml:space="preserve">) odpowiadają za tworzenie nowych obiektów domenowych, oddzielając logikę konstrukcji od logiki serwisowej. Repozytoria (pakiet </w:t>
+      </w:r>
+      <w:proofErr w:type="spellStart"/>
+      <w:r>
+        <w:t>domain</w:t>
+      </w:r>
+      <w:proofErr w:type="spellEnd"/>
+      <w:r>
+        <w:t xml:space="preserve">) są interfejsami Spring Data JPA zapewniającymi </w:t>
+      </w:r>
+      <w:proofErr w:type="spellStart"/>
+      <w:r>
+        <w:t>persystencję</w:t>
+      </w:r>
+      <w:proofErr w:type="spellEnd"/>
+      <w:r>
+        <w:t xml:space="preserve"> encji poprzez </w:t>
+      </w:r>
+      <w:proofErr w:type="spellStart"/>
+      <w:r>
+        <w:t>Hibernate</w:t>
+      </w:r>
+      <w:proofErr w:type="spellEnd"/>
+      <w:r>
+        <w:t>.</w:t>
+      </w:r>
+    </w:p>
+    <w:p>
+      <w:pPr>
+        <w:pStyle w:val="Nagwek2"/>
+      </w:pPr>
+      <w:bookmarkStart w:id="14" w:name="_Toc232014363"/>
+      <w:r>
+        <w:t>Konteksty domenowe</w:t>
+      </w:r>
+      <w:bookmarkEnd w:id="14"/>
+    </w:p>
+    <w:p>
+      <w:r>
+        <w:t>Aplikacja podzielona jest na sześć oddzielnych kontekstów (</w:t>
+      </w:r>
+      <w:proofErr w:type="spellStart"/>
+      <w:r>
+        <w:t>bounded</w:t>
+      </w:r>
+      <w:proofErr w:type="spellEnd"/>
+      <w:r>
+        <w:t xml:space="preserve"> </w:t>
+      </w:r>
+      <w:proofErr w:type="spellStart"/>
+      <w:r>
+        <w:t>contexts</w:t>
+      </w:r>
+      <w:proofErr w:type="spellEnd"/>
+      <w:r>
+        <w:t xml:space="preserve">), z których każdy stanowi osobny pakiet Java zawierający własne encje JPA, repozytoria, fabrykę i serwis aplikacyjny. Kontekst </w:t>
+      </w:r>
+      <w:proofErr w:type="spellStart"/>
+      <w:r>
+        <w:t>eventcoordination</w:t>
+      </w:r>
+      <w:proofErr w:type="spellEnd"/>
+      <w:r>
+        <w:t xml:space="preserve"> (</w:t>
+      </w:r>
+      <w:proofErr w:type="spellStart"/>
+      <w:r>
+        <w:t>EventCoordinationService</w:t>
+      </w:r>
+      <w:proofErr w:type="spellEnd"/>
+      <w:r>
+        <w:t xml:space="preserve">, </w:t>
+      </w:r>
+      <w:proofErr w:type="spellStart"/>
+      <w:r>
+        <w:t>EventFactory</w:t>
+      </w:r>
+      <w:proofErr w:type="spellEnd"/>
+      <w:r>
+        <w:t xml:space="preserve">) obsługuje zarządzanie wydarzeniami parafialnymi, harmonogramami, intencjami, ogłoszeniami, ofiarami, uczestnikami i organizatorami. Kontekst </w:t>
+      </w:r>
+      <w:proofErr w:type="spellStart"/>
+      <w:r>
+        <w:t>parishinformation</w:t>
+      </w:r>
+      <w:proofErr w:type="spellEnd"/>
+      <w:r>
+        <w:t xml:space="preserve"> (</w:t>
+      </w:r>
+      <w:proofErr w:type="spellStart"/>
+      <w:r>
+        <w:t>ParishInformationService</w:t>
+      </w:r>
+      <w:proofErr w:type="spellEnd"/>
+      <w:r>
+        <w:t xml:space="preserve">, </w:t>
+      </w:r>
+      <w:proofErr w:type="spellStart"/>
+      <w:r>
+        <w:t>ParishInfoFactory</w:t>
+      </w:r>
+      <w:proofErr w:type="spellEnd"/>
+      <w:r>
+        <w:t xml:space="preserve">) zarządza strukturą parafii, diecezjami, miejscowościami, kartotekami parafian i dokumentami. Kontekst </w:t>
+      </w:r>
+      <w:proofErr w:type="spellStart"/>
+      <w:r>
+        <w:t>pastoralcare</w:t>
+      </w:r>
+      <w:proofErr w:type="spellEnd"/>
+      <w:r>
+        <w:t xml:space="preserve"> (</w:t>
+      </w:r>
+      <w:proofErr w:type="spellStart"/>
+      <w:r>
+        <w:t>PastoralCareService</w:t>
+      </w:r>
+      <w:proofErr w:type="spellEnd"/>
+      <w:r>
+        <w:t xml:space="preserve">, </w:t>
+      </w:r>
+      <w:proofErr w:type="spellStart"/>
+      <w:r>
+        <w:t>PastoralCareFactory</w:t>
+      </w:r>
+      <w:proofErr w:type="spellEnd"/>
+      <w:r>
+        <w:t xml:space="preserve">) realizuje duszpasterstwo wiernych: zarządzanie parafianami, rodzinami i adresami rodzin. Kontekst </w:t>
+      </w:r>
+      <w:proofErr w:type="spellStart"/>
+      <w:r>
+        <w:t>parishgroups</w:t>
+      </w:r>
+      <w:proofErr w:type="spellEnd"/>
+      <w:r>
+        <w:t xml:space="preserve"> (</w:t>
+      </w:r>
+      <w:proofErr w:type="spellStart"/>
+      <w:r>
+        <w:t>ParishGroupService</w:t>
+      </w:r>
+      <w:proofErr w:type="spellEnd"/>
+      <w:r>
+        <w:t xml:space="preserve">, </w:t>
+      </w:r>
+      <w:proofErr w:type="spellStart"/>
+      <w:r>
+        <w:t>ParishGroupFactory</w:t>
+      </w:r>
+      <w:proofErr w:type="spellEnd"/>
+      <w:r>
+        <w:t xml:space="preserve">) obsługuje grupy parafialne i członkostwa. Kontekst </w:t>
+      </w:r>
+      <w:proofErr w:type="spellStart"/>
+      <w:r>
+        <w:t>staffmanagement</w:t>
+      </w:r>
+      <w:proofErr w:type="spellEnd"/>
+      <w:r>
+        <w:t xml:space="preserve"> (</w:t>
+      </w:r>
+      <w:proofErr w:type="spellStart"/>
+      <w:r>
+        <w:t>ParishOperationsService</w:t>
+      </w:r>
+      <w:proofErr w:type="spellEnd"/>
+      <w:r>
+        <w:t xml:space="preserve">, </w:t>
+      </w:r>
+      <w:proofErr w:type="spellStart"/>
+      <w:r>
+        <w:t>StaffFactory</w:t>
+      </w:r>
+      <w:proofErr w:type="spellEnd"/>
+      <w:r>
+        <w:t xml:space="preserve">) zarządza personelem parafii, stanowiskami i obowiązkami. Kontekst </w:t>
+      </w:r>
+      <w:proofErr w:type="spellStart"/>
+      <w:r>
+        <w:t>sacramentalministry</w:t>
+      </w:r>
+      <w:proofErr w:type="spellEnd"/>
+      <w:r>
+        <w:t xml:space="preserve"> (</w:t>
+      </w:r>
+      <w:proofErr w:type="spellStart"/>
+      <w:r>
+        <w:t>SacramentalMinistryService</w:t>
+      </w:r>
+      <w:proofErr w:type="spellEnd"/>
+      <w:r>
+        <w:t xml:space="preserve">, </w:t>
+      </w:r>
+      <w:proofErr w:type="spellStart"/>
+      <w:r>
+        <w:t>SacramentalMinistryFactory</w:t>
+      </w:r>
+      <w:proofErr w:type="spellEnd"/>
+      <w:r>
+        <w:t>) rejestruje sakramenty i ich udzielanie parafianom przez kapłanów.</w:t>
+      </w:r>
+    </w:p>
+    <w:p>
+      <w:pPr>
+        <w:pStyle w:val="Nagwek2"/>
+      </w:pPr>
+      <w:bookmarkStart w:id="15" w:name="_Toc232014364"/>
+      <w:r>
+        <w:t xml:space="preserve">Encje JPA i </w:t>
+      </w:r>
+      <w:proofErr w:type="spellStart"/>
+      <w:r>
+        <w:t>persystencja</w:t>
+      </w:r>
+      <w:proofErr w:type="spellEnd"/>
+      <w:r>
+        <w:t xml:space="preserve"> danych</w:t>
+      </w:r>
+      <w:bookmarkEnd w:id="15"/>
+    </w:p>
+    <w:p>
+      <w:r>
+        <w:t xml:space="preserve">Model danych obejmuje 24 encje JPA, spełniając wymaganie projektowe 20 encji z nadwyżką. Encje zmapowane są na tabele relacyjnej bazy H2 poprzez adnotacje JPA: @Entity, @Table, @Column, @ManyToOne, @OneToOne oraz @OneToMany. Schemat bazy jest tworzony i aktualizowany automatycznie przez </w:t>
+      </w:r>
+      <w:proofErr w:type="spellStart"/>
+      <w:r>
+        <w:t>Hibernate</w:t>
+      </w:r>
+      <w:proofErr w:type="spellEnd"/>
+      <w:r>
+        <w:t xml:space="preserve"> (</w:t>
+      </w:r>
+      <w:proofErr w:type="spellStart"/>
+      <w:r>
+        <w:t>ddl</w:t>
+      </w:r>
+      <w:proofErr w:type="spellEnd"/>
+      <w:r>
+        <w:t xml:space="preserve">-auto=update). Kod szablonowy encji (gettery, </w:t>
+      </w:r>
+      <w:proofErr w:type="spellStart"/>
+      <w:r>
+        <w:t>settery</w:t>
+      </w:r>
+      <w:proofErr w:type="spellEnd"/>
+      <w:r>
+        <w:t xml:space="preserve">, </w:t>
+      </w:r>
+      <w:proofErr w:type="spellStart"/>
+      <w:r>
+        <w:t>konstruktory</w:t>
+      </w:r>
+      <w:proofErr w:type="spellEnd"/>
+      <w:r>
+        <w:t>) generowany jest przez bibliotekę Lombok z adnotacją @Data. Baza H2 pracuje w trybie plikowym (jdbc:h</w:t>
+      </w:r>
+      <w:proofErr w:type="gramStart"/>
+      <w:r>
+        <w:t>2:file:./</w:t>
+      </w:r>
+      <w:proofErr w:type="gramEnd"/>
+      <w:r>
+        <w:t>data/</w:t>
+      </w:r>
+      <w:proofErr w:type="spellStart"/>
+      <w:r>
+        <w:t>eparish</w:t>
+      </w:r>
+      <w:proofErr w:type="spellEnd"/>
+      <w:r>
+        <w:t xml:space="preserve">), co zapewnia trwałość danych </w:t>
+      </w:r>
+      <w:r>
+        <w:lastRenderedPageBreak/>
+        <w:t>między uruchomieniami aplikacji. Konsola zarządzania H2 dostępna jest pod adresem http://localhost:8080/h2-console.</w:t>
+      </w:r>
+    </w:p>
+    <w:p>
+      <w:r>
+        <w:t xml:space="preserve">Przy każdym starcie aplikacji plik </w:t>
+      </w:r>
+      <w:proofErr w:type="spellStart"/>
+      <w:r>
+        <w:t>data.sql</w:t>
+      </w:r>
+      <w:proofErr w:type="spellEnd"/>
+      <w:r>
+        <w:t xml:space="preserve"> (</w:t>
+      </w:r>
+      <w:proofErr w:type="spellStart"/>
+      <w:proofErr w:type="gramStart"/>
+      <w:r>
+        <w:t>spring.sql.init</w:t>
+      </w:r>
+      <w:proofErr w:type="gramEnd"/>
+      <w:r>
+        <w:t>.mode</w:t>
+      </w:r>
+      <w:proofErr w:type="spellEnd"/>
+      <w:r>
+        <w:t>=</w:t>
+      </w:r>
+      <w:proofErr w:type="spellStart"/>
+      <w:r>
+        <w:t>always</w:t>
+      </w:r>
+      <w:proofErr w:type="spellEnd"/>
+      <w:r>
+        <w:t xml:space="preserve">) ładuje dane startowe: diecezję, miejscowość, parafię, personel (2 księży, pracownika), dwa wydarzenia z harmonogramem, intencje, ogłoszenia, ofiary, uczestników, organizatorów, sześć grup parafialnych, siedem sakramentów (Chrzest, Bierzmowanie, Eucharystia, Pokuta, Namaszczenie, Kapłaństwo, Małżeństwo), trzy rodziny z adresami, trzech parafian z kartotekami i dokumentami oraz przykłady udzielania sakramentów. Flaga </w:t>
+      </w:r>
+      <w:proofErr w:type="spellStart"/>
+      <w:proofErr w:type="gramStart"/>
+      <w:r>
+        <w:t>spring.sql.init</w:t>
+      </w:r>
+      <w:proofErr w:type="gramEnd"/>
+      <w:r>
+        <w:t>.continue</w:t>
+      </w:r>
+      <w:proofErr w:type="spellEnd"/>
+      <w:r>
+        <w:t>-on-error=</w:t>
+      </w:r>
+      <w:proofErr w:type="spellStart"/>
+      <w:r>
+        <w:t>true</w:t>
+      </w:r>
+      <w:proofErr w:type="spellEnd"/>
+      <w:r>
+        <w:t xml:space="preserve"> umożliwia ponowny start aplikacji bez błędów, gdy dane startowe już istnieją w bazie.</w:t>
+      </w:r>
+    </w:p>
+    <w:p>
+      <w:pPr>
+        <w:pStyle w:val="Nagwek2"/>
+      </w:pPr>
+      <w:bookmarkStart w:id="16" w:name="_Toc232014365"/>
+      <w:r>
+        <w:t>Agregaty domenowe</w:t>
+      </w:r>
+      <w:bookmarkEnd w:id="16"/>
+    </w:p>
+    <w:p>
+      <w:r>
+        <w:t xml:space="preserve">W architekturze DDD zaimplementowano trzy agregaty domenowe, które grupują powiązane encje i udostępniają metody logiki domenowej. Agregat </w:t>
+      </w:r>
+      <w:proofErr w:type="spellStart"/>
+      <w:r>
+        <w:t>EventAggregate</w:t>
+      </w:r>
+      <w:proofErr w:type="spellEnd"/>
+      <w:r>
+        <w:t xml:space="preserve"> (złożony) ma jako korzeń encję </w:t>
+      </w:r>
+      <w:proofErr w:type="spellStart"/>
+      <w:r>
+        <w:t>ParishEvent</w:t>
+      </w:r>
+      <w:proofErr w:type="spellEnd"/>
+      <w:r>
+        <w:t xml:space="preserve"> i łączy z nią encje: </w:t>
+      </w:r>
+      <w:proofErr w:type="spellStart"/>
+      <w:r>
+        <w:t>Intention</w:t>
+      </w:r>
+      <w:proofErr w:type="spellEnd"/>
+      <w:r>
+        <w:t xml:space="preserve">, </w:t>
+      </w:r>
+      <w:proofErr w:type="spellStart"/>
+      <w:r>
+        <w:t>Announcement</w:t>
+      </w:r>
+      <w:proofErr w:type="spellEnd"/>
+      <w:r>
+        <w:t xml:space="preserve">, </w:t>
+      </w:r>
+      <w:proofErr w:type="spellStart"/>
+      <w:r>
+        <w:t>Offering</w:t>
+      </w:r>
+      <w:proofErr w:type="spellEnd"/>
+      <w:r>
+        <w:t xml:space="preserve">, </w:t>
+      </w:r>
+      <w:proofErr w:type="spellStart"/>
+      <w:r>
+        <w:t>Participant</w:t>
+      </w:r>
+      <w:proofErr w:type="spellEnd"/>
+      <w:r>
+        <w:t xml:space="preserve"> i </w:t>
+      </w:r>
+      <w:proofErr w:type="spellStart"/>
+      <w:r>
+        <w:t>Organizer</w:t>
+      </w:r>
+      <w:proofErr w:type="spellEnd"/>
+      <w:r>
+        <w:t xml:space="preserve">. Udostępnia metody domenowe: </w:t>
+      </w:r>
+      <w:proofErr w:type="spellStart"/>
+      <w:proofErr w:type="gramStart"/>
+      <w:r>
+        <w:t>totalOfferings</w:t>
+      </w:r>
+      <w:proofErr w:type="spellEnd"/>
+      <w:r>
+        <w:t>(</w:t>
+      </w:r>
+      <w:proofErr w:type="gramEnd"/>
+      <w:r>
+        <w:t xml:space="preserve">) obliczającą sumę zebranych ofiar, </w:t>
+      </w:r>
+      <w:proofErr w:type="spellStart"/>
+      <w:proofErr w:type="gramStart"/>
+      <w:r>
+        <w:t>realizedIntentionCount</w:t>
+      </w:r>
+      <w:proofErr w:type="spellEnd"/>
+      <w:r>
+        <w:t>(</w:t>
+      </w:r>
+      <w:proofErr w:type="gramEnd"/>
+      <w:r>
+        <w:t xml:space="preserve">) i </w:t>
+      </w:r>
+      <w:proofErr w:type="spellStart"/>
+      <w:proofErr w:type="gramStart"/>
+      <w:r>
+        <w:t>plannedIntentionCount</w:t>
+      </w:r>
+      <w:proofErr w:type="spellEnd"/>
+      <w:r>
+        <w:t>(</w:t>
+      </w:r>
+      <w:proofErr w:type="gramEnd"/>
+      <w:r>
+        <w:t xml:space="preserve">) zwracające statystyki intencji, </w:t>
+      </w:r>
+      <w:proofErr w:type="spellStart"/>
+      <w:proofErr w:type="gramStart"/>
+      <w:r>
+        <w:t>totalEngaged</w:t>
+      </w:r>
+      <w:proofErr w:type="spellEnd"/>
+      <w:r>
+        <w:t>(</w:t>
+      </w:r>
+      <w:proofErr w:type="gramEnd"/>
+      <w:r>
+        <w:t xml:space="preserve">) sumującą uczestników i organizatorów, </w:t>
+      </w:r>
+      <w:proofErr w:type="spellStart"/>
+      <w:proofErr w:type="gramStart"/>
+      <w:r>
+        <w:t>announcementCount</w:t>
+      </w:r>
+      <w:proofErr w:type="spellEnd"/>
+      <w:r>
+        <w:t>(</w:t>
+      </w:r>
+      <w:proofErr w:type="gramEnd"/>
+      <w:r>
+        <w:t xml:space="preserve">) zwracającą liczbę ogłoszeń oraz </w:t>
+      </w:r>
+      <w:proofErr w:type="spellStart"/>
+      <w:proofErr w:type="gramStart"/>
+      <w:r>
+        <w:t>isIntentionAlreadyAssigned</w:t>
+      </w:r>
+      <w:proofErr w:type="spellEnd"/>
+      <w:r>
+        <w:t>(</w:t>
+      </w:r>
+      <w:proofErr w:type="gramEnd"/>
+      <w:r>
+        <w:t xml:space="preserve">) sprawdzającą duplikaty intencji. Agregat dostępny jest przez </w:t>
+      </w:r>
+      <w:proofErr w:type="spellStart"/>
+      <w:r>
+        <w:t>endpoint</w:t>
+      </w:r>
+      <w:proofErr w:type="spellEnd"/>
+      <w:r>
+        <w:t xml:space="preserve"> GET /</w:t>
+      </w:r>
+      <w:proofErr w:type="spellStart"/>
+      <w:r>
+        <w:t>api</w:t>
+      </w:r>
+      <w:proofErr w:type="spellEnd"/>
+      <w:r>
+        <w:t>/</w:t>
+      </w:r>
+      <w:proofErr w:type="spellStart"/>
+      <w:r>
+        <w:t>events</w:t>
+      </w:r>
+      <w:proofErr w:type="spellEnd"/>
+      <w:r>
+        <w:t>/{id}/</w:t>
+      </w:r>
+      <w:proofErr w:type="spellStart"/>
+      <w:r>
+        <w:t>aggregate</w:t>
+      </w:r>
+      <w:proofErr w:type="spellEnd"/>
+      <w:r>
+        <w:t>.</w:t>
+      </w:r>
+    </w:p>
+    <w:p>
+      <w:r>
+        <w:t xml:space="preserve">Agregat </w:t>
+      </w:r>
+      <w:proofErr w:type="spellStart"/>
+      <w:r>
+        <w:t>ParishionerAggregate</w:t>
+      </w:r>
+      <w:proofErr w:type="spellEnd"/>
+      <w:r>
+        <w:t xml:space="preserve"> grupuje parafianina (</w:t>
+      </w:r>
+      <w:proofErr w:type="spellStart"/>
+      <w:r>
+        <w:t>Parishioner</w:t>
+      </w:r>
+      <w:proofErr w:type="spellEnd"/>
+      <w:r>
+        <w:t>) z jego kartoteką (</w:t>
+      </w:r>
+      <w:proofErr w:type="spellStart"/>
+      <w:r>
+        <w:t>ParishRecord</w:t>
+      </w:r>
+      <w:proofErr w:type="spellEnd"/>
+      <w:r>
+        <w:t>) i dokumentami (</w:t>
+      </w:r>
+      <w:proofErr w:type="spellStart"/>
+      <w:r>
+        <w:t>Document</w:t>
+      </w:r>
+      <w:proofErr w:type="spellEnd"/>
+      <w:r>
+        <w:t>), zwracając pełny profil wiernego. Dostępny przez GET /</w:t>
+      </w:r>
+      <w:proofErr w:type="spellStart"/>
+      <w:r>
+        <w:t>api</w:t>
+      </w:r>
+      <w:proofErr w:type="spellEnd"/>
+      <w:r>
+        <w:t>/</w:t>
+      </w:r>
+      <w:proofErr w:type="spellStart"/>
+      <w:r>
+        <w:t>parishioners</w:t>
+      </w:r>
+      <w:proofErr w:type="spellEnd"/>
+      <w:r>
+        <w:t>/{id}/</w:t>
+      </w:r>
+      <w:proofErr w:type="spellStart"/>
+      <w:r>
+        <w:t>aggregate</w:t>
+      </w:r>
+      <w:proofErr w:type="spellEnd"/>
+      <w:r>
+        <w:t xml:space="preserve">. Agregat </w:t>
+      </w:r>
+      <w:proofErr w:type="spellStart"/>
+      <w:r>
+        <w:t>ParishGroupAggregate</w:t>
+      </w:r>
+      <w:proofErr w:type="spellEnd"/>
+      <w:r>
+        <w:t xml:space="preserve"> łączy grupę parafialną (</w:t>
+      </w:r>
+      <w:proofErr w:type="spellStart"/>
+      <w:r>
+        <w:t>ParishGroup</w:t>
+      </w:r>
+      <w:proofErr w:type="spellEnd"/>
+      <w:r>
+        <w:t>) z listą jej członkostw (</w:t>
+      </w:r>
+      <w:proofErr w:type="spellStart"/>
+      <w:r>
+        <w:t>Membership</w:t>
+      </w:r>
+      <w:proofErr w:type="spellEnd"/>
+      <w:r>
+        <w:t>). Dostępny przez GET /</w:t>
+      </w:r>
+      <w:proofErr w:type="spellStart"/>
+      <w:r>
+        <w:t>api</w:t>
+      </w:r>
+      <w:proofErr w:type="spellEnd"/>
+      <w:r>
+        <w:t>/</w:t>
+      </w:r>
+      <w:proofErr w:type="spellStart"/>
+      <w:r>
+        <w:t>groups</w:t>
+      </w:r>
+      <w:proofErr w:type="spellEnd"/>
+      <w:r>
+        <w:t>/{id}/</w:t>
+      </w:r>
+      <w:proofErr w:type="spellStart"/>
+      <w:r>
+        <w:t>aggregate</w:t>
+      </w:r>
+      <w:proofErr w:type="spellEnd"/>
+      <w:r>
+        <w:t xml:space="preserve">. Każdy agregat jest </w:t>
+      </w:r>
+      <w:proofErr w:type="spellStart"/>
+      <w:r>
+        <w:t>niemutowalnym</w:t>
+      </w:r>
+      <w:proofErr w:type="spellEnd"/>
+      <w:r>
+        <w:t xml:space="preserve"> obiektem Java (</w:t>
+      </w:r>
+      <w:proofErr w:type="spellStart"/>
+      <w:r>
+        <w:t>final</w:t>
+      </w:r>
+      <w:proofErr w:type="spellEnd"/>
+      <w:r>
+        <w:t xml:space="preserve"> </w:t>
+      </w:r>
+      <w:proofErr w:type="spellStart"/>
+      <w:r>
+        <w:t>class</w:t>
+      </w:r>
+      <w:proofErr w:type="spellEnd"/>
+      <w:r>
+        <w:t>) z kopiami obronnymi list (</w:t>
+      </w:r>
+      <w:proofErr w:type="spellStart"/>
+      <w:r>
+        <w:t>List.copyOf</w:t>
+      </w:r>
+      <w:proofErr w:type="spellEnd"/>
+      <w:r>
+        <w:t>), co chroni spójność stanu agregatu.</w:t>
+      </w:r>
+    </w:p>
+    <w:p>
+      <w:pPr>
+        <w:pStyle w:val="Nagwek2"/>
+      </w:pPr>
+      <w:bookmarkStart w:id="17" w:name="_Toc232014366"/>
+      <w:r>
+        <w:t>Interfejs REST API</w:t>
+      </w:r>
+      <w:bookmarkEnd w:id="17"/>
+    </w:p>
+    <w:p>
+      <w:r>
+        <w:t>Aplikacja udostępnia interfejs REST z prefiksem /</w:t>
+      </w:r>
+      <w:proofErr w:type="spellStart"/>
+      <w:r>
+        <w:t>api</w:t>
+      </w:r>
+      <w:proofErr w:type="spellEnd"/>
+      <w:r>
+        <w:t xml:space="preserve"> obsługiwany przez pięć kontrolerów tematycznych: </w:t>
+      </w:r>
+      <w:proofErr w:type="spellStart"/>
+      <w:r>
+        <w:t>EventCoordinationController</w:t>
+      </w:r>
+      <w:proofErr w:type="spellEnd"/>
+      <w:r>
+        <w:t xml:space="preserve">, </w:t>
+      </w:r>
+      <w:proofErr w:type="spellStart"/>
+      <w:r>
+        <w:t>ParishInformationController</w:t>
+      </w:r>
+      <w:proofErr w:type="spellEnd"/>
+      <w:r>
+        <w:t xml:space="preserve">, </w:t>
+      </w:r>
+      <w:proofErr w:type="spellStart"/>
+      <w:r>
+        <w:t>PastoralCareController</w:t>
+      </w:r>
+      <w:proofErr w:type="spellEnd"/>
+      <w:r>
+        <w:t xml:space="preserve">, </w:t>
+      </w:r>
+      <w:proofErr w:type="spellStart"/>
+      <w:r>
+        <w:t>ParishOperationsController</w:t>
+      </w:r>
+      <w:proofErr w:type="spellEnd"/>
+      <w:r>
+        <w:t xml:space="preserve"> oraz </w:t>
+      </w:r>
+      <w:proofErr w:type="spellStart"/>
+      <w:r>
+        <w:t>SacramentalMinistryController</w:t>
+      </w:r>
+      <w:proofErr w:type="spellEnd"/>
+      <w:r>
+        <w:t xml:space="preserve">. Każdy zasób listowy obsługuje metody HTTP: GET (z opcjonalnym filtrowaniem po parametrach zapytania), POST (tworzenie zasobu, odpowiedź 201 </w:t>
+      </w:r>
+      <w:proofErr w:type="spellStart"/>
+      <w:r>
+        <w:t>Created</w:t>
+      </w:r>
+      <w:proofErr w:type="spellEnd"/>
+      <w:r>
+        <w:t xml:space="preserve">), PATCH (częściowa aktualizacja), PUT (pełna aktualizacja) oraz DELETE (usuwanie, odpowiedź 204 No Content). Łącznie zaimplementowano ponad 20 przypadków użycia realizowanych przez dedykowane </w:t>
+      </w:r>
+      <w:proofErr w:type="spellStart"/>
+      <w:r>
+        <w:t>endpointy</w:t>
+      </w:r>
+      <w:proofErr w:type="spellEnd"/>
+      <w:r>
+        <w:t>.</w:t>
+      </w:r>
+    </w:p>
+    <w:p>
+      <w:r>
+        <w:t xml:space="preserve">Filtrowanie list zaimplementowano w klasie pomocniczej </w:t>
+      </w:r>
+      <w:proofErr w:type="spellStart"/>
+      <w:r>
+        <w:t>ListFilterSupport</w:t>
+      </w:r>
+      <w:proofErr w:type="spellEnd"/>
+      <w:r>
+        <w:t xml:space="preserve">. Metoda </w:t>
+      </w:r>
+      <w:proofErr w:type="spellStart"/>
+      <w:proofErr w:type="gramStart"/>
+      <w:r>
+        <w:t>filter</w:t>
+      </w:r>
+      <w:proofErr w:type="spellEnd"/>
+      <w:r>
+        <w:t>(</w:t>
+      </w:r>
+      <w:proofErr w:type="gramEnd"/>
+      <w:r>
+        <w:t>) przyjmuje listę predykatów zbudowanych z parametrów zapytania (</w:t>
+      </w:r>
+      <w:proofErr w:type="spellStart"/>
+      <w:r>
+        <w:t>query</w:t>
+      </w:r>
+      <w:proofErr w:type="spellEnd"/>
+      <w:r>
+        <w:t xml:space="preserve"> </w:t>
+      </w:r>
+      <w:proofErr w:type="spellStart"/>
+      <w:r>
+        <w:t>params</w:t>
+      </w:r>
+      <w:proofErr w:type="spellEnd"/>
+      <w:r>
+        <w:t>). Predykat tworzony jest tylko dla tych parametrów, które faktycznie zostały przekazane w żądaniu; pominięcie parametru oznacza brak filtrowania po tym kryterium. Wszystkie parametry filtrowania są opcjonalne i można je łączyć w logikę AND. Przykład: GET /</w:t>
+      </w:r>
+      <w:proofErr w:type="spellStart"/>
+      <w:r>
+        <w:t>api</w:t>
+      </w:r>
+      <w:proofErr w:type="spellEnd"/>
+      <w:r>
+        <w:t>/</w:t>
+      </w:r>
+      <w:proofErr w:type="spellStart"/>
+      <w:r>
+        <w:t>announcements?eventId</w:t>
+      </w:r>
+      <w:proofErr w:type="spellEnd"/>
+      <w:r>
+        <w:t>=1 zwraca ogłoszenia wyłącznie dla wydarzenia o id=1, natomiast GET /</w:t>
+      </w:r>
+      <w:proofErr w:type="spellStart"/>
+      <w:r>
+        <w:t>api</w:t>
+      </w:r>
+      <w:proofErr w:type="spellEnd"/>
+      <w:r>
+        <w:t>/</w:t>
+      </w:r>
+      <w:proofErr w:type="spellStart"/>
+      <w:r>
+        <w:t>announcements</w:t>
+      </w:r>
+      <w:proofErr w:type="spellEnd"/>
+      <w:r>
+        <w:t xml:space="preserve"> bez parametrów zwraca pełną listę.</w:t>
+      </w:r>
+    </w:p>
+    <w:p>
+      <w:r>
+        <w:t xml:space="preserve">Częściowe aktualizacje (PATCH) realizowane są przez klasę </w:t>
+      </w:r>
+      <w:proofErr w:type="spellStart"/>
+      <w:r>
+        <w:t>PatchBodySupport</w:t>
+      </w:r>
+      <w:proofErr w:type="spellEnd"/>
+      <w:r>
+        <w:t xml:space="preserve">. Ciało żądania </w:t>
+      </w:r>
+      <w:proofErr w:type="spellStart"/>
+      <w:r>
+        <w:t>deserializowane</w:t>
+      </w:r>
+      <w:proofErr w:type="spellEnd"/>
+      <w:r>
+        <w:t xml:space="preserve"> jest jako Map&lt;String, Object&gt;, co pozwala odróżnić pole pominięte w żądaniu (klucz nieobecny w mapie – nie zmieniaj) od jawnie przekazanego </w:t>
+      </w:r>
+      <w:proofErr w:type="spellStart"/>
+      <w:r>
+        <w:t>null</w:t>
+      </w:r>
+      <w:proofErr w:type="spellEnd"/>
+      <w:r>
+        <w:t xml:space="preserve"> (klucz obecny, wartość </w:t>
+      </w:r>
+      <w:proofErr w:type="spellStart"/>
+      <w:r>
+        <w:lastRenderedPageBreak/>
+        <w:t>null</w:t>
+      </w:r>
+      <w:proofErr w:type="spellEnd"/>
+      <w:r>
+        <w:t xml:space="preserve"> – odepnij relację). To rozróżnienie jest istotne np. przy odpinaniu parafianina od rodziny: PATCH /</w:t>
+      </w:r>
+      <w:proofErr w:type="spellStart"/>
+      <w:r>
+        <w:t>api</w:t>
+      </w:r>
+      <w:proofErr w:type="spellEnd"/>
+      <w:r>
+        <w:t>/</w:t>
+      </w:r>
+      <w:proofErr w:type="spellStart"/>
+      <w:r>
+        <w:t>parishioners</w:t>
+      </w:r>
+      <w:proofErr w:type="spellEnd"/>
+      <w:r>
+        <w:t>/{id} z {"</w:t>
+      </w:r>
+      <w:proofErr w:type="spellStart"/>
+      <w:r>
+        <w:t>familyId</w:t>
+      </w:r>
+      <w:proofErr w:type="spellEnd"/>
+      <w:r>
+        <w:t xml:space="preserve">": </w:t>
+      </w:r>
+      <w:proofErr w:type="spellStart"/>
+      <w:r>
+        <w:t>null</w:t>
+      </w:r>
+      <w:proofErr w:type="spellEnd"/>
+      <w:r>
+        <w:t xml:space="preserve">} odpina parafianina, natomiast brak klucza </w:t>
+      </w:r>
+      <w:proofErr w:type="spellStart"/>
+      <w:r>
+        <w:t>familyId</w:t>
+      </w:r>
+      <w:proofErr w:type="spellEnd"/>
+      <w:r>
+        <w:t xml:space="preserve"> pozostawia przypisanie bez zmian. </w:t>
+      </w:r>
+      <w:proofErr w:type="spellStart"/>
+      <w:r>
+        <w:t>PatchBodySupport</w:t>
+      </w:r>
+      <w:proofErr w:type="spellEnd"/>
+      <w:r>
+        <w:t xml:space="preserve"> korzysta z Jackson 3 (pakiet </w:t>
+      </w:r>
+      <w:proofErr w:type="spellStart"/>
+      <w:proofErr w:type="gramStart"/>
+      <w:r>
+        <w:t>tools.jackson</w:t>
+      </w:r>
+      <w:proofErr w:type="spellEnd"/>
+      <w:proofErr w:type="gramEnd"/>
+      <w:r>
+        <w:t xml:space="preserve">), będącego domyślnym </w:t>
+      </w:r>
+      <w:proofErr w:type="spellStart"/>
+      <w:r>
+        <w:t>serializatorem</w:t>
+      </w:r>
+      <w:proofErr w:type="spellEnd"/>
+      <w:r>
+        <w:t xml:space="preserve"> w Spring </w:t>
+      </w:r>
+      <w:proofErr w:type="spellStart"/>
+      <w:r>
+        <w:t>Boot</w:t>
+      </w:r>
+      <w:proofErr w:type="spellEnd"/>
+      <w:r>
+        <w:t xml:space="preserve"> 4.</w:t>
+      </w:r>
+    </w:p>
+    <w:p>
+      <w:pPr>
+        <w:pStyle w:val="Nagwek2"/>
+      </w:pPr>
+      <w:bookmarkStart w:id="18" w:name="_Toc232014367"/>
+      <w:r>
+        <w:t>Obsługa błędów</w:t>
+      </w:r>
+      <w:bookmarkEnd w:id="18"/>
+    </w:p>
+    <w:p>
+      <w:r>
+        <w:t xml:space="preserve">Obsługa błędów scentralizowana jest w klasie </w:t>
+      </w:r>
+      <w:proofErr w:type="spellStart"/>
+      <w:r>
+        <w:t>ApiExceptionHandler</w:t>
+      </w:r>
+      <w:proofErr w:type="spellEnd"/>
+      <w:r>
+        <w:t xml:space="preserve"> oznaczonej adnotacją @ControllerAdvice. Serwisy rzucają wyjątek </w:t>
+      </w:r>
+      <w:proofErr w:type="spellStart"/>
+      <w:r>
+        <w:t>ResponseStatusException</w:t>
+      </w:r>
+      <w:proofErr w:type="spellEnd"/>
+      <w:r>
+        <w:t xml:space="preserve"> z odpowiednim kodem HTTP: </w:t>
+      </w:r>
+      <w:proofErr w:type="spellStart"/>
+      <w:r>
+        <w:t>HttpStatus.NOT_FOUND</w:t>
+      </w:r>
+      <w:proofErr w:type="spellEnd"/>
+      <w:r>
+        <w:t xml:space="preserve"> (404) gdy zasób nie istnieje w bazie, </w:t>
+      </w:r>
+      <w:proofErr w:type="spellStart"/>
+      <w:r>
+        <w:t>HttpStatus.BAD_REQUEST</w:t>
+      </w:r>
+      <w:proofErr w:type="spellEnd"/>
+      <w:r>
+        <w:t xml:space="preserve"> (400) przy nieprawidłowych danych wejściowych (np. brakujące wymagane pole </w:t>
+      </w:r>
+      <w:proofErr w:type="spellStart"/>
+      <w:r>
+        <w:t>familyId</w:t>
+      </w:r>
+      <w:proofErr w:type="spellEnd"/>
+      <w:r>
+        <w:t xml:space="preserve"> przy adresie rodziny) oraz </w:t>
+      </w:r>
+      <w:proofErr w:type="spellStart"/>
+      <w:r>
+        <w:t>HttpStatus.CONFLICT</w:t>
+      </w:r>
+      <w:proofErr w:type="spellEnd"/>
+      <w:r>
+        <w:t xml:space="preserve"> (409) przy próbie naruszenia unikalności (np. zduplikowany adres rodziny). Handler mapuje te wyjątki na ustrukturyzowane odpowiedzi JSON, ułatwiając diagnostykę po stronie klienta API.</w:t>
+      </w:r>
+    </w:p>
+    <w:p>
+      <w:pPr>
+        <w:pStyle w:val="Nagwek2"/>
+      </w:pPr>
+      <w:bookmarkStart w:id="19" w:name="_Toc232014368"/>
+      <w:r>
+        <w:t>Inicjalizacja i konfiguracja</w:t>
+      </w:r>
+      <w:bookmarkEnd w:id="19"/>
+    </w:p>
+    <w:p>
+      <w:r>
+        <w:t xml:space="preserve">Konfiguracja aplikacji przechowywana jest w pliku </w:t>
+      </w:r>
+      <w:proofErr w:type="spellStart"/>
+      <w:r>
+        <w:t>src</w:t>
+      </w:r>
+      <w:proofErr w:type="spellEnd"/>
+      <w:r>
+        <w:t>/</w:t>
+      </w:r>
+      <w:proofErr w:type="spellStart"/>
+      <w:r>
+        <w:t>main</w:t>
+      </w:r>
+      <w:proofErr w:type="spellEnd"/>
+      <w:r>
+        <w:t>/</w:t>
+      </w:r>
+      <w:proofErr w:type="spellStart"/>
+      <w:r>
+        <w:t>resources</w:t>
+      </w:r>
+      <w:proofErr w:type="spellEnd"/>
+      <w:r>
+        <w:t>/</w:t>
+      </w:r>
+      <w:proofErr w:type="spellStart"/>
+      <w:r>
+        <w:t>application.properties</w:t>
+      </w:r>
+      <w:proofErr w:type="spellEnd"/>
+      <w:r>
+        <w:t>. Baza H2 skonfigurowana jest w trybie plikowym (spring.datasource.url=jdbc:h</w:t>
+      </w:r>
+      <w:proofErr w:type="gramStart"/>
+      <w:r>
+        <w:t>2:file:./</w:t>
+      </w:r>
+      <w:proofErr w:type="gramEnd"/>
+      <w:r>
+        <w:t>data/</w:t>
+      </w:r>
+      <w:proofErr w:type="spellStart"/>
+      <w:r>
+        <w:t>eparish</w:t>
+      </w:r>
+      <w:proofErr w:type="spellEnd"/>
+      <w:r>
+        <w:t xml:space="preserve">), dzięki czemu dane zachowują się między restartami serwera. Opcja </w:t>
+      </w:r>
+      <w:proofErr w:type="spellStart"/>
+      <w:proofErr w:type="gramStart"/>
+      <w:r>
+        <w:t>spring.jpa.defer</w:t>
+      </w:r>
+      <w:proofErr w:type="gramEnd"/>
+      <w:r>
+        <w:t>-datasource-initialization</w:t>
+      </w:r>
+      <w:proofErr w:type="spellEnd"/>
+      <w:r>
+        <w:t>=</w:t>
+      </w:r>
+      <w:proofErr w:type="spellStart"/>
+      <w:r>
+        <w:t>true</w:t>
+      </w:r>
+      <w:proofErr w:type="spellEnd"/>
+      <w:r>
+        <w:t xml:space="preserve"> zapewnia, że schemat jest tworzony przez </w:t>
+      </w:r>
+      <w:proofErr w:type="spellStart"/>
+      <w:r>
+        <w:t>Hibernate</w:t>
+      </w:r>
+      <w:proofErr w:type="spellEnd"/>
+      <w:r>
+        <w:t xml:space="preserve"> zanim zostanie wykonany skrypt </w:t>
+      </w:r>
+      <w:proofErr w:type="spellStart"/>
+      <w:r>
+        <w:t>data.sql</w:t>
+      </w:r>
+      <w:proofErr w:type="spellEnd"/>
+      <w:r>
+        <w:t xml:space="preserve">. Katalog data/ jest wykluczony z repozytorium Git wpisem </w:t>
+      </w:r>
+      <w:proofErr w:type="gramStart"/>
+      <w:r>
+        <w:t>w .</w:t>
+      </w:r>
+      <w:proofErr w:type="spellStart"/>
+      <w:r>
+        <w:t>gitignore</w:t>
+      </w:r>
+      <w:proofErr w:type="spellEnd"/>
+      <w:proofErr w:type="gramEnd"/>
+      <w:r>
+        <w:t xml:space="preserve">, co zapobiega przypadkowemu </w:t>
+      </w:r>
+      <w:proofErr w:type="spellStart"/>
+      <w:r>
+        <w:t>commitowaniu</w:t>
+      </w:r>
+      <w:proofErr w:type="spellEnd"/>
+      <w:r>
+        <w:t xml:space="preserve"> danych testowych. Aby zresetować bazę do stanu startowego wystarczy usunąć katalog data/ i ponownie uruchomić aplikację.</w:t>
+      </w:r>
+    </w:p>
+    <w:p>
+      <w:pPr>
+        <w:pStyle w:val="Nagwek2"/>
+      </w:pPr>
+      <w:bookmarkStart w:id="20" w:name="_Toc232014369"/>
+      <w:r>
+        <w:t>Dokumentacja interaktywna API</w:t>
+      </w:r>
+      <w:bookmarkEnd w:id="20"/>
+    </w:p>
+    <w:p>
+      <w:r>
+        <w:t xml:space="preserve">Interaktywna dokumentacja wszystkich </w:t>
+      </w:r>
+      <w:proofErr w:type="spellStart"/>
+      <w:r>
+        <w:t>endpointów</w:t>
+      </w:r>
+      <w:proofErr w:type="spellEnd"/>
+      <w:r>
+        <w:t xml:space="preserve"> dostępna jest przez </w:t>
+      </w:r>
+      <w:proofErr w:type="spellStart"/>
+      <w:r>
+        <w:t>Swagger</w:t>
+      </w:r>
+      <w:proofErr w:type="spellEnd"/>
+      <w:r>
+        <w:t xml:space="preserve"> UI pod adresem http://localhost:8080/swagger-ui/index.html. Dokumentacja generowana jest automatycznie przez bibliotekę </w:t>
+      </w:r>
+      <w:proofErr w:type="spellStart"/>
+      <w:r>
+        <w:t>springdoc-openapi</w:t>
+      </w:r>
+      <w:proofErr w:type="spellEnd"/>
+      <w:r>
+        <w:t xml:space="preserve"> 2.8.9 na podstawie adnotacji @Operation (opis </w:t>
+      </w:r>
+      <w:proofErr w:type="spellStart"/>
+      <w:r>
+        <w:t>endpointu</w:t>
+      </w:r>
+      <w:proofErr w:type="spellEnd"/>
+      <w:r>
+        <w:t xml:space="preserve">) i @Tag (grupowanie w sekcje tematyczne) umieszczonych w kontrolerach REST. </w:t>
+      </w:r>
+      <w:proofErr w:type="spellStart"/>
+      <w:r>
+        <w:t>Swagger</w:t>
+      </w:r>
+      <w:proofErr w:type="spellEnd"/>
+      <w:r>
+        <w:t xml:space="preserve"> UI umożliwia bezpośrednie testowanie każdego </w:t>
+      </w:r>
+      <w:proofErr w:type="spellStart"/>
+      <w:r>
+        <w:t>endpointu</w:t>
+      </w:r>
+      <w:proofErr w:type="spellEnd"/>
+      <w:r>
+        <w:t xml:space="preserve"> z poziomu przeglądarki bez potrzeby używania zewnętrznych narzędzi. Strona startowa aplikacji (GET /) zawiera listę wszystkich zaimplementowanych przypadków użycia wraz z metodami HTTP i ścieżkami.</w:t>
+      </w:r>
+    </w:p>
     <w:p>
       <w:pPr>
         <w:pStyle w:val="Nagwek1"/>
       </w:pPr>
-      <w:bookmarkStart w:id="13" w:name="_Toc224203108"/>
+      <w:bookmarkStart w:id="21" w:name="_Toc232014370"/>
       <w:r>
         <w:t>Testy</w:t>
       </w:r>
-      <w:bookmarkEnd w:id="13"/>
+      <w:bookmarkEnd w:id="21"/>
     </w:p>
     <w:p>
       <w:pPr>
         <w:pStyle w:val="Nagwek2"/>
       </w:pPr>
+      <w:bookmarkStart w:id="22" w:name="_Toc232014371"/>
       <w:r>
         <w:t>Cel testów</w:t>
       </w:r>
+      <w:bookmarkEnd w:id="22"/>
     </w:p>
     <w:p>
       <w:r>
@@ -7578,7 +10329,11 @@
       </w:r>
       <w:proofErr w:type="spellEnd"/>
       <w:r>
-        <w:t xml:space="preserve">) oraz uruchamiano poprzez narzędzie testowe bazujące na wbudowanej bazie danych H2 (.\gradlew.bat test), wysyłając żądania HTTP do lokalnie uruchomionego </w:t>
+        <w:t xml:space="preserve">) oraz uruchamiano poprzez narzędzie testowe bazujące na </w:t>
+      </w:r>
+      <w:r>
+        <w:lastRenderedPageBreak/>
+        <w:t xml:space="preserve">wbudowanej bazie danych H2 (.\gradlew.bat test), wysyłając żądania HTTP do lokalnie uruchomionego </w:t>
       </w:r>
       <w:proofErr w:type="spellStart"/>
       <w:r>
@@ -7593,9 +10348,11 @@
       <w:pPr>
         <w:pStyle w:val="Nagwek2"/>
       </w:pPr>
+      <w:bookmarkStart w:id="23" w:name="_Toc232014372"/>
       <w:r>
         <w:t>Organizacja testów</w:t>
       </w:r>
+      <w:bookmarkEnd w:id="23"/>
     </w:p>
     <w:p>
       <w:r>
@@ -7825,12 +10582,12 @@
       <w:pPr>
         <w:pStyle w:val="Nagwek2"/>
       </w:pPr>
-      <w:bookmarkStart w:id="14" w:name="_GoBack"/>
-      <w:bookmarkEnd w:id="14"/>
+      <w:bookmarkStart w:id="24" w:name="_Toc232014373"/>
       <w:r>
         <w:lastRenderedPageBreak/>
         <w:t>Przygotowanie danych testowych</w:t>
       </w:r>
+      <w:bookmarkEnd w:id="24"/>
     </w:p>
     <w:p>
       <w:r>
@@ -8580,7 +11337,7 @@
             <v:path o:extrusionok="f" gradientshapeok="t" o:connecttype="rect"/>
             <o:lock v:ext="edit" aspectratio="t"/>
           </v:shapetype>
-          <v:shape id="_x0000_i1028" type="#_x0000_t75" style="width:294pt;height:114pt">
+          <v:shape id="_x0000_i1025" type="#_x0000_t75" style="width:294pt;height:114pt">
             <v:imagedata r:id="rId32" o:title="Zrzut ekranu 2026-06-07 184329"/>
           </v:shape>
         </w:pict>
@@ -8619,6 +11376,7 @@
       <w:pPr>
         <w:pStyle w:val="Nagwek2"/>
       </w:pPr>
+      <w:bookmarkStart w:id="25" w:name="_Toc232014374"/>
       <w:r>
         <w:t>Testy opieki duszpasterskiej i kartotek (</w:t>
       </w:r>
@@ -8638,6 +11396,7 @@
       <w:r>
         <w:t>)</w:t>
       </w:r>
+      <w:bookmarkEnd w:id="25"/>
     </w:p>
     <w:tbl>
       <w:tblPr>
@@ -9649,7 +12408,7 @@
       </w:pPr>
       <w:r>
         <w:pict w14:anchorId="0F12D3E3">
-          <v:shape id="_x0000_i1029" type="#_x0000_t75" style="width:279.6pt;height:173.4pt">
+          <v:shape id="_x0000_i1026" type="#_x0000_t75" style="width:279.75pt;height:173.25pt">
             <v:imagedata r:id="rId33" o:title="prowadzenie kartotek parafian1"/>
           </v:shape>
         </w:pict>
@@ -9671,7 +12430,7 @@
     <w:p>
       <w:r>
         <w:pict w14:anchorId="2B075B4F">
-          <v:shape id="_x0000_i1030" type="#_x0000_t75" style="width:453pt;height:85.8pt">
+          <v:shape id="_x0000_i1027" type="#_x0000_t75" style="width:453pt;height:85.5pt">
             <v:imagedata r:id="rId34" o:title="prowadzenie kartotek parafian8"/>
           </v:shape>
         </w:pict>
@@ -9699,6 +12458,7 @@
       <w:pPr>
         <w:pStyle w:val="Nagwek2"/>
       </w:pPr>
+      <w:bookmarkStart w:id="26" w:name="_Toc232014375"/>
       <w:r>
         <w:lastRenderedPageBreak/>
         <w:t>Testy grup parafialnych (</w:t>
@@ -9719,6 +12479,7 @@
       <w:r>
         <w:t>)</w:t>
       </w:r>
+      <w:bookmarkEnd w:id="26"/>
     </w:p>
     <w:tbl>
       <w:tblPr>
@@ -10458,7 +13219,7 @@
       </w:pPr>
       <w:r>
         <w:pict w14:anchorId="6A97C41F">
-          <v:shape id="_x0000_i1031" type="#_x0000_t75" style="width:297.6pt;height:112.8pt">
+          <v:shape id="_x0000_i1028" type="#_x0000_t75" style="width:297.75pt;height:112.5pt">
             <v:imagedata r:id="rId35" o:title="Zrzut ekranu 2026-06-07 185032"/>
           </v:shape>
         </w:pict>
@@ -10477,7 +13238,7 @@
     <w:p>
       <w:r>
         <w:pict w14:anchorId="26973C46">
-          <v:shape id="_x0000_i1034" type="#_x0000_t75" style="width:453pt;height:95.4pt">
+          <v:shape id="_x0000_i1029" type="#_x0000_t75" style="width:453pt;height:95.25pt">
             <v:imagedata r:id="rId36" o:title="Zrzut ekranu 2026-06-07 185142"/>
           </v:shape>
         </w:pict>
@@ -10497,6 +13258,7 @@
       <w:pPr>
         <w:pStyle w:val="Nagwek2"/>
       </w:pPr>
+      <w:bookmarkStart w:id="27" w:name="_Toc232014376"/>
       <w:r>
         <w:lastRenderedPageBreak/>
         <w:t xml:space="preserve">Testy organizacji wydarzeń i harmonogramów (Event </w:t>
@@ -10509,6 +13271,7 @@
       <w:r>
         <w:t>)</w:t>
       </w:r>
+      <w:bookmarkEnd w:id="27"/>
     </w:p>
     <w:tbl>
       <w:tblPr>
@@ -11238,7 +14001,7 @@
       </w:pPr>
       <w:r>
         <w:pict w14:anchorId="5E780C59">
-          <v:shape id="_x0000_i1037" type="#_x0000_t75" style="width:300.6pt;height:147pt">
+          <v:shape id="_x0000_i1030" type="#_x0000_t75" style="width:300.75pt;height:147pt">
             <v:imagedata r:id="rId37" o:title="Zrzut ekranu 2026-06-07 182448"/>
           </v:shape>
         </w:pict>
@@ -11263,7 +14026,7 @@
       </w:pPr>
       <w:r>
         <w:pict w14:anchorId="484FA7CA">
-          <v:shape id="_x0000_i1038" type="#_x0000_t75" style="width:300.6pt;height:115.8pt">
+          <v:shape id="_x0000_i1031" type="#_x0000_t75" style="width:300.75pt;height:115.5pt">
             <v:imagedata r:id="rId38" o:title="Zrzut ekranu 2026-06-07 182737"/>
           </v:shape>
         </w:pict>
@@ -11280,7 +14043,7 @@
         </w:rPr>
         <w:lastRenderedPageBreak/>
         <w:drawing>
-          <wp:inline distT="0" distB="0" distL="0" distR="0" wp14:anchorId="24A01C20" wp14:editId="007B714D">
+          <wp:inline distT="0" distB="0" distL="0" distR="0" wp14:anchorId="24A01C20" wp14:editId="71081A2B">
             <wp:extent cx="5760720" cy="1234440"/>
             <wp:effectExtent l="0" t="0" r="0" b="3810"/>
             <wp:docPr id="2" name="Obraz 2" descr="C:\Users\ASUS\AppData\Local\Microsoft\Windows\INetCache\Content.Word\Zrzut ekranu 2026-06-07 182808.png"/>
@@ -11353,9 +14116,11 @@
       <w:pPr>
         <w:pStyle w:val="Nagwek2"/>
       </w:pPr>
+      <w:bookmarkStart w:id="28" w:name="_Toc232014377"/>
       <w:r>
         <w:t>Podsumowanie</w:t>
       </w:r>
+      <w:bookmarkEnd w:id="28"/>
     </w:p>
     <w:p>
       <w:r>
@@ -11380,21 +14145,177 @@
       <w:pPr>
         <w:pStyle w:val="Nagwek1"/>
       </w:pPr>
-      <w:bookmarkStart w:id="15" w:name="_Toc224203109"/>
+      <w:bookmarkStart w:id="29" w:name="_Toc232014378"/>
       <w:r>
         <w:t>Informacje dodatkowe</w:t>
       </w:r>
-      <w:bookmarkEnd w:id="15"/>
+      <w:bookmarkEnd w:id="29"/>
     </w:p>
     <w:p>
       <w:pPr>
         <w:pStyle w:val="Nagwek2"/>
       </w:pPr>
-      <w:bookmarkStart w:id="16" w:name="_Toc224203110"/>
+      <w:bookmarkStart w:id="30" w:name="_Toc232014379"/>
       <w:r>
         <w:t>Role w projekcie</w:t>
       </w:r>
-      <w:bookmarkEnd w:id="16"/>
+      <w:bookmarkEnd w:id="30"/>
+    </w:p>
+    <w:p>
+      <w:pPr>
+        <w:rPr>
+          <w:b/>
+          <w:bCs/>
+        </w:rPr>
+      </w:pPr>
+      <w:r>
+        <w:rPr>
+          <w:b/>
+          <w:bCs/>
+        </w:rPr>
+        <w:t>Analitycy:</w:t>
+      </w:r>
+    </w:p>
+    <w:p>
+      <w:r>
+        <w:t xml:space="preserve">Anita </w:t>
+      </w:r>
+      <w:proofErr w:type="spellStart"/>
+      <w:r>
+        <w:t>Gumieniak</w:t>
+      </w:r>
+      <w:proofErr w:type="spellEnd"/>
+    </w:p>
+    <w:p>
+      <w:r>
+        <w:t xml:space="preserve">Piotr </w:t>
+      </w:r>
+      <w:proofErr w:type="spellStart"/>
+      <w:r>
+        <w:t>Kut</w:t>
+      </w:r>
+      <w:proofErr w:type="spellEnd"/>
+    </w:p>
+    <w:p>
+      <w:r>
+        <w:t>Marta Flis</w:t>
+      </w:r>
+    </w:p>
+    <w:p>
+      <w:r>
+        <w:t>Faustyna Gryboś</w:t>
+      </w:r>
+    </w:p>
+    <w:p>
+      <w:r>
+        <w:rPr>
+          <w:b/>
+          <w:bCs/>
+        </w:rPr>
+        <w:t xml:space="preserve">Projektanci: </w:t>
+      </w:r>
+    </w:p>
+    <w:p>
+      <w:r>
+        <w:t>Mateusz Domin</w:t>
+      </w:r>
+    </w:p>
+    <w:p>
+      <w:r>
+        <w:t xml:space="preserve">Mateusz </w:t>
+      </w:r>
+      <w:proofErr w:type="spellStart"/>
+      <w:r>
+        <w:t>Draus</w:t>
+      </w:r>
+      <w:proofErr w:type="spellEnd"/>
+    </w:p>
+    <w:p>
+      <w:pPr>
+        <w:spacing w:line="259" w:lineRule="auto"/>
+        <w:jc w:val="left"/>
+      </w:pPr>
+      <w:r>
+        <w:br w:type="page"/>
+      </w:r>
+    </w:p>
+    <w:p>
+      <w:pPr>
+        <w:rPr>
+          <w:b/>
+          <w:bCs/>
+        </w:rPr>
+      </w:pPr>
+      <w:r>
+        <w:rPr>
+          <w:b/>
+          <w:bCs/>
+        </w:rPr>
+        <w:lastRenderedPageBreak/>
+        <w:t>Programiści:</w:t>
+      </w:r>
+    </w:p>
+    <w:p>
+      <w:r>
+        <w:t>Mikołaj Data</w:t>
+      </w:r>
+    </w:p>
+    <w:p>
+      <w:r>
+        <w:t>Maciej Gilecki</w:t>
+      </w:r>
+    </w:p>
+    <w:p>
+      <w:r>
+        <w:t>Paweł Górski</w:t>
+      </w:r>
+    </w:p>
+    <w:p>
+      <w:r>
+        <w:t xml:space="preserve">Mateusz </w:t>
+      </w:r>
+      <w:proofErr w:type="spellStart"/>
+      <w:r>
+        <w:t>Gałda</w:t>
+      </w:r>
+      <w:proofErr w:type="spellEnd"/>
+    </w:p>
+    <w:p>
+      <w:pPr>
+        <w:rPr>
+          <w:b/>
+          <w:bCs/>
+        </w:rPr>
+      </w:pPr>
+      <w:r>
+        <w:rPr>
+          <w:b/>
+          <w:bCs/>
+        </w:rPr>
+        <w:t>Testerzy</w:t>
+      </w:r>
+      <w:r>
+        <w:rPr>
+          <w:b/>
+          <w:bCs/>
+        </w:rPr>
+        <w:t>:</w:t>
+      </w:r>
+    </w:p>
+    <w:p>
+      <w:r>
+        <w:t>Aleksandra Gabro</w:t>
+      </w:r>
+    </w:p>
+    <w:p>
+      <w:r>
+        <w:t>Wioletta Grabias</w:t>
+      </w:r>
+    </w:p>
+    <w:p>
+      <w:r>
+        <w:t>Jakub Dul</w:t>
+      </w:r>
     </w:p>
     <w:p/>
     <w:sectPr>
@@ -11408,7 +14329,7 @@
 </file>
 
 <file path=word/endnotes.xml><?xml version="1.0" encoding="utf-8"?>
-<w:endnotes xmlns:wpc="http://schemas.microsoft.com/office/word/2010/wordprocessingCanvas" xmlns:cx="http://schemas.microsoft.com/office/drawing/2014/chartex" xmlns:cx1="http://schemas.microsoft.com/office/drawing/2015/9/8/chartex" xmlns:mc="http://schemas.openxmlformats.org/markup-compatibility/2006" xmlns:o="urn:schemas-microsoft-com:office:office" xmlns:r="http://schemas.openxmlformats.org/officeDocument/2006/relationships" xmlns:m="http://schemas.openxmlformats.org/officeDocument/2006/math" xmlns:v="urn:schemas-microsoft-com:vml" xmlns:wp14="http://schemas.microsoft.com/office/word/2010/wordprocessingDrawing" xmlns:wp="http://schemas.openxmlformats.org/drawingml/2006/wordprocessingDrawing" xmlns:w10="urn:schemas-microsoft-com:office:word" xmlns:w="http://schemas.openxmlformats.org/wordprocessingml/2006/main" xmlns:w14="http://schemas.microsoft.com/office/word/2010/wordml" xmlns:w15="http://schemas.microsoft.com/office/word/2012/wordml" xmlns:w16se="http://schemas.microsoft.com/office/word/2015/wordml/symex" xmlns:wpg="http://schemas.microsoft.com/office/word/2010/wordprocessingGroup" xmlns:wpi="http://schemas.microsoft.com/office/word/2010/wordprocessingInk" xmlns:wne="http://schemas.microsoft.com/office/word/2006/wordml" xmlns:wps="http://schemas.microsoft.com/office/word/2010/wordprocessingShape" mc:Ignorable="w14 w15 w16se wp14">
+<w:endnotes xmlns:wpc="http://schemas.microsoft.com/office/word/2010/wordprocessingCanvas" xmlns:cx="http://schemas.microsoft.com/office/drawing/2014/chartex" xmlns:cx1="http://schemas.microsoft.com/office/drawing/2015/9/8/chartex" xmlns:cx2="http://schemas.microsoft.com/office/drawing/2015/10/21/chartex" xmlns:cx3="http://schemas.microsoft.com/office/drawing/2016/5/9/chartex" xmlns:cx4="http://schemas.microsoft.com/office/drawing/2016/5/10/chartex" xmlns:cx5="http://schemas.microsoft.com/office/drawing/2016/5/11/chartex" xmlns:cx6="http://schemas.microsoft.com/office/drawing/2016/5/12/chartex" xmlns:cx7="http://schemas.microsoft.com/office/drawing/2016/5/13/chartex" xmlns:cx8="http://schemas.microsoft.com/office/drawing/2016/5/14/chartex" xmlns:mc="http://schemas.openxmlformats.org/markup-compatibility/2006" xmlns:aink="http://schemas.microsoft.com/office/drawing/2016/ink" xmlns:am3d="http://schemas.microsoft.com/office/drawing/2017/model3d" xmlns:o="urn:schemas-microsoft-com:office:office" xmlns:oel="http://schemas.microsoft.com/office/2019/extlst" xmlns:r="http://schemas.openxmlformats.org/officeDocument/2006/relationships" xmlns:m="http://schemas.openxmlformats.org/officeDocument/2006/math" xmlns:v="urn:schemas-microsoft-com:vml" xmlns:wp14="http://schemas.microsoft.com/office/word/2010/wordprocessingDrawing" xmlns:wp="http://schemas.openxmlformats.org/drawingml/2006/wordprocessingDrawing" xmlns:w10="urn:schemas-microsoft-com:office:word" xmlns:w="http://schemas.openxmlformats.org/wordprocessingml/2006/main" xmlns:w14="http://schemas.microsoft.com/office/word/2010/wordml" xmlns:w15="http://schemas.microsoft.com/office/word/2012/wordml" xmlns:w16cex="http://schemas.microsoft.com/office/word/2018/wordml/cex" xmlns:w16cid="http://schemas.microsoft.com/office/word/2016/wordml/cid" xmlns:w16="http://schemas.microsoft.com/office/word/2018/wordml" xmlns:w16du="http://schemas.microsoft.com/office/word/2023/wordml/word16du" xmlns:w16sdtdh="http://schemas.microsoft.com/office/word/2020/wordml/sdtdatahash" xmlns:w16sdtfl="http://schemas.microsoft.com/office/word/2024/wordml/sdtformatlock" xmlns:w16se="http://schemas.microsoft.com/office/word/2015/wordml/symex" xmlns:wpg="http://schemas.microsoft.com/office/word/2010/wordprocessingGroup" xmlns:wpi="http://schemas.microsoft.com/office/word/2010/wordprocessingInk" xmlns:wne="http://schemas.microsoft.com/office/word/2006/wordml" xmlns:wps="http://schemas.microsoft.com/office/word/2010/wordprocessingShape" mc:Ignorable="w14 w15 w16se w16cid w16 w16cex w16sdtdh w16sdtfl w16du wp14">
   <w:endnote w:type="separator" w:id="-1">
     <w:p>
       <w:pPr>
@@ -11433,7 +14354,7 @@
 </file>
 
 <file path=word/footer1.xml><?xml version="1.0" encoding="utf-8"?>
-<w:ftr xmlns:wpc="http://schemas.microsoft.com/office/word/2010/wordprocessingCanvas" xmlns:cx="http://schemas.microsoft.com/office/drawing/2014/chartex" xmlns:cx1="http://schemas.microsoft.com/office/drawing/2015/9/8/chartex" xmlns:mc="http://schemas.openxmlformats.org/markup-compatibility/2006" xmlns:o="urn:schemas-microsoft-com:office:office" xmlns:r="http://schemas.openxmlformats.org/officeDocument/2006/relationships" xmlns:m="http://schemas.openxmlformats.org/officeDocument/2006/math" xmlns:v="urn:schemas-microsoft-com:vml" xmlns:wp14="http://schemas.microsoft.com/office/word/2010/wordprocessingDrawing" xmlns:wp="http://schemas.openxmlformats.org/drawingml/2006/wordprocessingDrawing" xmlns:w10="urn:schemas-microsoft-com:office:word" xmlns:w="http://schemas.openxmlformats.org/wordprocessingml/2006/main" xmlns:w14="http://schemas.microsoft.com/office/word/2010/wordml" xmlns:w15="http://schemas.microsoft.com/office/word/2012/wordml" xmlns:w16se="http://schemas.microsoft.com/office/word/2015/wordml/symex" xmlns:wpg="http://schemas.microsoft.com/office/word/2010/wordprocessingGroup" xmlns:wpi="http://schemas.microsoft.com/office/word/2010/wordprocessingInk" xmlns:wne="http://schemas.microsoft.com/office/word/2006/wordml" xmlns:wps="http://schemas.microsoft.com/office/word/2010/wordprocessingShape" mc:Ignorable="w14 w15 w16se wp14">
+<w:ftr xmlns:wpc="http://schemas.microsoft.com/office/word/2010/wordprocessingCanvas" xmlns:cx="http://schemas.microsoft.com/office/drawing/2014/chartex" xmlns:cx1="http://schemas.microsoft.com/office/drawing/2015/9/8/chartex" xmlns:cx2="http://schemas.microsoft.com/office/drawing/2015/10/21/chartex" xmlns:cx3="http://schemas.microsoft.com/office/drawing/2016/5/9/chartex" xmlns:cx4="http://schemas.microsoft.com/office/drawing/2016/5/10/chartex" xmlns:cx5="http://schemas.microsoft.com/office/drawing/2016/5/11/chartex" xmlns:cx6="http://schemas.microsoft.com/office/drawing/2016/5/12/chartex" xmlns:cx7="http://schemas.microsoft.com/office/drawing/2016/5/13/chartex" xmlns:cx8="http://schemas.microsoft.com/office/drawing/2016/5/14/chartex" xmlns:mc="http://schemas.openxmlformats.org/markup-compatibility/2006" xmlns:aink="http://schemas.microsoft.com/office/drawing/2016/ink" xmlns:am3d="http://schemas.microsoft.com/office/drawing/2017/model3d" xmlns:o="urn:schemas-microsoft-com:office:office" xmlns:oel="http://schemas.microsoft.com/office/2019/extlst" xmlns:r="http://schemas.openxmlformats.org/officeDocument/2006/relationships" xmlns:m="http://schemas.openxmlformats.org/officeDocument/2006/math" xmlns:v="urn:schemas-microsoft-com:vml" xmlns:wp14="http://schemas.microsoft.com/office/word/2010/wordprocessingDrawing" xmlns:wp="http://schemas.openxmlformats.org/drawingml/2006/wordprocessingDrawing" xmlns:w10="urn:schemas-microsoft-com:office:word" xmlns:w="http://schemas.openxmlformats.org/wordprocessingml/2006/main" xmlns:w14="http://schemas.microsoft.com/office/word/2010/wordml" xmlns:w15="http://schemas.microsoft.com/office/word/2012/wordml" xmlns:w16cex="http://schemas.microsoft.com/office/word/2018/wordml/cex" xmlns:w16cid="http://schemas.microsoft.com/office/word/2016/wordml/cid" xmlns:w16="http://schemas.microsoft.com/office/word/2018/wordml" xmlns:w16du="http://schemas.microsoft.com/office/word/2023/wordml/word16du" xmlns:w16sdtdh="http://schemas.microsoft.com/office/word/2020/wordml/sdtdatahash" xmlns:w16sdtfl="http://schemas.microsoft.com/office/word/2024/wordml/sdtformatlock" xmlns:w16se="http://schemas.microsoft.com/office/word/2015/wordml/symex" xmlns:wpg="http://schemas.microsoft.com/office/word/2010/wordprocessingGroup" xmlns:wpi="http://schemas.microsoft.com/office/word/2010/wordprocessingInk" xmlns:wne="http://schemas.microsoft.com/office/word/2006/wordml" xmlns:wps="http://schemas.microsoft.com/office/word/2010/wordprocessingShape" mc:Ignorable="w14 w15 w16se w16cid w16 w16cex w16sdtdh w16sdtfl w16du wp14">
   <w:tbl>
     <w:tblPr>
       <w:tblW w:w="0" w:type="auto"/>
@@ -11493,7 +14414,7 @@
 </file>
 
 <file path=word/footnotes.xml><?xml version="1.0" encoding="utf-8"?>
-<w:footnotes xmlns:wpc="http://schemas.microsoft.com/office/word/2010/wordprocessingCanvas" xmlns:cx="http://schemas.microsoft.com/office/drawing/2014/chartex" xmlns:cx1="http://schemas.microsoft.com/office/drawing/2015/9/8/chartex" xmlns:mc="http://schemas.openxmlformats.org/markup-compatibility/2006" xmlns:o="urn:schemas-microsoft-com:office:office" xmlns:r="http://schemas.openxmlformats.org/officeDocument/2006/relationships" xmlns:m="http://schemas.openxmlformats.org/officeDocument/2006/math" xmlns:v="urn:schemas-microsoft-com:vml" xmlns:wp14="http://schemas.microsoft.com/office/word/2010/wordprocessingDrawing" xmlns:wp="http://schemas.openxmlformats.org/drawingml/2006/wordprocessingDrawing" xmlns:w10="urn:schemas-microsoft-com:office:word" xmlns:w="http://schemas.openxmlformats.org/wordprocessingml/2006/main" xmlns:w14="http://schemas.microsoft.com/office/word/2010/wordml" xmlns:w15="http://schemas.microsoft.com/office/word/2012/wordml" xmlns:w16se="http://schemas.microsoft.com/office/word/2015/wordml/symex" xmlns:wpg="http://schemas.microsoft.com/office/word/2010/wordprocessingGroup" xmlns:wpi="http://schemas.microsoft.com/office/word/2010/wordprocessingInk" xmlns:wne="http://schemas.microsoft.com/office/word/2006/wordml" xmlns:wps="http://schemas.microsoft.com/office/word/2010/wordprocessingShape" mc:Ignorable="w14 w15 w16se wp14">
+<w:footnotes xmlns:wpc="http://schemas.microsoft.com/office/word/2010/wordprocessingCanvas" xmlns:cx="http://schemas.microsoft.com/office/drawing/2014/chartex" xmlns:cx1="http://schemas.microsoft.com/office/drawing/2015/9/8/chartex" xmlns:cx2="http://schemas.microsoft.com/office/drawing/2015/10/21/chartex" xmlns:cx3="http://schemas.microsoft.com/office/drawing/2016/5/9/chartex" xmlns:cx4="http://schemas.microsoft.com/office/drawing/2016/5/10/chartex" xmlns:cx5="http://schemas.microsoft.com/office/drawing/2016/5/11/chartex" xmlns:cx6="http://schemas.microsoft.com/office/drawing/2016/5/12/chartex" xmlns:cx7="http://schemas.microsoft.com/office/drawing/2016/5/13/chartex" xmlns:cx8="http://schemas.microsoft.com/office/drawing/2016/5/14/chartex" xmlns:mc="http://schemas.openxmlformats.org/markup-compatibility/2006" xmlns:aink="http://schemas.microsoft.com/office/drawing/2016/ink" xmlns:am3d="http://schemas.microsoft.com/office/drawing/2017/model3d" xmlns:o="urn:schemas-microsoft-com:office:office" xmlns:oel="http://schemas.microsoft.com/office/2019/extlst" xmlns:r="http://schemas.openxmlformats.org/officeDocument/2006/relationships" xmlns:m="http://schemas.openxmlformats.org/officeDocument/2006/math" xmlns:v="urn:schemas-microsoft-com:vml" xmlns:wp14="http://schemas.microsoft.com/office/word/2010/wordprocessingDrawing" xmlns:wp="http://schemas.openxmlformats.org/drawingml/2006/wordprocessingDrawing" xmlns:w10="urn:schemas-microsoft-com:office:word" xmlns:w="http://schemas.openxmlformats.org/wordprocessingml/2006/main" xmlns:w14="http://schemas.microsoft.com/office/word/2010/wordml" xmlns:w15="http://schemas.microsoft.com/office/word/2012/wordml" xmlns:w16cex="http://schemas.microsoft.com/office/word/2018/wordml/cex" xmlns:w16cid="http://schemas.microsoft.com/office/word/2016/wordml/cid" xmlns:w16="http://schemas.microsoft.com/office/word/2018/wordml" xmlns:w16du="http://schemas.microsoft.com/office/word/2023/wordml/word16du" xmlns:w16sdtdh="http://schemas.microsoft.com/office/word/2020/wordml/sdtdatahash" xmlns:w16sdtfl="http://schemas.microsoft.com/office/word/2024/wordml/sdtformatlock" xmlns:w16se="http://schemas.microsoft.com/office/word/2015/wordml/symex" xmlns:wpg="http://schemas.microsoft.com/office/word/2010/wordprocessingGroup" xmlns:wpi="http://schemas.microsoft.com/office/word/2010/wordprocessingInk" xmlns:wne="http://schemas.microsoft.com/office/word/2006/wordml" xmlns:wps="http://schemas.microsoft.com/office/word/2010/wordprocessingShape" mc:Ignorable="w14 w15 w16se w16cid w16 w16cex w16sdtdh w16sdtfl w16du wp14">
   <w:footnote w:type="separator" w:id="-1">
     <w:p>
       <w:pPr>
@@ -11518,7 +14439,7 @@
 </file>
 
 <file path=word/header1.xml><?xml version="1.0" encoding="utf-8"?>
-<w:hdr xmlns:wpc="http://schemas.microsoft.com/office/word/2010/wordprocessingCanvas" xmlns:cx="http://schemas.microsoft.com/office/drawing/2014/chartex" xmlns:cx1="http://schemas.microsoft.com/office/drawing/2015/9/8/chartex" xmlns:mc="http://schemas.openxmlformats.org/markup-compatibility/2006" xmlns:o="urn:schemas-microsoft-com:office:office" xmlns:r="http://schemas.openxmlformats.org/officeDocument/2006/relationships" xmlns:m="http://schemas.openxmlformats.org/officeDocument/2006/math" xmlns:v="urn:schemas-microsoft-com:vml" xmlns:wp14="http://schemas.microsoft.com/office/word/2010/wordprocessingDrawing" xmlns:wp="http://schemas.openxmlformats.org/drawingml/2006/wordprocessingDrawing" xmlns:w10="urn:schemas-microsoft-com:office:word" xmlns:w="http://schemas.openxmlformats.org/wordprocessingml/2006/main" xmlns:w14="http://schemas.microsoft.com/office/word/2010/wordml" xmlns:w15="http://schemas.microsoft.com/office/word/2012/wordml" xmlns:w16se="http://schemas.microsoft.com/office/word/2015/wordml/symex" xmlns:wpg="http://schemas.microsoft.com/office/word/2010/wordprocessingGroup" xmlns:wpi="http://schemas.microsoft.com/office/word/2010/wordprocessingInk" xmlns:wne="http://schemas.microsoft.com/office/word/2006/wordml" xmlns:wps="http://schemas.microsoft.com/office/word/2010/wordprocessingShape" mc:Ignorable="w14 w15 w16se wp14">
+<w:hdr xmlns:wpc="http://schemas.microsoft.com/office/word/2010/wordprocessingCanvas" xmlns:cx="http://schemas.microsoft.com/office/drawing/2014/chartex" xmlns:cx1="http://schemas.microsoft.com/office/drawing/2015/9/8/chartex" xmlns:cx2="http://schemas.microsoft.com/office/drawing/2015/10/21/chartex" xmlns:cx3="http://schemas.microsoft.com/office/drawing/2016/5/9/chartex" xmlns:cx4="http://schemas.microsoft.com/office/drawing/2016/5/10/chartex" xmlns:cx5="http://schemas.microsoft.com/office/drawing/2016/5/11/chartex" xmlns:cx6="http://schemas.microsoft.com/office/drawing/2016/5/12/chartex" xmlns:cx7="http://schemas.microsoft.com/office/drawing/2016/5/13/chartex" xmlns:cx8="http://schemas.microsoft.com/office/drawing/2016/5/14/chartex" xmlns:mc="http://schemas.openxmlformats.org/markup-compatibility/2006" xmlns:aink="http://schemas.microsoft.com/office/drawing/2016/ink" xmlns:am3d="http://schemas.microsoft.com/office/drawing/2017/model3d" xmlns:o="urn:schemas-microsoft-com:office:office" xmlns:oel="http://schemas.microsoft.com/office/2019/extlst" xmlns:r="http://schemas.openxmlformats.org/officeDocument/2006/relationships" xmlns:m="http://schemas.openxmlformats.org/officeDocument/2006/math" xmlns:v="urn:schemas-microsoft-com:vml" xmlns:wp14="http://schemas.microsoft.com/office/word/2010/wordprocessingDrawing" xmlns:wp="http://schemas.openxmlformats.org/drawingml/2006/wordprocessingDrawing" xmlns:w10="urn:schemas-microsoft-com:office:word" xmlns:w="http://schemas.openxmlformats.org/wordprocessingml/2006/main" xmlns:w14="http://schemas.microsoft.com/office/word/2010/wordml" xmlns:w15="http://schemas.microsoft.com/office/word/2012/wordml" xmlns:w16cex="http://schemas.microsoft.com/office/word/2018/wordml/cex" xmlns:w16cid="http://schemas.microsoft.com/office/word/2016/wordml/cid" xmlns:w16="http://schemas.microsoft.com/office/word/2018/wordml" xmlns:w16du="http://schemas.microsoft.com/office/word/2023/wordml/word16du" xmlns:w16sdtdh="http://schemas.microsoft.com/office/word/2020/wordml/sdtdatahash" xmlns:w16sdtfl="http://schemas.microsoft.com/office/word/2024/wordml/sdtformatlock" xmlns:w16se="http://schemas.microsoft.com/office/word/2015/wordml/symex" xmlns:wpg="http://schemas.microsoft.com/office/word/2010/wordprocessingGroup" xmlns:wpi="http://schemas.microsoft.com/office/word/2010/wordprocessingInk" xmlns:wne="http://schemas.microsoft.com/office/word/2006/wordml" xmlns:wps="http://schemas.microsoft.com/office/word/2010/wordprocessingShape" mc:Ignorable="w14 w15 w16se w16cid w16 w16cex w16sdtdh w16sdtfl w16du wp14">
   <w:tbl>
     <w:tblPr>
       <w:tblW w:w="0" w:type="auto"/>
@@ -11578,7 +14499,7 @@
 </file>
 
 <file path=word/numbering.xml><?xml version="1.0" encoding="utf-8"?>
-<w:numbering xmlns:wpc="http://schemas.microsoft.com/office/word/2010/wordprocessingCanvas" xmlns:cx="http://schemas.microsoft.com/office/drawing/2014/chartex" xmlns:cx1="http://schemas.microsoft.com/office/drawing/2015/9/8/chartex" xmlns:mc="http://schemas.openxmlformats.org/markup-compatibility/2006" xmlns:o="urn:schemas-microsoft-com:office:office" xmlns:r="http://schemas.openxmlformats.org/officeDocument/2006/relationships" xmlns:m="http://schemas.openxmlformats.org/officeDocument/2006/math" xmlns:v="urn:schemas-microsoft-com:vml" xmlns:wp14="http://schemas.microsoft.com/office/word/2010/wordprocessingDrawing" xmlns:wp="http://schemas.openxmlformats.org/drawingml/2006/wordprocessingDrawing" xmlns:w10="urn:schemas-microsoft-com:office:word" xmlns:w="http://schemas.openxmlformats.org/wordprocessingml/2006/main" xmlns:w14="http://schemas.microsoft.com/office/word/2010/wordml" xmlns:w15="http://schemas.microsoft.com/office/word/2012/wordml" xmlns:w16se="http://schemas.microsoft.com/office/word/2015/wordml/symex" xmlns:wpg="http://schemas.microsoft.com/office/word/2010/wordprocessingGroup" xmlns:wpi="http://schemas.microsoft.com/office/word/2010/wordprocessingInk" xmlns:wne="http://schemas.microsoft.com/office/word/2006/wordml" xmlns:wps="http://schemas.microsoft.com/office/word/2010/wordprocessingShape" mc:Ignorable="w14 w15 w16se wp14">
+<w:numbering xmlns:wpc="http://schemas.microsoft.com/office/word/2010/wordprocessingCanvas" xmlns:cx="http://schemas.microsoft.com/office/drawing/2014/chartex" xmlns:cx1="http://schemas.microsoft.com/office/drawing/2015/9/8/chartex" xmlns:cx2="http://schemas.microsoft.com/office/drawing/2015/10/21/chartex" xmlns:cx3="http://schemas.microsoft.com/office/drawing/2016/5/9/chartex" xmlns:cx4="http://schemas.microsoft.com/office/drawing/2016/5/10/chartex" xmlns:cx5="http://schemas.microsoft.com/office/drawing/2016/5/11/chartex" xmlns:cx6="http://schemas.microsoft.com/office/drawing/2016/5/12/chartex" xmlns:cx7="http://schemas.microsoft.com/office/drawing/2016/5/13/chartex" xmlns:cx8="http://schemas.microsoft.com/office/drawing/2016/5/14/chartex" xmlns:mc="http://schemas.openxmlformats.org/markup-compatibility/2006" xmlns:aink="http://schemas.microsoft.com/office/drawing/2016/ink" xmlns:am3d="http://schemas.microsoft.com/office/drawing/2017/model3d" xmlns:o="urn:schemas-microsoft-com:office:office" xmlns:oel="http://schemas.microsoft.com/office/2019/extlst" xmlns:r="http://schemas.openxmlformats.org/officeDocument/2006/relationships" xmlns:m="http://schemas.openxmlformats.org/officeDocument/2006/math" xmlns:v="urn:schemas-microsoft-com:vml" xmlns:wp14="http://schemas.microsoft.com/office/word/2010/wordprocessingDrawing" xmlns:wp="http://schemas.openxmlformats.org/drawingml/2006/wordprocessingDrawing" xmlns:w10="urn:schemas-microsoft-com:office:word" xmlns:w="http://schemas.openxmlformats.org/wordprocessingml/2006/main" xmlns:w14="http://schemas.microsoft.com/office/word/2010/wordml" xmlns:w15="http://schemas.microsoft.com/office/word/2012/wordml" xmlns:w16cex="http://schemas.microsoft.com/office/word/2018/wordml/cex" xmlns:w16cid="http://schemas.microsoft.com/office/word/2016/wordml/cid" xmlns:w16="http://schemas.microsoft.com/office/word/2018/wordml" xmlns:w16du="http://schemas.microsoft.com/office/word/2023/wordml/word16du" xmlns:w16sdtdh="http://schemas.microsoft.com/office/word/2020/wordml/sdtdatahash" xmlns:w16sdtfl="http://schemas.microsoft.com/office/word/2024/wordml/sdtformatlock" xmlns:w16se="http://schemas.microsoft.com/office/word/2015/wordml/symex" xmlns:wpg="http://schemas.microsoft.com/office/word/2010/wordprocessingGroup" xmlns:wpi="http://schemas.microsoft.com/office/word/2010/wordprocessingInk" xmlns:wne="http://schemas.microsoft.com/office/word/2006/wordml" xmlns:wps="http://schemas.microsoft.com/office/word/2010/wordprocessingShape" mc:Ignorable="w14 w15 w16se w16cid w16 w16cex w16sdtdh w16sdtfl w16du wp14">
   <w:abstractNum w:abstractNumId="0" w15:restartNumberingAfterBreak="0">
     <w:nsid w:val="16FF5D21"/>
     <w:multiLevelType w:val="multilevel"/>
@@ -12707,38 +15628,38 @@
       </w:pPr>
     </w:lvl>
   </w:abstractNum>
-  <w:num w:numId="1">
+  <w:num w:numId="1" w16cid:durableId="1111974341">
     <w:abstractNumId w:val="5"/>
   </w:num>
-  <w:num w:numId="2">
+  <w:num w:numId="2" w16cid:durableId="265121778">
     <w:abstractNumId w:val="3"/>
   </w:num>
-  <w:num w:numId="3">
+  <w:num w:numId="3" w16cid:durableId="1385908743">
     <w:abstractNumId w:val="0"/>
   </w:num>
-  <w:num w:numId="4">
+  <w:num w:numId="4" w16cid:durableId="351495970">
     <w:abstractNumId w:val="6"/>
   </w:num>
-  <w:num w:numId="5">
+  <w:num w:numId="5" w16cid:durableId="1247881957">
     <w:abstractNumId w:val="1"/>
   </w:num>
-  <w:num w:numId="6">
+  <w:num w:numId="6" w16cid:durableId="187449503">
     <w:abstractNumId w:val="4"/>
   </w:num>
-  <w:num w:numId="7">
+  <w:num w:numId="7" w16cid:durableId="2103183138">
     <w:abstractNumId w:val="8"/>
   </w:num>
-  <w:num w:numId="8">
+  <w:num w:numId="8" w16cid:durableId="1516962421">
     <w:abstractNumId w:val="7"/>
   </w:num>
-  <w:num w:numId="9">
+  <w:num w:numId="9" w16cid:durableId="860243546">
     <w:abstractNumId w:val="2"/>
   </w:num>
 </w:numbering>
 </file>
 
 <file path=word/styles.xml><?xml version="1.0" encoding="utf-8"?>
-<w:styles xmlns:mc="http://schemas.openxmlformats.org/markup-compatibility/2006" xmlns:r="http://schemas.openxmlformats.org/officeDocument/2006/relationships" xmlns:w="http://schemas.openxmlformats.org/wordprocessingml/2006/main" xmlns:w14="http://schemas.microsoft.com/office/word/2010/wordml" xmlns:w15="http://schemas.microsoft.com/office/word/2012/wordml" xmlns:w16se="http://schemas.microsoft.com/office/word/2015/wordml/symex" mc:Ignorable="w14 w15 w16se">
+<w:styles xmlns:mc="http://schemas.openxmlformats.org/markup-compatibility/2006" xmlns:r="http://schemas.openxmlformats.org/officeDocument/2006/relationships" xmlns:w="http://schemas.openxmlformats.org/wordprocessingml/2006/main" xmlns:w14="http://schemas.microsoft.com/office/word/2010/wordml" xmlns:w15="http://schemas.microsoft.com/office/word/2012/wordml" xmlns:w16cex="http://schemas.microsoft.com/office/word/2018/wordml/cex" xmlns:w16cid="http://schemas.microsoft.com/office/word/2016/wordml/cid" xmlns:w16="http://schemas.microsoft.com/office/word/2018/wordml" xmlns:w16du="http://schemas.microsoft.com/office/word/2023/wordml/word16du" xmlns:w16sdtdh="http://schemas.microsoft.com/office/word/2020/wordml/sdtdatahash" xmlns:w16sdtfl="http://schemas.microsoft.com/office/word/2024/wordml/sdtformatlock" xmlns:w16se="http://schemas.microsoft.com/office/word/2015/wordml/symex" mc:Ignorable="w14 w15 w16se w16cid w16 w16cex w16sdtdh w16sdtfl w16du">
   <w:docDefaults>
     <w:rPrDefault>
       <w:rPr>
@@ -12756,7 +15677,7 @@
       </w:pPr>
     </w:pPrDefault>
   </w:docDefaults>
-  <w:latentStyles w:defLockedState="0" w:defUIPriority="99" w:defSemiHidden="0" w:defUnhideWhenUsed="0" w:defQFormat="0" w:count="371">
+  <w:latentStyles w:defLockedState="0" w:defUIPriority="99" w:defSemiHidden="0" w:defUnhideWhenUsed="0" w:defQFormat="0" w:count="376">
     <w:lsdException w:name="Normal" w:uiPriority="0" w:qFormat="1"/>
     <w:lsdException w:name="heading 1" w:uiPriority="9" w:qFormat="1"/>
     <w:lsdException w:name="heading 2" w:semiHidden="1" w:uiPriority="9" w:unhideWhenUsed="1" w:qFormat="1"/>
@@ -13128,6 +16049,11 @@
     <w:lsdException w:name="List Table 5 Dark Accent 6" w:uiPriority="50"/>
     <w:lsdException w:name="List Table 6 Colorful Accent 6" w:uiPriority="51"/>
     <w:lsdException w:name="List Table 7 Colorful Accent 6" w:uiPriority="52"/>
+    <w:lsdException w:name="Mention" w:semiHidden="1" w:unhideWhenUsed="1"/>
+    <w:lsdException w:name="Smart Hyperlink" w:semiHidden="1" w:unhideWhenUsed="1"/>
+    <w:lsdException w:name="Hashtag" w:semiHidden="1" w:unhideWhenUsed="1"/>
+    <w:lsdException w:name="Unresolved Mention" w:semiHidden="1" w:unhideWhenUsed="1"/>
+    <w:lsdException w:name="Smart Link" w:semiHidden="1" w:unhideWhenUsed="1"/>
   </w:latentStyles>
   <w:style w:type="paragraph" w:default="1" w:styleId="Normalny">
     <w:name w:val="Normal"/>
@@ -13358,6 +16284,7 @@
   <w:style w:type="character" w:default="1" w:styleId="Domylnaczcionkaakapitu">
     <w:name w:val="Default Paragraph Font"/>
     <w:uiPriority w:val="1"/>
+    <w:semiHidden/>
     <w:unhideWhenUsed/>
   </w:style>
   <w:style w:type="table" w:default="1" w:styleId="Standardowy">
@@ -14210,6 +17137,21 @@
 </file>
 
 <file path=customXml/item1.xml><?xml version="1.0" encoding="utf-8"?>
+<?mso-contentType ?>
+<FormTemplates xmlns="http://schemas.microsoft.com/sharepoint/v3/contenttype/forms">
+  <Display>DocumentLibraryForm</Display>
+  <Edit>DocumentLibraryForm</Edit>
+  <New>DocumentLibraryForm</New>
+</FormTemplates>
+</file>
+
+<file path=customXml/item2.xml><?xml version="1.0" encoding="utf-8"?>
+<p:properties xmlns:p="http://schemas.microsoft.com/office/2006/metadata/properties" xmlns:xsi="http://www.w3.org/2001/XMLSchema-instance" xmlns:pc="http://schemas.microsoft.com/office/infopath/2007/PartnerControls">
+  <documentManagement/>
+</p:properties>
+</file>
+
+<file path=customXml/item3.xml><?xml version="1.0" encoding="utf-8"?>
 <ct:contentTypeSchema xmlns:ct="http://schemas.microsoft.com/office/2006/metadata/contentType" xmlns:ma="http://schemas.microsoft.com/office/2006/metadata/properties/metaAttributes" ct:_="" ma:_="" ma:contentTypeName="Dokument" ma:contentTypeID="0x010100598298FDFD8AEB40A027713C0F245956" ma:contentTypeVersion="3" ma:contentTypeDescription="Utwórz nowy dokument." ma:contentTypeScope="" ma:versionID="8a5d1e7024cd28f41b9f7e249bd655f2">
   <xsd:schema xmlns:xsd="http://www.w3.org/2001/XMLSchema" xmlns:xs="http://www.w3.org/2001/XMLSchema" xmlns:p="http://schemas.microsoft.com/office/2006/metadata/properties" xmlns:ns2="c06174c6-5321-458e-8456-046322437e1f" targetNamespace="http://schemas.microsoft.com/office/2006/metadata/properties" ma:root="true" ma:fieldsID="999d59ea67ffb96c2d16a27609d6f263" ns2:_="">
     <xsd:import namespace="c06174c6-5321-458e-8456-046322437e1f"/>
@@ -14347,26 +17289,28 @@
 </ct:contentTypeSchema>
 </file>
 
-<file path=customXml/item2.xml><?xml version="1.0" encoding="utf-8"?>
-<p:properties xmlns:p="http://schemas.microsoft.com/office/2006/metadata/properties" xmlns:xsi="http://www.w3.org/2001/XMLSchema-instance" xmlns:pc="http://schemas.microsoft.com/office/infopath/2007/PartnerControls">
-  <documentManagement/>
-</p:properties>
-</file>
-
-<file path=customXml/item3.xml><?xml version="1.0" encoding="utf-8"?>
-<?mso-contentType ?>
-<FormTemplates xmlns="http://schemas.microsoft.com/sharepoint/v3/contenttype/forms">
-  <Display>DocumentLibraryForm</Display>
-  <Edit>DocumentLibraryForm</Edit>
-  <New>DocumentLibraryForm</New>
-</FormTemplates>
-</file>
-
 <file path=customXml/item4.xml><?xml version="1.0" encoding="utf-8"?>
 <b:Sources xmlns:b="http://schemas.openxmlformats.org/officeDocument/2006/bibliography" xmlns="http://schemas.openxmlformats.org/officeDocument/2006/bibliography" SelectedStyle="\APASixthEditionOfficeOnline.xsl" StyleName="APA" Version="6"/>
 </file>
 
 <file path=customXml/itemProps1.xml><?xml version="1.0" encoding="utf-8"?>
+<ds:datastoreItem xmlns:ds="http://schemas.openxmlformats.org/officeDocument/2006/customXml" ds:itemID="{797410FD-B46D-4767-BC79-2D1A3EE0D0F8}">
+  <ds:schemaRefs>
+    <ds:schemaRef ds:uri="http://schemas.microsoft.com/sharepoint/v3/contenttype/forms"/>
+  </ds:schemaRefs>
+</ds:datastoreItem>
+</file>
+
+<file path=customXml/itemProps2.xml><?xml version="1.0" encoding="utf-8"?>
+<ds:datastoreItem xmlns:ds="http://schemas.openxmlformats.org/officeDocument/2006/customXml" ds:itemID="{14B73347-0DC7-43EE-8D49-DD80FBA90EA0}">
+  <ds:schemaRefs>
+    <ds:schemaRef ds:uri="http://schemas.microsoft.com/office/2006/metadata/properties"/>
+    <ds:schemaRef ds:uri="http://schemas.microsoft.com/office/infopath/2007/PartnerControls"/>
+  </ds:schemaRefs>
+</ds:datastoreItem>
+</file>
+
+<file path=customXml/itemProps3.xml><?xml version="1.0" encoding="utf-8"?>
 <ds:datastoreItem xmlns:ds="http://schemas.openxmlformats.org/officeDocument/2006/customXml" ds:itemID="{5C394E00-BA43-4C60-AF16-02D9981819CF}">
   <ds:schemaRefs>
     <ds:schemaRef ds:uri="http://schemas.microsoft.com/office/2006/metadata/contentType"/>
@@ -14384,23 +17328,6 @@
 </ds:datastoreItem>
 </file>
 
-<file path=customXml/itemProps2.xml><?xml version="1.0" encoding="utf-8"?>
-<ds:datastoreItem xmlns:ds="http://schemas.openxmlformats.org/officeDocument/2006/customXml" ds:itemID="{14B73347-0DC7-43EE-8D49-DD80FBA90EA0}">
-  <ds:schemaRefs>
-    <ds:schemaRef ds:uri="http://schemas.microsoft.com/office/2006/metadata/properties"/>
-    <ds:schemaRef ds:uri="http://schemas.microsoft.com/office/infopath/2007/PartnerControls"/>
-  </ds:schemaRefs>
-</ds:datastoreItem>
-</file>
-
-<file path=customXml/itemProps3.xml><?xml version="1.0" encoding="utf-8"?>
-<ds:datastoreItem xmlns:ds="http://schemas.openxmlformats.org/officeDocument/2006/customXml" ds:itemID="{797410FD-B46D-4767-BC79-2D1A3EE0D0F8}">
-  <ds:schemaRefs>
-    <ds:schemaRef ds:uri="http://schemas.microsoft.com/sharepoint/v3/contenttype/forms"/>
-  </ds:schemaRefs>
-</ds:datastoreItem>
-</file>
-
 <file path=customXml/itemProps4.xml><?xml version="1.0" encoding="utf-8"?>
 <ds:datastoreItem xmlns:ds="http://schemas.openxmlformats.org/officeDocument/2006/customXml" ds:itemID="{1D272626-4DED-4B30-BC9E-7B2DF307E968}">
   <ds:schemaRefs>

--- a/docs/eParafia dokumentacja.docx
+++ b/docs/eParafia dokumentacja.docx
@@ -10276,6 +10276,66 @@
       <w:proofErr w:type="spellEnd"/>
       <w:r>
         <w:t xml:space="preserve"> z poziomu przeglądarki bez potrzeby używania zewnętrznych narzędzi. Strona startowa aplikacji (GET /) zawiera listę wszystkich zaimplementowanych przypadków użycia wraz z metodami HTTP i ścieżkami.</w:t>
+      </w:r>
+    </w:p>
+    <w:p>
+      <w:pPr>
+        <w:pStyle w:val="Nagwek2"/>
+      </w:pPr>
+      <w:r>
+        <w:t>Ciągła integracja (GitHub Actions)</w:t>
+      </w:r>
+    </w:p>
+    <w:p>
+      <w:pPr/>
+      <w:r>
+        <w:t>Repozytorium projektu wyposażone jest w potok ciągłej integracji (CI) zdefiniowany w pliku .github/workflows/ci.yml przy użyciu platformy GitHub Actions. Workflow nosi nazwę CI i uruchamiany jest automatycznie przy każdym wypchnięciu kodu (push) na gałąź main oraz przy każdym Pull Requeście skierowanym do tej gałęzi. Dzięki temu każda zmiana w kodzie jest natychmiast weryfikowana, co zapobiega włączaniu regresji do głównej linii projektu.</w:t>
+      </w:r>
+    </w:p>
+    <w:p>
+      <w:pPr/>
+      <w:r>
+        <w:t>Workflow składa się z jednego zadania (job) o nazwie test, wykonywanego na wirtualnej maszynie ubuntu-latest. Przebieg zadania obejmuje cztery kroki. Pierwszy krok pobiera kod źródłowy z repozytorium (actions/checkout@v4). Drugi krok konfiguruje środowisko Java 21 w dystrybucji Eclipse Temurin (actions/setup-java@v4). Trzeci krok cachuje pobrane zależności Gradle (katalogi ~/.gradle/caches i ~/.gradle/wrapper) przy użyciu actions/cache@v4, z kluczem opartym na skrócie plików build.gradle i gradle-wrapper.properties, co znacznie skraca czas kolejnych uruchomień. Czwarty krok uruchamia testy poleceniem ./gradlew test --no-daemon. Po zakończeniu testów – niezależnie od ich wyniku (if: always()) – raport HTML generowany przez JUnit (katalog build/reports/tests/test/) jest archiwizowany jako artefakt (actions/upload-artifact@v4) pod nazwą test-report, skąd można go pobrać bezpośrednio z poziomu GitHub.</w:t>
+      </w:r>
+    </w:p>
+    <w:p>
+      <w:pPr>
+        <w:pStyle w:val="Nagwek2"/>
+      </w:pPr>
+      <w:r>
+        <w:t>Testy automatyczne (JUnit + MockMvc)</w:t>
+      </w:r>
+    </w:p>
+    <w:p>
+      <w:pPr/>
+      <w:r>
+        <w:t>Testy integracyjne zaimplementowane są w klasie ApiIntegrationTest (src/test/java/edu/prz/eparish/api/). Klasa oznaczona jest adnotacjami @SpringBootTest(webEnvironment = RANDOM_PORT) oraz @AutoConfigureMockMvc, co uruchamia pełny kontekst aplikacji Spring na losowym porcie i wstrzykuje instancję MockMvc do wykonywania żądań HTTP w testach. Profil @ActiveProfiles("test") pozwala na oddzielną konfigurację środowiska testowego.</w:t>
+      </w:r>
+    </w:p>
+    <w:p>
+      <w:pPr/>
+      <w:r>
+        <w:t>Zestaw zawiera 9 scenariuszy testowych pokrywających główne przepływy systemu: homeReturnsApiInfo weryfikuje, że strona startowa GET / zwraca obiekt JSON z polem apiBase równym "/api"; listParishesReturnsSeedData sprawdza, że GET /api/parishes zwraca dane startowe (parafia o id=1); seedEventExistsForIntentionAndAnnouncementTests potwierdza obecność zdarzenia startowego wymaganego przez kolejne testy; addFamilyMatchesBrunoTest tworzy rodzinę Kowalscy przez POST /api/families i weryfikuje odpowiedź 201 z poprawnymi polami; createGroupMatchesBrunoTest tworzy grupę Oaza Młodzieżowa przez POST /api/groups; addEmployeeMatchesBrunoTest dodaje pracownika przez POST /api/employees i sprawdza powiązanie z parafią; addIntentionMatchesBrunoTest dodaje intencję przez POST /api/intentions i weryfikuje obecność wygenerowanego id oraz poprawne eventId; addAnnouncementMatchesBrunoTest dodaje ogłoszenie przez POST /api/announcements; registerSacramentMatchesBrunoTest rejestruje udzielenie sakramentu przez POST /api/sacrament-administrations i weryfikuje powiązanie z parafianinem.</w:t>
+      </w:r>
+    </w:p>
+    <w:p>
+      <w:pPr/>
+      <w:r>
+        <w:t>Testy uruchamiane są poleceniem .\gradlew.bat test. Każdy scenariusz wykonuje realne żądanie HTTP przez MockMvc do działającego kontekstu aplikacji i sprawdza zarówno kod statusu HTTP (201 Created lub 200 OK), jak i strukturę zwróconego obiektu JSON przy użyciu asercji jsonPath. Raporty HTML z wynikami testów generowane są w katalogu build/reports/tests/test/ i archiwizowane automatycznie przez pipeline GitHub Actions.</w:t>
+      </w:r>
+    </w:p>
+    <w:p>
+      <w:pPr>
+        <w:pStyle w:val="Nagwek2"/>
+      </w:pPr>
+      <w:r>
+        <w:t>Repozytorium i wersjonowanie</w:t>
+      </w:r>
+    </w:p>
+    <w:p>
+      <w:pPr/>
+      <w:r>
+        <w:t>Kod źródłowy projektu przechowywany jest w publicznym repozytorium Git na platformie GitHub pod adresem https://github.com/Slasq/eParafia. Projekt prowadzony jest na jednej gałęzi głównej (main), do której trafiają wszystkie zmiany. Historia commitów odzwierciedla kolejne etapy prac: anglifikację kodu (nazwy pakietów, klas, pól encji i tabel bazy danych), implementację operacji PATCH i DELETE, filtrowanie list GET, naprawę obsługi częściowej aktualizacji pól relacyjnych oraz rozbudowę schematu o nowe encje i agregaty. Katalogi z danymi lokalnej bazy (data/) i plikami tymczasowymi pakietu Word (pliki zaczynające się od ~$) są wykluczone z wersjonowania wpisami w pliku .gitignore.</w:t>
       </w:r>
     </w:p>
     <w:p>
